--- a/optimization-gradient-descent.docx
+++ b/optimization-gradient-descent.docx
@@ -15,7 +15,7 @@
         <w:pStyle w:val="Date"/>
       </w:pPr>
       <w:r>
-        <w:t xml:space="preserve">Last modified: 2026-10-29 13:28:16 (PDT)</w:t>
+        <w:t xml:space="preserve">Last modified: 2026-10-29 14:56:31 (PDT)</w:t>
       </w:r>
     </w:p>
     <w:bookmarkStart w:id="130" w:name="sec-gradient-descent"/>

--- a/optimization-gradient-descent.docx
+++ b/optimization-gradient-descent.docx
@@ -15,7 +15,7 @@
         <w:pStyle w:val="Date"/>
       </w:pPr>
       <w:r>
-        <w:t xml:space="preserve">Last modified: 2026-10-29 14:56:31 (PDT)</w:t>
+        <w:t xml:space="preserve">Last modified: 2026-10-29 16:45:03 (PDT)</w:t>
       </w:r>
     </w:p>
     <w:bookmarkStart w:id="130" w:name="sec-gradient-descent"/>

--- a/optimization-gradient-descent.docx
+++ b/optimization-gradient-descent.docx
@@ -15,7 +15,7 @@
         <w:pStyle w:val="Date"/>
       </w:pPr>
       <w:r>
-        <w:t xml:space="preserve">Last modified: 2026-10-29 16:45:03 (PDT)</w:t>
+        <w:t xml:space="preserve">Last modified: 2026-10-29 20:01:11 (PDT)</w:t>
       </w:r>
     </w:p>
     <w:bookmarkStart w:id="130" w:name="sec-gradient-descent"/>

--- a/optimization-gradient-descent.docx
+++ b/optimization-gradient-descent.docx
@@ -15,7 +15,7 @@
         <w:pStyle w:val="Date"/>
       </w:pPr>
       <w:r>
-        <w:t xml:space="preserve">Last modified: 2026-10-29 20:01:11 (PDT)</w:t>
+        <w:t xml:space="preserve">Last modified: 2026-10-30 00:52:40 (PDT)</w:t>
       </w:r>
     </w:p>
     <w:bookmarkStart w:id="130" w:name="sec-gradient-descent"/>

--- a/optimization-gradient-descent.docx
+++ b/optimization-gradient-descent.docx
@@ -15,7 +15,7 @@
         <w:pStyle w:val="Date"/>
       </w:pPr>
       <w:r>
-        <w:t xml:space="preserve">Last modified: 2026-10-30 00:52:40 (PDT)</w:t>
+        <w:t xml:space="preserve">Last modified: 2026-10-30 02:22:19 (PDT)</w:t>
       </w:r>
     </w:p>
     <w:bookmarkStart w:id="130" w:name="sec-gradient-descent"/>

--- a/optimization-gradient-descent.docx
+++ b/optimization-gradient-descent.docx
@@ -15,7 +15,7 @@
         <w:pStyle w:val="Date"/>
       </w:pPr>
       <w:r>
-        <w:t xml:space="preserve">Last modified: 2026-10-30 02:22:19 (PDT)</w:t>
+        <w:t xml:space="preserve">Last modified: 2026-10-30 12:07:09 (PDT)</w:t>
       </w:r>
     </w:p>
     <w:bookmarkStart w:id="130" w:name="sec-gradient-descent"/>

--- a/optimization-gradient-descent.docx
+++ b/optimization-gradient-descent.docx
@@ -15,7 +15,7 @@
         <w:pStyle w:val="Date"/>
       </w:pPr>
       <w:r>
-        <w:t xml:space="preserve">Last modified: 2026-10-30 12:07:09 (PDT)</w:t>
+        <w:t xml:space="preserve">Last modified: 2026-10-30 13:54:56 (PDT)</w:t>
       </w:r>
     </w:p>
     <w:bookmarkStart w:id="130" w:name="sec-gradient-descent"/>

--- a/optimization-gradient-descent.docx
+++ b/optimization-gradient-descent.docx
@@ -15,7 +15,7 @@
         <w:pStyle w:val="Date"/>
       </w:pPr>
       <w:r>
-        <w:t xml:space="preserve">Last modified: 2026-10-30 13:54:56 (PDT)</w:t>
+        <w:t xml:space="preserve">Last modified: 2026-10-30 15:46:06 (PDT)</w:t>
       </w:r>
     </w:p>
     <w:bookmarkStart w:id="130" w:name="sec-gradient-descent"/>

--- a/optimization-gradient-descent.docx
+++ b/optimization-gradient-descent.docx
@@ -15,7 +15,7 @@
         <w:pStyle w:val="Date"/>
       </w:pPr>
       <w:r>
-        <w:t xml:space="preserve">Last modified: 2026-10-30 15:46:06 (PDT)</w:t>
+        <w:t xml:space="preserve">Last modified: 2026-10-30 17:15:43 (PDT)</w:t>
       </w:r>
     </w:p>
     <w:bookmarkStart w:id="130" w:name="sec-gradient-descent"/>

--- a/optimization-gradient-descent.docx
+++ b/optimization-gradient-descent.docx
@@ -15,7 +15,7 @@
         <w:pStyle w:val="Date"/>
       </w:pPr>
       <w:r>
-        <w:t xml:space="preserve">Last modified: 2026-10-30 17:15:43 (PDT)</w:t>
+        <w:t xml:space="preserve">Last modified: 2026-10-30 18:45:42 (PDT)</w:t>
       </w:r>
     </w:p>
     <w:bookmarkStart w:id="130" w:name="sec-gradient-descent"/>

--- a/optimization-gradient-descent.docx
+++ b/optimization-gradient-descent.docx
@@ -15,10 +15,10 @@
         <w:pStyle w:val="Date"/>
       </w:pPr>
       <w:r>
-        <w:t xml:space="preserve">Last modified: 2026-10-30 18:45:42 (PDT)</w:t>
+        <w:t xml:space="preserve">Last modified: 2026-10-30 21:18:12 (PDT)</w:t>
       </w:r>
     </w:p>
-    <w:bookmarkStart w:id="130" w:name="sec-gradient-descent"/>
+    <w:bookmarkStart w:id="143" w:name="sec-gradient-descent"/>
     <w:p>
       <w:pPr>
         <w:pStyle w:val="Heading2"/>
@@ -7100,7 +7100,7 @@
       </w:r>
     </w:p>
     <w:bookmarkEnd w:id="30"/>
-    <w:bookmarkStart w:id="31" w:name="def-rosenbrock-function"/>
+    <w:bookmarkStart w:id="32" w:name="def-gradient-flow"/>
     <w:p>
       <w:pPr>
         <w:pStyle w:val="FirstParagraph"/>
@@ -7110,34 +7110,27 @@
           <w:b/>
           <w:bCs/>
         </w:rPr>
-        <w:t xml:space="preserve">Definition 6 (Rosenbrock function)</w:t>
-      </w:r>
-      <w:r>
-        <w:t xml:space="preserve"> </w:t>
-      </w:r>
-      <w:r>
-        <w:t xml:space="preserve">The</w:t>
-      </w:r>
-      <w:r>
-        <w:t xml:space="preserve"> </w:t>
-      </w:r>
-      <w:r>
-        <w:rPr>
-          <w:b/>
-          <w:bCs/>
-        </w:rPr>
-        <w:t xml:space="preserve">Rosenbrock function</w:t>
-      </w:r>
-      <w:r>
-        <w:t xml:space="preserve"> </w:t>
-      </w:r>
-      <w:r>
-        <w:t xml:space="preserve">on</w:t>
+        <w:t xml:space="preserve">Definition 6 (Gradient flow)</w:t>
+      </w:r>
+      <w:r>
+        <w:t xml:space="preserve"> </w:t>
+      </w:r>
+      <w:r>
+        <w:t xml:space="preserve">Let</w:t>
       </w:r>
       <w:r>
         <w:t xml:space="preserve"> </w:t>
       </w:r>
       <m:oMath>
+        <m:r>
+          <m:t>f</m:t>
+        </m:r>
+        <m:r>
+          <m:rPr>
+            <m:sty m:val="p"/>
+          </m:rPr>
+          <m:t>:</m:t>
+        </m:r>
         <m:sSup>
           <m:e>
             <m:r>
@@ -7150,16 +7143,108 @@
           </m:e>
           <m:sup>
             <m:r>
-              <m:t>2</m:t>
+              <m:t>p</m:t>
             </m:r>
           </m:sup>
         </m:sSup>
+        <m:r>
+          <m:rPr>
+            <m:sty m:val="p"/>
+          </m:rPr>
+          <m:t>→</m:t>
+        </m:r>
+        <m:r>
+          <m:rPr>
+            <m:scr m:val="double-struck"/>
+            <m:sty m:val="p"/>
+          </m:rPr>
+          <m:t>R</m:t>
+        </m:r>
       </m:oMath>
       <w:r>
         <w:t xml:space="preserve"> </w:t>
       </w:r>
       <w:r>
-        <w:t xml:space="preserve">is</w:t>
+        <w:t xml:space="preserve">have first</w:t>
+      </w:r>
+      <w:r>
+        <w:t xml:space="preserve"> </w:t>
+      </w:r>
+      <w:hyperlink r:id="rId13">
+        <w:r>
+          <w:rPr>
+            <w:rStyle w:val="Hyperlink"/>
+          </w:rPr>
+          <w:t xml:space="preserve">partial derivatives</w:t>
+        </w:r>
+      </w:hyperlink>
+      <w:r>
+        <w:t xml:space="preserve">.</w:t>
+      </w:r>
+      <w:r>
+        <w:t xml:space="preserve"> </w:t>
+      </w:r>
+      <w:r>
+        <w:t xml:space="preserve">A</w:t>
+      </w:r>
+      <w:r>
+        <w:t xml:space="preserve"> </w:t>
+      </w:r>
+      <w:r>
+        <w:rPr>
+          <w:b/>
+          <w:bCs/>
+        </w:rPr>
+        <w:t xml:space="preserve">gradient flow</w:t>
+      </w:r>
+      <w:r>
+        <w:t xml:space="preserve"> </w:t>
+      </w:r>
+      <w:r>
+        <w:t xml:space="preserve">of</w:t>
+      </w:r>
+      <w:r>
+        <w:t xml:space="preserve"> </w:t>
+      </w:r>
+      <m:oMath>
+        <m:r>
+          <m:t>f</m:t>
+        </m:r>
+      </m:oMath>
+      <w:r>
+        <w:t xml:space="preserve"> </w:t>
+      </w:r>
+      <w:r>
+        <w:t xml:space="preserve">is a</w:t>
+      </w:r>
+      <w:r>
+        <w:t xml:space="preserve"> </w:t>
+      </w:r>
+      <w:hyperlink r:id="rId31">
+        <w:r>
+          <w:rPr>
+            <w:rStyle w:val="Hyperlink"/>
+          </w:rPr>
+          <w:t xml:space="preserve">differentiable</w:t>
+        </w:r>
+      </w:hyperlink>
+      <w:r>
+        <w:t xml:space="preserve"> </w:t>
+      </w:r>
+      <w:r>
+        <w:t xml:space="preserve">curve</w:t>
+      </w:r>
+      <w:r>
+        <w:t xml:space="preserve"> </w:t>
+      </w:r>
+      <w:r>
+        <w:t xml:space="preserve">$\mathord{\smash[b]{\underset{\raise.3ex\hbox{$\scriptstyle\sim$}}{x}}\vphantom{x}}: [0, \infty) \to \mathbb{R}^p$</w:t>
+      </w:r>
+      <w:r>
+        <w:t xml:space="preserve"> </w:t>
+      </w:r>
+      <w:r>
+        <w:t xml:space="preserve">that satisfies</w:t>
       </w:r>
     </w:p>
     <w:p>
@@ -7168,40 +7253,3235 @@
       </w:pPr>
       <w:r>
         <w:t xml:space="preserve">$$
-    f(\mathord{\smash[b]{\underset{\raise.3ex\hbox{$\scriptstyle\sim$}}{x}}\vphantom{x}}) \stackrel{\text{def}}{=}100\mathopen{}\left(x_2 - x_1^2\right)\mathclose{}^2 + \mathopen{}\left(1 - x_1\right)\mathclose{}^2,
-    \qquad \mathord{\smash[b]{\underset{\raise.3ex\hbox{$\scriptstyle\sim$}}{x}}\vphantom{x}}= {(x_1, x_2)}^{\top}.
+    \frac{d \mathord{\smash[b]{\underset{\raise.3ex\hbox{$\scriptstyle\sim$}}{x}}\vphantom{x}}(t)}{d t} = -\frac{\partial}{\partial \mathord{\smash[b]{\underset{\raise.3ex\hbox{$\scriptstyle\sim$}}{x}}\vphantom{x}}} f(\mathord{\smash[b]{\underset{\raise.3ex\hbox{$\scriptstyle\sim$}}{x}}\vphantom{x}}(t)).
     $$</w:t>
       </w:r>
+    </w:p>
+    <w:bookmarkEnd w:id="32"/>
+    <w:bookmarkStart w:id="33" w:name="exm-gradient-flow"/>
+    <w:p>
+      <w:pPr>
+        <w:pStyle w:val="FirstParagraph"/>
+      </w:pPr>
+      <w:r>
+        <w:rPr>
+          <w:b/>
+          <w:bCs/>
+        </w:rPr>
+        <w:t xml:space="preserve">Example 7 (Gradient descent follows the gradient flow)</w:t>
+      </w:r>
+      <w:r>
+        <w:t xml:space="preserve"> </w:t>
+      </w:r>
+      <w:r>
+        <w:t xml:space="preserve">Let</w:t>
+      </w:r>
+      <w:r>
+        <w:t xml:space="preserve"> </w:t>
+      </w:r>
+      <m:oMath>
+        <m:r>
+          <m:t>f</m:t>
+        </m:r>
+        <m:r>
+          <m:rPr>
+            <m:sty m:val="p"/>
+          </m:rPr>
+          <m:t>(</m:t>
+        </m:r>
+        <m:r>
+          <m:t>x</m:t>
+        </m:r>
+        <m:r>
+          <m:rPr>
+            <m:sty m:val="p"/>
+          </m:rPr>
+          <m:t>)</m:t>
+        </m:r>
+        <m:r>
+          <m:rPr>
+            <m:sty m:val="p"/>
+          </m:rPr>
+          <m:t>=</m:t>
+        </m:r>
+        <m:f>
+          <m:fPr>
+            <m:type m:val="lin"/>
+          </m:fPr>
+          <m:num>
+            <m:r>
+              <m:t>1</m:t>
+            </m:r>
+          </m:num>
+          <m:den>
+            <m:r>
+              <m:t>2</m:t>
+            </m:r>
+          </m:den>
+        </m:f>
+        <m:sSup>
+          <m:e>
+            <m:r>
+              <m:t>x</m:t>
+            </m:r>
+          </m:e>
+          <m:sup>
+            <m:r>
+              <m:t>2</m:t>
+            </m:r>
+          </m:sup>
+        </m:sSup>
+      </m:oMath>
+      <w:r>
+        <w:t xml:space="preserve"> </w:t>
+      </w:r>
+      <w:r>
+        <w:t xml:space="preserve">on</w:t>
+      </w:r>
+      <w:r>
+        <w:t xml:space="preserve"> </w:t>
+      </w:r>
+      <m:oMath>
+        <m:r>
+          <m:rPr>
+            <m:scr m:val="double-struck"/>
+            <m:sty m:val="p"/>
+          </m:rPr>
+          <m:t>R</m:t>
+        </m:r>
+      </m:oMath>
+      <w:r>
+        <w:t xml:space="preserve">, so</w:t>
+      </w:r>
+      <w:r>
+        <w:t xml:space="preserve"> </w:t>
+      </w:r>
+      <m:oMath>
+        <m:f>
+          <m:fPr>
+            <m:type m:val="bar"/>
+          </m:fPr>
+          <m:num>
+            <m:r>
+              <m:rPr>
+                <m:sty m:val="p"/>
+              </m:rPr>
+              <m:t>∂</m:t>
+            </m:r>
+          </m:num>
+          <m:den>
+            <m:r>
+              <m:rPr>
+                <m:sty m:val="p"/>
+              </m:rPr>
+              <m:t>∂</m:t>
+            </m:r>
+            <m:r>
+              <m:t>x</m:t>
+            </m:r>
+          </m:den>
+        </m:f>
+        <m:r>
+          <m:t>f</m:t>
+        </m:r>
+        <m:r>
+          <m:rPr>
+            <m:sty m:val="p"/>
+          </m:rPr>
+          <m:t>(</m:t>
+        </m:r>
+        <m:r>
+          <m:t>x</m:t>
+        </m:r>
+        <m:r>
+          <m:rPr>
+            <m:sty m:val="p"/>
+          </m:rPr>
+          <m:t>)</m:t>
+        </m:r>
+        <m:r>
+          <m:rPr>
+            <m:sty m:val="p"/>
+          </m:rPr>
+          <m:t>=</m:t>
+        </m:r>
+        <m:r>
+          <m:t>x</m:t>
+        </m:r>
+      </m:oMath>
+      <w:r>
+        <w:t xml:space="preserve">.</w:t>
+      </w:r>
+      <w:r>
+        <w:t xml:space="preserve"> </w:t>
+      </w:r>
+      <w:r>
+        <w:t xml:space="preserve">The gradient flow (</w:t>
+      </w:r>
+      <w:hyperlink w:anchor="def-gradient-flow">
+        <w:r>
+          <w:rPr>
+            <w:rStyle w:val="Hyperlink"/>
+          </w:rPr>
+          <w:t xml:space="preserve">Definition 6</w:t>
+        </w:r>
+      </w:hyperlink>
+      <w:r>
+        <w:t xml:space="preserve">) from</w:t>
+      </w:r>
+      <w:r>
+        <w:t xml:space="preserve"> </w:t>
+      </w:r>
+      <m:oMath>
+        <m:r>
+          <m:t>x</m:t>
+        </m:r>
+        <m:r>
+          <m:rPr>
+            <m:sty m:val="p"/>
+          </m:rPr>
+          <m:t>(</m:t>
+        </m:r>
+        <m:r>
+          <m:t>0</m:t>
+        </m:r>
+        <m:r>
+          <m:rPr>
+            <m:sty m:val="p"/>
+          </m:rPr>
+          <m:t>)</m:t>
+        </m:r>
+        <m:r>
+          <m:rPr>
+            <m:sty m:val="p"/>
+          </m:rPr>
+          <m:t>=</m:t>
+        </m:r>
+        <m:sSub>
+          <m:e>
+            <m:r>
+              <m:t>x</m:t>
+            </m:r>
+          </m:e>
+          <m:sub>
+            <m:r>
+              <m:t>0</m:t>
+            </m:r>
+          </m:sub>
+        </m:sSub>
+      </m:oMath>
+      <w:r>
+        <w:t xml:space="preserve"> </w:t>
+      </w:r>
+      <w:r>
+        <w:t xml:space="preserve">solves</w:t>
+      </w:r>
+      <w:r>
+        <w:t xml:space="preserve"> </w:t>
+      </w:r>
+      <m:oMath>
+        <m:f>
+          <m:fPr>
+            <m:type m:val="bar"/>
+          </m:fPr>
+          <m:num>
+            <m:r>
+              <m:t>d</m:t>
+            </m:r>
+            <m:r>
+              <m:t>x</m:t>
+            </m:r>
+            <m:r>
+              <m:rPr>
+                <m:sty m:val="p"/>
+              </m:rPr>
+              <m:t>(</m:t>
+            </m:r>
+            <m:r>
+              <m:t>t</m:t>
+            </m:r>
+            <m:r>
+              <m:rPr>
+                <m:sty m:val="p"/>
+              </m:rPr>
+              <m:t>)</m:t>
+            </m:r>
+          </m:num>
+          <m:den>
+            <m:r>
+              <m:t>d</m:t>
+            </m:r>
+            <m:r>
+              <m:t>t</m:t>
+            </m:r>
+          </m:den>
+        </m:f>
+        <m:r>
+          <m:rPr>
+            <m:sty m:val="p"/>
+          </m:rPr>
+          <m:t>=</m:t>
+        </m:r>
+        <m:r>
+          <m:rPr>
+            <m:sty m:val="p"/>
+          </m:rPr>
+          <m:t>−</m:t>
+        </m:r>
+        <m:r>
+          <m:t>x</m:t>
+        </m:r>
+        <m:r>
+          <m:rPr>
+            <m:sty m:val="p"/>
+          </m:rPr>
+          <m:t>(</m:t>
+        </m:r>
+        <m:r>
+          <m:t>t</m:t>
+        </m:r>
+        <m:r>
+          <m:rPr>
+            <m:sty m:val="p"/>
+          </m:rPr>
+          <m:t>)</m:t>
+        </m:r>
+      </m:oMath>
+      <w:r>
+        <w:t xml:space="preserve">,</w:t>
+      </w:r>
+      <w:r>
+        <w:t xml:space="preserve"> </w:t>
+      </w:r>
+      <w:r>
+        <w:t xml:space="preserve">whose solution is</w:t>
+      </w:r>
+    </w:p>
+    <w:p>
+      <w:pPr>
+        <w:pStyle w:val="BodyText"/>
+      </w:pPr>
+      <m:oMathPara>
+        <m:oMathParaPr>
+          <m:jc m:val="center"/>
+        </m:oMathParaPr>
+        <m:oMath>
+          <m:r>
+            <m:t>x</m:t>
+          </m:r>
+          <m:r>
+            <m:rPr>
+              <m:sty m:val="p"/>
+            </m:rPr>
+            <m:t>(</m:t>
+          </m:r>
+          <m:r>
+            <m:t>t</m:t>
+          </m:r>
+          <m:r>
+            <m:rPr>
+              <m:sty m:val="p"/>
+            </m:rPr>
+            <m:t>)</m:t>
+          </m:r>
+          <m:r>
+            <m:rPr>
+              <m:sty m:val="p"/>
+            </m:rPr>
+            <m:t>=</m:t>
+          </m:r>
+          <m:sSub>
+            <m:e>
+              <m:r>
+                <m:t>x</m:t>
+              </m:r>
+            </m:e>
+            <m:sub>
+              <m:r>
+                <m:t>0</m:t>
+              </m:r>
+            </m:sub>
+          </m:sSub>
+          <m:r>
+            <m:t> </m:t>
+          </m:r>
+          <m:r>
+            <m:rPr>
+              <m:sty m:val="p"/>
+            </m:rPr>
+            <m:t>exp</m:t>
+          </m:r>
+          <m:r>
+            <m:t>​</m:t>
+          </m:r>
+          <m:d>
+            <m:dPr>
+              <m:begChr m:val="{"/>
+              <m:sepChr m:val=""/>
+              <m:endChr m:val="}"/>
+              <m:grow/>
+            </m:dPr>
+            <m:e>
+              <m:r>
+                <m:rPr>
+                  <m:sty m:val="p"/>
+                </m:rPr>
+                <m:t>−</m:t>
+              </m:r>
+              <m:r>
+                <m:t>t</m:t>
+              </m:r>
+            </m:e>
+          </m:d>
+          <m:r>
+            <m:t>​</m:t>
+          </m:r>
+          <m:r>
+            <m:rPr>
+              <m:sty m:val="p"/>
+            </m:rPr>
+            <m:t>.</m:t>
+          </m:r>
+        </m:oMath>
+      </m:oMathPara>
     </w:p>
     <w:p>
       <w:pPr>
         <w:pStyle w:val="FirstParagraph"/>
       </w:pPr>
-      <w:r>
-        <w:t xml:space="preserve">It is a standard test problem for optimizers</w:t>
-      </w:r>
-      <w:r>
-        <w:t xml:space="preserve"> </w:t>
-      </w:r>
-      <w:r>
-        <w:t xml:space="preserve">[3]</w:t>
-      </w:r>
-      <w:r>
-        <w:t xml:space="preserve">.</w:t>
+      <w:hyperlink w:anchor="def-gradient-descent">
+        <w:r>
+          <w:rPr>
+            <w:rStyle w:val="Hyperlink"/>
+          </w:rPr>
+          <w:t xml:space="preserve">Gradient descent</w:t>
+        </w:r>
+      </w:hyperlink>
+      <w:r>
+        <w:t xml:space="preserve"> </w:t>
+      </w:r>
+      <w:r>
+        <w:t xml:space="preserve">with a fixed</w:t>
+      </w:r>
+      <w:r>
+        <w:t xml:space="preserve"> </w:t>
+      </w:r>
+      <w:hyperlink w:anchor="def-gradient-descent">
+        <w:r>
+          <w:rPr>
+            <w:rStyle w:val="Hyperlink"/>
+          </w:rPr>
+          <w:t xml:space="preserve">step length</w:t>
+        </w:r>
+      </w:hyperlink>
+      <w:r>
+        <w:t xml:space="preserve"> </w:t>
+      </w:r>
+      <m:oMath>
+        <m:r>
+          <m:t>s</m:t>
+        </m:r>
+      </m:oMath>
+      <w:r>
+        <w:t xml:space="preserve"> </w:t>
+      </w:r>
+      <w:r>
+        <w:t xml:space="preserve">multiplies</w:t>
+      </w:r>
+      <w:r>
+        <w:t xml:space="preserve"> </w:t>
+      </w:r>
+      <m:oMath>
+        <m:r>
+          <m:t>x</m:t>
+        </m:r>
+      </m:oMath>
+      <w:r>
+        <w:t xml:space="preserve"> </w:t>
+      </w:r>
+      <w:r>
+        <w:t xml:space="preserve">by</w:t>
+      </w:r>
+      <w:r>
+        <w:t xml:space="preserve"> </w:t>
+      </w:r>
+      <m:oMath>
+        <m:r>
+          <m:t>1</m:t>
+        </m:r>
+        <m:r>
+          <m:rPr>
+            <m:sty m:val="p"/>
+          </m:rPr>
+          <m:t>−</m:t>
+        </m:r>
+        <m:r>
+          <m:t>s</m:t>
+        </m:r>
+      </m:oMath>
+      <w:r>
+        <w:t xml:space="preserve"> </w:t>
+      </w:r>
+      <w:r>
+        <w:t xml:space="preserve">at each step,</w:t>
+      </w:r>
+      <w:r>
+        <w:t xml:space="preserve"> </w:t>
+      </w:r>
+      <w:r>
+        <w:t xml:space="preserve">so after</w:t>
+      </w:r>
+      <w:r>
+        <w:t xml:space="preserve"> </w:t>
+      </w:r>
+      <m:oMath>
+        <m:r>
+          <m:t>k</m:t>
+        </m:r>
+      </m:oMath>
+      <w:r>
+        <w:t xml:space="preserve"> </w:t>
+      </w:r>
+      <w:r>
+        <w:t xml:space="preserve">steps it has reached time</w:t>
+      </w:r>
+      <w:r>
+        <w:t xml:space="preserve"> </w:t>
+      </w:r>
+      <m:oMath>
+        <m:r>
+          <m:t>t</m:t>
+        </m:r>
+        <m:r>
+          <m:rPr>
+            <m:sty m:val="p"/>
+          </m:rPr>
+          <m:t>=</m:t>
+        </m:r>
+        <m:r>
+          <m:t>k</m:t>
+        </m:r>
+        <m:r>
+          <m:t>s</m:t>
+        </m:r>
+      </m:oMath>
+      <w:r>
+        <w:t xml:space="preserve"> </w:t>
+      </w:r>
+      <w:r>
+        <w:t xml:space="preserve">with</w:t>
       </w:r>
     </w:p>
-    <w:bookmarkEnd w:id="31"/>
-    <w:bookmarkStart w:id="36" w:name="exm-rosenbrock-function"/>
     <w:p>
       <w:pPr>
         <w:pStyle w:val="BodyText"/>
       </w:pPr>
+      <m:oMathPara>
+        <m:oMathParaPr>
+          <m:jc m:val="center"/>
+        </m:oMathParaPr>
+        <m:oMath>
+          <m:sSup>
+            <m:e>
+              <m:r>
+                <m:t>x</m:t>
+              </m:r>
+            </m:e>
+            <m:sup>
+              <m:r>
+                <m:rPr>
+                  <m:sty m:val="p"/>
+                </m:rPr>
+                <m:t>(</m:t>
+              </m:r>
+              <m:r>
+                <m:t>k</m:t>
+              </m:r>
+              <m:r>
+                <m:rPr>
+                  <m:sty m:val="p"/>
+                </m:rPr>
+                <m:t>)</m:t>
+              </m:r>
+            </m:sup>
+          </m:sSup>
+          <m:r>
+            <m:rPr>
+              <m:sty m:val="p"/>
+            </m:rPr>
+            <m:t>=</m:t>
+          </m:r>
+          <m:sSub>
+            <m:e>
+              <m:r>
+                <m:t>x</m:t>
+              </m:r>
+            </m:e>
+            <m:sub>
+              <m:r>
+                <m:t>0</m:t>
+              </m:r>
+            </m:sub>
+          </m:sSub>
+          <m:r>
+            <m:t> </m:t>
+          </m:r>
+          <m:r>
+            <m:rPr>
+              <m:sty m:val="p"/>
+            </m:rPr>
+            <m:t>(</m:t>
+          </m:r>
+          <m:r>
+            <m:t>1</m:t>
+          </m:r>
+          <m:r>
+            <m:rPr>
+              <m:sty m:val="p"/>
+            </m:rPr>
+            <m:t>−</m:t>
+          </m:r>
+          <m:r>
+            <m:t>s</m:t>
+          </m:r>
+          <m:sSup>
+            <m:e>
+              <m:r>
+                <m:rPr>
+                  <m:sty m:val="p"/>
+                </m:rPr>
+                <m:t>)</m:t>
+              </m:r>
+            </m:e>
+            <m:sup>
+              <m:r>
+                <m:t>k</m:t>
+              </m:r>
+            </m:sup>
+          </m:sSup>
+          <m:r>
+            <m:rPr>
+              <m:sty m:val="p"/>
+            </m:rPr>
+            <m:t>.</m:t>
+          </m:r>
+        </m:oMath>
+      </m:oMathPara>
+    </w:p>
+    <w:p>
+      <w:pPr>
+        <w:pStyle w:val="FirstParagraph"/>
+      </w:pPr>
+      <w:r>
+        <w:t xml:space="preserve">Start at</w:t>
+      </w:r>
+      <w:r>
+        <w:t xml:space="preserve"> </w:t>
+      </w:r>
+      <m:oMath>
+        <m:sSub>
+          <m:e>
+            <m:r>
+              <m:t>x</m:t>
+            </m:r>
+          </m:e>
+          <m:sub>
+            <m:r>
+              <m:t>0</m:t>
+            </m:r>
+          </m:sub>
+        </m:sSub>
+        <m:r>
+          <m:rPr>
+            <m:sty m:val="p"/>
+          </m:rPr>
+          <m:t>=</m:t>
+        </m:r>
+        <m:r>
+          <m:t>1</m:t>
+        </m:r>
+      </m:oMath>
+      <w:r>
+        <w:t xml:space="preserve"> </w:t>
+      </w:r>
+      <w:r>
+        <w:t xml:space="preserve">and run to time</w:t>
+      </w:r>
+      <w:r>
+        <w:t xml:space="preserve"> </w:t>
+      </w:r>
+      <m:oMath>
+        <m:r>
+          <m:t>t</m:t>
+        </m:r>
+        <m:r>
+          <m:rPr>
+            <m:sty m:val="p"/>
+          </m:rPr>
+          <m:t>=</m:t>
+        </m:r>
+        <m:r>
+          <m:t>1</m:t>
+        </m:r>
+      </m:oMath>
+      <w:r>
+        <w:t xml:space="preserve">:</w:t>
+      </w:r>
+    </w:p>
+    <w:p>
+      <w:pPr>
+        <w:pStyle w:val="Heading3"/>
+      </w:pPr>
+      <w:r>
+        <w:t xml:space="preserve">R</w:t>
+      </w:r>
+    </w:p>
+    <w:p>
+      <w:pPr>
+        <w:pStyle w:val="SourceCode"/>
+      </w:pPr>
+      <w:r>
+        <w:rPr>
+          <w:rStyle w:val="NormalTok"/>
+        </w:rPr>
+        <w:t xml:space="preserve">x0_gf </w:t>
+      </w:r>
+      <w:r>
+        <w:rPr>
+          <w:rStyle w:val="OtherTok"/>
+        </w:rPr>
+        <w:t xml:space="preserve">&lt;-</w:t>
+      </w:r>
+      <w:r>
+        <w:rPr>
+          <w:rStyle w:val="NormalTok"/>
+        </w:rPr>
+        <w:t xml:space="preserve"> </w:t>
+      </w:r>
+      <w:r>
+        <w:rPr>
+          <w:rStyle w:val="DecValTok"/>
+        </w:rPr>
+        <w:t xml:space="preserve">1</w:t>
+      </w:r>
+      <w:r>
+        <w:br/>
+      </w:r>
+      <w:r>
+        <w:rPr>
+          <w:rStyle w:val="NormalTok"/>
+        </w:rPr>
+        <w:t xml:space="preserve">t_gf </w:t>
+      </w:r>
+      <w:r>
+        <w:rPr>
+          <w:rStyle w:val="OtherTok"/>
+        </w:rPr>
+        <w:t xml:space="preserve">&lt;-</w:t>
+      </w:r>
+      <w:r>
+        <w:rPr>
+          <w:rStyle w:val="NormalTok"/>
+        </w:rPr>
+        <w:t xml:space="preserve"> </w:t>
+      </w:r>
+      <w:r>
+        <w:rPr>
+          <w:rStyle w:val="DecValTok"/>
+        </w:rPr>
+        <w:t xml:space="preserve">1</w:t>
+      </w:r>
+      <w:r>
+        <w:br/>
+      </w:r>
+      <w:r>
+        <w:rPr>
+          <w:rStyle w:val="NormalTok"/>
+        </w:rPr>
+        <w:t xml:space="preserve">s_gf </w:t>
+      </w:r>
+      <w:r>
+        <w:rPr>
+          <w:rStyle w:val="OtherTok"/>
+        </w:rPr>
+        <w:t xml:space="preserve">&lt;-</w:t>
+      </w:r>
+      <w:r>
+        <w:rPr>
+          <w:rStyle w:val="NormalTok"/>
+        </w:rPr>
+        <w:t xml:space="preserve"> </w:t>
+      </w:r>
+      <w:r>
+        <w:rPr>
+          <w:rStyle w:val="FunctionTok"/>
+        </w:rPr>
+        <w:t xml:space="preserve">c</w:t>
+      </w:r>
+      <w:r>
+        <w:rPr>
+          <w:rStyle w:val="NormalTok"/>
+        </w:rPr>
+        <w:t xml:space="preserve">(</w:t>
+      </w:r>
+      <w:r>
+        <w:rPr>
+          <w:rStyle w:val="FloatTok"/>
+        </w:rPr>
+        <w:t xml:space="preserve">0.5</w:t>
+      </w:r>
+      <w:r>
+        <w:rPr>
+          <w:rStyle w:val="NormalTok"/>
+        </w:rPr>
+        <w:t xml:space="preserve">, </w:t>
+      </w:r>
+      <w:r>
+        <w:rPr>
+          <w:rStyle w:val="FloatTok"/>
+        </w:rPr>
+        <w:t xml:space="preserve">0.01</w:t>
+      </w:r>
+      <w:r>
+        <w:rPr>
+          <w:rStyle w:val="NormalTok"/>
+        </w:rPr>
+        <w:t xml:space="preserve">)</w:t>
+      </w:r>
+      <w:r>
+        <w:br/>
+      </w:r>
+      <w:r>
+        <w:rPr>
+          <w:rStyle w:val="NormalTok"/>
+        </w:rPr>
+        <w:t xml:space="preserve">descent_gf </w:t>
+      </w:r>
+      <w:r>
+        <w:rPr>
+          <w:rStyle w:val="OtherTok"/>
+        </w:rPr>
+        <w:t xml:space="preserve">&lt;-</w:t>
+      </w:r>
+      <w:r>
+        <w:rPr>
+          <w:rStyle w:val="NormalTok"/>
+        </w:rPr>
+        <w:t xml:space="preserve"> x0_gf </w:t>
+      </w:r>
+      <w:r>
+        <w:rPr>
+          <w:rStyle w:val="SpecialCharTok"/>
+        </w:rPr>
+        <w:t xml:space="preserve">*</w:t>
+      </w:r>
+      <w:r>
+        <w:rPr>
+          <w:rStyle w:val="NormalTok"/>
+        </w:rPr>
+        <w:t xml:space="preserve"> (</w:t>
+      </w:r>
+      <w:r>
+        <w:rPr>
+          <w:rStyle w:val="DecValTok"/>
+        </w:rPr>
+        <w:t xml:space="preserve">1</w:t>
+      </w:r>
+      <w:r>
+        <w:rPr>
+          <w:rStyle w:val="NormalTok"/>
+        </w:rPr>
+        <w:t xml:space="preserve"> </w:t>
+      </w:r>
+      <w:r>
+        <w:rPr>
+          <w:rStyle w:val="SpecialCharTok"/>
+        </w:rPr>
+        <w:t xml:space="preserve">-</w:t>
+      </w:r>
+      <w:r>
+        <w:rPr>
+          <w:rStyle w:val="NormalTok"/>
+        </w:rPr>
+        <w:t xml:space="preserve"> s_gf)</w:t>
+      </w:r>
+      <w:r>
+        <w:rPr>
+          <w:rStyle w:val="SpecialCharTok"/>
+        </w:rPr>
+        <w:t xml:space="preserve">^</w:t>
+      </w:r>
+      <w:r>
+        <w:rPr>
+          <w:rStyle w:val="NormalTok"/>
+        </w:rPr>
+        <w:t xml:space="preserve">(t_gf </w:t>
+      </w:r>
+      <w:r>
+        <w:rPr>
+          <w:rStyle w:val="SpecialCharTok"/>
+        </w:rPr>
+        <w:t xml:space="preserve">/</w:t>
+      </w:r>
+      <w:r>
+        <w:rPr>
+          <w:rStyle w:val="NormalTok"/>
+        </w:rPr>
+        <w:t xml:space="preserve"> s_gf)</w:t>
+      </w:r>
+      <w:r>
+        <w:br/>
+      </w:r>
+      <w:r>
+        <w:rPr>
+          <w:rStyle w:val="NormalTok"/>
+        </w:rPr>
+        <w:t xml:space="preserve">flow_gf </w:t>
+      </w:r>
+      <w:r>
+        <w:rPr>
+          <w:rStyle w:val="OtherTok"/>
+        </w:rPr>
+        <w:t xml:space="preserve">&lt;-</w:t>
+      </w:r>
+      <w:r>
+        <w:rPr>
+          <w:rStyle w:val="NormalTok"/>
+        </w:rPr>
+        <w:t xml:space="preserve"> x0_gf </w:t>
+      </w:r>
+      <w:r>
+        <w:rPr>
+          <w:rStyle w:val="SpecialCharTok"/>
+        </w:rPr>
+        <w:t xml:space="preserve">*</w:t>
+      </w:r>
+      <w:r>
+        <w:rPr>
+          <w:rStyle w:val="NormalTok"/>
+        </w:rPr>
+        <w:t xml:space="preserve"> </w:t>
+      </w:r>
+      <w:r>
+        <w:rPr>
+          <w:rStyle w:val="FunctionTok"/>
+        </w:rPr>
+        <w:t xml:space="preserve">exp</w:t>
+      </w:r>
+      <w:r>
+        <w:rPr>
+          <w:rStyle w:val="NormalTok"/>
+        </w:rPr>
+        <w:t xml:space="preserve">(</w:t>
+      </w:r>
+      <w:r>
+        <w:rPr>
+          <w:rStyle w:val="SpecialCharTok"/>
+        </w:rPr>
+        <w:t xml:space="preserve">-</w:t>
+      </w:r>
+      <w:r>
+        <w:rPr>
+          <w:rStyle w:val="NormalTok"/>
+        </w:rPr>
+        <w:t xml:space="preserve">t_gf)</w:t>
+      </w:r>
+      <w:r>
+        <w:br/>
+      </w:r>
+      <w:r>
+        <w:rPr>
+          <w:rStyle w:val="NormalTok"/>
+        </w:rPr>
+        <w:t xml:space="preserve">values_gf </w:t>
+      </w:r>
+      <w:r>
+        <w:rPr>
+          <w:rStyle w:val="OtherTok"/>
+        </w:rPr>
+        <w:t xml:space="preserve">&lt;-</w:t>
+      </w:r>
+      <w:r>
+        <w:rPr>
+          <w:rStyle w:val="NormalTok"/>
+        </w:rPr>
+        <w:t xml:space="preserve"> </w:t>
+      </w:r>
+      <w:r>
+        <w:rPr>
+          <w:rStyle w:val="FunctionTok"/>
+        </w:rPr>
+        <w:t xml:space="preserve">c</w:t>
+      </w:r>
+      <w:r>
+        <w:rPr>
+          <w:rStyle w:val="NormalTok"/>
+        </w:rPr>
+        <w:t xml:space="preserve">(descent_gf, </w:t>
+      </w:r>
+      <w:r>
+        <w:rPr>
+          <w:rStyle w:val="AttributeTok"/>
+        </w:rPr>
+        <w:t xml:space="preserve">flow =</w:t>
+      </w:r>
+      <w:r>
+        <w:rPr>
+          <w:rStyle w:val="NormalTok"/>
+        </w:rPr>
+        <w:t xml:space="preserve"> flow_gf)</w:t>
+      </w:r>
+      <w:r>
+        <w:br/>
+      </w:r>
+      <w:r>
+        <w:rPr>
+          <w:rStyle w:val="FunctionTok"/>
+        </w:rPr>
+        <w:t xml:space="preserve">round</w:t>
+      </w:r>
+      <w:r>
+        <w:rPr>
+          <w:rStyle w:val="NormalTok"/>
+        </w:rPr>
+        <w:t xml:space="preserve">(values_gf, </w:t>
+      </w:r>
+      <w:r>
+        <w:rPr>
+          <w:rStyle w:val="DecValTok"/>
+        </w:rPr>
+        <w:t xml:space="preserve">4</w:t>
+      </w:r>
+      <w:r>
+        <w:rPr>
+          <w:rStyle w:val="NormalTok"/>
+        </w:rPr>
+        <w:t xml:space="preserve">)</w:t>
+      </w:r>
+      <w:r>
+        <w:br/>
+      </w:r>
+      <w:r>
+        <w:rPr>
+          <w:rStyle w:val="CommentTok"/>
+        </w:rPr>
+        <w:t xml:space="preserve">#&gt;                 flow </w:t>
+      </w:r>
+      <w:r>
+        <w:br/>
+      </w:r>
+      <w:r>
+        <w:rPr>
+          <w:rStyle w:val="CommentTok"/>
+        </w:rPr>
+        <w:t xml:space="preserve">#&gt; 0.2500 0.3660 0.3679</w:t>
+      </w:r>
+    </w:p>
+    <w:p>
+      <w:pPr>
+        <w:pStyle w:val="Heading3"/>
+      </w:pPr>
+      <w:r>
+        <w:t xml:space="preserve">Python</w:t>
+      </w:r>
+    </w:p>
+    <w:p>
+      <w:pPr>
+        <w:pStyle w:val="SourceCode"/>
+      </w:pPr>
+      <w:r>
+        <w:rPr>
+          <w:rStyle w:val="ImportTok"/>
+        </w:rPr>
+        <w:t xml:space="preserve">import</w:t>
+      </w:r>
+      <w:r>
+        <w:rPr>
+          <w:rStyle w:val="NormalTok"/>
+        </w:rPr>
+        <w:t xml:space="preserve"> numpy </w:t>
+      </w:r>
+      <w:r>
+        <w:rPr>
+          <w:rStyle w:val="ImportTok"/>
+        </w:rPr>
+        <w:t xml:space="preserve">as</w:t>
+      </w:r>
+      <w:r>
+        <w:rPr>
+          <w:rStyle w:val="NormalTok"/>
+        </w:rPr>
+        <w:t xml:space="preserve"> np</w:t>
+      </w:r>
+      <w:r>
+        <w:br/>
+      </w:r>
+      <w:r>
+        <w:br/>
+      </w:r>
+      <w:r>
+        <w:rPr>
+          <w:rStyle w:val="NormalTok"/>
+        </w:rPr>
+        <w:t xml:space="preserve">x0_gf, t_gf </w:t>
+      </w:r>
+      <w:r>
+        <w:rPr>
+          <w:rStyle w:val="OperatorTok"/>
+        </w:rPr>
+        <w:t xml:space="preserve">=</w:t>
+      </w:r>
+      <w:r>
+        <w:rPr>
+          <w:rStyle w:val="NormalTok"/>
+        </w:rPr>
+        <w:t xml:space="preserve"> </w:t>
+      </w:r>
+      <w:r>
+        <w:rPr>
+          <w:rStyle w:val="FloatTok"/>
+        </w:rPr>
+        <w:t xml:space="preserve">1.0</w:t>
+      </w:r>
+      <w:r>
+        <w:rPr>
+          <w:rStyle w:val="NormalTok"/>
+        </w:rPr>
+        <w:t xml:space="preserve">, </w:t>
+      </w:r>
+      <w:r>
+        <w:rPr>
+          <w:rStyle w:val="FloatTok"/>
+        </w:rPr>
+        <w:t xml:space="preserve">1.0</w:t>
+      </w:r>
+      <w:r>
+        <w:br/>
+      </w:r>
+      <w:r>
+        <w:rPr>
+          <w:rStyle w:val="NormalTok"/>
+        </w:rPr>
+        <w:t xml:space="preserve">s_gf </w:t>
+      </w:r>
+      <w:r>
+        <w:rPr>
+          <w:rStyle w:val="OperatorTok"/>
+        </w:rPr>
+        <w:t xml:space="preserve">=</w:t>
+      </w:r>
+      <w:r>
+        <w:rPr>
+          <w:rStyle w:val="NormalTok"/>
+        </w:rPr>
+        <w:t xml:space="preserve"> np.array([</w:t>
+      </w:r>
+      <w:r>
+        <w:rPr>
+          <w:rStyle w:val="FloatTok"/>
+        </w:rPr>
+        <w:t xml:space="preserve">0.5</w:t>
+      </w:r>
+      <w:r>
+        <w:rPr>
+          <w:rStyle w:val="NormalTok"/>
+        </w:rPr>
+        <w:t xml:space="preserve">, </w:t>
+      </w:r>
+      <w:r>
+        <w:rPr>
+          <w:rStyle w:val="FloatTok"/>
+        </w:rPr>
+        <w:t xml:space="preserve">0.01</w:t>
+      </w:r>
+      <w:r>
+        <w:rPr>
+          <w:rStyle w:val="NormalTok"/>
+        </w:rPr>
+        <w:t xml:space="preserve">])</w:t>
+      </w:r>
+      <w:r>
+        <w:br/>
+      </w:r>
+      <w:r>
+        <w:rPr>
+          <w:rStyle w:val="NormalTok"/>
+        </w:rPr>
+        <w:t xml:space="preserve">descent_gf </w:t>
+      </w:r>
+      <w:r>
+        <w:rPr>
+          <w:rStyle w:val="OperatorTok"/>
+        </w:rPr>
+        <w:t xml:space="preserve">=</w:t>
+      </w:r>
+      <w:r>
+        <w:rPr>
+          <w:rStyle w:val="NormalTok"/>
+        </w:rPr>
+        <w:t xml:space="preserve"> x0_gf </w:t>
+      </w:r>
+      <w:r>
+        <w:rPr>
+          <w:rStyle w:val="OperatorTok"/>
+        </w:rPr>
+        <w:t xml:space="preserve">*</w:t>
+      </w:r>
+      <w:r>
+        <w:rPr>
+          <w:rStyle w:val="NormalTok"/>
+        </w:rPr>
+        <w:t xml:space="preserve"> (</w:t>
+      </w:r>
+      <w:r>
+        <w:rPr>
+          <w:rStyle w:val="DecValTok"/>
+        </w:rPr>
+        <w:t xml:space="preserve">1</w:t>
+      </w:r>
+      <w:r>
+        <w:rPr>
+          <w:rStyle w:val="NormalTok"/>
+        </w:rPr>
+        <w:t xml:space="preserve"> </w:t>
+      </w:r>
+      <w:r>
+        <w:rPr>
+          <w:rStyle w:val="OperatorTok"/>
+        </w:rPr>
+        <w:t xml:space="preserve">-</w:t>
+      </w:r>
+      <w:r>
+        <w:rPr>
+          <w:rStyle w:val="NormalTok"/>
+        </w:rPr>
+        <w:t xml:space="preserve"> s_gf) </w:t>
+      </w:r>
+      <w:r>
+        <w:rPr>
+          <w:rStyle w:val="OperatorTok"/>
+        </w:rPr>
+        <w:t xml:space="preserve">**</w:t>
+      </w:r>
+      <w:r>
+        <w:rPr>
+          <w:rStyle w:val="NormalTok"/>
+        </w:rPr>
+        <w:t xml:space="preserve"> (t_gf </w:t>
+      </w:r>
+      <w:r>
+        <w:rPr>
+          <w:rStyle w:val="OperatorTok"/>
+        </w:rPr>
+        <w:t xml:space="preserve">/</w:t>
+      </w:r>
+      <w:r>
+        <w:rPr>
+          <w:rStyle w:val="NormalTok"/>
+        </w:rPr>
+        <w:t xml:space="preserve"> s_gf)</w:t>
+      </w:r>
+      <w:r>
+        <w:br/>
+      </w:r>
+      <w:r>
+        <w:rPr>
+          <w:rStyle w:val="NormalTok"/>
+        </w:rPr>
+        <w:t xml:space="preserve">flow_gf </w:t>
+      </w:r>
+      <w:r>
+        <w:rPr>
+          <w:rStyle w:val="OperatorTok"/>
+        </w:rPr>
+        <w:t xml:space="preserve">=</w:t>
+      </w:r>
+      <w:r>
+        <w:rPr>
+          <w:rStyle w:val="NormalTok"/>
+        </w:rPr>
+        <w:t xml:space="preserve"> x0_gf </w:t>
+      </w:r>
+      <w:r>
+        <w:rPr>
+          <w:rStyle w:val="OperatorTok"/>
+        </w:rPr>
+        <w:t xml:space="preserve">*</w:t>
+      </w:r>
+      <w:r>
+        <w:rPr>
+          <w:rStyle w:val="NormalTok"/>
+        </w:rPr>
+        <w:t xml:space="preserve"> np.exp(</w:t>
+      </w:r>
+      <w:r>
+        <w:rPr>
+          <w:rStyle w:val="OperatorTok"/>
+        </w:rPr>
+        <w:t xml:space="preserve">-</w:t>
+      </w:r>
+      <w:r>
+        <w:rPr>
+          <w:rStyle w:val="NormalTok"/>
+        </w:rPr>
+        <w:t xml:space="preserve">t_gf)</w:t>
+      </w:r>
+      <w:r>
+        <w:br/>
+      </w:r>
+      <w:r>
+        <w:rPr>
+          <w:rStyle w:val="BuiltInTok"/>
+        </w:rPr>
+        <w:t xml:space="preserve">print</w:t>
+      </w:r>
+      <w:r>
+        <w:rPr>
+          <w:rStyle w:val="NormalTok"/>
+        </w:rPr>
+        <w:t xml:space="preserve">(np.</w:t>
+      </w:r>
+      <w:r>
+        <w:rPr>
+          <w:rStyle w:val="BuiltInTok"/>
+        </w:rPr>
+        <w:t xml:space="preserve">round</w:t>
+      </w:r>
+      <w:r>
+        <w:rPr>
+          <w:rStyle w:val="NormalTok"/>
+        </w:rPr>
+        <w:t xml:space="preserve">(np.append(descent_gf, flow_gf), </w:t>
+      </w:r>
+      <w:r>
+        <w:rPr>
+          <w:rStyle w:val="DecValTok"/>
+        </w:rPr>
+        <w:t xml:space="preserve">4</w:t>
+      </w:r>
+      <w:r>
+        <w:rPr>
+          <w:rStyle w:val="NormalTok"/>
+        </w:rPr>
+        <w:t xml:space="preserve">))</w:t>
+      </w:r>
+      <w:r>
+        <w:rPr>
+          <w:rStyle w:val="OperatorTok"/>
+        </w:rPr>
+        <w:t xml:space="preserve">;</w:t>
+      </w:r>
+      <w:r>
+        <w:br/>
+      </w:r>
+      <w:r>
+        <w:rPr>
+          <w:rStyle w:val="CommentTok"/>
+        </w:rPr>
+        <w:t xml:space="preserve">#&gt; [0.25   0.366  0.3679]</w:t>
+      </w:r>
+    </w:p>
+    <w:p>
+      <w:pPr>
+        <w:pStyle w:val="FirstParagraph"/>
+      </w:pPr>
+      <w:r>
+        <w:t xml:space="preserve">With</w:t>
+      </w:r>
+      <w:r>
+        <w:t xml:space="preserve"> </w:t>
+      </w:r>
+      <w:hyperlink w:anchor="def-gradient-descent">
+        <w:r>
+          <w:rPr>
+            <w:rStyle w:val="Hyperlink"/>
+          </w:rPr>
+          <w:t xml:space="preserve">step length</w:t>
+        </w:r>
+      </w:hyperlink>
+      <w:r>
+        <w:t xml:space="preserve"> </w:t>
+      </w:r>
+      <m:oMath>
+        <m:r>
+          <m:t>s</m:t>
+        </m:r>
+        <m:r>
+          <m:rPr>
+            <m:sty m:val="p"/>
+          </m:rPr>
+          <m:t>=</m:t>
+        </m:r>
+        <m:r>
+          <m:t>0.5</m:t>
+        </m:r>
+      </m:oMath>
+      <w:r>
+        <w:t xml:space="preserve"> </w:t>
+      </w:r>
+      <w:r>
+        <w:t xml:space="preserve">the descent reaches 0.25,</w:t>
+      </w:r>
+      <w:r>
+        <w:t xml:space="preserve"> </w:t>
+      </w:r>
+      <w:r>
+        <w:t xml:space="preserve">and with</w:t>
+      </w:r>
+      <w:r>
+        <w:t xml:space="preserve"> </w:t>
+      </w:r>
+      <m:oMath>
+        <m:r>
+          <m:t>s</m:t>
+        </m:r>
+        <m:r>
+          <m:rPr>
+            <m:sty m:val="p"/>
+          </m:rPr>
+          <m:t>=</m:t>
+        </m:r>
+        <m:r>
+          <m:t>0.01</m:t>
+        </m:r>
+      </m:oMath>
+      <w:r>
+        <w:t xml:space="preserve"> </w:t>
+      </w:r>
+      <w:r>
+        <w:t xml:space="preserve">it reaches 0.366,</w:t>
+      </w:r>
+      <w:r>
+        <w:t xml:space="preserve"> </w:t>
+      </w:r>
+      <w:r>
+        <w:t xml:space="preserve">against 0.3679 for the flow.</w:t>
+      </w:r>
+      <w:r>
+        <w:t xml:space="preserve"> </w:t>
+      </w:r>
+      <w:r>
+        <w:t xml:space="preserve">The smaller the step length, the closer the descent stays to the flow.</w:t>
+      </w:r>
+    </w:p>
+    <w:bookmarkEnd w:id="33"/>
+    <w:bookmarkStart w:id="39" w:name="rem-gradient-flow-euler"/>
+    <w:p>
+      <w:pPr>
+        <w:pStyle w:val="BodyText"/>
+      </w:pPr>
+      <w:r>
+        <w:rPr>
+          <w:i/>
+          <w:iCs/>
+        </w:rPr>
+        <w:t xml:space="preserve">Remark 2</w:t>
+      </w:r>
+      <w:r>
+        <w:t xml:space="preserve"> (Gradient descent is Euler’s method for the gradient flow). </w:t>
+      </w:r>
+      <w:hyperlink w:anchor="def-gradient-descent">
+        <w:r>
+          <w:rPr>
+            <w:rStyle w:val="Hyperlink"/>
+          </w:rPr>
+          <w:t xml:space="preserve">Gradient descent</w:t>
+        </w:r>
+      </w:hyperlink>
+      <w:r>
+        <w:t xml:space="preserve"> </w:t>
+      </w:r>
+      <w:r>
+        <w:t xml:space="preserve">with a fixed</w:t>
+      </w:r>
+      <w:r>
+        <w:t xml:space="preserve"> </w:t>
+      </w:r>
+      <w:hyperlink w:anchor="def-gradient-descent">
+        <w:r>
+          <w:rPr>
+            <w:rStyle w:val="Hyperlink"/>
+          </w:rPr>
+          <w:t xml:space="preserve">step length</w:t>
+        </w:r>
+      </w:hyperlink>
+      <w:r>
+        <w:t xml:space="preserve"> </w:t>
+      </w:r>
+      <m:oMath>
+        <m:r>
+          <m:t>s</m:t>
+        </m:r>
+      </m:oMath>
+      <w:r>
+        <w:t xml:space="preserve"> </w:t>
+      </w:r>
+      <w:r>
+        <w:t xml:space="preserve">updates</w:t>
+      </w:r>
+      <w:r>
+        <w:t xml:space="preserve"> </w:t>
+      </w:r>
+      <w:r>
+        <w:t xml:space="preserve">${{\mathord{\smash[b]{\underset{\raise.3ex\hbox{$\scriptstyle\sim$}}{x}}\vphantom{x}}}^{(t+1)}} = {{\mathord{\smash[b]{\underset{\raise.3ex\hbox{$\scriptstyle\sim$}}{x}}\vphantom{x}}}^{(t)}} - s\,\frac{\partial}{\partial \mathord{\smash[b]{\underset{\raise.3ex\hbox{$\scriptstyle\sim$}}{x}}\vphantom{x}}} f({{\mathord{\smash[b]{\underset{\raise.3ex\hbox{$\scriptstyle\sim$}}{x}}\vphantom{x}}}^{(t)}})$</w:t>
+      </w:r>
+      <w:r>
+        <w:t xml:space="preserve">.</w:t>
+      </w:r>
+      <w:r>
+        <w:t xml:space="preserve"> </w:t>
+      </w:r>
+      <w:r>
+        <w:t xml:space="preserve">This is Euler’s method with time step</w:t>
+      </w:r>
+      <w:r>
+        <w:t xml:space="preserve"> </w:t>
+      </w:r>
+      <m:oMath>
+        <m:r>
+          <m:t>s</m:t>
+        </m:r>
+      </m:oMath>
+      <w:r>
+        <w:t xml:space="preserve"> </w:t>
+      </w:r>
+      <w:r>
+        <w:t xml:space="preserve">for the</w:t>
+      </w:r>
+      <w:r>
+        <w:t xml:space="preserve"> </w:t>
+      </w:r>
+      <w:hyperlink w:anchor="def-gradient-flow">
+        <w:r>
+          <w:rPr>
+            <w:rStyle w:val="Hyperlink"/>
+          </w:rPr>
+          <w:t xml:space="preserve">gradient flow</w:t>
+        </w:r>
+      </w:hyperlink>
+      <w:r>
+        <w:t xml:space="preserve"> </w:t>
+      </w:r>
+      <w:r>
+        <w:t xml:space="preserve">equation.</w:t>
+      </w:r>
+    </w:p>
+    <w:p>
+      <w:pPr>
+        <w:pStyle w:val="BodyText"/>
+      </w:pPr>
+      <w:r>
+        <w:t xml:space="preserve">For a</w:t>
+      </w:r>
+      <w:r>
+        <w:t xml:space="preserve"> </w:t>
+      </w:r>
+      <w:hyperlink r:id="rId34">
+        <w:r>
+          <w:rPr>
+            <w:rStyle w:val="Hyperlink"/>
+          </w:rPr>
+          <w:t xml:space="preserve">linear function</w:t>
+        </w:r>
+      </w:hyperlink>
+      <w:r>
+        <w:t xml:space="preserve"> </w:t>
+      </w:r>
+      <m:oMath>
+        <m:r>
+          <m:t>f</m:t>
+        </m:r>
+      </m:oMath>
+      <w:r>
+        <w:t xml:space="preserve">,</w:t>
+      </w:r>
+      <w:r>
+        <w:t xml:space="preserve"> </w:t>
+      </w:r>
+      <w:r>
+        <w:t xml:space="preserve">the velocity of the flow is the negative</w:t>
+      </w:r>
+      <w:r>
+        <w:t xml:space="preserve"> </w:t>
+      </w:r>
+      <w:hyperlink r:id="rId35">
+        <w:r>
+          <w:rPr>
+            <w:rStyle w:val="Hyperlink"/>
+          </w:rPr>
+          <w:t xml:space="preserve">normal vector</w:t>
+        </w:r>
+      </w:hyperlink>
+      <w:r>
+        <w:t xml:space="preserve">.</w:t>
+      </w:r>
+    </w:p>
+    <w:p>
+      <w:pPr>
+        <w:pStyle w:val="BodyText"/>
+      </w:pPr>
+      <w:r>
+        <w:t xml:space="preserve">By</w:t>
+      </w:r>
+      <w:r>
+        <w:t xml:space="preserve"> </w:t>
+      </w:r>
+      <w:hyperlink r:id="rId36">
+        <w:r>
+          <w:rPr>
+            <w:rStyle w:val="Hyperlink"/>
+          </w:rPr>
+          <w:t xml:space="preserve">this theorem</w:t>
+        </w:r>
+      </w:hyperlink>
+      <w:r>
+        <w:t xml:space="preserve">,</w:t>
+      </w:r>
+      <w:r>
+        <w:t xml:space="preserve"> </w:t>
+      </w:r>
+      <w:r>
+        <w:t xml:space="preserve">that vector is</w:t>
+      </w:r>
+      <w:r>
+        <w:t xml:space="preserve"> </w:t>
+      </w:r>
+      <w:hyperlink r:id="rId37">
+        <w:r>
+          <w:rPr>
+            <w:rStyle w:val="Hyperlink"/>
+          </w:rPr>
+          <w:t xml:space="preserve">orthogonal</w:t>
+        </w:r>
+      </w:hyperlink>
+      <w:r>
+        <w:t xml:space="preserve"> </w:t>
+      </w:r>
+      <w:r>
+        <w:t xml:space="preserve">to every</w:t>
+      </w:r>
+      <w:r>
+        <w:t xml:space="preserve"> </w:t>
+      </w:r>
+      <w:hyperlink r:id="rId38">
+        <w:r>
+          <w:rPr>
+            <w:rStyle w:val="Hyperlink"/>
+          </w:rPr>
+          <w:t xml:space="preserve">level set</w:t>
+        </w:r>
+      </w:hyperlink>
+      <w:r>
+        <w:t xml:space="preserve">,</w:t>
+      </w:r>
+      <w:r>
+        <w:t xml:space="preserve"> </w:t>
+      </w:r>
+      <w:r>
+        <w:t xml:space="preserve">so the flow is too.</w:t>
+      </w:r>
+    </w:p>
+    <w:bookmarkEnd w:id="39"/>
+    <w:bookmarkStart w:id="40" w:name="def-relative-change-stopping-criterion"/>
+    <w:p>
+      <w:pPr>
+        <w:pStyle w:val="BodyText"/>
+      </w:pPr>
       <w:r>
         <w:rPr>
           <w:b/>
           <w:bCs/>
         </w:rPr>
-        <w:t xml:space="preserve">Example 7 (Values of the Rosenbrock function)</w:t>
+        <w:t xml:space="preserve">Definition 7 (Relative change stopping criterion)</w:t>
+      </w:r>
+      <w:r>
+        <w:t xml:space="preserve"> </w:t>
+      </w:r>
+      <w:r>
+        <w:t xml:space="preserve">Let</w:t>
+      </w:r>
+      <w:r>
+        <w:t xml:space="preserve"> </w:t>
+      </w:r>
+      <m:oMath>
+        <m:r>
+          <m:t>f</m:t>
+        </m:r>
+      </m:oMath>
+      <w:r>
+        <w:t xml:space="preserve"> </w:t>
+      </w:r>
+      <w:r>
+        <w:t xml:space="preserve">and</w:t>
+      </w:r>
+      <w:r>
+        <w:t xml:space="preserve"> </w:t>
+      </w:r>
+      <w:r>
+        <w:t xml:space="preserve">${{\mathord{\smash[b]{\underset{\raise.3ex\hbox{$\scriptstyle\sim$}}{x}}\vphantom{x}}}^{(0)}}, {{\mathord{\smash[b]{\underset{\raise.3ex\hbox{$\scriptstyle\sim$}}{x}}\vphantom{x}}}^{(1)}}, \ldots$</w:t>
+      </w:r>
+      <w:r>
+        <w:t xml:space="preserve"> </w:t>
+      </w:r>
+      <w:r>
+        <w:t xml:space="preserve">be as in</w:t>
+      </w:r>
+      <w:r>
+        <w:t xml:space="preserve"> </w:t>
+      </w:r>
+      <w:hyperlink w:anchor="def-gradient-descent">
+        <w:r>
+          <w:rPr>
+            <w:rStyle w:val="Hyperlink"/>
+          </w:rPr>
+          <w:t xml:space="preserve">gradient descent</w:t>
+        </w:r>
+      </w:hyperlink>
+      <w:r>
+        <w:t xml:space="preserve">,</w:t>
+      </w:r>
+      <w:r>
+        <w:t xml:space="preserve"> </w:t>
+      </w:r>
+      <w:r>
+        <w:t xml:space="preserve">and let</w:t>
+      </w:r>
+      <w:r>
+        <w:t xml:space="preserve"> </w:t>
+      </w:r>
+      <m:oMath>
+        <m:r>
+          <m:t>ϵ</m:t>
+        </m:r>
+        <m:r>
+          <m:rPr>
+            <m:sty m:val="p"/>
+          </m:rPr>
+          <m:t>&gt;</m:t>
+        </m:r>
+        <m:r>
+          <m:t>0</m:t>
+        </m:r>
+      </m:oMath>
+      <w:r>
+        <w:t xml:space="preserve">.</w:t>
+      </w:r>
+      <w:r>
+        <w:t xml:space="preserve"> </w:t>
+      </w:r>
+      <w:r>
+        <w:t xml:space="preserve">The</w:t>
+      </w:r>
+      <w:r>
+        <w:t xml:space="preserve"> </w:t>
+      </w:r>
+      <w:r>
+        <w:rPr>
+          <w:b/>
+          <w:bCs/>
+        </w:rPr>
+        <w:t xml:space="preserve">relative change stopping criterion</w:t>
+      </w:r>
+      <w:r>
+        <w:t xml:space="preserve"> </w:t>
+      </w:r>
+      <w:r>
+        <w:t xml:space="preserve">with tolerance</w:t>
+      </w:r>
+      <w:r>
+        <w:t xml:space="preserve"> </w:t>
+      </w:r>
+      <m:oMath>
+        <m:r>
+          <m:t>ϵ</m:t>
+        </m:r>
+      </m:oMath>
+      <w:r>
+        <w:t xml:space="preserve"> </w:t>
+      </w:r>
+      <w:r>
+        <w:t xml:space="preserve">stops the iteration</w:t>
+      </w:r>
+      <w:r>
+        <w:t xml:space="preserve"> </w:t>
+      </w:r>
+      <w:r>
+        <w:t xml:space="preserve">at the first</w:t>
+      </w:r>
+      <w:r>
+        <w:t xml:space="preserve"> </w:t>
+      </w:r>
+      <m:oMath>
+        <m:r>
+          <m:t>t</m:t>
+        </m:r>
+      </m:oMath>
+      <w:r>
+        <w:t xml:space="preserve"> </w:t>
+      </w:r>
+      <w:r>
+        <w:t xml:space="preserve">for which</w:t>
+      </w:r>
+      <w:r>
+        <w:t xml:space="preserve"> </w:t>
+      </w:r>
+      <w:r>
+        <w:t xml:space="preserve">$f({{\mathord{\smash[b]{\underset{\raise.3ex\hbox{$\scriptstyle\sim$}}{x}}\vphantom{x}}}^{(t)}}) \ne 0$</w:t>
+      </w:r>
+      <w:r>
+        <w:t xml:space="preserve"> </w:t>
+      </w:r>
+      <w:r>
+        <w:t xml:space="preserve">and</w:t>
+      </w:r>
+    </w:p>
+    <w:p>
+      <w:pPr>
+        <w:pStyle w:val="BodyText"/>
+      </w:pPr>
+      <w:r>
+        <w:t xml:space="preserve">$$
+    \frac{\mathopen{}\left|f({{\mathord{\smash[b]{\underset{\raise.3ex\hbox{$\scriptstyle\sim$}}{x}}\vphantom{x}}}^{(t+1)}}) - f({{\mathord{\smash[b]{\underset{\raise.3ex\hbox{$\scriptstyle\sim$}}{x}}\vphantom{x}}}^{(t)}})\right|\mathclose{}}{\mathopen{}\left|f({{\mathord{\smash[b]{\underset{\raise.3ex\hbox{$\scriptstyle\sim$}}{x}}\vphantom{x}}}^{(t)}})\right|\mathclose{}} &lt; \epsilon.
+    $$</w:t>
+      </w:r>
+    </w:p>
+    <w:bookmarkEnd w:id="40"/>
+    <w:bookmarkStart w:id="42" w:name="exm-relative-change-stopping-criterion"/>
+    <w:p>
+      <w:pPr>
+        <w:pStyle w:val="FirstParagraph"/>
+      </w:pPr>
+      <w:r>
+        <w:rPr>
+          <w:b/>
+          <w:bCs/>
+        </w:rPr>
+        <w:t xml:space="preserve">Example 8 (Stopping a descent on</w:t>
+      </w:r>
+      <w:r>
+        <w:rPr>
+          <w:b/>
+          <w:bCs/>
+        </w:rPr>
+        <w:t xml:space="preserve"> </w:t>
+      </w:r>
+      <m:oMath>
+        <m:r>
+          <m:t>f</m:t>
+        </m:r>
+        <m:r>
+          <m:rPr>
+            <m:sty m:val="p"/>
+          </m:rPr>
+          <m:t>(</m:t>
+        </m:r>
+        <m:r>
+          <m:t>x</m:t>
+        </m:r>
+        <m:r>
+          <m:rPr>
+            <m:sty m:val="p"/>
+          </m:rPr>
+          <m:t>)</m:t>
+        </m:r>
+        <m:r>
+          <m:rPr>
+            <m:sty m:val="p"/>
+          </m:rPr>
+          <m:t>=</m:t>
+        </m:r>
+        <m:sSup>
+          <m:e>
+            <m:r>
+              <m:t>x</m:t>
+            </m:r>
+          </m:e>
+          <m:sup>
+            <m:r>
+              <m:t>2</m:t>
+            </m:r>
+          </m:sup>
+        </m:sSup>
+        <m:r>
+          <m:rPr>
+            <m:sty m:val="p"/>
+          </m:rPr>
+          <m:t>+</m:t>
+        </m:r>
+        <m:r>
+          <m:t>1</m:t>
+        </m:r>
+      </m:oMath>
+      <w:r>
+        <w:rPr>
+          <w:b/>
+          <w:bCs/>
+        </w:rPr>
+        <w:t xml:space="preserve">)</w:t>
+      </w:r>
+      <w:r>
+        <w:t xml:space="preserve"> </w:t>
+      </w:r>
+      <w:r>
+        <w:t xml:space="preserve">Let</w:t>
+      </w:r>
+      <w:r>
+        <w:t xml:space="preserve"> </w:t>
+      </w:r>
+      <m:oMath>
+        <m:r>
+          <m:t>f</m:t>
+        </m:r>
+        <m:r>
+          <m:rPr>
+            <m:sty m:val="p"/>
+          </m:rPr>
+          <m:t>(</m:t>
+        </m:r>
+        <m:r>
+          <m:t>x</m:t>
+        </m:r>
+        <m:r>
+          <m:rPr>
+            <m:sty m:val="p"/>
+          </m:rPr>
+          <m:t>)</m:t>
+        </m:r>
+        <m:r>
+          <m:rPr>
+            <m:sty m:val="p"/>
+          </m:rPr>
+          <m:t>=</m:t>
+        </m:r>
+        <m:sSup>
+          <m:e>
+            <m:r>
+              <m:t>x</m:t>
+            </m:r>
+          </m:e>
+          <m:sup>
+            <m:r>
+              <m:t>2</m:t>
+            </m:r>
+          </m:sup>
+        </m:sSup>
+        <m:r>
+          <m:rPr>
+            <m:sty m:val="p"/>
+          </m:rPr>
+          <m:t>+</m:t>
+        </m:r>
+        <m:r>
+          <m:t>1</m:t>
+        </m:r>
+      </m:oMath>
+      <w:r>
+        <w:t xml:space="preserve">.</w:t>
+      </w:r>
+      <w:r>
+        <w:t xml:space="preserve"> </w:t>
+      </w:r>
+      <w:r>
+        <w:t xml:space="preserve">Run</w:t>
+      </w:r>
+      <w:r>
+        <w:t xml:space="preserve"> </w:t>
+      </w:r>
+      <w:hyperlink w:anchor="def-gradient-descent">
+        <w:r>
+          <w:rPr>
+            <w:rStyle w:val="Hyperlink"/>
+          </w:rPr>
+          <w:t xml:space="preserve">gradient descent</w:t>
+        </w:r>
+      </w:hyperlink>
+      <w:r>
+        <w:t xml:space="preserve"> </w:t>
+      </w:r>
+      <w:r>
+        <w:t xml:space="preserve">on</w:t>
+      </w:r>
+      <w:r>
+        <w:t xml:space="preserve"> </w:t>
+      </w:r>
+      <m:oMath>
+        <m:r>
+          <m:t>f</m:t>
+        </m:r>
+      </m:oMath>
+      <w:r>
+        <w:t xml:space="preserve"> </w:t>
+      </w:r>
+      <w:r>
+        <w:t xml:space="preserve">from</w:t>
+      </w:r>
+      <w:r>
+        <w:t xml:space="preserve"> </w:t>
+      </w:r>
+      <m:oMath>
+        <m:sSup>
+          <m:e>
+            <m:r>
+              <m:t>x</m:t>
+            </m:r>
+          </m:e>
+          <m:sup>
+            <m:r>
+              <m:rPr>
+                <m:sty m:val="p"/>
+              </m:rPr>
+              <m:t>(</m:t>
+            </m:r>
+            <m:r>
+              <m:t>0</m:t>
+            </m:r>
+            <m:r>
+              <m:rPr>
+                <m:sty m:val="p"/>
+              </m:rPr>
+              <m:t>)</m:t>
+            </m:r>
+          </m:sup>
+        </m:sSup>
+        <m:r>
+          <m:rPr>
+            <m:sty m:val="p"/>
+          </m:rPr>
+          <m:t>=</m:t>
+        </m:r>
+        <m:r>
+          <m:t>2</m:t>
+        </m:r>
+      </m:oMath>
+      <w:r>
+        <w:t xml:space="preserve"> </w:t>
+      </w:r>
+      <w:r>
+        <w:t xml:space="preserve">with</w:t>
+      </w:r>
+      <w:r>
+        <w:t xml:space="preserve"> </w:t>
+      </w:r>
+      <w:hyperlink w:anchor="def-gradient-descent">
+        <w:r>
+          <w:rPr>
+            <w:rStyle w:val="Hyperlink"/>
+          </w:rPr>
+          <w:t xml:space="preserve">step length</w:t>
+        </w:r>
+      </w:hyperlink>
+      <w:r>
+        <w:t xml:space="preserve"> </w:t>
+      </w:r>
+      <m:oMath>
+        <m:r>
+          <m:t>s</m:t>
+        </m:r>
+        <m:r>
+          <m:rPr>
+            <m:sty m:val="p"/>
+          </m:rPr>
+          <m:t>=</m:t>
+        </m:r>
+        <m:r>
+          <m:t>0.25</m:t>
+        </m:r>
+      </m:oMath>
+      <w:r>
+        <w:t xml:space="preserve">,</w:t>
+      </w:r>
+      <w:r>
+        <w:t xml:space="preserve"> </w:t>
+      </w:r>
+      <w:r>
+        <w:t xml:space="preserve">and stop at tolerance</w:t>
+      </w:r>
+      <w:r>
+        <w:t xml:space="preserve"> </w:t>
+      </w:r>
+      <m:oMath>
+        <m:r>
+          <m:t>ϵ</m:t>
+        </m:r>
+        <m:r>
+          <m:rPr>
+            <m:sty m:val="p"/>
+          </m:rPr>
+          <m:t>=</m:t>
+        </m:r>
+        <m:r>
+          <m:t>0.01</m:t>
+        </m:r>
+      </m:oMath>
+      <w:r>
+        <w:t xml:space="preserve">.</w:t>
+      </w:r>
+      <w:r>
+        <w:t xml:space="preserve"> </w:t>
+      </w:r>
+      <w:r>
+        <w:t xml:space="preserve">Each step</w:t>
+      </w:r>
+      <w:r>
+        <w:t xml:space="preserve"> </w:t>
+      </w:r>
+      <w:hyperlink r:id="rId41">
+        <w:r>
+          <w:rPr>
+            <w:rStyle w:val="Hyperlink"/>
+          </w:rPr>
+          <w:t xml:space="preserve">maps</w:t>
+        </w:r>
+      </w:hyperlink>
+      <w:r>
+        <w:t xml:space="preserve"> </w:t>
+      </w:r>
+      <m:oMath>
+        <m:r>
+          <m:t>x</m:t>
+        </m:r>
+      </m:oMath>
+      <w:r>
+        <w:t xml:space="preserve"> </w:t>
+      </w:r>
+      <w:r>
+        <w:t xml:space="preserve">to</w:t>
+      </w:r>
+      <w:r>
+        <w:t xml:space="preserve"> </w:t>
+      </w:r>
+      <m:oMath>
+        <m:r>
+          <m:t>x</m:t>
+        </m:r>
+        <m:r>
+          <m:rPr>
+            <m:sty m:val="p"/>
+          </m:rPr>
+          <m:t>−</m:t>
+        </m:r>
+        <m:r>
+          <m:t>0.25</m:t>
+        </m:r>
+        <m:r>
+          <m:rPr>
+            <m:sty m:val="p"/>
+          </m:rPr>
+          <m:t>⋅</m:t>
+        </m:r>
+        <m:r>
+          <m:t>2</m:t>
+        </m:r>
+        <m:r>
+          <m:t>x</m:t>
+        </m:r>
+        <m:r>
+          <m:rPr>
+            <m:sty m:val="p"/>
+          </m:rPr>
+          <m:t>=</m:t>
+        </m:r>
+        <m:r>
+          <m:t>x</m:t>
+        </m:r>
+        <m:r>
+          <m:rPr>
+            <m:sty m:val="p"/>
+          </m:rPr>
+          <m:t>/</m:t>
+        </m:r>
+        <m:r>
+          <m:t>2</m:t>
+        </m:r>
+      </m:oMath>
+      <w:r>
+        <w:t xml:space="preserve">:</w:t>
+      </w:r>
+    </w:p>
+    <w:p>
+      <w:pPr>
+        <w:pStyle w:val="Heading3"/>
+      </w:pPr>
+      <w:r>
+        <w:t xml:space="preserve">R</w:t>
+      </w:r>
+    </w:p>
+    <w:p>
+      <w:pPr>
+        <w:pStyle w:val="SourceCode"/>
+      </w:pPr>
+      <w:r>
+        <w:rPr>
+          <w:rStyle w:val="NormalTok"/>
+        </w:rPr>
+        <w:t xml:space="preserve">x_rc </w:t>
+      </w:r>
+      <w:r>
+        <w:rPr>
+          <w:rStyle w:val="OtherTok"/>
+        </w:rPr>
+        <w:t xml:space="preserve">&lt;-</w:t>
+      </w:r>
+      <w:r>
+        <w:rPr>
+          <w:rStyle w:val="NormalTok"/>
+        </w:rPr>
+        <w:t xml:space="preserve"> </w:t>
+      </w:r>
+      <w:r>
+        <w:rPr>
+          <w:rStyle w:val="DecValTok"/>
+        </w:rPr>
+        <w:t xml:space="preserve">2</w:t>
+      </w:r>
+      <w:r>
+        <w:br/>
+      </w:r>
+      <w:r>
+        <w:rPr>
+          <w:rStyle w:val="NormalTok"/>
+        </w:rPr>
+        <w:t xml:space="preserve">tol_rc </w:t>
+      </w:r>
+      <w:r>
+        <w:rPr>
+          <w:rStyle w:val="OtherTok"/>
+        </w:rPr>
+        <w:t xml:space="preserve">&lt;-</w:t>
+      </w:r>
+      <w:r>
+        <w:rPr>
+          <w:rStyle w:val="NormalTok"/>
+        </w:rPr>
+        <w:t xml:space="preserve"> </w:t>
+      </w:r>
+      <w:r>
+        <w:rPr>
+          <w:rStyle w:val="FloatTok"/>
+        </w:rPr>
+        <w:t xml:space="preserve">0.01</w:t>
+      </w:r>
+      <w:r>
+        <w:br/>
+      </w:r>
+      <w:r>
+        <w:rPr>
+          <w:rStyle w:val="ControlFlowTok"/>
+        </w:rPr>
+        <w:t xml:space="preserve">for</w:t>
+      </w:r>
+      <w:r>
+        <w:rPr>
+          <w:rStyle w:val="NormalTok"/>
+        </w:rPr>
+        <w:t xml:space="preserve"> (t_rc </w:t>
+      </w:r>
+      <w:r>
+        <w:rPr>
+          <w:rStyle w:val="ControlFlowTok"/>
+        </w:rPr>
+        <w:t xml:space="preserve">in</w:t>
+      </w:r>
+      <w:r>
+        <w:rPr>
+          <w:rStyle w:val="NormalTok"/>
+        </w:rPr>
+        <w:t xml:space="preserve"> </w:t>
+      </w:r>
+      <w:r>
+        <w:rPr>
+          <w:rStyle w:val="DecValTok"/>
+        </w:rPr>
+        <w:t xml:space="preserve">0</w:t>
+      </w:r>
+      <w:r>
+        <w:rPr>
+          <w:rStyle w:val="SpecialCharTok"/>
+        </w:rPr>
+        <w:t xml:space="preserve">:</w:t>
+      </w:r>
+      <w:r>
+        <w:rPr>
+          <w:rStyle w:val="DecValTok"/>
+        </w:rPr>
+        <w:t xml:space="preserve">100</w:t>
+      </w:r>
+      <w:r>
+        <w:rPr>
+          <w:rStyle w:val="NormalTok"/>
+        </w:rPr>
+        <w:t xml:space="preserve">) {</w:t>
+      </w:r>
+      <w:r>
+        <w:br/>
+      </w:r>
+      <w:r>
+        <w:rPr>
+          <w:rStyle w:val="NormalTok"/>
+        </w:rPr>
+        <w:t xml:space="preserve">  x_next_rc </w:t>
+      </w:r>
+      <w:r>
+        <w:rPr>
+          <w:rStyle w:val="OtherTok"/>
+        </w:rPr>
+        <w:t xml:space="preserve">&lt;-</w:t>
+      </w:r>
+      <w:r>
+        <w:rPr>
+          <w:rStyle w:val="NormalTok"/>
+        </w:rPr>
+        <w:t xml:space="preserve"> x_rc </w:t>
+      </w:r>
+      <w:r>
+        <w:rPr>
+          <w:rStyle w:val="SpecialCharTok"/>
+        </w:rPr>
+        <w:t xml:space="preserve">-</w:t>
+      </w:r>
+      <w:r>
+        <w:rPr>
+          <w:rStyle w:val="NormalTok"/>
+        </w:rPr>
+        <w:t xml:space="preserve"> </w:t>
+      </w:r>
+      <w:r>
+        <w:rPr>
+          <w:rStyle w:val="FloatTok"/>
+        </w:rPr>
+        <w:t xml:space="preserve">0.25</w:t>
+      </w:r>
+      <w:r>
+        <w:rPr>
+          <w:rStyle w:val="NormalTok"/>
+        </w:rPr>
+        <w:t xml:space="preserve"> </w:t>
+      </w:r>
+      <w:r>
+        <w:rPr>
+          <w:rStyle w:val="SpecialCharTok"/>
+        </w:rPr>
+        <w:t xml:space="preserve">*</w:t>
+      </w:r>
+      <w:r>
+        <w:rPr>
+          <w:rStyle w:val="NormalTok"/>
+        </w:rPr>
+        <w:t xml:space="preserve"> </w:t>
+      </w:r>
+      <w:r>
+        <w:rPr>
+          <w:rStyle w:val="DecValTok"/>
+        </w:rPr>
+        <w:t xml:space="preserve">2</w:t>
+      </w:r>
+      <w:r>
+        <w:rPr>
+          <w:rStyle w:val="NormalTok"/>
+        </w:rPr>
+        <w:t xml:space="preserve"> </w:t>
+      </w:r>
+      <w:r>
+        <w:rPr>
+          <w:rStyle w:val="SpecialCharTok"/>
+        </w:rPr>
+        <w:t xml:space="preserve">*</w:t>
+      </w:r>
+      <w:r>
+        <w:rPr>
+          <w:rStyle w:val="NormalTok"/>
+        </w:rPr>
+        <w:t xml:space="preserve"> x_rc</w:t>
+      </w:r>
+      <w:r>
+        <w:br/>
+      </w:r>
+      <w:r>
+        <w:rPr>
+          <w:rStyle w:val="NormalTok"/>
+        </w:rPr>
+        <w:t xml:space="preserve">  cost_rc </w:t>
+      </w:r>
+      <w:r>
+        <w:rPr>
+          <w:rStyle w:val="OtherTok"/>
+        </w:rPr>
+        <w:t xml:space="preserve">&lt;-</w:t>
+      </w:r>
+      <w:r>
+        <w:rPr>
+          <w:rStyle w:val="NormalTok"/>
+        </w:rPr>
+        <w:t xml:space="preserve"> x_rc</w:t>
+      </w:r>
+      <w:r>
+        <w:rPr>
+          <w:rStyle w:val="SpecialCharTok"/>
+        </w:rPr>
+        <w:t xml:space="preserve">^</w:t>
+      </w:r>
+      <w:r>
+        <w:rPr>
+          <w:rStyle w:val="DecValTok"/>
+        </w:rPr>
+        <w:t xml:space="preserve">2</w:t>
+      </w:r>
+      <w:r>
+        <w:rPr>
+          <w:rStyle w:val="NormalTok"/>
+        </w:rPr>
+        <w:t xml:space="preserve"> </w:t>
+      </w:r>
+      <w:r>
+        <w:rPr>
+          <w:rStyle w:val="SpecialCharTok"/>
+        </w:rPr>
+        <w:t xml:space="preserve">+</w:t>
+      </w:r>
+      <w:r>
+        <w:rPr>
+          <w:rStyle w:val="NormalTok"/>
+        </w:rPr>
+        <w:t xml:space="preserve"> </w:t>
+      </w:r>
+      <w:r>
+        <w:rPr>
+          <w:rStyle w:val="DecValTok"/>
+        </w:rPr>
+        <w:t xml:space="preserve">1</w:t>
+      </w:r>
+      <w:r>
+        <w:br/>
+      </w:r>
+      <w:r>
+        <w:rPr>
+          <w:rStyle w:val="NormalTok"/>
+        </w:rPr>
+        <w:t xml:space="preserve">  cost_next_rc </w:t>
+      </w:r>
+      <w:r>
+        <w:rPr>
+          <w:rStyle w:val="OtherTok"/>
+        </w:rPr>
+        <w:t xml:space="preserve">&lt;-</w:t>
+      </w:r>
+      <w:r>
+        <w:rPr>
+          <w:rStyle w:val="NormalTok"/>
+        </w:rPr>
+        <w:t xml:space="preserve"> x_next_rc</w:t>
+      </w:r>
+      <w:r>
+        <w:rPr>
+          <w:rStyle w:val="SpecialCharTok"/>
+        </w:rPr>
+        <w:t xml:space="preserve">^</w:t>
+      </w:r>
+      <w:r>
+        <w:rPr>
+          <w:rStyle w:val="DecValTok"/>
+        </w:rPr>
+        <w:t xml:space="preserve">2</w:t>
+      </w:r>
+      <w:r>
+        <w:rPr>
+          <w:rStyle w:val="NormalTok"/>
+        </w:rPr>
+        <w:t xml:space="preserve"> </w:t>
+      </w:r>
+      <w:r>
+        <w:rPr>
+          <w:rStyle w:val="SpecialCharTok"/>
+        </w:rPr>
+        <w:t xml:space="preserve">+</w:t>
+      </w:r>
+      <w:r>
+        <w:rPr>
+          <w:rStyle w:val="NormalTok"/>
+        </w:rPr>
+        <w:t xml:space="preserve"> </w:t>
+      </w:r>
+      <w:r>
+        <w:rPr>
+          <w:rStyle w:val="DecValTok"/>
+        </w:rPr>
+        <w:t xml:space="preserve">1</w:t>
+      </w:r>
+      <w:r>
+        <w:br/>
+      </w:r>
+      <w:r>
+        <w:rPr>
+          <w:rStyle w:val="NormalTok"/>
+        </w:rPr>
+        <w:t xml:space="preserve">  diff_rc </w:t>
+      </w:r>
+      <w:r>
+        <w:rPr>
+          <w:rStyle w:val="OtherTok"/>
+        </w:rPr>
+        <w:t xml:space="preserve">&lt;-</w:t>
+      </w:r>
+      <w:r>
+        <w:rPr>
+          <w:rStyle w:val="NormalTok"/>
+        </w:rPr>
+        <w:t xml:space="preserve"> cost_next_rc </w:t>
+      </w:r>
+      <w:r>
+        <w:rPr>
+          <w:rStyle w:val="SpecialCharTok"/>
+        </w:rPr>
+        <w:t xml:space="preserve">-</w:t>
+      </w:r>
+      <w:r>
+        <w:rPr>
+          <w:rStyle w:val="NormalTok"/>
+        </w:rPr>
+        <w:t xml:space="preserve"> cost_rc</w:t>
+      </w:r>
+      <w:r>
+        <w:br/>
+      </w:r>
+      <w:r>
+        <w:rPr>
+          <w:rStyle w:val="NormalTok"/>
+        </w:rPr>
+        <w:t xml:space="preserve">  change_rc </w:t>
+      </w:r>
+      <w:r>
+        <w:rPr>
+          <w:rStyle w:val="OtherTok"/>
+        </w:rPr>
+        <w:t xml:space="preserve">&lt;-</w:t>
+      </w:r>
+      <w:r>
+        <w:rPr>
+          <w:rStyle w:val="NormalTok"/>
+        </w:rPr>
+        <w:t xml:space="preserve"> </w:t>
+      </w:r>
+      <w:r>
+        <w:rPr>
+          <w:rStyle w:val="FunctionTok"/>
+        </w:rPr>
+        <w:t xml:space="preserve">abs</w:t>
+      </w:r>
+      <w:r>
+        <w:rPr>
+          <w:rStyle w:val="NormalTok"/>
+        </w:rPr>
+        <w:t xml:space="preserve">(diff_rc) </w:t>
+      </w:r>
+      <w:r>
+        <w:rPr>
+          <w:rStyle w:val="SpecialCharTok"/>
+        </w:rPr>
+        <w:t xml:space="preserve">/</w:t>
+      </w:r>
+      <w:r>
+        <w:rPr>
+          <w:rStyle w:val="NormalTok"/>
+        </w:rPr>
+        <w:t xml:space="preserve"> cost_rc</w:t>
+      </w:r>
+      <w:r>
+        <w:br/>
+      </w:r>
+      <w:r>
+        <w:rPr>
+          <w:rStyle w:val="NormalTok"/>
+        </w:rPr>
+        <w:t xml:space="preserve">  below_tol_rc </w:t>
+      </w:r>
+      <w:r>
+        <w:rPr>
+          <w:rStyle w:val="OtherTok"/>
+        </w:rPr>
+        <w:t xml:space="preserve">&lt;-</w:t>
+      </w:r>
+      <w:r>
+        <w:rPr>
+          <w:rStyle w:val="NormalTok"/>
+        </w:rPr>
+        <w:t xml:space="preserve"> change_rc </w:t>
+      </w:r>
+      <w:r>
+        <w:rPr>
+          <w:rStyle w:val="SpecialCharTok"/>
+        </w:rPr>
+        <w:t xml:space="preserve">&lt;</w:t>
+      </w:r>
+      <w:r>
+        <w:rPr>
+          <w:rStyle w:val="NormalTok"/>
+        </w:rPr>
+        <w:t xml:space="preserve"> tol_rc</w:t>
+      </w:r>
+      <w:r>
+        <w:br/>
+      </w:r>
+      <w:r>
+        <w:rPr>
+          <w:rStyle w:val="NormalTok"/>
+        </w:rPr>
+        <w:t xml:space="preserve">  </w:t>
+      </w:r>
+      <w:r>
+        <w:rPr>
+          <w:rStyle w:val="ControlFlowTok"/>
+        </w:rPr>
+        <w:t xml:space="preserve">if</w:t>
+      </w:r>
+      <w:r>
+        <w:rPr>
+          <w:rStyle w:val="NormalTok"/>
+        </w:rPr>
+        <w:t xml:space="preserve"> (below_tol_rc) </w:t>
+      </w:r>
+      <w:r>
+        <w:rPr>
+          <w:rStyle w:val="ControlFlowTok"/>
+        </w:rPr>
+        <w:t xml:space="preserve">break</w:t>
+      </w:r>
+      <w:r>
+        <w:br/>
+      </w:r>
+      <w:r>
+        <w:rPr>
+          <w:rStyle w:val="NormalTok"/>
+        </w:rPr>
+        <w:t xml:space="preserve">  x_rc </w:t>
+      </w:r>
+      <w:r>
+        <w:rPr>
+          <w:rStyle w:val="OtherTok"/>
+        </w:rPr>
+        <w:t xml:space="preserve">&lt;-</w:t>
+      </w:r>
+      <w:r>
+        <w:rPr>
+          <w:rStyle w:val="NormalTok"/>
+        </w:rPr>
+        <w:t xml:space="preserve"> x_next_rc</w:t>
+      </w:r>
+      <w:r>
+        <w:br/>
+      </w:r>
+      <w:r>
+        <w:rPr>
+          <w:rStyle w:val="NormalTok"/>
+        </w:rPr>
+        <w:t xml:space="preserve">}</w:t>
+      </w:r>
+      <w:r>
+        <w:br/>
+      </w:r>
+      <w:r>
+        <w:rPr>
+          <w:rStyle w:val="FunctionTok"/>
+        </w:rPr>
+        <w:t xml:space="preserve">c</w:t>
+      </w:r>
+      <w:r>
+        <w:rPr>
+          <w:rStyle w:val="NormalTok"/>
+        </w:rPr>
+        <w:t xml:space="preserve">(</w:t>
+      </w:r>
+      <w:r>
+        <w:rPr>
+          <w:rStyle w:val="AttributeTok"/>
+        </w:rPr>
+        <w:t xml:space="preserve">t =</w:t>
+      </w:r>
+      <w:r>
+        <w:rPr>
+          <w:rStyle w:val="NormalTok"/>
+        </w:rPr>
+        <w:t xml:space="preserve"> t_rc, </w:t>
+      </w:r>
+      <w:r>
+        <w:rPr>
+          <w:rStyle w:val="AttributeTok"/>
+        </w:rPr>
+        <w:t xml:space="preserve">change =</w:t>
+      </w:r>
+      <w:r>
+        <w:rPr>
+          <w:rStyle w:val="NormalTok"/>
+        </w:rPr>
+        <w:t xml:space="preserve"> change_rc)</w:t>
+      </w:r>
+      <w:r>
+        <w:br/>
+      </w:r>
+      <w:r>
+        <w:rPr>
+          <w:rStyle w:val="CommentTok"/>
+        </w:rPr>
+        <w:t xml:space="preserve">#&gt;           t      change </w:t>
+      </w:r>
+      <w:r>
+        <w:br/>
+      </w:r>
+      <w:r>
+        <w:rPr>
+          <w:rStyle w:val="CommentTok"/>
+        </w:rPr>
+        <w:t xml:space="preserve">#&gt; 5.000000000 0.002918288</w:t>
+      </w:r>
+    </w:p>
+    <w:p>
+      <w:pPr>
+        <w:pStyle w:val="Heading3"/>
+      </w:pPr>
+      <w:r>
+        <w:t xml:space="preserve">Python</w:t>
+      </w:r>
+    </w:p>
+    <w:p>
+      <w:pPr>
+        <w:pStyle w:val="SourceCode"/>
+      </w:pPr>
+      <w:r>
+        <w:rPr>
+          <w:rStyle w:val="NormalTok"/>
+        </w:rPr>
+        <w:t xml:space="preserve">f_rc </w:t>
+      </w:r>
+      <w:r>
+        <w:rPr>
+          <w:rStyle w:val="OperatorTok"/>
+        </w:rPr>
+        <w:t xml:space="preserve">=</w:t>
+      </w:r>
+      <w:r>
+        <w:rPr>
+          <w:rStyle w:val="NormalTok"/>
+        </w:rPr>
+        <w:t xml:space="preserve"> </w:t>
+      </w:r>
+      <w:r>
+        <w:rPr>
+          <w:rStyle w:val="KeywordTok"/>
+        </w:rPr>
+        <w:t xml:space="preserve">lambda</w:t>
+      </w:r>
+      <w:r>
+        <w:rPr>
+          <w:rStyle w:val="NormalTok"/>
+        </w:rPr>
+        <w:t xml:space="preserve"> x: x</w:t>
+      </w:r>
+      <w:r>
+        <w:rPr>
+          <w:rStyle w:val="OperatorTok"/>
+        </w:rPr>
+        <w:t xml:space="preserve">**</w:t>
+      </w:r>
+      <w:r>
+        <w:rPr>
+          <w:rStyle w:val="DecValTok"/>
+        </w:rPr>
+        <w:t xml:space="preserve">2</w:t>
+      </w:r>
+      <w:r>
+        <w:rPr>
+          <w:rStyle w:val="NormalTok"/>
+        </w:rPr>
+        <w:t xml:space="preserve"> </w:t>
+      </w:r>
+      <w:r>
+        <w:rPr>
+          <w:rStyle w:val="OperatorTok"/>
+        </w:rPr>
+        <w:t xml:space="preserve">+</w:t>
+      </w:r>
+      <w:r>
+        <w:rPr>
+          <w:rStyle w:val="NormalTok"/>
+        </w:rPr>
+        <w:t xml:space="preserve"> </w:t>
+      </w:r>
+      <w:r>
+        <w:rPr>
+          <w:rStyle w:val="DecValTok"/>
+        </w:rPr>
+        <w:t xml:space="preserve">1</w:t>
+      </w:r>
+      <w:r>
+        <w:br/>
+      </w:r>
+      <w:r>
+        <w:rPr>
+          <w:rStyle w:val="NormalTok"/>
+        </w:rPr>
+        <w:t xml:space="preserve">x_rc, tol_rc </w:t>
+      </w:r>
+      <w:r>
+        <w:rPr>
+          <w:rStyle w:val="OperatorTok"/>
+        </w:rPr>
+        <w:t xml:space="preserve">=</w:t>
+      </w:r>
+      <w:r>
+        <w:rPr>
+          <w:rStyle w:val="NormalTok"/>
+        </w:rPr>
+        <w:t xml:space="preserve"> </w:t>
+      </w:r>
+      <w:r>
+        <w:rPr>
+          <w:rStyle w:val="FloatTok"/>
+        </w:rPr>
+        <w:t xml:space="preserve">2.0</w:t>
+      </w:r>
+      <w:r>
+        <w:rPr>
+          <w:rStyle w:val="NormalTok"/>
+        </w:rPr>
+        <w:t xml:space="preserve">, </w:t>
+      </w:r>
+      <w:r>
+        <w:rPr>
+          <w:rStyle w:val="FloatTok"/>
+        </w:rPr>
+        <w:t xml:space="preserve">0.01</w:t>
+      </w:r>
+      <w:r>
+        <w:br/>
+      </w:r>
+      <w:r>
+        <w:rPr>
+          <w:rStyle w:val="ControlFlowTok"/>
+        </w:rPr>
+        <w:t xml:space="preserve">for</w:t>
+      </w:r>
+      <w:r>
+        <w:rPr>
+          <w:rStyle w:val="NormalTok"/>
+        </w:rPr>
+        <w:t xml:space="preserve"> t_rc </w:t>
+      </w:r>
+      <w:r>
+        <w:rPr>
+          <w:rStyle w:val="KeywordTok"/>
+        </w:rPr>
+        <w:t xml:space="preserve">in</w:t>
+      </w:r>
+      <w:r>
+        <w:rPr>
+          <w:rStyle w:val="NormalTok"/>
+        </w:rPr>
+        <w:t xml:space="preserve"> </w:t>
+      </w:r>
+      <w:r>
+        <w:rPr>
+          <w:rStyle w:val="BuiltInTok"/>
+        </w:rPr>
+        <w:t xml:space="preserve">range</w:t>
+      </w:r>
+      <w:r>
+        <w:rPr>
+          <w:rStyle w:val="NormalTok"/>
+        </w:rPr>
+        <w:t xml:space="preserve">(</w:t>
+      </w:r>
+      <w:r>
+        <w:rPr>
+          <w:rStyle w:val="DecValTok"/>
+        </w:rPr>
+        <w:t xml:space="preserve">101</w:t>
+      </w:r>
+      <w:r>
+        <w:rPr>
+          <w:rStyle w:val="NormalTok"/>
+        </w:rPr>
+        <w:t xml:space="preserve">):</w:t>
+      </w:r>
+      <w:r>
+        <w:br/>
+      </w:r>
+      <w:r>
+        <w:rPr>
+          <w:rStyle w:val="NormalTok"/>
+        </w:rPr>
+        <w:t xml:space="preserve">    x_next_rc </w:t>
+      </w:r>
+      <w:r>
+        <w:rPr>
+          <w:rStyle w:val="OperatorTok"/>
+        </w:rPr>
+        <w:t xml:space="preserve">=</w:t>
+      </w:r>
+      <w:r>
+        <w:rPr>
+          <w:rStyle w:val="NormalTok"/>
+        </w:rPr>
+        <w:t xml:space="preserve"> x_rc </w:t>
+      </w:r>
+      <w:r>
+        <w:rPr>
+          <w:rStyle w:val="OperatorTok"/>
+        </w:rPr>
+        <w:t xml:space="preserve">-</w:t>
+      </w:r>
+      <w:r>
+        <w:rPr>
+          <w:rStyle w:val="NormalTok"/>
+        </w:rPr>
+        <w:t xml:space="preserve"> </w:t>
+      </w:r>
+      <w:r>
+        <w:rPr>
+          <w:rStyle w:val="FloatTok"/>
+        </w:rPr>
+        <w:t xml:space="preserve">0.25</w:t>
+      </w:r>
+      <w:r>
+        <w:rPr>
+          <w:rStyle w:val="NormalTok"/>
+        </w:rPr>
+        <w:t xml:space="preserve"> </w:t>
+      </w:r>
+      <w:r>
+        <w:rPr>
+          <w:rStyle w:val="OperatorTok"/>
+        </w:rPr>
+        <w:t xml:space="preserve">*</w:t>
+      </w:r>
+      <w:r>
+        <w:rPr>
+          <w:rStyle w:val="NormalTok"/>
+        </w:rPr>
+        <w:t xml:space="preserve"> </w:t>
+      </w:r>
+      <w:r>
+        <w:rPr>
+          <w:rStyle w:val="DecValTok"/>
+        </w:rPr>
+        <w:t xml:space="preserve">2</w:t>
+      </w:r>
+      <w:r>
+        <w:rPr>
+          <w:rStyle w:val="NormalTok"/>
+        </w:rPr>
+        <w:t xml:space="preserve"> </w:t>
+      </w:r>
+      <w:r>
+        <w:rPr>
+          <w:rStyle w:val="OperatorTok"/>
+        </w:rPr>
+        <w:t xml:space="preserve">*</w:t>
+      </w:r>
+      <w:r>
+        <w:rPr>
+          <w:rStyle w:val="NormalTok"/>
+        </w:rPr>
+        <w:t xml:space="preserve"> x_rc</w:t>
+      </w:r>
+      <w:r>
+        <w:br/>
+      </w:r>
+      <w:r>
+        <w:rPr>
+          <w:rStyle w:val="NormalTok"/>
+        </w:rPr>
+        <w:t xml:space="preserve">    change_rc </w:t>
+      </w:r>
+      <w:r>
+        <w:rPr>
+          <w:rStyle w:val="OperatorTok"/>
+        </w:rPr>
+        <w:t xml:space="preserve">=</w:t>
+      </w:r>
+      <w:r>
+        <w:rPr>
+          <w:rStyle w:val="NormalTok"/>
+        </w:rPr>
+        <w:t xml:space="preserve"> </w:t>
+      </w:r>
+      <w:r>
+        <w:rPr>
+          <w:rStyle w:val="BuiltInTok"/>
+        </w:rPr>
+        <w:t xml:space="preserve">abs</w:t>
+      </w:r>
+      <w:r>
+        <w:rPr>
+          <w:rStyle w:val="NormalTok"/>
+        </w:rPr>
+        <w:t xml:space="preserve">(f_rc(x_next_rc) </w:t>
+      </w:r>
+      <w:r>
+        <w:rPr>
+          <w:rStyle w:val="OperatorTok"/>
+        </w:rPr>
+        <w:t xml:space="preserve">-</w:t>
+      </w:r>
+      <w:r>
+        <w:rPr>
+          <w:rStyle w:val="NormalTok"/>
+        </w:rPr>
+        <w:t xml:space="preserve"> f_rc(x_rc)) </w:t>
+      </w:r>
+      <w:r>
+        <w:rPr>
+          <w:rStyle w:val="OperatorTok"/>
+        </w:rPr>
+        <w:t xml:space="preserve">/</w:t>
+      </w:r>
+      <w:r>
+        <w:rPr>
+          <w:rStyle w:val="NormalTok"/>
+        </w:rPr>
+        <w:t xml:space="preserve"> </w:t>
+      </w:r>
+      <w:r>
+        <w:rPr>
+          <w:rStyle w:val="BuiltInTok"/>
+        </w:rPr>
+        <w:t xml:space="preserve">abs</w:t>
+      </w:r>
+      <w:r>
+        <w:rPr>
+          <w:rStyle w:val="NormalTok"/>
+        </w:rPr>
+        <w:t xml:space="preserve">(f_rc(x_rc))</w:t>
+      </w:r>
+      <w:r>
+        <w:br/>
+      </w:r>
+      <w:r>
+        <w:rPr>
+          <w:rStyle w:val="NormalTok"/>
+        </w:rPr>
+        <w:t xml:space="preserve">    </w:t>
+      </w:r>
+      <w:r>
+        <w:rPr>
+          <w:rStyle w:val="ControlFlowTok"/>
+        </w:rPr>
+        <w:t xml:space="preserve">if</w:t>
+      </w:r>
+      <w:r>
+        <w:rPr>
+          <w:rStyle w:val="NormalTok"/>
+        </w:rPr>
+        <w:t xml:space="preserve"> change_rc </w:t>
+      </w:r>
+      <w:r>
+        <w:rPr>
+          <w:rStyle w:val="OperatorTok"/>
+        </w:rPr>
+        <w:t xml:space="preserve">&lt;</w:t>
+      </w:r>
+      <w:r>
+        <w:rPr>
+          <w:rStyle w:val="NormalTok"/>
+        </w:rPr>
+        <w:t xml:space="preserve"> tol_rc:</w:t>
+      </w:r>
+      <w:r>
+        <w:br/>
+      </w:r>
+      <w:r>
+        <w:rPr>
+          <w:rStyle w:val="NormalTok"/>
+        </w:rPr>
+        <w:t xml:space="preserve">        </w:t>
+      </w:r>
+      <w:r>
+        <w:rPr>
+          <w:rStyle w:val="ControlFlowTok"/>
+        </w:rPr>
+        <w:t xml:space="preserve">break</w:t>
+      </w:r>
+      <w:r>
+        <w:br/>
+      </w:r>
+      <w:r>
+        <w:rPr>
+          <w:rStyle w:val="NormalTok"/>
+        </w:rPr>
+        <w:t xml:space="preserve">    x_rc </w:t>
+      </w:r>
+      <w:r>
+        <w:rPr>
+          <w:rStyle w:val="OperatorTok"/>
+        </w:rPr>
+        <w:t xml:space="preserve">=</w:t>
+      </w:r>
+      <w:r>
+        <w:rPr>
+          <w:rStyle w:val="NormalTok"/>
+        </w:rPr>
+        <w:t xml:space="preserve"> x_next_rc</w:t>
+      </w:r>
+      <w:r>
+        <w:br/>
+      </w:r>
+      <w:r>
+        <w:rPr>
+          <w:rStyle w:val="BuiltInTok"/>
+        </w:rPr>
+        <w:t xml:space="preserve">print</w:t>
+      </w:r>
+      <w:r>
+        <w:rPr>
+          <w:rStyle w:val="NormalTok"/>
+        </w:rPr>
+        <w:t xml:space="preserve">(t_rc, change_rc)</w:t>
+      </w:r>
+      <w:r>
+        <w:rPr>
+          <w:rStyle w:val="OperatorTok"/>
+        </w:rPr>
+        <w:t xml:space="preserve">;</w:t>
+      </w:r>
+      <w:r>
+        <w:br/>
+      </w:r>
+      <w:r>
+        <w:rPr>
+          <w:rStyle w:val="CommentTok"/>
+        </w:rPr>
+        <w:t xml:space="preserve">#&gt; 5 0.0029182879377431907</w:t>
+      </w:r>
+    </w:p>
+    <w:p>
+      <w:pPr>
+        <w:pStyle w:val="FirstParagraph"/>
+      </w:pPr>
+      <w:r>
+        <w:t xml:space="preserve">The criterion first holds at</w:t>
+      </w:r>
+      <w:r>
+        <w:t xml:space="preserve"> </w:t>
+      </w:r>
+      <m:oMath>
+        <m:r>
+          <m:t>t</m:t>
+        </m:r>
+        <m:r>
+          <m:rPr>
+            <m:sty m:val="p"/>
+          </m:rPr>
+          <m:t>=</m:t>
+        </m:r>
+        <m:r>
+          <m:t>5</m:t>
+        </m:r>
+      </m:oMath>
+      <w:r>
+        <w:t xml:space="preserve">, where the relative change is 0.00292.</w:t>
+      </w:r>
+    </w:p>
+    <w:bookmarkEnd w:id="42"/>
+    <w:bookmarkStart w:id="43" w:name="def-rosenbrock-function"/>
+    <w:p>
+      <w:pPr>
+        <w:pStyle w:val="BodyText"/>
+      </w:pPr>
+      <w:r>
+        <w:rPr>
+          <w:b/>
+          <w:bCs/>
+        </w:rPr>
+        <w:t xml:space="preserve">Definition 8 (Rosenbrock function)</w:t>
+      </w:r>
+      <w:r>
+        <w:t xml:space="preserve"> </w:t>
+      </w:r>
+      <w:r>
+        <w:t xml:space="preserve">The</w:t>
+      </w:r>
+      <w:r>
+        <w:t xml:space="preserve"> </w:t>
+      </w:r>
+      <w:r>
+        <w:rPr>
+          <w:b/>
+          <w:bCs/>
+        </w:rPr>
+        <w:t xml:space="preserve">Rosenbrock function</w:t>
+      </w:r>
+      <w:r>
+        <w:t xml:space="preserve"> </w:t>
+      </w:r>
+      <w:r>
+        <w:t xml:space="preserve">on</w:t>
+      </w:r>
+      <w:r>
+        <w:t xml:space="preserve"> </w:t>
+      </w:r>
+      <m:oMath>
+        <m:sSup>
+          <m:e>
+            <m:r>
+              <m:rPr>
+                <m:scr m:val="double-struck"/>
+                <m:sty m:val="p"/>
+              </m:rPr>
+              <m:t>R</m:t>
+            </m:r>
+          </m:e>
+          <m:sup>
+            <m:r>
+              <m:t>2</m:t>
+            </m:r>
+          </m:sup>
+        </m:sSup>
+      </m:oMath>
+      <w:r>
+        <w:t xml:space="preserve"> </w:t>
+      </w:r>
+      <w:r>
+        <w:t xml:space="preserve">is</w:t>
+      </w:r>
+    </w:p>
+    <w:p>
+      <w:pPr>
+        <w:pStyle w:val="BodyText"/>
+      </w:pPr>
+      <w:r>
+        <w:t xml:space="preserve">$$
+    f(\mathord{\smash[b]{\underset{\raise.3ex\hbox{$\scriptstyle\sim$}}{x}}\vphantom{x}}) \stackrel{\text{def}}{=}100\mathopen{}\left(x_2 - x_1^2\right)\mathclose{}^2 + \mathopen{}\left(1 - x_1\right)\mathclose{}^2,
+    \qquad \mathord{\smash[b]{\underset{\raise.3ex\hbox{$\scriptstyle\sim$}}{x}}\vphantom{x}}= {(x_1, x_2)}^{\top}.
+    $$</w:t>
+      </w:r>
+    </w:p>
+    <w:p>
+      <w:pPr>
+        <w:pStyle w:val="FirstParagraph"/>
+      </w:pPr>
+      <w:r>
+        <w:t xml:space="preserve">It is a standard test problem for optimizers</w:t>
+      </w:r>
+      <w:r>
+        <w:t xml:space="preserve"> </w:t>
+      </w:r>
+      <w:r>
+        <w:t xml:space="preserve">[3]</w:t>
+      </w:r>
+      <w:r>
+        <w:t xml:space="preserve">.</w:t>
+      </w:r>
+    </w:p>
+    <w:bookmarkEnd w:id="43"/>
+    <w:bookmarkStart w:id="47" w:name="exm-rosenbrock-function"/>
+    <w:p>
+      <w:pPr>
+        <w:pStyle w:val="BodyText"/>
+      </w:pPr>
+      <w:r>
+        <w:rPr>
+          <w:b/>
+          <w:bCs/>
+        </w:rPr>
+        <w:t xml:space="preserve">Example 9 (Values of the Rosenbrock function)</w:t>
       </w:r>
       <w:r>
         <w:t xml:space="preserve"> </w:t>
@@ -7229,7 +10509,7 @@
       <w:r>
         <w:t xml:space="preserve"> </w:t>
       </w:r>
-      <w:hyperlink r:id="rId32">
+      <w:hyperlink r:id="rId44">
         <w:r>
           <w:rPr>
             <w:rStyle w:val="Hyperlink"/>
@@ -8776,7 +12056,7 @@
       <w:r>
         <w:t xml:space="preserve"> </w:t>
       </w:r>
-      <w:hyperlink r:id="rId33">
+      <w:hyperlink r:id="rId41">
         <w:r>
           <w:rPr>
             <w:rStyle w:val="Hyperlink"/>
@@ -8956,7 +12236,7 @@
       <w:r>
         <w:t xml:space="preserve"> </w:t>
       </w:r>
-      <w:hyperlink r:id="rId32">
+      <w:hyperlink r:id="rId44">
         <w:r>
           <w:rPr>
             <w:rStyle w:val="Hyperlink"/>
@@ -8976,7 +12256,7 @@
       <w:r>
         <w:t xml:space="preserve"> </w:t>
       </w:r>
-      <w:hyperlink r:id="rId34">
+      <w:hyperlink r:id="rId45">
         <w:r>
           <w:rPr>
             <w:rStyle w:val="Hyperlink"/>
@@ -8999,7 +12279,7 @@
       <w:r>
         <w:t xml:space="preserve"> </w:t>
       </w:r>
-      <w:hyperlink r:id="rId35">
+      <w:hyperlink r:id="rId46">
         <w:r>
           <w:rPr>
             <w:rStyle w:val="Hyperlink"/>
@@ -9163,7 +12443,7 @@
         <w:t xml:space="preserve">which varies slowly compared with the steep walls.</w:t>
       </w:r>
     </w:p>
-    <w:bookmarkEnd w:id="36"/>
+    <w:bookmarkEnd w:id="47"/>
     <w:tbl>
       <w:tblPr>
         <w:tblStyle w:val="Table"/>
@@ -9177,7 +12457,7 @@
       <w:tr>
         <w:tc>
           <w:tcPr/>
-          <w:bookmarkStart w:id="44" w:name="fig-rosenbrock-function"/>
+          <w:bookmarkStart w:id="55" w:name="fig-rosenbrock-function"/>
           <w:p>
             <w:pPr>
               <w:pStyle w:val="Heading3"/>
@@ -10861,18 +14141,18 @@
                 <wp:inline>
                   <wp:extent cx="4620126" cy="3696101"/>
                   <wp:effectExtent b="0" l="0" r="0" t="0"/>
-                  <wp:docPr descr="" title="" id="38" name="Picture"/>
+                  <wp:docPr descr="" title="" id="49" name="Picture"/>
                   <a:graphic>
                     <a:graphicData uri="http://schemas.openxmlformats.org/drawingml/2006/picture">
                       <pic:pic>
                         <pic:nvPicPr>
-                          <pic:cNvPr descr="optimization-gradient-descent_files/figure-docx/rosenbrock-contours-r-1.png" id="39" name="Picture"/>
+                          <pic:cNvPr descr="optimization-gradient-descent_files/figure-docx/rosenbrock-contours-r-1.png" id="50" name="Picture"/>
                           <pic:cNvPicPr>
                             <a:picLocks noChangeArrowheads="1" noChangeAspect="1"/>
                           </pic:cNvPicPr>
                         </pic:nvPicPr>
                         <pic:blipFill>
-                          <a:blip r:embed="rId37"/>
+                          <a:blip r:embed="rId48"/>
                           <a:stretch>
                             <a:fillRect/>
                           </a:stretch>
@@ -11877,18 +15157,18 @@
                 <wp:inline>
                   <wp:extent cx="4572000" cy="3657600"/>
                   <wp:effectExtent b="0" l="0" r="0" t="0"/>
-                  <wp:docPr descr="" title="" id="41" name="Picture"/>
+                  <wp:docPr descr="" title="" id="52" name="Picture"/>
                   <a:graphic>
                     <a:graphicData uri="http://schemas.openxmlformats.org/drawingml/2006/picture">
                       <pic:pic>
                         <pic:nvPicPr>
-                          <pic:cNvPr descr="optimization-gradient-descent_files/figure-docx/rosenbrock-contours-python-1.png" id="42" name="Picture"/>
+                          <pic:cNvPr descr="optimization-gradient-descent_files/figure-docx/rosenbrock-contours-python-1.png" id="53" name="Picture"/>
                           <pic:cNvPicPr>
                             <a:picLocks noChangeArrowheads="1" noChangeAspect="1"/>
                           </pic:cNvPicPr>
                         </pic:nvPicPr>
                         <pic:blipFill>
-                          <a:blip r:embed="rId40"/>
+                          <a:blip r:embed="rId51"/>
                           <a:stretch>
                             <a:fillRect/>
                           </a:stretch>
@@ -11930,7 +15210,7 @@
             <w:r>
               <w:t xml:space="preserve"> </w:t>
             </w:r>
-            <w:hyperlink r:id="rId43">
+            <w:hyperlink r:id="rId54">
               <w:r>
                 <w:rPr>
                   <w:rStyle w:val="Hyperlink"/>
@@ -12019,7 +15299,7 @@
             <w:r>
               <w:t xml:space="preserve"> </w:t>
             </w:r>
-            <w:hyperlink r:id="rId32">
+            <w:hyperlink r:id="rId44">
               <w:r>
                 <w:rPr>
                   <w:rStyle w:val="Hyperlink"/>
@@ -12031,11 +15311,11 @@
               <w:t xml:space="preserve">, the origin and the starting point are marked.</w:t>
             </w:r>
           </w:p>
-          <w:bookmarkEnd w:id="44"/>
+          <w:bookmarkEnd w:id="55"/>
         </w:tc>
       </w:tr>
     </w:tbl>
-    <w:bookmarkStart w:id="49" w:name="def-basin-of-attraction"/>
+    <w:bookmarkStart w:id="60" w:name="def-basin-of-attraction"/>
     <w:p>
       <w:pPr>
         <w:pStyle w:val="BodyText"/>
@@ -12045,7 +15325,7 @@
           <w:b/>
           <w:bCs/>
         </w:rPr>
-        <w:t xml:space="preserve">Definition 7 (Basin of attraction)</w:t>
+        <w:t xml:space="preserve">Definition 9 (Basin of attraction)</w:t>
       </w:r>
       <w:r>
         <w:t xml:space="preserve"> </w:t>
@@ -12092,7 +15372,7 @@
       <w:r>
         <w:t xml:space="preserve"> </w:t>
       </w:r>
-      <w:hyperlink r:id="rId45">
+      <w:hyperlink r:id="rId56">
         <w:r>
           <w:rPr>
             <w:rStyle w:val="Hyperlink"/>
@@ -12132,7 +15412,7 @@
       <w:r>
         <w:t xml:space="preserve"> </w:t>
       </w:r>
-      <w:hyperlink r:id="rId46">
+      <w:hyperlink r:id="rId57">
         <w:r>
           <w:rPr>
             <w:rStyle w:val="Hyperlink"/>
@@ -12161,7 +15441,7 @@
       <w:r>
         <w:t xml:space="preserve"> </w:t>
       </w:r>
-      <w:hyperlink r:id="rId47">
+      <w:hyperlink r:id="rId58">
         <w:r>
           <w:rPr>
             <w:rStyle w:val="Hyperlink"/>
@@ -12172,7 +15452,7 @@
       <w:r>
         <w:t xml:space="preserve"> </w:t>
       </w:r>
-      <w:hyperlink r:id="rId48">
+      <w:hyperlink r:id="rId59">
         <w:r>
           <w:rPr>
             <w:rStyle w:val="Hyperlink"/>
@@ -12202,8 +15482,8 @@
         <w:t xml:space="preserve">.</w:t>
       </w:r>
     </w:p>
-    <w:bookmarkEnd w:id="49"/>
-    <w:bookmarkStart w:id="53" w:name="exm-basin-of-attraction"/>
+    <w:bookmarkEnd w:id="60"/>
+    <w:bookmarkStart w:id="64" w:name="exm-basin-of-attraction"/>
     <w:p>
       <w:pPr>
         <w:pStyle w:val="BodyText"/>
@@ -12213,7 +15493,7 @@
           <w:b/>
           <w:bCs/>
         </w:rPr>
-        <w:t xml:space="preserve">Example 8 (Basins of a double-well function)</w:t>
+        <w:t xml:space="preserve">Example 10 (Basins of a double-well function)</w:t>
       </w:r>
       <w:r>
         <w:t xml:space="preserve"> </w:t>
@@ -12408,7 +15688,7 @@
       <w:r>
         <w:t xml:space="preserve"> </w:t>
       </w:r>
-      <w:hyperlink r:id="rId50">
+      <w:hyperlink r:id="rId61">
         <w:r>
           <w:rPr>
             <w:rStyle w:val="Hyperlink"/>
@@ -12507,7 +15787,7 @@
       <w:r>
         <w:t xml:space="preserve"> </w:t>
       </w:r>
-      <w:hyperlink r:id="rId45">
+      <w:hyperlink r:id="rId56">
         <w:r>
           <w:rPr>
             <w:rStyle w:val="Hyperlink"/>
@@ -12594,7 +15874,7 @@
       <w:r>
         <w:t xml:space="preserve"> </w:t>
       </w:r>
-      <w:hyperlink r:id="rId51">
+      <w:hyperlink r:id="rId62">
         <w:r>
           <w:rPr>
             <w:rStyle w:val="Hyperlink"/>
@@ -15184,7 +18464,7 @@
       <w:r>
         <w:t xml:space="preserve"> </w:t>
       </w:r>
-      <w:hyperlink r:id="rId47">
+      <w:hyperlink r:id="rId58">
         <w:r>
           <w:rPr>
             <w:rStyle w:val="Hyperlink"/>
@@ -15322,7 +18602,7 @@
       <w:r>
         <w:t xml:space="preserve"> </w:t>
       </w:r>
-      <w:hyperlink r:id="rId52">
+      <w:hyperlink r:id="rId63">
         <w:r>
           <w:rPr>
             <w:rStyle w:val="Hyperlink"/>
@@ -15614,7 +18894,7 @@
         <w:t xml:space="preserve">the basin is not a half-line.</w:t>
       </w:r>
     </w:p>
-    <w:bookmarkEnd w:id="53"/>
+    <w:bookmarkEnd w:id="64"/>
     <w:tbl>
       <w:tblPr>
         <w:tblStyle w:val="Table"/>
@@ -15628,7 +18908,7 @@
       <w:tr>
         <w:tc>
           <w:tcPr/>
-          <w:bookmarkStart w:id="60" w:name="fig-basin-of-attraction"/>
+          <w:bookmarkStart w:id="71" w:name="fig-basin-of-attraction"/>
           <w:p>
             <w:pPr>
               <w:pStyle w:val="Heading3"/>
@@ -17255,18 +20535,18 @@
                 <wp:inline>
                   <wp:extent cx="4620126" cy="3696101"/>
                   <wp:effectExtent b="0" l="0" r="0" t="0"/>
-                  <wp:docPr descr="" title="" id="55" name="Picture"/>
+                  <wp:docPr descr="" title="" id="66" name="Picture"/>
                   <a:graphic>
                     <a:graphicData uri="http://schemas.openxmlformats.org/drawingml/2006/picture">
                       <pic:pic>
                         <pic:nvPicPr>
-                          <pic:cNvPr descr="optimization-gradient-descent_files/figure-docx/basin-iterates-r-1.png" id="56" name="Picture"/>
+                          <pic:cNvPr descr="optimization-gradient-descent_files/figure-docx/basin-iterates-r-1.png" id="67" name="Picture"/>
                           <pic:cNvPicPr>
                             <a:picLocks noChangeArrowheads="1" noChangeAspect="1"/>
                           </pic:cNvPicPr>
                         </pic:nvPicPr>
                         <pic:blipFill>
-                          <a:blip r:embed="rId54"/>
+                          <a:blip r:embed="rId65"/>
                           <a:stretch>
                             <a:fillRect/>
                           </a:stretch>
@@ -17650,7 +20930,7 @@
               <w:rPr>
                 <w:rStyle w:val="CommentTok"/>
               </w:rPr>
-              <w:t xml:space="preserve">#&gt; [&lt;matplotlib.lines.Line2D object at 0x7f8440f5c050&gt;]</w:t>
+              <w:t xml:space="preserve">#&gt; [&lt;matplotlib.lines.Line2D object at 0x7f8b08db0190&gt;]</w:t>
             </w:r>
             <w:r>
               <w:br/>
@@ -18214,7 +21494,7 @@
               <w:rPr>
                 <w:rStyle w:val="CommentTok"/>
               </w:rPr>
-              <w:t xml:space="preserve">#&gt; [&lt;matplotlib.lines.Line2D object at 0x7f8440f5c190&gt;]</w:t>
+              <w:t xml:space="preserve">#&gt; [&lt;matplotlib.lines.Line2D object at 0x7f8b08db02d0&gt;]</w:t>
             </w:r>
             <w:r>
               <w:br/>
@@ -18223,7 +21503,7 @@
               <w:rPr>
                 <w:rStyle w:val="CommentTok"/>
               </w:rPr>
-              <w:t xml:space="preserve">#&gt; [&lt;matplotlib.lines.Line2D object at 0x7f8440f5c2d0&gt;]</w:t>
+              <w:t xml:space="preserve">#&gt; [&lt;matplotlib.lines.Line2D object at 0x7f8b08db0410&gt;]</w:t>
             </w:r>
             <w:r>
               <w:br/>
@@ -18232,7 +21512,7 @@
               <w:rPr>
                 <w:rStyle w:val="CommentTok"/>
               </w:rPr>
-              <w:t xml:space="preserve">#&gt; [&lt;matplotlib.lines.Line2D object at 0x7f8440f5c410&gt;]</w:t>
+              <w:t xml:space="preserve">#&gt; [&lt;matplotlib.lines.Line2D object at 0x7f8b08db0550&gt;]</w:t>
             </w:r>
             <w:r>
               <w:br/>
@@ -18241,7 +21521,7 @@
               <w:rPr>
                 <w:rStyle w:val="CommentTok"/>
               </w:rPr>
-              <w:t xml:space="preserve">#&gt; [&lt;matplotlib.lines.Line2D object at 0x7f8440f5c550&gt;]</w:t>
+              <w:t xml:space="preserve">#&gt; [&lt;matplotlib.lines.Line2D object at 0x7f8b08db0690&gt;]</w:t>
             </w:r>
             <w:r>
               <w:br/>
@@ -18250,7 +21530,7 @@
               <w:rPr>
                 <w:rStyle w:val="CommentTok"/>
               </w:rPr>
-              <w:t xml:space="preserve">#&gt; [&lt;matplotlib.lines.Line2D object at 0x7f8440f5c690&gt;]</w:t>
+              <w:t xml:space="preserve">#&gt; [&lt;matplotlib.lines.Line2D object at 0x7f8b08db07d0&gt;]</w:t>
             </w:r>
             <w:r>
               <w:br/>
@@ -18259,7 +21539,7 @@
               <w:rPr>
                 <w:rStyle w:val="CommentTok"/>
               </w:rPr>
-              <w:t xml:space="preserve">#&gt; [&lt;matplotlib.lines.Line2D object at 0x7f8440f5c7d0&gt;]</w:t>
+              <w:t xml:space="preserve">#&gt; [&lt;matplotlib.lines.Line2D object at 0x7f8b08db0910&gt;]</w:t>
             </w:r>
             <w:r>
               <w:br/>
@@ -18373,7 +21653,7 @@
               <w:rPr>
                 <w:rStyle w:val="CommentTok"/>
               </w:rPr>
-              <w:t xml:space="preserve">#&gt; &lt;matplotlib.legend.Legend object at 0x7f8440f5c910&gt;</w:t>
+              <w:t xml:space="preserve">#&gt; &lt;matplotlib.legend.Legend object at 0x7f8b08db0a50&gt;</w:t>
             </w:r>
             <w:r>
               <w:br/>
@@ -18394,18 +21674,18 @@
                 <wp:inline>
                   <wp:extent cx="4572000" cy="3657600"/>
                   <wp:effectExtent b="0" l="0" r="0" t="0"/>
-                  <wp:docPr descr="" title="" id="58" name="Picture"/>
+                  <wp:docPr descr="" title="" id="69" name="Picture"/>
                   <a:graphic>
                     <a:graphicData uri="http://schemas.openxmlformats.org/drawingml/2006/picture">
                       <pic:pic>
                         <pic:nvPicPr>
-                          <pic:cNvPr descr="optimization-gradient-descent_files/figure-docx/basin-iterates-python-1.png" id="59" name="Picture"/>
+                          <pic:cNvPr descr="optimization-gradient-descent_files/figure-docx/basin-iterates-python-1.png" id="70" name="Picture"/>
                           <pic:cNvPicPr>
                             <a:picLocks noChangeArrowheads="1" noChangeAspect="1"/>
                           </pic:cNvPicPr>
                         </pic:nvPicPr>
                         <pic:blipFill>
-                          <a:blip r:embed="rId57"/>
+                          <a:blip r:embed="rId68"/>
                           <a:stretch>
                             <a:fillRect/>
                           </a:stretch>
@@ -18489,7 +21769,7 @@
             <w:r>
               <w:t xml:space="preserve"> </w:t>
             </w:r>
-            <w:hyperlink r:id="rId33">
+            <w:hyperlink r:id="rId41">
               <w:r>
                 <w:rPr>
                   <w:rStyle w:val="Hyperlink"/>
@@ -18511,7 +21791,7 @@
                 <w:rPr>
                   <w:rStyle w:val="Hyperlink"/>
                 </w:rPr>
-                <w:t xml:space="preserve">Example 8</w:t>
+                <w:t xml:space="preserve">Example 10</w:t>
               </w:r>
             </w:hyperlink>
             <w:r>
@@ -18569,7 +21849,7 @@
             <w:r>
               <w:t xml:space="preserve"> </w:t>
             </w:r>
-            <w:hyperlink r:id="rId45">
+            <w:hyperlink r:id="rId56">
               <w:r>
                 <w:rPr>
                   <w:rStyle w:val="Hyperlink"/>
@@ -18586,7 +21866,7 @@
             <w:r>
               <w:t xml:space="preserve"> </w:t>
             </w:r>
-            <w:hyperlink r:id="rId51">
+            <w:hyperlink r:id="rId62">
               <w:r>
                 <w:rPr>
                   <w:rStyle w:val="Hyperlink"/>
@@ -18612,11 +21892,11 @@
               <w:t xml:space="preserve">.</w:t>
             </w:r>
           </w:p>
-          <w:bookmarkEnd w:id="60"/>
+          <w:bookmarkEnd w:id="71"/>
         </w:tc>
       </w:tr>
     </w:tbl>
-    <w:bookmarkStart w:id="61" w:name="prp-double-well-divergence"/>
+    <w:bookmarkStart w:id="72" w:name="prp-double-well-divergence"/>
     <w:p>
       <w:pPr>
         <w:pStyle w:val="BodyText"/>
@@ -18973,7 +22253,7 @@
         <w:t xml:space="preserve">.</w:t>
       </w:r>
     </w:p>
-    <w:bookmarkEnd w:id="61"/>
+    <w:bookmarkEnd w:id="72"/>
     <w:p>
       <w:pPr>
         <w:pStyle w:val="BodyText"/>
@@ -20188,7 +23468,7 @@
       <w:r>
         <w:t xml:space="preserve"> </w:t>
       </w:r>
-      <w:hyperlink r:id="rId47">
+      <w:hyperlink r:id="rId58">
         <w:r>
           <w:rPr>
             <w:rStyle w:val="Hyperlink"/>
@@ -20615,7 +23895,7 @@
         <w:t xml:space="preserve">.</w:t>
       </w:r>
     </w:p>
-    <w:bookmarkStart w:id="62" w:name="cor-double-well-basin-bound"/>
+    <w:bookmarkStart w:id="73" w:name="cor-double-well-basin-bound"/>
     <w:p>
       <w:pPr>
         <w:pStyle w:val="BodyText"/>
@@ -20813,7 +24093,7 @@
       <w:r>
         <w:t xml:space="preserve"> </w:t>
       </w:r>
-      <w:hyperlink r:id="rId45">
+      <w:hyperlink r:id="rId56">
         <w:r>
           <w:rPr>
             <w:rStyle w:val="Hyperlink"/>
@@ -20926,7 +24206,7 @@
         </m:oMath>
       </m:oMathPara>
     </w:p>
-    <w:bookmarkEnd w:id="62"/>
+    <w:bookmarkEnd w:id="73"/>
     <w:p>
       <w:pPr>
         <w:pStyle w:val="FirstParagraph"/>
@@ -20947,7 +24227,7 @@
       <w:r>
         <w:t xml:space="preserve"> </w:t>
       </w:r>
-      <w:hyperlink r:id="rId47">
+      <w:hyperlink r:id="rId58">
         <w:r>
           <w:rPr>
             <w:rStyle w:val="Hyperlink"/>
@@ -20964,7 +24244,7 @@
       <w:r>
         <w:t xml:space="preserve"> </w:t>
       </w:r>
-      <w:hyperlink r:id="rId48">
+      <w:hyperlink r:id="rId59">
         <w:r>
           <w:rPr>
             <w:rStyle w:val="Hyperlink"/>
@@ -20981,7 +24261,7 @@
       <w:r>
         <w:t xml:space="preserve"> </w:t>
       </w:r>
-      <w:hyperlink r:id="rId45">
+      <w:hyperlink r:id="rId56">
         <w:r>
           <w:rPr>
             <w:rStyle w:val="Hyperlink"/>
@@ -21001,7 +24281,7 @@
       <w:r>
         <w:t xml:space="preserve"> </w:t>
       </w:r>
-      <w:hyperlink r:id="rId63">
+      <w:hyperlink r:id="rId74">
         <w:r>
           <w:rPr>
             <w:rStyle w:val="Hyperlink"/>
@@ -21130,7 +24410,7 @@
         <w:t xml:space="preserve">.</w:t>
       </w:r>
     </w:p>
-    <w:bookmarkStart w:id="68" w:name="exm-double-well-divergence"/>
+    <w:bookmarkStart w:id="79" w:name="exm-double-well-divergence"/>
     <w:p>
       <w:pPr>
         <w:pStyle w:val="BodyText"/>
@@ -21140,7 +24420,7 @@
           <w:b/>
           <w:bCs/>
         </w:rPr>
-        <w:t xml:space="preserve">Example 9 (Divergent starts on the double-well function for three step lengths)</w:t>
+        <w:t xml:space="preserve">Example 11 (Divergent starts on the double-well function for three step lengths)</w:t>
       </w:r>
       <w:r>
         <w:t xml:space="preserve"> </w:t>
@@ -21244,7 +24524,7 @@
       <w:r>
         <w:t xml:space="preserve"> </w:t>
       </w:r>
-      <w:hyperlink r:id="rId63">
+      <w:hyperlink r:id="rId74">
         <w:r>
           <w:rPr>
             <w:rStyle w:val="Hyperlink"/>
@@ -21384,7 +24664,7 @@
       <w:r>
         <w:t xml:space="preserve"> </w:t>
       </w:r>
-      <w:hyperlink r:id="rId64">
+      <w:hyperlink r:id="rId75">
         <w:r>
           <w:rPr>
             <w:rStyle w:val="Hyperlink"/>
@@ -21570,7 +24850,7 @@
       <w:r>
         <w:t xml:space="preserve"> </w:t>
       </w:r>
-      <w:hyperlink r:id="rId65">
+      <w:hyperlink r:id="rId76">
         <w:r>
           <w:rPr>
             <w:rStyle w:val="Hyperlink"/>
@@ -21729,7 +25009,7 @@
       <w:r>
         <w:t xml:space="preserve"> </w:t>
       </w:r>
-      <w:hyperlink r:id="rId48">
+      <w:hyperlink r:id="rId59">
         <w:r>
           <w:rPr>
             <w:rStyle w:val="Hyperlink"/>
@@ -21801,7 +25081,7 @@
       <w:r>
         <w:t xml:space="preserve"> </w:t>
       </w:r>
-      <w:hyperlink r:id="rId66">
+      <w:hyperlink r:id="rId77">
         <w:r>
           <w:rPr>
             <w:rStyle w:val="Hyperlink"/>
@@ -21812,7 +25092,7 @@
       <w:r>
         <w:t xml:space="preserve"> </w:t>
       </w:r>
-      <w:hyperlink r:id="rId67">
+      <w:hyperlink r:id="rId78">
         <w:r>
           <w:rPr>
             <w:rStyle w:val="Hyperlink"/>
@@ -21923,7 +25203,7 @@
       <w:r>
         <w:t xml:space="preserve"> </w:t>
       </w:r>
-      <w:hyperlink r:id="rId47">
+      <w:hyperlink r:id="rId58">
         <w:r>
           <w:rPr>
             <w:rStyle w:val="Hyperlink"/>
@@ -21938,8 +25218,8 @@
         <w:t xml:space="preserve">grow.</w:t>
       </w:r>
     </w:p>
-    <w:bookmarkEnd w:id="68"/>
-    <w:bookmarkStart w:id="71" w:name="def-plateau"/>
+    <w:bookmarkEnd w:id="79"/>
+    <w:bookmarkStart w:id="82" w:name="def-plateau"/>
     <w:p>
       <w:pPr>
         <w:pStyle w:val="BodyText"/>
@@ -21949,7 +25229,7 @@
           <w:b/>
           <w:bCs/>
         </w:rPr>
-        <w:t xml:space="preserve">Definition 8 (Plateau)</w:t>
+        <w:t xml:space="preserve">Definition 10 (Plateau)</w:t>
       </w:r>
       <w:r>
         <w:t xml:space="preserve"> </w:t>
@@ -22009,7 +25289,7 @@
       <w:r>
         <w:t xml:space="preserve"> </w:t>
       </w:r>
-      <w:hyperlink r:id="rId33">
+      <w:hyperlink r:id="rId41">
         <w:r>
           <w:rPr>
             <w:rStyle w:val="Hyperlink"/>
@@ -22026,7 +25306,7 @@
       <w:r>
         <w:t xml:space="preserve"> </w:t>
       </w:r>
-      <w:hyperlink r:id="rId69">
+      <w:hyperlink r:id="rId80">
         <w:r>
           <w:rPr>
             <w:rStyle w:val="Hyperlink"/>
@@ -22108,7 +25388,7 @@
       <w:r>
         <w:t xml:space="preserve"> </w:t>
       </w:r>
-      <w:hyperlink r:id="rId70">
+      <w:hyperlink r:id="rId81">
         <w:r>
           <w:rPr>
             <w:rStyle w:val="Hyperlink"/>
@@ -22167,7 +25447,7 @@
       <w:r>
         <w:t xml:space="preserve"> </w:t>
       </w:r>
-      <w:hyperlink r:id="rId50">
+      <w:hyperlink r:id="rId61">
         <w:r>
           <w:rPr>
             <w:rStyle w:val="Hyperlink"/>
@@ -22179,8 +25459,8 @@
         <w:t xml:space="preserve">.</w:t>
       </w:r>
     </w:p>
-    <w:bookmarkEnd w:id="71"/>
-    <w:bookmarkStart w:id="72" w:name="exm-plateau"/>
+    <w:bookmarkEnd w:id="82"/>
+    <w:bookmarkStart w:id="83" w:name="exm-plateau"/>
     <w:p>
       <w:pPr>
         <w:pStyle w:val="BodyText"/>
@@ -22190,7 +25470,7 @@
           <w:b/>
           <w:bCs/>
         </w:rPr>
-        <w:t xml:space="preserve">Example 10 (A cost with no stationary point)</w:t>
+        <w:t xml:space="preserve">Example 12 (A cost with no stationary point)</w:t>
       </w:r>
       <w:r>
         <w:t xml:space="preserve"> </w:t>
@@ -22462,7 +25742,7 @@
       <w:r>
         <w:t xml:space="preserve"> </w:t>
       </w:r>
-      <w:hyperlink r:id="rId50">
+      <w:hyperlink r:id="rId61">
         <w:r>
           <w:rPr>
             <w:rStyle w:val="Hyperlink"/>
@@ -22510,7 +25790,7 @@
       <w:r>
         <w:t xml:space="preserve"> </w:t>
       </w:r>
-      <w:hyperlink r:id="rId69">
+      <w:hyperlink r:id="rId80">
         <w:r>
           <w:rPr>
             <w:rStyle w:val="Hyperlink"/>
@@ -22657,7 +25937,7 @@
       <w:r>
         <w:t xml:space="preserve"> </w:t>
       </w:r>
-      <w:hyperlink r:id="rId47">
+      <w:hyperlink r:id="rId58">
         <w:r>
           <w:rPr>
             <w:rStyle w:val="Hyperlink"/>
@@ -22752,7 +26032,7 @@
           <w:rPr>
             <w:rStyle w:val="Hyperlink"/>
           </w:rPr>
-          <w:t xml:space="preserve">Definition 8</w:t>
+          <w:t xml:space="preserve">Definition 10</w:t>
         </w:r>
       </w:hyperlink>
       <w:r>
@@ -22771,7 +26051,7 @@
         <w:t xml:space="preserve">the run has only slowed down.</w:t>
       </w:r>
     </w:p>
-    <w:bookmarkEnd w:id="72"/>
+    <w:bookmarkEnd w:id="83"/>
     <w:tbl>
       <w:tblPr>
         <w:tblStyle w:val="Table"/>
@@ -22785,7 +26065,7 @@
       <w:tr>
         <w:tc>
           <w:tcPr/>
-          <w:bookmarkStart w:id="79" w:name="fig-plateau"/>
+          <w:bookmarkStart w:id="90" w:name="fig-plateau"/>
           <w:p>
             <w:pPr>
               <w:pStyle w:val="Heading3"/>
@@ -23665,18 +26945,18 @@
                 <wp:inline>
                   <wp:extent cx="4620126" cy="3696101"/>
                   <wp:effectExtent b="0" l="0" r="0" t="0"/>
-                  <wp:docPr descr="" title="" id="74" name="Picture"/>
+                  <wp:docPr descr="" title="" id="85" name="Picture"/>
                   <a:graphic>
                     <a:graphicData uri="http://schemas.openxmlformats.org/drawingml/2006/picture">
                       <pic:pic>
                         <pic:nvPicPr>
-                          <pic:cNvPr descr="optimization-gradient-descent_files/figure-docx/plateau-size-r-1.png" id="75" name="Picture"/>
+                          <pic:cNvPr descr="optimization-gradient-descent_files/figure-docx/plateau-size-r-1.png" id="86" name="Picture"/>
                           <pic:cNvPicPr>
                             <a:picLocks noChangeArrowheads="1" noChangeAspect="1"/>
                           </pic:cNvPicPr>
                         </pic:nvPicPr>
                         <pic:blipFill>
-                          <a:blip r:embed="rId73"/>
+                          <a:blip r:embed="rId84"/>
                           <a:stretch>
                             <a:fillRect/>
                           </a:stretch>
@@ -24036,7 +27316,7 @@
               <w:rPr>
                 <w:rStyle w:val="CommentTok"/>
               </w:rPr>
-              <w:t xml:space="preserve">#&gt; [&lt;matplotlib.lines.Line2D object at 0x7f8440de5090&gt;]</w:t>
+              <w:t xml:space="preserve">#&gt; [&lt;matplotlib.lines.Line2D object at 0x7f8b08c411d0&gt;]</w:t>
             </w:r>
             <w:r>
               <w:br/>
@@ -24183,7 +27463,7 @@
               <w:rPr>
                 <w:rStyle w:val="CommentTok"/>
               </w:rPr>
-              <w:t xml:space="preserve">#&gt; [&lt;matplotlib.lines.Line2D object at 0x7f8440de51d0&gt;]</w:t>
+              <w:t xml:space="preserve">#&gt; [&lt;matplotlib.lines.Line2D object at 0x7f8b08c41310&gt;]</w:t>
             </w:r>
             <w:r>
               <w:br/>
@@ -24285,18 +27565,18 @@
                 <wp:inline>
                   <wp:extent cx="4572000" cy="3657600"/>
                   <wp:effectExtent b="0" l="0" r="0" t="0"/>
-                  <wp:docPr descr="" title="" id="77" name="Picture"/>
+                  <wp:docPr descr="" title="" id="88" name="Picture"/>
                   <a:graphic>
                     <a:graphicData uri="http://schemas.openxmlformats.org/drawingml/2006/picture">
                       <pic:pic>
                         <pic:nvPicPr>
-                          <pic:cNvPr descr="optimization-gradient-descent_files/figure-docx/plateau-size-python-1.png" id="78" name="Picture"/>
+                          <pic:cNvPr descr="optimization-gradient-descent_files/figure-docx/plateau-size-python-1.png" id="89" name="Picture"/>
                           <pic:cNvPicPr>
                             <a:picLocks noChangeArrowheads="1" noChangeAspect="1"/>
                           </pic:cNvPicPr>
                         </pic:nvPicPr>
                         <pic:blipFill>
-                          <a:blip r:embed="rId76"/>
+                          <a:blip r:embed="rId87"/>
                           <a:stretch>
                             <a:fillRect/>
                           </a:stretch>
@@ -24338,7 +27618,7 @@
             <w:r>
               <w:t xml:space="preserve"> </w:t>
             </w:r>
-            <w:hyperlink r:id="rId69">
+            <w:hyperlink r:id="rId80">
               <w:r>
                 <w:rPr>
                   <w:rStyle w:val="Hyperlink"/>
@@ -24355,7 +27635,7 @@
             <w:r>
               <w:t xml:space="preserve"> </w:t>
             </w:r>
-            <w:hyperlink r:id="rId33">
+            <w:hyperlink r:id="rId41">
               <w:r>
                 <w:rPr>
                   <w:rStyle w:val="Hyperlink"/>
@@ -24377,7 +27657,7 @@
                 <w:rPr>
                   <w:rStyle w:val="Hyperlink"/>
                 </w:rPr>
-                <w:t xml:space="preserve">Example 10</w:t>
+                <w:t xml:space="preserve">Example 12</w:t>
               </w:r>
             </w:hyperlink>
             <w:r>
@@ -24506,7 +27786,7 @@
             <w:r>
               <w:t xml:space="preserve"> </w:t>
             </w:r>
-            <w:hyperlink r:id="rId50">
+            <w:hyperlink r:id="rId61">
               <w:r>
                 <w:rPr>
                   <w:rStyle w:val="Hyperlink"/>
@@ -24518,11 +27798,11 @@
               <w:t xml:space="preserve">.</w:t>
             </w:r>
           </w:p>
-          <w:bookmarkEnd w:id="79"/>
+          <w:bookmarkEnd w:id="90"/>
         </w:tc>
       </w:tr>
     </w:tbl>
-    <w:bookmarkStart w:id="80" w:name="def-armijo-condition"/>
+    <w:bookmarkStart w:id="91" w:name="def-armijo-condition"/>
     <w:p>
       <w:pPr>
         <w:pStyle w:val="BodyText"/>
@@ -24532,7 +27812,7 @@
           <w:b/>
           <w:bCs/>
         </w:rPr>
-        <w:t xml:space="preserve">Definition 9 (Armijo condition)</w:t>
+        <w:t xml:space="preserve">Definition 11 (Armijo condition)</w:t>
       </w:r>
       <w:r>
         <w:t xml:space="preserve"> </w:t>
@@ -24731,8 +28011,8 @@
     $$</w:t>
       </w:r>
     </w:p>
-    <w:bookmarkEnd w:id="80"/>
-    <w:bookmarkStart w:id="81" w:name="exm-armijo-condition"/>
+    <w:bookmarkEnd w:id="91"/>
+    <w:bookmarkStart w:id="92" w:name="exm-armijo-condition"/>
     <w:p>
       <w:pPr>
         <w:pStyle w:val="FirstParagraph"/>
@@ -24742,7 +28022,7 @@
           <w:b/>
           <w:bCs/>
         </w:rPr>
-        <w:t xml:space="preserve">Example 11 (The Armijo condition on a parabola)</w:t>
+        <w:t xml:space="preserve">Example 13 (The Armijo condition on a parabola)</w:t>
       </w:r>
       <w:r>
         <w:t xml:space="preserve"> </w:t>
@@ -25584,8 +28864,8 @@
         <w:t xml:space="preserve">.</w:t>
       </w:r>
     </w:p>
-    <w:bookmarkEnd w:id="81"/>
-    <w:bookmarkStart w:id="82" w:name="def-backtracking-line-search"/>
+    <w:bookmarkEnd w:id="92"/>
+    <w:bookmarkStart w:id="93" w:name="def-backtracking-line-search"/>
     <w:p>
       <w:pPr>
         <w:pStyle w:val="BodyText"/>
@@ -25595,7 +28875,7 @@
           <w:b/>
           <w:bCs/>
         </w:rPr>
-        <w:t xml:space="preserve">Definition 10 (Backtracking line search)</w:t>
+        <w:t xml:space="preserve">Definition 12 (Backtracking line search)</w:t>
       </w:r>
       <w:r>
         <w:t xml:space="preserve"> </w:t>
@@ -25921,8 +29201,8 @@
         <w:t xml:space="preserve">.</w:t>
       </w:r>
     </w:p>
-    <w:bookmarkEnd w:id="82"/>
-    <w:bookmarkStart w:id="83" w:name="exm-backtracking-line-search"/>
+    <w:bookmarkEnd w:id="93"/>
+    <w:bookmarkStart w:id="94" w:name="exm-backtracking-line-search"/>
     <w:p>
       <w:pPr>
         <w:pStyle w:val="BodyText"/>
@@ -25932,7 +29212,7 @@
           <w:b/>
           <w:bCs/>
         </w:rPr>
-        <w:t xml:space="preserve">Example 12 (Backtracking on a parabola)</w:t>
+        <w:t xml:space="preserve">Example 14 (Backtracking on a parabola)</w:t>
       </w:r>
       <w:r>
         <w:t xml:space="preserve"> </w:t>
@@ -26076,7 +29356,7 @@
           <w:rPr>
             <w:rStyle w:val="Hyperlink"/>
           </w:rPr>
-          <w:t xml:space="preserve">Example 11</w:t>
+          <w:t xml:space="preserve">Example 13</w:t>
         </w:r>
       </w:hyperlink>
       <w:r>
@@ -26383,8 +29663,8 @@
         <w:t xml:space="preserve">.</w:t>
       </w:r>
     </w:p>
-    <w:bookmarkEnd w:id="83"/>
-    <w:bookmarkStart w:id="88" w:name="thm-gd-quadratic-error"/>
+    <w:bookmarkEnd w:id="94"/>
+    <w:bookmarkStart w:id="99" w:name="thm-gd-quadratic-error"/>
     <w:p>
       <w:pPr>
         <w:pStyle w:val="BodyText"/>
@@ -26439,7 +29719,7 @@
       <w:r>
         <w:t xml:space="preserve"> </w:t>
       </w:r>
-      <w:hyperlink r:id="rId84">
+      <w:hyperlink r:id="rId95">
         <w:r>
           <w:rPr>
             <w:rStyle w:val="Hyperlink"/>
@@ -26456,7 +29736,7 @@
       <w:r>
         <w:t xml:space="preserve"> </w:t>
       </w:r>
-      <w:hyperlink r:id="rId85">
+      <w:hyperlink r:id="rId96">
         <w:r>
           <w:rPr>
             <w:rStyle w:val="Hyperlink"/>
@@ -26553,7 +29833,7 @@
       <w:r>
         <w:t xml:space="preserve"> </w:t>
       </w:r>
-      <w:hyperlink r:id="rId86">
+      <w:hyperlink r:id="rId97">
         <w:r>
           <w:rPr>
             <w:rStyle w:val="Hyperlink"/>
@@ -26656,7 +29936,7 @@
       <w:r>
         <w:t xml:space="preserve"> </w:t>
       </w:r>
-      <w:hyperlink r:id="rId87">
+      <w:hyperlink r:id="rId98">
         <w:r>
           <w:rPr>
             <w:rStyle w:val="Hyperlink"/>
@@ -26724,7 +30004,7 @@
     $$</w:t>
       </w:r>
     </w:p>
-    <w:bookmarkEnd w:id="88"/>
+    <w:bookmarkEnd w:id="99"/>
     <w:p>
       <w:pPr>
         <w:pStyle w:val="FirstParagraph"/>
@@ -26757,7 +30037,7 @@
       <w:r>
         <w:t xml:space="preserve"> </w:t>
       </w:r>
-      <w:hyperlink r:id="rId87">
+      <w:hyperlink r:id="rId98">
         <w:r>
           <w:rPr>
             <w:rStyle w:val="Hyperlink"/>
@@ -26791,7 +30071,7 @@
       <w:r>
         <w:t xml:space="preserve"> </w:t>
       </w:r>
-      <w:hyperlink r:id="rId69">
+      <w:hyperlink r:id="rId80">
         <w:r>
           <w:rPr>
             <w:rStyle w:val="Hyperlink"/>
@@ -26990,7 +30270,7 @@
       <w:r>
         <w:t xml:space="preserve">(</w:t>
       </w:r>
-      <w:hyperlink r:id="rId89">
+      <w:hyperlink r:id="rId100">
         <w:r>
           <w:rPr>
             <w:rStyle w:val="Hyperlink"/>
@@ -27199,7 +30479,7 @@
       <w:r>
         <w:t xml:space="preserve"> </w:t>
       </w:r>
-      <w:hyperlink r:id="rId90">
+      <w:hyperlink r:id="rId101">
         <w:r>
           <w:rPr>
             <w:rStyle w:val="Hyperlink"/>
@@ -27306,7 +30586,7 @@
       <w:r>
         <w:t xml:space="preserve"> </w:t>
       </w:r>
-      <w:hyperlink r:id="rId91">
+      <w:hyperlink r:id="rId102">
         <w:r>
           <w:rPr>
             <w:rStyle w:val="Hyperlink"/>
@@ -27326,7 +30606,7 @@
       <w:r>
         <w:t xml:space="preserve"> </w:t>
       </w:r>
-      <w:hyperlink r:id="rId92">
+      <w:hyperlink r:id="rId103">
         <w:r>
           <w:rPr>
             <w:rStyle w:val="Hyperlink"/>
@@ -27486,7 +30766,7 @@
       <w:r>
         <w:t xml:space="preserve"> </w:t>
       </w:r>
-      <w:hyperlink r:id="rId93">
+      <w:hyperlink r:id="rId104">
         <w:r>
           <w:rPr>
             <w:rStyle w:val="Hyperlink"/>
@@ -27536,7 +30816,7 @@
         <w:t xml:space="preserve">.</w:t>
       </w:r>
     </w:p>
-    <w:bookmarkStart w:id="96" w:name="exm-gd-quadratic-error"/>
+    <w:bookmarkStart w:id="107" w:name="exm-gd-quadratic-error"/>
     <w:p>
       <w:pPr>
         <w:pStyle w:val="BodyText"/>
@@ -27546,7 +30826,7 @@
           <w:b/>
           <w:bCs/>
         </w:rPr>
-        <w:t xml:space="preserve">Example 13 (The error multiplier for a step length of one quarter)</w:t>
+        <w:t xml:space="preserve">Example 15 (The error multiplier for a step length of one quarter)</w:t>
       </w:r>
       <w:r>
         <w:t xml:space="preserve"> </w:t>
@@ -27634,7 +30914,7 @@
       <w:r>
         <w:t xml:space="preserve"> </w:t>
       </w:r>
-      <w:hyperlink r:id="rId85">
+      <w:hyperlink r:id="rId96">
         <w:r>
           <w:rPr>
             <w:rStyle w:val="Hyperlink"/>
@@ -27670,7 +30950,7 @@
       <w:r>
         <w:t xml:space="preserve">(</w:t>
       </w:r>
-      <w:hyperlink r:id="rId94">
+      <w:hyperlink r:id="rId105">
         <w:r>
           <w:rPr>
             <w:rStyle w:val="Hyperlink"/>
@@ -27865,7 +31145,7 @@
       <w:r>
         <w:t xml:space="preserve"> </w:t>
       </w:r>
-      <w:hyperlink r:id="rId95">
+      <w:hyperlink r:id="rId106">
         <w:r>
           <w:rPr>
             <w:rStyle w:val="Hyperlink"/>
@@ -27905,7 +31185,7 @@
       <w:r>
         <w:t xml:space="preserve"> </w:t>
       </w:r>
-      <w:hyperlink r:id="rId87">
+      <w:hyperlink r:id="rId98">
         <w:r>
           <w:rPr>
             <w:rStyle w:val="Hyperlink"/>
@@ -27957,7 +31237,7 @@
       <w:r>
         <w:t xml:space="preserve"> </w:t>
       </w:r>
-      <w:hyperlink r:id="rId64">
+      <w:hyperlink r:id="rId75">
         <w:r>
           <w:rPr>
             <w:rStyle w:val="Hyperlink"/>
@@ -27972,8 +31252,8 @@
         <w:t xml:space="preserve">follows the slower one.</w:t>
       </w:r>
     </w:p>
-    <w:bookmarkEnd w:id="96"/>
-    <w:bookmarkStart w:id="98" w:name="thm-best-constant-step"/>
+    <w:bookmarkEnd w:id="107"/>
+    <w:bookmarkStart w:id="109" w:name="thm-best-constant-step"/>
     <w:p>
       <w:pPr>
         <w:pStyle w:val="BodyText"/>
@@ -28066,7 +31346,7 @@
       <w:r>
         <w:t xml:space="preserve"> </w:t>
       </w:r>
-      <w:hyperlink r:id="rId85">
+      <w:hyperlink r:id="rId96">
         <w:r>
           <w:rPr>
             <w:rStyle w:val="Hyperlink"/>
@@ -28465,7 +31745,7 @@
       <w:r>
         <w:t xml:space="preserve"> </w:t>
       </w:r>
-      <w:hyperlink r:id="rId97">
+      <w:hyperlink r:id="rId108">
         <w:r>
           <w:rPr>
             <w:rStyle w:val="Hyperlink"/>
@@ -28494,7 +31774,7 @@
         <w:t xml:space="preserve">.</w:t>
       </w:r>
     </w:p>
-    <w:bookmarkEnd w:id="98"/>
+    <w:bookmarkEnd w:id="109"/>
     <w:p>
       <w:pPr>
         <w:pStyle w:val="BodyText"/>
@@ -29066,7 +32346,7 @@
       <w:r>
         <w:t xml:space="preserve"> </w:t>
       </w:r>
-      <w:hyperlink r:id="rId99">
+      <w:hyperlink r:id="rId110">
         <w:r>
           <w:rPr>
             <w:rStyle w:val="Hyperlink"/>
@@ -29224,7 +32504,7 @@
       <w:r>
         <w:t xml:space="preserve"> </w:t>
       </w:r>
-      <w:hyperlink r:id="rId100">
+      <w:hyperlink r:id="rId111">
         <w:r>
           <w:rPr>
             <w:rStyle w:val="Hyperlink"/>
@@ -29630,7 +32910,7 @@
       <w:r>
         <w:t xml:space="preserve"> </w:t>
       </w:r>
-      <w:hyperlink r:id="rId34">
+      <w:hyperlink r:id="rId45">
         <w:r>
           <w:rPr>
             <w:rStyle w:val="Hyperlink"/>
@@ -29798,7 +33078,7 @@
       <w:r>
         <w:t xml:space="preserve"> </w:t>
       </w:r>
-      <w:hyperlink r:id="rId86">
+      <w:hyperlink r:id="rId97">
         <w:r>
           <w:rPr>
             <w:rStyle w:val="Hyperlink"/>
@@ -30165,7 +33445,7 @@
         </m:oMath>
       </m:oMathPara>
     </w:p>
-    <w:bookmarkStart w:id="102" w:name="exm-best-constant-step"/>
+    <w:bookmarkStart w:id="113" w:name="exm-best-constant-step"/>
     <w:p>
       <w:pPr>
         <w:pStyle w:val="FirstParagraph"/>
@@ -30175,7 +33455,7 @@
           <w:b/>
           <w:bCs/>
         </w:rPr>
-        <w:t xml:space="preserve">Example 14 (The best step length for eigenvalues 3 and 1)</w:t>
+        <w:t xml:space="preserve">Example 16 (The best step length for eigenvalues 3 and 1)</w:t>
       </w:r>
       <w:r>
         <w:t xml:space="preserve"> </w:t>
@@ -30263,7 +33543,7 @@
       <w:r>
         <w:t xml:space="preserve"> </w:t>
       </w:r>
-      <w:hyperlink r:id="rId85">
+      <w:hyperlink r:id="rId96">
         <w:r>
           <w:rPr>
             <w:rStyle w:val="Hyperlink"/>
@@ -30407,7 +33687,7 @@
       <w:r>
         <w:t xml:space="preserve">(</w:t>
       </w:r>
-      <w:hyperlink r:id="rId101">
+      <w:hyperlink r:id="rId112">
         <w:r>
           <w:rPr>
             <w:rStyle w:val="Hyperlink"/>
@@ -30662,7 +33942,7 @@
       <w:r>
         <w:t xml:space="preserve"> </w:t>
       </w:r>
-      <w:hyperlink r:id="rId87">
+      <w:hyperlink r:id="rId98">
         <w:r>
           <w:rPr>
             <w:rStyle w:val="Hyperlink"/>
@@ -30688,7 +33968,7 @@
         <w:t xml:space="preserve">.</w:t>
       </w:r>
     </w:p>
-    <w:bookmarkEnd w:id="102"/>
+    <w:bookmarkEnd w:id="113"/>
     <w:tbl>
       <w:tblPr>
         <w:tblStyle w:val="Table"/>
@@ -30702,7 +33982,7 @@
       <w:tr>
         <w:tc>
           <w:tcPr/>
-          <w:bookmarkStart w:id="109" w:name="fig-best-constant-step"/>
+          <w:bookmarkStart w:id="120" w:name="fig-best-constant-step"/>
           <w:p>
             <w:pPr>
               <w:pStyle w:val="Heading3"/>
@@ -31441,18 +34721,18 @@
                 <wp:inline>
                   <wp:extent cx="4620126" cy="3696101"/>
                   <wp:effectExtent b="0" l="0" r="0" t="0"/>
-                  <wp:docPr descr="" title="" id="104" name="Picture"/>
+                  <wp:docPr descr="" title="" id="115" name="Picture"/>
                   <a:graphic>
                     <a:graphicData uri="http://schemas.openxmlformats.org/drawingml/2006/picture">
                       <pic:pic>
                         <pic:nvPicPr>
-                          <pic:cNvPr descr="optimization-gradient-descent_files/figure-docx/best-constant-step-plot-r-1.png" id="105" name="Picture"/>
+                          <pic:cNvPr descr="optimization-gradient-descent_files/figure-docx/best-constant-step-plot-r-1.png" id="116" name="Picture"/>
                           <pic:cNvPicPr>
                             <a:picLocks noChangeArrowheads="1" noChangeAspect="1"/>
                           </pic:cNvPicPr>
                         </pic:nvPicPr>
                         <pic:blipFill>
-                          <a:blip r:embed="rId103"/>
+                          <a:blip r:embed="rId114"/>
                           <a:stretch>
                             <a:fillRect/>
                           </a:stretch>
@@ -31830,7 +35110,7 @@
               <w:rPr>
                 <w:rStyle w:val="CommentTok"/>
               </w:rPr>
-              <w:t xml:space="preserve">#&gt; [&lt;matplotlib.lines.Line2D object at 0x7f8440bbc690&gt;]</w:t>
+              <w:t xml:space="preserve">#&gt; [&lt;matplotlib.lines.Line2D object at 0x7f8b08a3c7d0&gt;]</w:t>
             </w:r>
             <w:r>
               <w:br/>
@@ -31896,7 +35176,7 @@
               <w:rPr>
                 <w:rStyle w:val="CommentTok"/>
               </w:rPr>
-              <w:t xml:space="preserve">#&gt; &lt;matplotlib.lines.Line2D object at 0x7f8440bbc7d0&gt;</w:t>
+              <w:t xml:space="preserve">#&gt; &lt;matplotlib.lines.Line2D object at 0x7f8b08a3c910&gt;</w:t>
             </w:r>
             <w:r>
               <w:br/>
@@ -31962,7 +35242,7 @@
               <w:rPr>
                 <w:rStyle w:val="CommentTok"/>
               </w:rPr>
-              <w:t xml:space="preserve">#&gt; &lt;matplotlib.lines.Line2D object at 0x7f8440bbc910&gt;</w:t>
+              <w:t xml:space="preserve">#&gt; &lt;matplotlib.lines.Line2D object at 0x7f8b08a3ca50&gt;</w:t>
             </w:r>
             <w:r>
               <w:br/>
@@ -32043,18 +35323,18 @@
                 <wp:inline>
                   <wp:extent cx="4572000" cy="3657600"/>
                   <wp:effectExtent b="0" l="0" r="0" t="0"/>
-                  <wp:docPr descr="" title="" id="107" name="Picture"/>
+                  <wp:docPr descr="" title="" id="118" name="Picture"/>
                   <a:graphic>
                     <a:graphicData uri="http://schemas.openxmlformats.org/drawingml/2006/picture">
                       <pic:pic>
                         <pic:nvPicPr>
-                          <pic:cNvPr descr="optimization-gradient-descent_files/figure-docx/best-constant-step-plot-python-1.png" id="108" name="Picture"/>
+                          <pic:cNvPr descr="optimization-gradient-descent_files/figure-docx/best-constant-step-plot-python-1.png" id="119" name="Picture"/>
                           <pic:cNvPicPr>
                             <a:picLocks noChangeArrowheads="1" noChangeAspect="1"/>
                           </pic:cNvPicPr>
                         </pic:nvPicPr>
                         <pic:blipFill>
-                          <a:blip r:embed="rId106"/>
+                          <a:blip r:embed="rId117"/>
                           <a:stretch>
                             <a:fillRect/>
                           </a:stretch>
@@ -32130,7 +35410,7 @@
                 <w:rPr>
                   <w:rStyle w:val="Hyperlink"/>
                 </w:rPr>
-                <w:t xml:space="preserve">Example 14</w:t>
+                <w:t xml:space="preserve">Example 16</w:t>
               </w:r>
             </w:hyperlink>
             <w:r>
@@ -32179,7 +35459,7 @@
             <w:r>
               <w:t xml:space="preserve"> </w:t>
             </w:r>
-            <w:hyperlink r:id="rId64">
+            <w:hyperlink r:id="rId75">
               <w:r>
                 <w:rPr>
                   <w:rStyle w:val="Hyperlink"/>
@@ -32196,7 +35476,7 @@
             <w:r>
               <w:t xml:space="preserve"> </w:t>
             </w:r>
-            <w:hyperlink r:id="rId87">
+            <w:hyperlink r:id="rId98">
               <w:r>
                 <w:rPr>
                   <w:rStyle w:val="Hyperlink"/>
@@ -32225,11 +35505,11 @@
               <w:t xml:space="preserve">(dotted).</w:t>
             </w:r>
           </w:p>
-          <w:bookmarkEnd w:id="109"/>
+          <w:bookmarkEnd w:id="120"/>
         </w:tc>
       </w:tr>
     </w:tbl>
-    <w:bookmarkStart w:id="110" w:name="exr-step-length-range"/>
+    <w:bookmarkStart w:id="121" w:name="exr-step-length-range"/>
     <w:p>
       <w:pPr>
         <w:pStyle w:val="BodyText"/>
@@ -32369,8 +35649,8 @@
         <w:t xml:space="preserve">.</w:t>
       </w:r>
     </w:p>
-    <w:bookmarkEnd w:id="110"/>
-    <w:bookmarkStart w:id="111" w:name="sol-step-length-range"/>
+    <w:bookmarkEnd w:id="121"/>
+    <w:bookmarkStart w:id="122" w:name="sol-step-length-range"/>
     <w:p>
       <w:pPr>
         <w:pStyle w:val="BodyText"/>
@@ -32568,7 +35848,7 @@
       <w:r>
         <w:t xml:space="preserve"> </w:t>
       </w:r>
-      <w:hyperlink r:id="rId92">
+      <w:hyperlink r:id="rId103">
         <w:r>
           <w:rPr>
             <w:rStyle w:val="Hyperlink"/>
@@ -32730,7 +36010,7 @@
       <w:r>
         <w:t xml:space="preserve"> </w:t>
       </w:r>
-      <w:hyperlink r:id="rId92">
+      <w:hyperlink r:id="rId103">
         <w:r>
           <w:rPr>
             <w:rStyle w:val="Hyperlink"/>
@@ -32750,7 +36030,7 @@
       <w:r>
         <w:t xml:space="preserve"> </w:t>
       </w:r>
-      <w:hyperlink r:id="rId85">
+      <w:hyperlink r:id="rId96">
         <w:r>
           <w:rPr>
             <w:rStyle w:val="Hyperlink"/>
@@ -32837,8 +36117,8 @@
         </m:oMath>
       </m:oMathPara>
     </w:p>
-    <w:bookmarkEnd w:id="111"/>
-    <w:bookmarkStart w:id="112" w:name="exr-best-step-length"/>
+    <w:bookmarkEnd w:id="122"/>
+    <w:bookmarkStart w:id="125" w:name="exr-best-step-length"/>
     <w:p>
       <w:pPr>
         <w:pStyle w:val="FirstParagraph"/>
@@ -32853,6 +36133,130 @@
       <w:r>
         <w:t xml:space="preserve"> </w:t>
       </w:r>
+      <w:r>
+        <w:t xml:space="preserve">In</w:t>
+      </w:r>
+      <w:r>
+        <w:t xml:space="preserve"> </w:t>
+      </w:r>
+      <w:hyperlink w:anchor="def-gradient-descent">
+        <w:r>
+          <w:rPr>
+            <w:rStyle w:val="Hyperlink"/>
+          </w:rPr>
+          <w:t xml:space="preserve">gradient descent</w:t>
+        </w:r>
+      </w:hyperlink>
+      <w:r>
+        <w:t xml:space="preserve">, a fixed</w:t>
+      </w:r>
+      <w:r>
+        <w:t xml:space="preserve"> </w:t>
+      </w:r>
+      <w:hyperlink w:anchor="def-gradient-descent">
+        <w:r>
+          <w:rPr>
+            <w:rStyle w:val="Hyperlink"/>
+          </w:rPr>
+          <w:t xml:space="preserve">step length</w:t>
+        </w:r>
+      </w:hyperlink>
+      <w:r>
+        <w:t xml:space="preserve"> </w:t>
+      </w:r>
+      <w:r>
+        <w:t xml:space="preserve">that is too short</w:t>
+      </w:r>
+      <w:r>
+        <w:t xml:space="preserve"> </w:t>
+      </w:r>
+      <w:hyperlink r:id="rId123">
+        <w:r>
+          <w:rPr>
+            <w:rStyle w:val="Hyperlink"/>
+          </w:rPr>
+          <w:t xml:space="preserve">converges</w:t>
+        </w:r>
+      </w:hyperlink>
+      <w:r>
+        <w:t xml:space="preserve"> </w:t>
+      </w:r>
+      <w:r>
+        <w:t xml:space="preserve">slowly,</w:t>
+      </w:r>
+      <w:r>
+        <w:t xml:space="preserve"> </w:t>
+      </w:r>
+      <w:r>
+        <w:t xml:space="preserve">and one that is too long</w:t>
+      </w:r>
+      <w:r>
+        <w:t xml:space="preserve"> </w:t>
+      </w:r>
+      <w:hyperlink r:id="rId124">
+        <w:r>
+          <w:rPr>
+            <w:rStyle w:val="Hyperlink"/>
+          </w:rPr>
+          <w:t xml:space="preserve">diverges</w:t>
+        </w:r>
+      </w:hyperlink>
+      <w:r>
+        <w:t xml:space="preserve">.</w:t>
+      </w:r>
+      <w:r>
+        <w:t xml:space="preserve"> </w:t>
+      </w:r>
+      <w:hyperlink w:anchor="thm-best-constant-step">
+        <w:r>
+          <w:rPr>
+            <w:rStyle w:val="Hyperlink"/>
+          </w:rPr>
+          <w:t xml:space="preserve">Theorem 3</w:t>
+        </w:r>
+      </w:hyperlink>
+      <w:r>
+        <w:t xml:space="preserve"> </w:t>
+      </w:r>
+      <w:r>
+        <w:t xml:space="preserve">gives the best one from the</w:t>
+      </w:r>
+      <w:r>
+        <w:t xml:space="preserve"> </w:t>
+      </w:r>
+      <w:hyperlink r:id="rId96">
+        <w:r>
+          <w:rPr>
+            <w:rStyle w:val="Hyperlink"/>
+          </w:rPr>
+          <w:t xml:space="preserve">eigenvalues</w:t>
+        </w:r>
+      </w:hyperlink>
+      <w:r>
+        <w:t xml:space="preserve"> </w:t>
+      </w:r>
+      <w:r>
+        <w:t xml:space="preserve">of</w:t>
+      </w:r>
+      <w:r>
+        <w:t xml:space="preserve"> </w:t>
+      </w:r>
+      <m:oMath>
+        <m:r>
+          <m:rPr>
+            <m:sty m:val="bi"/>
+          </m:rPr>
+          <m:t>S</m:t>
+        </m:r>
+      </m:oMath>
+      <w:r>
+        <w:t xml:space="preserve">.</w:t>
+      </w:r>
+    </w:p>
+    <w:p>
+      <w:pPr>
+        <w:pStyle w:val="BodyText"/>
+      </w:pPr>
       <w:r>
         <w:t xml:space="preserve">Let</w:t>
       </w:r>
@@ -32974,8 +36378,8 @@
         <w:t xml:space="preserve">.</w:t>
       </w:r>
     </w:p>
-    <w:bookmarkEnd w:id="112"/>
-    <w:bookmarkStart w:id="114" w:name="sol-best-step-length"/>
+    <w:bookmarkEnd w:id="125"/>
+    <w:bookmarkStart w:id="127" w:name="sol-best-step-length"/>
     <w:p>
       <w:pPr>
         <w:pStyle w:val="BodyText"/>
@@ -33013,7 +36417,7 @@
       <w:r>
         <w:t xml:space="preserve"> </w:t>
       </w:r>
-      <w:hyperlink r:id="rId85">
+      <w:hyperlink r:id="rId96">
         <w:r>
           <w:rPr>
             <w:rStyle w:val="Hyperlink"/>
@@ -33030,7 +36434,7 @@
       <w:r>
         <w:t xml:space="preserve"> </w:t>
       </w:r>
-      <w:hyperlink r:id="rId113">
+      <w:hyperlink r:id="rId126">
         <w:r>
           <w:rPr>
             <w:rStyle w:val="Hyperlink"/>
@@ -33142,8 +36546,8 @@
         </m:oMath>
       </m:oMathPara>
     </w:p>
-    <w:bookmarkEnd w:id="114"/>
-    <w:bookmarkStart w:id="115" w:name="exr-best-step-factor"/>
+    <w:bookmarkEnd w:id="127"/>
+    <w:bookmarkStart w:id="128" w:name="exr-best-step-factor"/>
     <w:p>
       <w:pPr>
         <w:pStyle w:val="FirstParagraph"/>
@@ -33220,8 +36624,8 @@
         <w:t xml:space="preserve">.</w:t>
       </w:r>
     </w:p>
-    <w:bookmarkEnd w:id="115"/>
-    <w:bookmarkStart w:id="116" w:name="sol-best-step-factor"/>
+    <w:bookmarkEnd w:id="128"/>
+    <w:bookmarkStart w:id="129" w:name="sol-best-step-factor"/>
     <w:p>
       <w:pPr>
         <w:pStyle w:val="BodyText"/>
@@ -33242,7 +36646,7 @@
       <w:r>
         <w:t xml:space="preserve"> </w:t>
       </w:r>
-      <w:hyperlink r:id="rId97">
+      <w:hyperlink r:id="rId108">
         <w:r>
           <w:rPr>
             <w:rStyle w:val="Hyperlink"/>
@@ -33426,8 +36830,8 @@
         </m:oMath>
       </m:oMathPara>
     </w:p>
-    <w:bookmarkEnd w:id="116"/>
-    <w:bookmarkStart w:id="117" w:name="exr-best-step-count"/>
+    <w:bookmarkEnd w:id="129"/>
+    <w:bookmarkStart w:id="130" w:name="exr-best-step-count"/>
     <w:p>
       <w:pPr>
         <w:pStyle w:val="FirstParagraph"/>
@@ -33583,8 +36987,8 @@
         <w:t xml:space="preserve">.</w:t>
       </w:r>
     </w:p>
-    <w:bookmarkEnd w:id="117"/>
-    <w:bookmarkStart w:id="118" w:name="sol-best-step-count"/>
+    <w:bookmarkEnd w:id="130"/>
+    <w:bookmarkStart w:id="131" w:name="sol-best-step-count"/>
     <w:p>
       <w:pPr>
         <w:pStyle w:val="BodyText"/>
@@ -33858,7 +37262,7 @@
       <w:r>
         <w:t xml:space="preserve"> </w:t>
       </w:r>
-      <w:hyperlink r:id="rId92">
+      <w:hyperlink r:id="rId103">
         <w:r>
           <w:rPr>
             <w:rStyle w:val="Hyperlink"/>
@@ -33978,9 +37382,9 @@
         <w:t xml:space="preserve">.</w:t>
       </w:r>
     </w:p>
-    <w:bookmarkEnd w:id="118"/>
-    <w:bookmarkStart w:id="129" w:name="refs"/>
-    <w:bookmarkStart w:id="120" w:name="ref-wikipedia_gradient_descent"/>
+    <w:bookmarkEnd w:id="131"/>
+    <w:bookmarkStart w:id="142" w:name="refs"/>
+    <w:bookmarkStart w:id="133" w:name="ref-wikipedia_gradient_descent"/>
     <w:p>
       <w:pPr>
         <w:pStyle w:val="Bibliography"/>
@@ -34027,7 +37431,7 @@
       <w:r>
         <w:t xml:space="preserve"> </w:t>
       </w:r>
-      <w:hyperlink r:id="rId119">
+      <w:hyperlink r:id="rId132">
         <w:r>
           <w:rPr>
             <w:rStyle w:val="Hyperlink"/>
@@ -34036,8 +37440,8 @@
         </w:r>
       </w:hyperlink>
     </w:p>
-    <w:bookmarkEnd w:id="120"/>
-    <w:bookmarkStart w:id="122" w:name="ref-wikipedia_line_search"/>
+    <w:bookmarkEnd w:id="133"/>
+    <w:bookmarkStart w:id="135" w:name="ref-wikipedia_line_search"/>
     <w:p>
       <w:pPr>
         <w:pStyle w:val="Bibliography"/>
@@ -34084,7 +37488,7 @@
       <w:r>
         <w:t xml:space="preserve"> </w:t>
       </w:r>
-      <w:hyperlink r:id="rId121">
+      <w:hyperlink r:id="rId134">
         <w:r>
           <w:rPr>
             <w:rStyle w:val="Hyperlink"/>
@@ -34093,8 +37497,8 @@
         </w:r>
       </w:hyperlink>
     </w:p>
-    <w:bookmarkEnd w:id="122"/>
-    <w:bookmarkStart w:id="124" w:name="ref-wikipedia_rosenbrock_function"/>
+    <w:bookmarkEnd w:id="135"/>
+    <w:bookmarkStart w:id="137" w:name="ref-wikipedia_rosenbrock_function"/>
     <w:p>
       <w:pPr>
         <w:pStyle w:val="Bibliography"/>
@@ -34141,7 +37545,7 @@
       <w:r>
         <w:t xml:space="preserve"> </w:t>
       </w:r>
-      <w:hyperlink r:id="rId123">
+      <w:hyperlink r:id="rId136">
         <w:r>
           <w:rPr>
             <w:rStyle w:val="Hyperlink"/>
@@ -34150,8 +37554,8 @@
         </w:r>
       </w:hyperlink>
     </w:p>
-    <w:bookmarkEnd w:id="124"/>
-    <w:bookmarkStart w:id="126" w:name="ref-wikipedia_attractor"/>
+    <w:bookmarkEnd w:id="137"/>
+    <w:bookmarkStart w:id="139" w:name="ref-wikipedia_attractor"/>
     <w:p>
       <w:pPr>
         <w:pStyle w:val="Bibliography"/>
@@ -34198,7 +37602,7 @@
       <w:r>
         <w:t xml:space="preserve"> </w:t>
       </w:r>
-      <w:hyperlink r:id="rId125">
+      <w:hyperlink r:id="rId138">
         <w:r>
           <w:rPr>
             <w:rStyle w:val="Hyperlink"/>
@@ -34207,8 +37611,8 @@
         </w:r>
       </w:hyperlink>
     </w:p>
-    <w:bookmarkEnd w:id="126"/>
-    <w:bookmarkStart w:id="128" w:name="ref-wikipedia_backtracking_line_search"/>
+    <w:bookmarkEnd w:id="139"/>
+    <w:bookmarkStart w:id="141" w:name="ref-wikipedia_backtracking_line_search"/>
     <w:p>
       <w:pPr>
         <w:pStyle w:val="Bibliography"/>
@@ -34255,7 +37659,7 @@
       <w:r>
         <w:t xml:space="preserve"> </w:t>
       </w:r>
-      <w:hyperlink r:id="rId127">
+      <w:hyperlink r:id="rId140">
         <w:r>
           <w:rPr>
             <w:rStyle w:val="Hyperlink"/>
@@ -34264,9 +37668,9 @@
         </w:r>
       </w:hyperlink>
     </w:p>
-    <w:bookmarkEnd w:id="128"/>
-    <w:bookmarkEnd w:id="129"/>
-    <w:bookmarkEnd w:id="130"/>
+    <w:bookmarkEnd w:id="141"/>
+    <w:bookmarkEnd w:id="142"/>
+    <w:bookmarkEnd w:id="143"/>
     <w:sectPr>
       <w:footnotePr>
         <w:numRestart w:val="eachSect"/>

--- a/optimization-gradient-descent.docx
+++ b/optimization-gradient-descent.docx
@@ -15,10 +15,10 @@
         <w:pStyle w:val="Date"/>
       </w:pPr>
       <w:r>
-        <w:t xml:space="preserve">Last modified: 2026-10-30 21:18:12 (PDT)</w:t>
+        <w:t xml:space="preserve">Last modified: 2026-10-31 00:08:50 (PDT)</w:t>
       </w:r>
     </w:p>
-    <w:bookmarkStart w:id="143" w:name="sec-gradient-descent"/>
+    <w:bookmarkStart w:id="147" w:name="sec-gradient-descent"/>
     <w:p>
       <w:pPr>
         <w:pStyle w:val="Heading2"/>
@@ -20930,7 +20930,7 @@
               <w:rPr>
                 <w:rStyle w:val="CommentTok"/>
               </w:rPr>
-              <w:t xml:space="preserve">#&gt; [&lt;matplotlib.lines.Line2D object at 0x7f8b08db0190&gt;]</w:t>
+              <w:t xml:space="preserve">#&gt; [&lt;matplotlib.lines.Line2D object at 0x7f0244da4190&gt;]</w:t>
             </w:r>
             <w:r>
               <w:br/>
@@ -21494,7 +21494,7 @@
               <w:rPr>
                 <w:rStyle w:val="CommentTok"/>
               </w:rPr>
-              <w:t xml:space="preserve">#&gt; [&lt;matplotlib.lines.Line2D object at 0x7f8b08db02d0&gt;]</w:t>
+              <w:t xml:space="preserve">#&gt; [&lt;matplotlib.lines.Line2D object at 0x7f0244da42d0&gt;]</w:t>
             </w:r>
             <w:r>
               <w:br/>
@@ -21503,7 +21503,7 @@
               <w:rPr>
                 <w:rStyle w:val="CommentTok"/>
               </w:rPr>
-              <w:t xml:space="preserve">#&gt; [&lt;matplotlib.lines.Line2D object at 0x7f8b08db0410&gt;]</w:t>
+              <w:t xml:space="preserve">#&gt; [&lt;matplotlib.lines.Line2D object at 0x7f0244da4410&gt;]</w:t>
             </w:r>
             <w:r>
               <w:br/>
@@ -21512,7 +21512,7 @@
               <w:rPr>
                 <w:rStyle w:val="CommentTok"/>
               </w:rPr>
-              <w:t xml:space="preserve">#&gt; [&lt;matplotlib.lines.Line2D object at 0x7f8b08db0550&gt;]</w:t>
+              <w:t xml:space="preserve">#&gt; [&lt;matplotlib.lines.Line2D object at 0x7f0244da4550&gt;]</w:t>
             </w:r>
             <w:r>
               <w:br/>
@@ -21521,7 +21521,7 @@
               <w:rPr>
                 <w:rStyle w:val="CommentTok"/>
               </w:rPr>
-              <w:t xml:space="preserve">#&gt; [&lt;matplotlib.lines.Line2D object at 0x7f8b08db0690&gt;]</w:t>
+              <w:t xml:space="preserve">#&gt; [&lt;matplotlib.lines.Line2D object at 0x7f0244da4690&gt;]</w:t>
             </w:r>
             <w:r>
               <w:br/>
@@ -21530,7 +21530,7 @@
               <w:rPr>
                 <w:rStyle w:val="CommentTok"/>
               </w:rPr>
-              <w:t xml:space="preserve">#&gt; [&lt;matplotlib.lines.Line2D object at 0x7f8b08db07d0&gt;]</w:t>
+              <w:t xml:space="preserve">#&gt; [&lt;matplotlib.lines.Line2D object at 0x7f0244da47d0&gt;]</w:t>
             </w:r>
             <w:r>
               <w:br/>
@@ -21539,7 +21539,7 @@
               <w:rPr>
                 <w:rStyle w:val="CommentTok"/>
               </w:rPr>
-              <w:t xml:space="preserve">#&gt; [&lt;matplotlib.lines.Line2D object at 0x7f8b08db0910&gt;]</w:t>
+              <w:t xml:space="preserve">#&gt; [&lt;matplotlib.lines.Line2D object at 0x7f0244da4910&gt;]</w:t>
             </w:r>
             <w:r>
               <w:br/>
@@ -21653,7 +21653,7 @@
               <w:rPr>
                 <w:rStyle w:val="CommentTok"/>
               </w:rPr>
-              <w:t xml:space="preserve">#&gt; &lt;matplotlib.legend.Legend object at 0x7f8b08db0a50&gt;</w:t>
+              <w:t xml:space="preserve">#&gt; &lt;matplotlib.legend.Legend object at 0x7f0244da4a50&gt;</w:t>
             </w:r>
             <w:r>
               <w:br/>
@@ -27316,7 +27316,7 @@
               <w:rPr>
                 <w:rStyle w:val="CommentTok"/>
               </w:rPr>
-              <w:t xml:space="preserve">#&gt; [&lt;matplotlib.lines.Line2D object at 0x7f8b08c411d0&gt;]</w:t>
+              <w:t xml:space="preserve">#&gt; [&lt;matplotlib.lines.Line2D object at 0x7f0244c351d0&gt;]</w:t>
             </w:r>
             <w:r>
               <w:br/>
@@ -27463,7 +27463,7 @@
               <w:rPr>
                 <w:rStyle w:val="CommentTok"/>
               </w:rPr>
-              <w:t xml:space="preserve">#&gt; [&lt;matplotlib.lines.Line2D object at 0x7f8b08c41310&gt;]</w:t>
+              <w:t xml:space="preserve">#&gt; [&lt;matplotlib.lines.Line2D object at 0x7f0244c35310&gt;]</w:t>
             </w:r>
             <w:r>
               <w:br/>
@@ -35110,7 +35110,7 @@
               <w:rPr>
                 <w:rStyle w:val="CommentTok"/>
               </w:rPr>
-              <w:t xml:space="preserve">#&gt; [&lt;matplotlib.lines.Line2D object at 0x7f8b08a3c7d0&gt;]</w:t>
+              <w:t xml:space="preserve">#&gt; [&lt;matplotlib.lines.Line2D object at 0x7f0244a307d0&gt;]</w:t>
             </w:r>
             <w:r>
               <w:br/>
@@ -35176,7 +35176,7 @@
               <w:rPr>
                 <w:rStyle w:val="CommentTok"/>
               </w:rPr>
-              <w:t xml:space="preserve">#&gt; &lt;matplotlib.lines.Line2D object at 0x7f8b08a3c910&gt;</w:t>
+              <w:t xml:space="preserve">#&gt; &lt;matplotlib.lines.Line2D object at 0x7f0244a30910&gt;</w:t>
             </w:r>
             <w:r>
               <w:br/>
@@ -35242,7 +35242,7 @@
               <w:rPr>
                 <w:rStyle w:val="CommentTok"/>
               </w:rPr>
-              <w:t xml:space="preserve">#&gt; &lt;matplotlib.lines.Line2D object at 0x7f8b08a3ca50&gt;</w:t>
+              <w:t xml:space="preserve">#&gt; &lt;matplotlib.lines.Line2D object at 0x7f0244a30a50&gt;</w:t>
             </w:r>
             <w:r>
               <w:br/>
@@ -37383,8 +37383,3055 @@
       </w:r>
     </w:p>
     <w:bookmarkEnd w:id="131"/>
-    <w:bookmarkStart w:id="142" w:name="refs"/>
-    <w:bookmarkStart w:id="133" w:name="ref-wikipedia_gradient_descent"/>
+    <w:bookmarkStart w:id="132" w:name="def-momentum-coefficient"/>
+    <w:p>
+      <w:pPr>
+        <w:pStyle w:val="BodyText"/>
+      </w:pPr>
+      <w:r>
+        <w:rPr>
+          <w:b/>
+          <w:bCs/>
+        </w:rPr>
+        <w:t xml:space="preserve">Definition 13 (Momentum coefficient)</w:t>
+      </w:r>
+      <w:r>
+        <w:t xml:space="preserve"> </w:t>
+      </w:r>
+      <w:r>
+        <w:t xml:space="preserve">Let</w:t>
+      </w:r>
+      <w:r>
+        <w:t xml:space="preserve"> </w:t>
+      </w:r>
+      <w:r>
+        <w:t xml:space="preserve">$\mathord{\smash[b]{\underset{\raise.3ex\hbox{$\scriptstyle\sim$}}{g}}\vphantom{g}}^{(1)}, \mathord{\smash[b]{\underset{\raise.3ex\hbox{$\scriptstyle\sim$}}{g}}\vphantom{g}}^{(2)}, \ldots$</w:t>
+      </w:r>
+      <w:r>
+        <w:t xml:space="preserve"> </w:t>
+      </w:r>
+      <w:r>
+        <w:t xml:space="preserve">be vectors in</w:t>
+      </w:r>
+      <w:r>
+        <w:t xml:space="preserve"> </w:t>
+      </w:r>
+      <m:oMath>
+        <m:sSup>
+          <m:e>
+            <m:r>
+              <m:rPr>
+                <m:scr m:val="double-struck"/>
+                <m:sty m:val="p"/>
+              </m:rPr>
+              <m:t>R</m:t>
+            </m:r>
+          </m:e>
+          <m:sup>
+            <m:r>
+              <m:t>p</m:t>
+            </m:r>
+          </m:sup>
+        </m:sSup>
+      </m:oMath>
+      <w:r>
+        <w:t xml:space="preserve">,</w:t>
+      </w:r>
+      <w:r>
+        <w:t xml:space="preserve"> </w:t>
+      </w:r>
+      <w:r>
+        <w:t xml:space="preserve">and let</w:t>
+      </w:r>
+      <w:r>
+        <w:t xml:space="preserve"> </w:t>
+      </w:r>
+      <w:r>
+        <w:t xml:space="preserve">$\mathord{\smash[b]{\underset{\raise.3ex\hbox{$\scriptstyle\sim$}}{v}}\vphantom{v}}^{(t)}$</w:t>
+      </w:r>
+      <w:r>
+        <w:t xml:space="preserve"> </w:t>
+      </w:r>
+      <w:r>
+        <w:t xml:space="preserve">be a running</w:t>
+      </w:r>
+      <w:r>
+        <w:t xml:space="preserve"> </w:t>
+      </w:r>
+      <w:r>
+        <w:rPr>
+          <w:b/>
+          <w:bCs/>
+        </w:rPr>
+        <w:t xml:space="preserve">velocity</w:t>
+      </w:r>
+      <w:r>
+        <w:t xml:space="preserve"> </w:t>
+      </w:r>
+      <w:r>
+        <w:t xml:space="preserve">built from them.</w:t>
+      </w:r>
+      <w:r>
+        <w:t xml:space="preserve"> </w:t>
+      </w:r>
+      <w:r>
+        <w:t xml:space="preserve">The</w:t>
+      </w:r>
+      <w:r>
+        <w:t xml:space="preserve"> </w:t>
+      </w:r>
+      <w:r>
+        <w:rPr>
+          <w:b/>
+          <w:bCs/>
+        </w:rPr>
+        <w:t xml:space="preserve">momentum coefficient</w:t>
+      </w:r>
+      <w:r>
+        <w:t xml:space="preserve"> </w:t>
+      </w:r>
+      <m:oMath>
+        <m:r>
+          <m:t>β</m:t>
+        </m:r>
+        <m:r>
+          <m:rPr>
+            <m:sty m:val="p"/>
+          </m:rPr>
+          <m:t>∈</m:t>
+        </m:r>
+        <m:r>
+          <m:rPr>
+            <m:sty m:val="p"/>
+          </m:rPr>
+          <m:t>[</m:t>
+        </m:r>
+        <m:r>
+          <m:t>0</m:t>
+        </m:r>
+        <m:r>
+          <m:rPr>
+            <m:sty m:val="p"/>
+          </m:rPr>
+          <m:t>,</m:t>
+        </m:r>
+        <m:r>
+          <m:t>1</m:t>
+        </m:r>
+        <m:r>
+          <m:rPr>
+            <m:sty m:val="p"/>
+          </m:rPr>
+          <m:t>)</m:t>
+        </m:r>
+      </m:oMath>
+      <w:r>
+        <w:t xml:space="preserve"> </w:t>
+      </w:r>
+      <w:r>
+        <w:t xml:space="preserve">is the factor that multiplies the previous velocity in</w:t>
+      </w:r>
+    </w:p>
+    <w:p>
+      <w:pPr>
+        <w:pStyle w:val="BodyText"/>
+      </w:pPr>
+      <w:r>
+        <w:t xml:space="preserve">$$
+    \mathord{\smash[b]{\underset{\raise.3ex\hbox{$\scriptstyle\sim$}}{v}}\vphantom{v}}^{(t)} \stackrel{\text{def}}{=}\beta\,\mathord{\smash[b]{\underset{\raise.3ex\hbox{$\scriptstyle\sim$}}{v}}\vphantom{v}}^{(t-1)} + \mathord{\smash[b]{\underset{\raise.3ex\hbox{$\scriptstyle\sim$}}{g}}\vphantom{g}}^{(t)},
+    $$</w:t>
+      </w:r>
+    </w:p>
+    <w:p>
+      <w:pPr>
+        <w:pStyle w:val="FirstParagraph"/>
+      </w:pPr>
+      <w:r>
+        <w:t xml:space="preserve">for</w:t>
+      </w:r>
+      <w:r>
+        <w:t xml:space="preserve"> </w:t>
+      </w:r>
+      <m:oMath>
+        <m:r>
+          <m:t>t</m:t>
+        </m:r>
+        <m:r>
+          <m:rPr>
+            <m:sty m:val="p"/>
+          </m:rPr>
+          <m:t>=</m:t>
+        </m:r>
+        <m:r>
+          <m:t>1</m:t>
+        </m:r>
+        <m:r>
+          <m:rPr>
+            <m:sty m:val="p"/>
+          </m:rPr>
+          <m:t>,</m:t>
+        </m:r>
+        <m:r>
+          <m:t>2</m:t>
+        </m:r>
+        <m:r>
+          <m:rPr>
+            <m:sty m:val="p"/>
+          </m:rPr>
+          <m:t>,</m:t>
+        </m:r>
+        <m:r>
+          <m:rPr>
+            <m:sty m:val="p"/>
+          </m:rPr>
+          <m:t>…</m:t>
+        </m:r>
+      </m:oMath>
+      <w:r>
+        <w:t xml:space="preserve">, with</w:t>
+      </w:r>
+      <w:r>
+        <w:t xml:space="preserve"> </w:t>
+      </w:r>
+      <w:r>
+        <w:t xml:space="preserve">$\mathord{\smash[b]{\underset{\raise.3ex\hbox{$\scriptstyle\sim$}}{v}}\vphantom{v}}^{(0)} \stackrel{\text{def}}{=}\mathord{\smash[b]{\underset{\raise.3ex\hbox{$\scriptstyle\sim$}}{0}}\vphantom{0}}$</w:t>
+      </w:r>
+      <w:r>
+        <w:t xml:space="preserve">.</w:t>
+      </w:r>
+    </w:p>
+    <w:bookmarkEnd w:id="132"/>
+    <w:bookmarkStart w:id="133" w:name="exm-momentum-coefficient"/>
+    <w:p>
+      <w:pPr>
+        <w:pStyle w:val="BodyText"/>
+      </w:pPr>
+      <w:r>
+        <w:rPr>
+          <w:b/>
+          <w:bCs/>
+        </w:rPr>
+        <w:t xml:space="preserve">Example 17 (How far back the velocity remembers)</w:t>
+      </w:r>
+      <w:r>
+        <w:t xml:space="preserve"> </w:t>
+      </w:r>
+      <w:r>
+        <w:t xml:space="preserve">Unrolling the recursion, the vector</w:t>
+      </w:r>
+      <w:r>
+        <w:t xml:space="preserve"> </w:t>
+      </w:r>
+      <w:r>
+        <w:t xml:space="preserve">$\mathord{\smash[b]{\underset{\raise.3ex\hbox{$\scriptstyle\sim$}}{g}}\vphantom{g}}^{(t-k)}$</w:t>
+      </w:r>
+      <w:r>
+        <w:t xml:space="preserve"> </w:t>
+      </w:r>
+      <w:r>
+        <w:t xml:space="preserve">enters</w:t>
+      </w:r>
+      <w:r>
+        <w:t xml:space="preserve"> </w:t>
+      </w:r>
+      <w:r>
+        <w:t xml:space="preserve">$\mathord{\smash[b]{\underset{\raise.3ex\hbox{$\scriptstyle\sim$}}{v}}\vphantom{v}}^{(t)}$</w:t>
+      </w:r>
+      <w:r>
+        <w:t xml:space="preserve"> </w:t>
+      </w:r>
+      <w:r>
+        <w:t xml:space="preserve">with factor</w:t>
+      </w:r>
+      <w:r>
+        <w:t xml:space="preserve"> </w:t>
+      </w:r>
+      <m:oMath>
+        <m:sSup>
+          <m:e>
+            <m:r>
+              <m:t>β</m:t>
+            </m:r>
+          </m:e>
+          <m:sup>
+            <m:r>
+              <m:t>k</m:t>
+            </m:r>
+          </m:sup>
+        </m:sSup>
+      </m:oMath>
+      <w:r>
+        <w:t xml:space="preserve">, for</w:t>
+      </w:r>
+      <w:r>
+        <w:t xml:space="preserve"> </w:t>
+      </w:r>
+      <m:oMath>
+        <m:r>
+          <m:t>k</m:t>
+        </m:r>
+        <m:r>
+          <m:rPr>
+            <m:sty m:val="p"/>
+          </m:rPr>
+          <m:t>&lt;</m:t>
+        </m:r>
+        <m:r>
+          <m:t>t</m:t>
+        </m:r>
+      </m:oMath>
+      <w:r>
+        <w:t xml:space="preserve">.</w:t>
+      </w:r>
+      <w:r>
+        <w:t xml:space="preserve"> </w:t>
+      </w:r>
+      <w:r>
+        <w:t xml:space="preserve">These factors add up to at most</w:t>
+      </w:r>
+      <w:r>
+        <w:t xml:space="preserve"> </w:t>
+      </w:r>
+      <m:oMath>
+        <m:nary>
+          <m:naryPr>
+            <m:chr m:val="∑"/>
+            <m:limLoc m:val="undOvr"/>
+            <m:subHide m:val="off"/>
+            <m:supHide m:val="off"/>
+          </m:naryPr>
+          <m:sub>
+            <m:r>
+              <m:t>k</m:t>
+            </m:r>
+            <m:r>
+              <m:rPr>
+                <m:sty m:val="p"/>
+              </m:rPr>
+              <m:t>=</m:t>
+            </m:r>
+            <m:r>
+              <m:t>0</m:t>
+            </m:r>
+          </m:sub>
+          <m:sup>
+            <m:r>
+              <m:rPr>
+                <m:sty m:val="p"/>
+              </m:rPr>
+              <m:t>∞</m:t>
+            </m:r>
+          </m:sup>
+          <m:e>
+            <m:sSup>
+              <m:e>
+                <m:r>
+                  <m:t>β</m:t>
+                </m:r>
+              </m:e>
+              <m:sup>
+                <m:r>
+                  <m:t>k</m:t>
+                </m:r>
+              </m:sup>
+            </m:sSup>
+          </m:e>
+        </m:nary>
+        <m:r>
+          <m:rPr>
+            <m:sty m:val="p"/>
+          </m:rPr>
+          <m:t>=</m:t>
+        </m:r>
+        <m:r>
+          <m:t>1</m:t>
+        </m:r>
+        <m:r>
+          <m:rPr>
+            <m:sty m:val="p"/>
+          </m:rPr>
+          <m:t>/</m:t>
+        </m:r>
+        <m:r>
+          <m:rPr>
+            <m:sty m:val="p"/>
+          </m:rPr>
+          <m:t>(</m:t>
+        </m:r>
+        <m:r>
+          <m:t>1</m:t>
+        </m:r>
+        <m:r>
+          <m:rPr>
+            <m:sty m:val="p"/>
+          </m:rPr>
+          <m:t>−</m:t>
+        </m:r>
+        <m:r>
+          <m:t>β</m:t>
+        </m:r>
+        <m:r>
+          <m:rPr>
+            <m:sty m:val="p"/>
+          </m:rPr>
+          <m:t>)</m:t>
+        </m:r>
+      </m:oMath>
+      <w:r>
+        <w:t xml:space="preserve">.</w:t>
+      </w:r>
+      <w:r>
+        <w:t xml:space="preserve"> </w:t>
+      </w:r>
+      <w:r>
+        <w:t xml:space="preserve">As a rule of thumb, the</w:t>
+      </w:r>
+      <w:r>
+        <w:t xml:space="preserve"> </w:t>
+      </w:r>
+      <w:hyperlink w:anchor="def-momentum-coefficient">
+        <w:r>
+          <w:rPr>
+            <w:rStyle w:val="Hyperlink"/>
+          </w:rPr>
+          <w:t xml:space="preserve">velocity</w:t>
+        </w:r>
+      </w:hyperlink>
+      <w:r>
+        <w:t xml:space="preserve"> </w:t>
+      </w:r>
+      <w:r>
+        <w:t xml:space="preserve">is therefore dominated by the last</w:t>
+      </w:r>
+      <w:r>
+        <w:t xml:space="preserve"> </w:t>
+      </w:r>
+      <m:oMath>
+        <m:r>
+          <m:t>1</m:t>
+        </m:r>
+        <m:r>
+          <m:rPr>
+            <m:sty m:val="p"/>
+          </m:rPr>
+          <m:t>/</m:t>
+        </m:r>
+        <m:r>
+          <m:rPr>
+            <m:sty m:val="p"/>
+          </m:rPr>
+          <m:t>(</m:t>
+        </m:r>
+        <m:r>
+          <m:t>1</m:t>
+        </m:r>
+        <m:r>
+          <m:rPr>
+            <m:sty m:val="p"/>
+          </m:rPr>
+          <m:t>−</m:t>
+        </m:r>
+        <m:r>
+          <m:t>β</m:t>
+        </m:r>
+        <m:r>
+          <m:rPr>
+            <m:sty m:val="p"/>
+          </m:rPr>
+          <m:t>)</m:t>
+        </m:r>
+      </m:oMath>
+      <w:r>
+        <w:t xml:space="preserve"> </w:t>
+      </w:r>
+      <w:r>
+        <w:t xml:space="preserve">vectors.</w:t>
+      </w:r>
+    </w:p>
+    <w:p>
+      <w:pPr>
+        <w:pStyle w:val="Heading3"/>
+      </w:pPr>
+      <w:r>
+        <w:t xml:space="preserve">R</w:t>
+      </w:r>
+    </w:p>
+    <w:p>
+      <w:pPr>
+        <w:pStyle w:val="SourceCode"/>
+      </w:pPr>
+      <w:r>
+        <w:rPr>
+          <w:rStyle w:val="NormalTok"/>
+        </w:rPr>
+        <w:t xml:space="preserve">beta_mc </w:t>
+      </w:r>
+      <w:r>
+        <w:rPr>
+          <w:rStyle w:val="OtherTok"/>
+        </w:rPr>
+        <w:t xml:space="preserve">&lt;-</w:t>
+      </w:r>
+      <w:r>
+        <w:rPr>
+          <w:rStyle w:val="NormalTok"/>
+        </w:rPr>
+        <w:t xml:space="preserve"> </w:t>
+      </w:r>
+      <w:r>
+        <w:rPr>
+          <w:rStyle w:val="FunctionTok"/>
+        </w:rPr>
+        <w:t xml:space="preserve">c</w:t>
+      </w:r>
+      <w:r>
+        <w:rPr>
+          <w:rStyle w:val="NormalTok"/>
+        </w:rPr>
+        <w:t xml:space="preserve">(</w:t>
+      </w:r>
+      <w:r>
+        <w:rPr>
+          <w:rStyle w:val="DecValTok"/>
+        </w:rPr>
+        <w:t xml:space="preserve">0</w:t>
+      </w:r>
+      <w:r>
+        <w:rPr>
+          <w:rStyle w:val="NormalTok"/>
+        </w:rPr>
+        <w:t xml:space="preserve">, </w:t>
+      </w:r>
+      <w:r>
+        <w:rPr>
+          <w:rStyle w:val="FloatTok"/>
+        </w:rPr>
+        <w:t xml:space="preserve">0.5</w:t>
+      </w:r>
+      <w:r>
+        <w:rPr>
+          <w:rStyle w:val="NormalTok"/>
+        </w:rPr>
+        <w:t xml:space="preserve">, </w:t>
+      </w:r>
+      <w:r>
+        <w:rPr>
+          <w:rStyle w:val="FloatTok"/>
+        </w:rPr>
+        <w:t xml:space="preserve">0.9</w:t>
+      </w:r>
+      <w:r>
+        <w:rPr>
+          <w:rStyle w:val="NormalTok"/>
+        </w:rPr>
+        <w:t xml:space="preserve">, </w:t>
+      </w:r>
+      <w:r>
+        <w:rPr>
+          <w:rStyle w:val="FloatTok"/>
+        </w:rPr>
+        <w:t xml:space="preserve">0.99</w:t>
+      </w:r>
+      <w:r>
+        <w:rPr>
+          <w:rStyle w:val="NormalTok"/>
+        </w:rPr>
+        <w:t xml:space="preserve">)</w:t>
+      </w:r>
+      <w:r>
+        <w:br/>
+      </w:r>
+      <w:r>
+        <w:rPr>
+          <w:rStyle w:val="NormalTok"/>
+        </w:rPr>
+        <w:t xml:space="preserve">k_mc </w:t>
+      </w:r>
+      <w:r>
+        <w:rPr>
+          <w:rStyle w:val="OtherTok"/>
+        </w:rPr>
+        <w:t xml:space="preserve">&lt;-</w:t>
+      </w:r>
+      <w:r>
+        <w:rPr>
+          <w:rStyle w:val="NormalTok"/>
+        </w:rPr>
+        <w:t xml:space="preserve"> </w:t>
+      </w:r>
+      <w:r>
+        <w:rPr>
+          <w:rStyle w:val="DecValTok"/>
+        </w:rPr>
+        <w:t xml:space="preserve">10</w:t>
+      </w:r>
+      <w:r>
+        <w:br/>
+      </w:r>
+      <w:r>
+        <w:rPr>
+          <w:rStyle w:val="NormalTok"/>
+        </w:rPr>
+        <w:t xml:space="preserve">weight_mc </w:t>
+      </w:r>
+      <w:r>
+        <w:rPr>
+          <w:rStyle w:val="OtherTok"/>
+        </w:rPr>
+        <w:t xml:space="preserve">&lt;-</w:t>
+      </w:r>
+      <w:r>
+        <w:rPr>
+          <w:rStyle w:val="NormalTok"/>
+        </w:rPr>
+        <w:t xml:space="preserve"> beta_mc</w:t>
+      </w:r>
+      <w:r>
+        <w:rPr>
+          <w:rStyle w:val="SpecialCharTok"/>
+        </w:rPr>
+        <w:t xml:space="preserve">^</w:t>
+      </w:r>
+      <w:r>
+        <w:rPr>
+          <w:rStyle w:val="NormalTok"/>
+        </w:rPr>
+        <w:t xml:space="preserve">k_mc</w:t>
+      </w:r>
+      <w:r>
+        <w:br/>
+      </w:r>
+      <w:r>
+        <w:rPr>
+          <w:rStyle w:val="NormalTok"/>
+        </w:rPr>
+        <w:t xml:space="preserve">memory_mc </w:t>
+      </w:r>
+      <w:r>
+        <w:rPr>
+          <w:rStyle w:val="OtherTok"/>
+        </w:rPr>
+        <w:t xml:space="preserve">&lt;-</w:t>
+      </w:r>
+      <w:r>
+        <w:rPr>
+          <w:rStyle w:val="NormalTok"/>
+        </w:rPr>
+        <w:t xml:space="preserve"> </w:t>
+      </w:r>
+      <w:r>
+        <w:rPr>
+          <w:rStyle w:val="DecValTok"/>
+        </w:rPr>
+        <w:t xml:space="preserve">1</w:t>
+      </w:r>
+      <w:r>
+        <w:rPr>
+          <w:rStyle w:val="NormalTok"/>
+        </w:rPr>
+        <w:t xml:space="preserve"> </w:t>
+      </w:r>
+      <w:r>
+        <w:rPr>
+          <w:rStyle w:val="SpecialCharTok"/>
+        </w:rPr>
+        <w:t xml:space="preserve">/</w:t>
+      </w:r>
+      <w:r>
+        <w:rPr>
+          <w:rStyle w:val="NormalTok"/>
+        </w:rPr>
+        <w:t xml:space="preserve"> (</w:t>
+      </w:r>
+      <w:r>
+        <w:rPr>
+          <w:rStyle w:val="DecValTok"/>
+        </w:rPr>
+        <w:t xml:space="preserve">1</w:t>
+      </w:r>
+      <w:r>
+        <w:rPr>
+          <w:rStyle w:val="NormalTok"/>
+        </w:rPr>
+        <w:t xml:space="preserve"> </w:t>
+      </w:r>
+      <w:r>
+        <w:rPr>
+          <w:rStyle w:val="SpecialCharTok"/>
+        </w:rPr>
+        <w:t xml:space="preserve">-</w:t>
+      </w:r>
+      <w:r>
+        <w:rPr>
+          <w:rStyle w:val="NormalTok"/>
+        </w:rPr>
+        <w:t xml:space="preserve"> beta_mc)</w:t>
+      </w:r>
+      <w:r>
+        <w:br/>
+      </w:r>
+      <w:r>
+        <w:rPr>
+          <w:rStyle w:val="NormalTok"/>
+        </w:rPr>
+        <w:t xml:space="preserve">weight_rounded_mc </w:t>
+      </w:r>
+      <w:r>
+        <w:rPr>
+          <w:rStyle w:val="OtherTok"/>
+        </w:rPr>
+        <w:t xml:space="preserve">&lt;-</w:t>
+      </w:r>
+      <w:r>
+        <w:rPr>
+          <w:rStyle w:val="NormalTok"/>
+        </w:rPr>
+        <w:t xml:space="preserve"> </w:t>
+      </w:r>
+      <w:r>
+        <w:rPr>
+          <w:rStyle w:val="FunctionTok"/>
+        </w:rPr>
+        <w:t xml:space="preserve">signif</w:t>
+      </w:r>
+      <w:r>
+        <w:rPr>
+          <w:rStyle w:val="NormalTok"/>
+        </w:rPr>
+        <w:t xml:space="preserve">(weight_mc, </w:t>
+      </w:r>
+      <w:r>
+        <w:rPr>
+          <w:rStyle w:val="DecValTok"/>
+        </w:rPr>
+        <w:t xml:space="preserve">2</w:t>
+      </w:r>
+      <w:r>
+        <w:rPr>
+          <w:rStyle w:val="NormalTok"/>
+        </w:rPr>
+        <w:t xml:space="preserve">)</w:t>
+      </w:r>
+      <w:r>
+        <w:br/>
+      </w:r>
+      <w:r>
+        <w:rPr>
+          <w:rStyle w:val="CommentTok"/>
+        </w:rPr>
+        <w:t xml:space="preserve"># nolint start: undesirable_function_linter.</w:t>
+      </w:r>
+      <w:r>
+        <w:br/>
+      </w:r>
+      <w:r>
+        <w:rPr>
+          <w:rStyle w:val="FunctionTok"/>
+        </w:rPr>
+        <w:t xml:space="preserve">rbind</w:t>
+      </w:r>
+      <w:r>
+        <w:rPr>
+          <w:rStyle w:val="NormalTok"/>
+        </w:rPr>
+        <w:t xml:space="preserve">(</w:t>
+      </w:r>
+      <w:r>
+        <w:rPr>
+          <w:rStyle w:val="AttributeTok"/>
+        </w:rPr>
+        <w:t xml:space="preserve">beta =</w:t>
+      </w:r>
+      <w:r>
+        <w:rPr>
+          <w:rStyle w:val="NormalTok"/>
+        </w:rPr>
+        <w:t xml:space="preserve"> beta_mc, </w:t>
+      </w:r>
+      <w:r>
+        <w:rPr>
+          <w:rStyle w:val="AttributeTok"/>
+        </w:rPr>
+        <w:t xml:space="preserve">weight =</w:t>
+      </w:r>
+      <w:r>
+        <w:rPr>
+          <w:rStyle w:val="NormalTok"/>
+        </w:rPr>
+        <w:t xml:space="preserve"> weight_rounded_mc, </w:t>
+      </w:r>
+      <w:r>
+        <w:rPr>
+          <w:rStyle w:val="AttributeTok"/>
+        </w:rPr>
+        <w:t xml:space="preserve">memory =</w:t>
+      </w:r>
+      <w:r>
+        <w:rPr>
+          <w:rStyle w:val="NormalTok"/>
+        </w:rPr>
+        <w:t xml:space="preserve"> memory_mc)</w:t>
+      </w:r>
+      <w:r>
+        <w:br/>
+      </w:r>
+      <w:r>
+        <w:rPr>
+          <w:rStyle w:val="CommentTok"/>
+        </w:rPr>
+        <w:t xml:space="preserve">#&gt;        [,1]    [,2]  [,3]   [,4]</w:t>
+      </w:r>
+      <w:r>
+        <w:br/>
+      </w:r>
+      <w:r>
+        <w:rPr>
+          <w:rStyle w:val="CommentTok"/>
+        </w:rPr>
+        <w:t xml:space="preserve">#&gt; beta      0 0.50000  0.90   0.99</w:t>
+      </w:r>
+      <w:r>
+        <w:br/>
+      </w:r>
+      <w:r>
+        <w:rPr>
+          <w:rStyle w:val="CommentTok"/>
+        </w:rPr>
+        <w:t xml:space="preserve">#&gt; weight    0 0.00098  0.35   0.90</w:t>
+      </w:r>
+      <w:r>
+        <w:br/>
+      </w:r>
+      <w:r>
+        <w:rPr>
+          <w:rStyle w:val="CommentTok"/>
+        </w:rPr>
+        <w:t xml:space="preserve">#&gt; memory    1 2.00000 10.00 100.00</w:t>
+      </w:r>
+      <w:r>
+        <w:br/>
+      </w:r>
+      <w:r>
+        <w:rPr>
+          <w:rStyle w:val="CommentTok"/>
+        </w:rPr>
+        <w:t xml:space="preserve"># nolint end</w:t>
+      </w:r>
+    </w:p>
+    <w:p>
+      <w:pPr>
+        <w:pStyle w:val="Heading3"/>
+      </w:pPr>
+      <w:r>
+        <w:t xml:space="preserve">Python</w:t>
+      </w:r>
+    </w:p>
+    <w:p>
+      <w:pPr>
+        <w:pStyle w:val="SourceCode"/>
+      </w:pPr>
+      <w:r>
+        <w:rPr>
+          <w:rStyle w:val="NormalTok"/>
+        </w:rPr>
+        <w:t xml:space="preserve">beta_mc </w:t>
+      </w:r>
+      <w:r>
+        <w:rPr>
+          <w:rStyle w:val="OperatorTok"/>
+        </w:rPr>
+        <w:t xml:space="preserve">=</w:t>
+      </w:r>
+      <w:r>
+        <w:rPr>
+          <w:rStyle w:val="NormalTok"/>
+        </w:rPr>
+        <w:t xml:space="preserve"> [</w:t>
+      </w:r>
+      <w:r>
+        <w:rPr>
+          <w:rStyle w:val="DecValTok"/>
+        </w:rPr>
+        <w:t xml:space="preserve">0</w:t>
+      </w:r>
+      <w:r>
+        <w:rPr>
+          <w:rStyle w:val="NormalTok"/>
+        </w:rPr>
+        <w:t xml:space="preserve">, </w:t>
+      </w:r>
+      <w:r>
+        <w:rPr>
+          <w:rStyle w:val="FloatTok"/>
+        </w:rPr>
+        <w:t xml:space="preserve">0.5</w:t>
+      </w:r>
+      <w:r>
+        <w:rPr>
+          <w:rStyle w:val="NormalTok"/>
+        </w:rPr>
+        <w:t xml:space="preserve">, </w:t>
+      </w:r>
+      <w:r>
+        <w:rPr>
+          <w:rStyle w:val="FloatTok"/>
+        </w:rPr>
+        <w:t xml:space="preserve">0.9</w:t>
+      </w:r>
+      <w:r>
+        <w:rPr>
+          <w:rStyle w:val="NormalTok"/>
+        </w:rPr>
+        <w:t xml:space="preserve">, </w:t>
+      </w:r>
+      <w:r>
+        <w:rPr>
+          <w:rStyle w:val="FloatTok"/>
+        </w:rPr>
+        <w:t xml:space="preserve">0.99</w:t>
+      </w:r>
+      <w:r>
+        <w:rPr>
+          <w:rStyle w:val="NormalTok"/>
+        </w:rPr>
+        <w:t xml:space="preserve">]</w:t>
+      </w:r>
+      <w:r>
+        <w:br/>
+      </w:r>
+      <w:r>
+        <w:rPr>
+          <w:rStyle w:val="NormalTok"/>
+        </w:rPr>
+        <w:t xml:space="preserve">k_mc </w:t>
+      </w:r>
+      <w:r>
+        <w:rPr>
+          <w:rStyle w:val="OperatorTok"/>
+        </w:rPr>
+        <w:t xml:space="preserve">=</w:t>
+      </w:r>
+      <w:r>
+        <w:rPr>
+          <w:rStyle w:val="NormalTok"/>
+        </w:rPr>
+        <w:t xml:space="preserve"> </w:t>
+      </w:r>
+      <w:r>
+        <w:rPr>
+          <w:rStyle w:val="DecValTok"/>
+        </w:rPr>
+        <w:t xml:space="preserve">10</w:t>
+      </w:r>
+      <w:r>
+        <w:br/>
+      </w:r>
+      <w:r>
+        <w:rPr>
+          <w:rStyle w:val="ControlFlowTok"/>
+        </w:rPr>
+        <w:t xml:space="preserve">for</w:t>
+      </w:r>
+      <w:r>
+        <w:rPr>
+          <w:rStyle w:val="NormalTok"/>
+        </w:rPr>
+        <w:t xml:space="preserve"> b_mc </w:t>
+      </w:r>
+      <w:r>
+        <w:rPr>
+          <w:rStyle w:val="KeywordTok"/>
+        </w:rPr>
+        <w:t xml:space="preserve">in</w:t>
+      </w:r>
+      <w:r>
+        <w:rPr>
+          <w:rStyle w:val="NormalTok"/>
+        </w:rPr>
+        <w:t xml:space="preserve"> beta_mc:</w:t>
+      </w:r>
+      <w:r>
+        <w:br/>
+      </w:r>
+      <w:r>
+        <w:rPr>
+          <w:rStyle w:val="NormalTok"/>
+        </w:rPr>
+        <w:t xml:space="preserve">    </w:t>
+      </w:r>
+      <w:r>
+        <w:rPr>
+          <w:rStyle w:val="BuiltInTok"/>
+        </w:rPr>
+        <w:t xml:space="preserve">print</w:t>
+      </w:r>
+      <w:r>
+        <w:rPr>
+          <w:rStyle w:val="NormalTok"/>
+        </w:rPr>
+        <w:t xml:space="preserve">(b_mc, </w:t>
+      </w:r>
+      <w:r>
+        <w:rPr>
+          <w:rStyle w:val="BuiltInTok"/>
+        </w:rPr>
+        <w:t xml:space="preserve">float</w:t>
+      </w:r>
+      <w:r>
+        <w:rPr>
+          <w:rStyle w:val="NormalTok"/>
+        </w:rPr>
+        <w:t xml:space="preserve">(</w:t>
+      </w:r>
+      <w:r>
+        <w:rPr>
+          <w:rStyle w:val="SpecialStringTok"/>
+        </w:rPr>
+        <w:t xml:space="preserve">f"</w:t>
+      </w:r>
+      <w:r>
+        <w:rPr>
+          <w:rStyle w:val="SpecialCharTok"/>
+        </w:rPr>
+        <w:t xml:space="preserve">{</w:t>
+      </w:r>
+      <w:r>
+        <w:rPr>
+          <w:rStyle w:val="NormalTok"/>
+        </w:rPr>
+        <w:t xml:space="preserve">b_mc</w:t>
+      </w:r>
+      <w:r>
+        <w:rPr>
+          <w:rStyle w:val="OperatorTok"/>
+        </w:rPr>
+        <w:t xml:space="preserve">**</w:t>
+      </w:r>
+      <w:r>
+        <w:rPr>
+          <w:rStyle w:val="NormalTok"/>
+        </w:rPr>
+        <w:t xml:space="preserve">k_mc</w:t>
+      </w:r>
+      <w:r>
+        <w:rPr>
+          <w:rStyle w:val="SpecialCharTok"/>
+        </w:rPr>
+        <w:t xml:space="preserve">:.2g}</w:t>
+      </w:r>
+      <w:r>
+        <w:rPr>
+          <w:rStyle w:val="SpecialStringTok"/>
+        </w:rPr>
+        <w:t xml:space="preserve">"</w:t>
+      </w:r>
+      <w:r>
+        <w:rPr>
+          <w:rStyle w:val="NormalTok"/>
+        </w:rPr>
+        <w:t xml:space="preserve">), </w:t>
+      </w:r>
+      <w:r>
+        <w:rPr>
+          <w:rStyle w:val="BuiltInTok"/>
+        </w:rPr>
+        <w:t xml:space="preserve">round</w:t>
+      </w:r>
+      <w:r>
+        <w:rPr>
+          <w:rStyle w:val="NormalTok"/>
+        </w:rPr>
+        <w:t xml:space="preserve">(</w:t>
+      </w:r>
+      <w:r>
+        <w:rPr>
+          <w:rStyle w:val="DecValTok"/>
+        </w:rPr>
+        <w:t xml:space="preserve">1</w:t>
+      </w:r>
+      <w:r>
+        <w:rPr>
+          <w:rStyle w:val="NormalTok"/>
+        </w:rPr>
+        <w:t xml:space="preserve"> </w:t>
+      </w:r>
+      <w:r>
+        <w:rPr>
+          <w:rStyle w:val="OperatorTok"/>
+        </w:rPr>
+        <w:t xml:space="preserve">/</w:t>
+      </w:r>
+      <w:r>
+        <w:rPr>
+          <w:rStyle w:val="NormalTok"/>
+        </w:rPr>
+        <w:t xml:space="preserve"> (</w:t>
+      </w:r>
+      <w:r>
+        <w:rPr>
+          <w:rStyle w:val="DecValTok"/>
+        </w:rPr>
+        <w:t xml:space="preserve">1</w:t>
+      </w:r>
+      <w:r>
+        <w:rPr>
+          <w:rStyle w:val="NormalTok"/>
+        </w:rPr>
+        <w:t xml:space="preserve"> </w:t>
+      </w:r>
+      <w:r>
+        <w:rPr>
+          <w:rStyle w:val="OperatorTok"/>
+        </w:rPr>
+        <w:t xml:space="preserve">-</w:t>
+      </w:r>
+      <w:r>
+        <w:rPr>
+          <w:rStyle w:val="NormalTok"/>
+        </w:rPr>
+        <w:t xml:space="preserve"> b_mc)))</w:t>
+      </w:r>
+      <w:r>
+        <w:rPr>
+          <w:rStyle w:val="OperatorTok"/>
+        </w:rPr>
+        <w:t xml:space="preserve">;</w:t>
+      </w:r>
+      <w:r>
+        <w:br/>
+      </w:r>
+      <w:r>
+        <w:rPr>
+          <w:rStyle w:val="CommentTok"/>
+        </w:rPr>
+        <w:t xml:space="preserve">#&gt; 0 0.0 1</w:t>
+      </w:r>
+      <w:r>
+        <w:br/>
+      </w:r>
+      <w:r>
+        <w:rPr>
+          <w:rStyle w:val="CommentTok"/>
+        </w:rPr>
+        <w:t xml:space="preserve">#&gt; 0.5 0.00098 2</w:t>
+      </w:r>
+      <w:r>
+        <w:br/>
+      </w:r>
+      <w:r>
+        <w:rPr>
+          <w:rStyle w:val="CommentTok"/>
+        </w:rPr>
+        <w:t xml:space="preserve">#&gt; 0.9 0.35 10</w:t>
+      </w:r>
+      <w:r>
+        <w:br/>
+      </w:r>
+      <w:r>
+        <w:rPr>
+          <w:rStyle w:val="CommentTok"/>
+        </w:rPr>
+        <w:t xml:space="preserve">#&gt; 0.99 0.9 100</w:t>
+      </w:r>
+    </w:p>
+    <w:p>
+      <w:pPr>
+        <w:pStyle w:val="FirstParagraph"/>
+      </w:pPr>
+      <w:r>
+        <w:t xml:space="preserve">At</w:t>
+      </w:r>
+      <w:r>
+        <w:t xml:space="preserve"> </w:t>
+      </w:r>
+      <m:oMath>
+        <m:r>
+          <m:t>β</m:t>
+        </m:r>
+        <m:r>
+          <m:rPr>
+            <m:sty m:val="p"/>
+          </m:rPr>
+          <m:t>=</m:t>
+        </m:r>
+        <m:r>
+          <m:t>0</m:t>
+        </m:r>
+      </m:oMath>
+      <w:r>
+        <w:t xml:space="preserve"> </w:t>
+      </w:r>
+      <w:r>
+        <w:t xml:space="preserve">the</w:t>
+      </w:r>
+      <w:r>
+        <w:t xml:space="preserve"> </w:t>
+      </w:r>
+      <w:hyperlink w:anchor="def-momentum-coefficient">
+        <w:r>
+          <w:rPr>
+            <w:rStyle w:val="Hyperlink"/>
+          </w:rPr>
+          <w:t xml:space="preserve">velocity</w:t>
+        </w:r>
+      </w:hyperlink>
+      <w:r>
+        <w:t xml:space="preserve"> </w:t>
+      </w:r>
+      <w:r>
+        <w:t xml:space="preserve">is the current vector alone,</w:t>
+      </w:r>
+      <w:r>
+        <w:t xml:space="preserve"> </w:t>
+      </w:r>
+      <w:r>
+        <w:t xml:space="preserve">and at</w:t>
+      </w:r>
+      <w:r>
+        <w:t xml:space="preserve"> </w:t>
+      </w:r>
+      <m:oMath>
+        <m:r>
+          <m:t>β</m:t>
+        </m:r>
+        <m:r>
+          <m:rPr>
+            <m:sty m:val="p"/>
+          </m:rPr>
+          <m:t>=</m:t>
+        </m:r>
+        <m:r>
+          <m:t>0.99</m:t>
+        </m:r>
+      </m:oMath>
+      <w:r>
+        <w:t xml:space="preserve"> </w:t>
+      </w:r>
+      <w:r>
+        <w:t xml:space="preserve">it combines about 100 vectors.</w:t>
+      </w:r>
+    </w:p>
+    <w:bookmarkEnd w:id="133"/>
+    <w:bookmarkStart w:id="134" w:name="def-momentum"/>
+    <w:p>
+      <w:pPr>
+        <w:pStyle w:val="BodyText"/>
+      </w:pPr>
+      <w:r>
+        <w:rPr>
+          <w:b/>
+          <w:bCs/>
+        </w:rPr>
+        <w:t xml:space="preserve">Definition 14 (Momentum (heavy-ball method))</w:t>
+      </w:r>
+      <w:r>
+        <w:t xml:space="preserve"> </w:t>
+      </w:r>
+      <w:r>
+        <w:t xml:space="preserve">Let</w:t>
+      </w:r>
+      <w:r>
+        <w:t xml:space="preserve"> </w:t>
+      </w:r>
+      <m:oMath>
+        <m:r>
+          <m:t>f</m:t>
+        </m:r>
+        <m:r>
+          <m:rPr>
+            <m:sty m:val="p"/>
+          </m:rPr>
+          <m:t>:</m:t>
+        </m:r>
+        <m:sSup>
+          <m:e>
+            <m:r>
+              <m:rPr>
+                <m:scr m:val="double-struck"/>
+                <m:sty m:val="p"/>
+              </m:rPr>
+              <m:t>R</m:t>
+            </m:r>
+          </m:e>
+          <m:sup>
+            <m:r>
+              <m:t>p</m:t>
+            </m:r>
+          </m:sup>
+        </m:sSup>
+        <m:r>
+          <m:rPr>
+            <m:sty m:val="p"/>
+          </m:rPr>
+          <m:t>→</m:t>
+        </m:r>
+        <m:r>
+          <m:rPr>
+            <m:scr m:val="double-struck"/>
+            <m:sty m:val="p"/>
+          </m:rPr>
+          <m:t>R</m:t>
+        </m:r>
+      </m:oMath>
+      <w:r>
+        <w:t xml:space="preserve"> </w:t>
+      </w:r>
+      <w:r>
+        <w:t xml:space="preserve">have first</w:t>
+      </w:r>
+      <w:r>
+        <w:t xml:space="preserve"> </w:t>
+      </w:r>
+      <w:hyperlink r:id="rId13">
+        <w:r>
+          <w:rPr>
+            <w:rStyle w:val="Hyperlink"/>
+          </w:rPr>
+          <w:t xml:space="preserve">partial derivatives</w:t>
+        </w:r>
+      </w:hyperlink>
+      <w:r>
+        <w:t xml:space="preserve">,</w:t>
+      </w:r>
+      <w:r>
+        <w:t xml:space="preserve"> </w:t>
+      </w:r>
+      <w:r>
+        <w:t xml:space="preserve">let</w:t>
+      </w:r>
+      <w:r>
+        <w:t xml:space="preserve"> </w:t>
+      </w:r>
+      <w:r>
+        <w:t xml:space="preserve">$\mathord{\smash[b]{\underset{\raise.3ex\hbox{$\scriptstyle\sim$}}{x}}\vphantom{x}}^{(0)}$</w:t>
+      </w:r>
+      <w:r>
+        <w:t xml:space="preserve"> </w:t>
+      </w:r>
+      <w:r>
+        <w:t xml:space="preserve">be a starting point,</w:t>
+      </w:r>
+      <w:r>
+        <w:t xml:space="preserve"> </w:t>
+      </w:r>
+      <w:r>
+        <w:t xml:space="preserve">let</w:t>
+      </w:r>
+      <w:r>
+        <w:t xml:space="preserve"> </w:t>
+      </w:r>
+      <m:oMath>
+        <m:r>
+          <m:t>s</m:t>
+        </m:r>
+        <m:r>
+          <m:rPr>
+            <m:sty m:val="p"/>
+          </m:rPr>
+          <m:t>&gt;</m:t>
+        </m:r>
+        <m:r>
+          <m:t>0</m:t>
+        </m:r>
+      </m:oMath>
+      <w:r>
+        <w:t xml:space="preserve"> </w:t>
+      </w:r>
+      <w:r>
+        <w:t xml:space="preserve">be a</w:t>
+      </w:r>
+      <w:r>
+        <w:t xml:space="preserve"> </w:t>
+      </w:r>
+      <w:hyperlink w:anchor="def-gradient-descent">
+        <w:r>
+          <w:rPr>
+            <w:rStyle w:val="Hyperlink"/>
+          </w:rPr>
+          <w:t xml:space="preserve">step length</w:t>
+        </w:r>
+      </w:hyperlink>
+      <w:r>
+        <w:t xml:space="preserve">,</w:t>
+      </w:r>
+      <w:r>
+        <w:t xml:space="preserve"> </w:t>
+      </w:r>
+      <w:r>
+        <w:t xml:space="preserve">and let</w:t>
+      </w:r>
+      <w:r>
+        <w:t xml:space="preserve"> </w:t>
+      </w:r>
+      <m:oMath>
+        <m:r>
+          <m:t>β</m:t>
+        </m:r>
+        <m:r>
+          <m:rPr>
+            <m:sty m:val="p"/>
+          </m:rPr>
+          <m:t>∈</m:t>
+        </m:r>
+        <m:r>
+          <m:rPr>
+            <m:sty m:val="p"/>
+          </m:rPr>
+          <m:t>[</m:t>
+        </m:r>
+        <m:r>
+          <m:t>0</m:t>
+        </m:r>
+        <m:r>
+          <m:rPr>
+            <m:sty m:val="p"/>
+          </m:rPr>
+          <m:t>,</m:t>
+        </m:r>
+        <m:r>
+          <m:t>1</m:t>
+        </m:r>
+        <m:r>
+          <m:rPr>
+            <m:sty m:val="p"/>
+          </m:rPr>
+          <m:t>)</m:t>
+        </m:r>
+      </m:oMath>
+      <w:r>
+        <w:t xml:space="preserve"> </w:t>
+      </w:r>
+      <w:r>
+        <w:t xml:space="preserve">be a</w:t>
+      </w:r>
+      <w:r>
+        <w:t xml:space="preserve"> </w:t>
+      </w:r>
+      <w:hyperlink w:anchor="def-momentum-coefficient">
+        <w:r>
+          <w:rPr>
+            <w:rStyle w:val="Hyperlink"/>
+          </w:rPr>
+          <w:t xml:space="preserve">momentum coefficient</w:t>
+        </w:r>
+      </w:hyperlink>
+      <w:r>
+        <w:t xml:space="preserve">.</w:t>
+      </w:r>
+      <w:r>
+        <w:t xml:space="preserve"> </w:t>
+      </w:r>
+      <w:r>
+        <w:rPr>
+          <w:b/>
+          <w:bCs/>
+        </w:rPr>
+        <w:t xml:space="preserve">Momentum</w:t>
+      </w:r>
+      <w:r>
+        <w:t xml:space="preserve"> </w:t>
+      </w:r>
+      <w:r>
+        <w:t xml:space="preserve">(the</w:t>
+      </w:r>
+      <w:r>
+        <w:t xml:space="preserve"> </w:t>
+      </w:r>
+      <w:r>
+        <w:rPr>
+          <w:b/>
+          <w:bCs/>
+        </w:rPr>
+        <w:t xml:space="preserve">heavy-ball method</w:t>
+      </w:r>
+      <w:r>
+        <w:t xml:space="preserve">) updates, for</w:t>
+      </w:r>
+      <w:r>
+        <w:t xml:space="preserve"> </w:t>
+      </w:r>
+      <m:oMath>
+        <m:r>
+          <m:t>t</m:t>
+        </m:r>
+        <m:r>
+          <m:rPr>
+            <m:sty m:val="p"/>
+          </m:rPr>
+          <m:t>=</m:t>
+        </m:r>
+        <m:r>
+          <m:t>1</m:t>
+        </m:r>
+        <m:r>
+          <m:rPr>
+            <m:sty m:val="p"/>
+          </m:rPr>
+          <m:t>,</m:t>
+        </m:r>
+        <m:r>
+          <m:t>2</m:t>
+        </m:r>
+        <m:r>
+          <m:rPr>
+            <m:sty m:val="p"/>
+          </m:rPr>
+          <m:t>,</m:t>
+        </m:r>
+        <m:r>
+          <m:rPr>
+            <m:sty m:val="p"/>
+          </m:rPr>
+          <m:t>…</m:t>
+        </m:r>
+      </m:oMath>
+      <w:r>
+        <w:t xml:space="preserve">, by</w:t>
+      </w:r>
+    </w:p>
+    <w:p>
+      <w:pPr>
+        <w:pStyle w:val="BodyText"/>
+      </w:pPr>
+      <w:r>
+        <w:t xml:space="preserve">$$
+    \begin{aligned}
+    \mathord{\smash[b]{\underset{\raise.3ex\hbox{$\scriptstyle\sim$}}{v}}\vphantom{v}}^{(t)} &amp;\stackrel{\text{def}}{=}\beta\,\mathord{\smash[b]{\underset{\raise.3ex\hbox{$\scriptstyle\sim$}}{v}}\vphantom{v}}^{(t-1)} + \frac{\partial}{\partial \mathord{\smash[b]{\underset{\raise.3ex\hbox{$\scriptstyle\sim$}}{x}}\vphantom{x}}} f(\mathord{\smash[b]{\underset{\raise.3ex\hbox{$\scriptstyle\sim$}}{x}}\vphantom{x}}^{(t-1)}) \\
+    \mathord{\smash[b]{\underset{\raise.3ex\hbox{$\scriptstyle\sim$}}{x}}\vphantom{x}}^{(t)} &amp;\stackrel{\text{def}}{=}\mathord{\smash[b]{\underset{\raise.3ex\hbox{$\scriptstyle\sim$}}{x}}\vphantom{x}}^{(t-1)} - s\,\mathord{\smash[b]{\underset{\raise.3ex\hbox{$\scriptstyle\sim$}}{v}}\vphantom{v}}^{(t)},
+    \end{aligned}
+    $$</w:t>
+      </w:r>
+    </w:p>
+    <w:p>
+      <w:pPr>
+        <w:pStyle w:val="FirstParagraph"/>
+      </w:pPr>
+      <w:r>
+        <w:t xml:space="preserve">with</w:t>
+      </w:r>
+      <w:r>
+        <w:t xml:space="preserve"> </w:t>
+      </w:r>
+      <w:r>
+        <w:t xml:space="preserve">$\mathord{\smash[b]{\underset{\raise.3ex\hbox{$\scriptstyle\sim$}}{v}}\vphantom{v}}^{(0)} \stackrel{\text{def}}{=}\mathord{\smash[b]{\underset{\raise.3ex\hbox{$\scriptstyle\sim$}}{0}}\vphantom{0}}$</w:t>
+      </w:r>
+      <w:r>
+        <w:t xml:space="preserve">.</w:t>
+      </w:r>
+    </w:p>
+    <w:bookmarkEnd w:id="134"/>
+    <w:bookmarkStart w:id="135" w:name="exm-momentum"/>
+    <w:p>
+      <w:pPr>
+        <w:pStyle w:val="BodyText"/>
+      </w:pPr>
+      <w:r>
+        <w:rPr>
+          <w:b/>
+          <w:bCs/>
+        </w:rPr>
+        <w:t xml:space="preserve">Example 18 (Momentum on a one-dimensional quadratic)</w:t>
+      </w:r>
+      <w:r>
+        <w:t xml:space="preserve"> </w:t>
+      </w:r>
+      <w:r>
+        <w:t xml:space="preserve">Let</w:t>
+      </w:r>
+      <w:r>
+        <w:t xml:space="preserve"> </w:t>
+      </w:r>
+      <m:oMath>
+        <m:r>
+          <m:t>f</m:t>
+        </m:r>
+        <m:r>
+          <m:rPr>
+            <m:sty m:val="p"/>
+          </m:rPr>
+          <m:t>(</m:t>
+        </m:r>
+        <m:r>
+          <m:t>x</m:t>
+        </m:r>
+        <m:r>
+          <m:rPr>
+            <m:sty m:val="p"/>
+          </m:rPr>
+          <m:t>)</m:t>
+        </m:r>
+        <m:r>
+          <m:rPr>
+            <m:sty m:val="p"/>
+          </m:rPr>
+          <m:t>=</m:t>
+        </m:r>
+        <m:f>
+          <m:fPr>
+            <m:type m:val="lin"/>
+          </m:fPr>
+          <m:num>
+            <m:r>
+              <m:t>1</m:t>
+            </m:r>
+          </m:num>
+          <m:den>
+            <m:r>
+              <m:t>2</m:t>
+            </m:r>
+          </m:den>
+        </m:f>
+        <m:sSup>
+          <m:e>
+            <m:r>
+              <m:t>x</m:t>
+            </m:r>
+          </m:e>
+          <m:sup>
+            <m:r>
+              <m:t>2</m:t>
+            </m:r>
+          </m:sup>
+        </m:sSup>
+      </m:oMath>
+      <w:r>
+        <w:t xml:space="preserve">,</w:t>
+      </w:r>
+      <w:r>
+        <w:t xml:space="preserve"> </w:t>
+      </w:r>
+      <w:r>
+        <w:t xml:space="preserve">so</w:t>
+      </w:r>
+      <w:r>
+        <w:t xml:space="preserve"> </w:t>
+      </w:r>
+      <m:oMath>
+        <m:f>
+          <m:fPr>
+            <m:type m:val="bar"/>
+          </m:fPr>
+          <m:num>
+            <m:r>
+              <m:rPr>
+                <m:sty m:val="p"/>
+              </m:rPr>
+              <m:t>∂</m:t>
+            </m:r>
+          </m:num>
+          <m:den>
+            <m:r>
+              <m:rPr>
+                <m:sty m:val="p"/>
+              </m:rPr>
+              <m:t>∂</m:t>
+            </m:r>
+            <m:r>
+              <m:t>x</m:t>
+            </m:r>
+          </m:den>
+        </m:f>
+        <m:r>
+          <m:t>f</m:t>
+        </m:r>
+        <m:r>
+          <m:rPr>
+            <m:sty m:val="p"/>
+          </m:rPr>
+          <m:t>(</m:t>
+        </m:r>
+        <m:r>
+          <m:t>x</m:t>
+        </m:r>
+        <m:r>
+          <m:rPr>
+            <m:sty m:val="p"/>
+          </m:rPr>
+          <m:t>)</m:t>
+        </m:r>
+        <m:r>
+          <m:rPr>
+            <m:sty m:val="p"/>
+          </m:rPr>
+          <m:t>=</m:t>
+        </m:r>
+        <m:r>
+          <m:t>x</m:t>
+        </m:r>
+      </m:oMath>
+      <w:r>
+        <w:t xml:space="preserve">.</w:t>
+      </w:r>
+      <w:r>
+        <w:t xml:space="preserve"> </w:t>
+      </w:r>
+      <w:r>
+        <w:t xml:space="preserve">Start at</w:t>
+      </w:r>
+      <w:r>
+        <w:t xml:space="preserve"> </w:t>
+      </w:r>
+      <m:oMath>
+        <m:sSup>
+          <m:e>
+            <m:r>
+              <m:t>x</m:t>
+            </m:r>
+          </m:e>
+          <m:sup>
+            <m:r>
+              <m:rPr>
+                <m:sty m:val="p"/>
+              </m:rPr>
+              <m:t>(</m:t>
+            </m:r>
+            <m:r>
+              <m:t>0</m:t>
+            </m:r>
+            <m:r>
+              <m:rPr>
+                <m:sty m:val="p"/>
+              </m:rPr>
+              <m:t>)</m:t>
+            </m:r>
+          </m:sup>
+        </m:sSup>
+        <m:r>
+          <m:rPr>
+            <m:sty m:val="p"/>
+          </m:rPr>
+          <m:t>=</m:t>
+        </m:r>
+        <m:r>
+          <m:t>1</m:t>
+        </m:r>
+      </m:oMath>
+      <w:r>
+        <w:t xml:space="preserve"> </w:t>
+      </w:r>
+      <w:r>
+        <w:t xml:space="preserve">with</w:t>
+      </w:r>
+      <w:r>
+        <w:t xml:space="preserve"> </w:t>
+      </w:r>
+      <m:oMath>
+        <m:r>
+          <m:t>s</m:t>
+        </m:r>
+        <m:r>
+          <m:rPr>
+            <m:sty m:val="p"/>
+          </m:rPr>
+          <m:t>=</m:t>
+        </m:r>
+        <m:r>
+          <m:t>0.1</m:t>
+        </m:r>
+      </m:oMath>
+      <w:r>
+        <w:t xml:space="preserve">,</w:t>
+      </w:r>
+      <w:r>
+        <w:t xml:space="preserve"> </w:t>
+      </w:r>
+      <w:r>
+        <w:t xml:space="preserve">and take</w:t>
+      </w:r>
+      <w:r>
+        <w:t xml:space="preserve"> </w:t>
+      </w:r>
+      <m:oMath>
+        <m:r>
+          <m:t>20</m:t>
+        </m:r>
+      </m:oMath>
+      <w:r>
+        <w:t xml:space="preserve"> </w:t>
+      </w:r>
+      <w:r>
+        <w:t xml:space="preserve">updates with</w:t>
+      </w:r>
+      <w:r>
+        <w:t xml:space="preserve"> </w:t>
+      </w:r>
+      <m:oMath>
+        <m:r>
+          <m:t>β</m:t>
+        </m:r>
+        <m:r>
+          <m:rPr>
+            <m:sty m:val="p"/>
+          </m:rPr>
+          <m:t>=</m:t>
+        </m:r>
+        <m:r>
+          <m:t>0</m:t>
+        </m:r>
+      </m:oMath>
+      <w:r>
+        <w:t xml:space="preserve">, which is plain</w:t>
+      </w:r>
+      <w:r>
+        <w:t xml:space="preserve"> </w:t>
+      </w:r>
+      <w:hyperlink w:anchor="def-gradient-descent">
+        <w:r>
+          <w:rPr>
+            <w:rStyle w:val="Hyperlink"/>
+          </w:rPr>
+          <w:t xml:space="preserve">gradient descent</w:t>
+        </w:r>
+      </w:hyperlink>
+      <w:r>
+        <w:t xml:space="preserve">, and with</w:t>
+      </w:r>
+      <w:r>
+        <w:t xml:space="preserve"> </w:t>
+      </w:r>
+      <m:oMath>
+        <m:r>
+          <m:t>β</m:t>
+        </m:r>
+        <m:r>
+          <m:rPr>
+            <m:sty m:val="p"/>
+          </m:rPr>
+          <m:t>=</m:t>
+        </m:r>
+        <m:r>
+          <m:t>0.9</m:t>
+        </m:r>
+      </m:oMath>
+      <w:r>
+        <w:t xml:space="preserve">:</w:t>
+      </w:r>
+    </w:p>
+    <w:p>
+      <w:pPr>
+        <w:pStyle w:val="Heading3"/>
+      </w:pPr>
+      <w:r>
+        <w:t xml:space="preserve">R</w:t>
+      </w:r>
+    </w:p>
+    <w:p>
+      <w:pPr>
+        <w:pStyle w:val="SourceCode"/>
+      </w:pPr>
+      <w:r>
+        <w:rPr>
+          <w:rStyle w:val="NormalTok"/>
+        </w:rPr>
+        <w:t xml:space="preserve">x0_mo </w:t>
+      </w:r>
+      <w:r>
+        <w:rPr>
+          <w:rStyle w:val="OtherTok"/>
+        </w:rPr>
+        <w:t xml:space="preserve">&lt;-</w:t>
+      </w:r>
+      <w:r>
+        <w:rPr>
+          <w:rStyle w:val="NormalTok"/>
+        </w:rPr>
+        <w:t xml:space="preserve"> </w:t>
+      </w:r>
+      <w:r>
+        <w:rPr>
+          <w:rStyle w:val="DecValTok"/>
+        </w:rPr>
+        <w:t xml:space="preserve">1</w:t>
+      </w:r>
+      <w:r>
+        <w:br/>
+      </w:r>
+      <w:r>
+        <w:rPr>
+          <w:rStyle w:val="NormalTok"/>
+        </w:rPr>
+        <w:t xml:space="preserve">s_mo </w:t>
+      </w:r>
+      <w:r>
+        <w:rPr>
+          <w:rStyle w:val="OtherTok"/>
+        </w:rPr>
+        <w:t xml:space="preserve">&lt;-</w:t>
+      </w:r>
+      <w:r>
+        <w:rPr>
+          <w:rStyle w:val="NormalTok"/>
+        </w:rPr>
+        <w:t xml:space="preserve"> </w:t>
+      </w:r>
+      <w:r>
+        <w:rPr>
+          <w:rStyle w:val="FloatTok"/>
+        </w:rPr>
+        <w:t xml:space="preserve">0.1</w:t>
+      </w:r>
+      <w:r>
+        <w:br/>
+      </w:r>
+      <w:r>
+        <w:rPr>
+          <w:rStyle w:val="NormalTok"/>
+        </w:rPr>
+        <w:t xml:space="preserve">beta_mo </w:t>
+      </w:r>
+      <w:r>
+        <w:rPr>
+          <w:rStyle w:val="OtherTok"/>
+        </w:rPr>
+        <w:t xml:space="preserve">&lt;-</w:t>
+      </w:r>
+      <w:r>
+        <w:rPr>
+          <w:rStyle w:val="NormalTok"/>
+        </w:rPr>
+        <w:t xml:space="preserve"> </w:t>
+      </w:r>
+      <w:r>
+        <w:rPr>
+          <w:rStyle w:val="FunctionTok"/>
+        </w:rPr>
+        <w:t xml:space="preserve">c</w:t>
+      </w:r>
+      <w:r>
+        <w:rPr>
+          <w:rStyle w:val="NormalTok"/>
+        </w:rPr>
+        <w:t xml:space="preserve">(</w:t>
+      </w:r>
+      <w:r>
+        <w:rPr>
+          <w:rStyle w:val="AttributeTok"/>
+        </w:rPr>
+        <w:t xml:space="preserve">plain =</w:t>
+      </w:r>
+      <w:r>
+        <w:rPr>
+          <w:rStyle w:val="NormalTok"/>
+        </w:rPr>
+        <w:t xml:space="preserve"> </w:t>
+      </w:r>
+      <w:r>
+        <w:rPr>
+          <w:rStyle w:val="DecValTok"/>
+        </w:rPr>
+        <w:t xml:space="preserve">0</w:t>
+      </w:r>
+      <w:r>
+        <w:rPr>
+          <w:rStyle w:val="NormalTok"/>
+        </w:rPr>
+        <w:t xml:space="preserve">, </w:t>
+      </w:r>
+      <w:r>
+        <w:rPr>
+          <w:rStyle w:val="AttributeTok"/>
+        </w:rPr>
+        <w:t xml:space="preserve">momentum =</w:t>
+      </w:r>
+      <w:r>
+        <w:rPr>
+          <w:rStyle w:val="NormalTok"/>
+        </w:rPr>
+        <w:t xml:space="preserve"> </w:t>
+      </w:r>
+      <w:r>
+        <w:rPr>
+          <w:rStyle w:val="FloatTok"/>
+        </w:rPr>
+        <w:t xml:space="preserve">0.9</w:t>
+      </w:r>
+      <w:r>
+        <w:rPr>
+          <w:rStyle w:val="NormalTok"/>
+        </w:rPr>
+        <w:t xml:space="preserve">)</w:t>
+      </w:r>
+      <w:r>
+        <w:br/>
+      </w:r>
+      <w:r>
+        <w:rPr>
+          <w:rStyle w:val="NormalTok"/>
+        </w:rPr>
+        <w:t xml:space="preserve">n_mo </w:t>
+      </w:r>
+      <w:r>
+        <w:rPr>
+          <w:rStyle w:val="OtherTok"/>
+        </w:rPr>
+        <w:t xml:space="preserve">&lt;-</w:t>
+      </w:r>
+      <w:r>
+        <w:rPr>
+          <w:rStyle w:val="NormalTok"/>
+        </w:rPr>
+        <w:t xml:space="preserve"> </w:t>
+      </w:r>
+      <w:r>
+        <w:rPr>
+          <w:rStyle w:val="DecValTok"/>
+        </w:rPr>
+        <w:t xml:space="preserve">20</w:t>
+      </w:r>
+      <w:r>
+        <w:br/>
+      </w:r>
+      <w:r>
+        <w:rPr>
+          <w:rStyle w:val="NormalTok"/>
+        </w:rPr>
+        <w:t xml:space="preserve">x_mo </w:t>
+      </w:r>
+      <w:r>
+        <w:rPr>
+          <w:rStyle w:val="OtherTok"/>
+        </w:rPr>
+        <w:t xml:space="preserve">&lt;-</w:t>
+      </w:r>
+      <w:r>
+        <w:rPr>
+          <w:rStyle w:val="NormalTok"/>
+        </w:rPr>
+        <w:t xml:space="preserve"> </w:t>
+      </w:r>
+      <w:r>
+        <w:rPr>
+          <w:rStyle w:val="FunctionTok"/>
+        </w:rPr>
+        <w:t xml:space="preserve">rep</w:t>
+      </w:r>
+      <w:r>
+        <w:rPr>
+          <w:rStyle w:val="NormalTok"/>
+        </w:rPr>
+        <w:t xml:space="preserve">(x0_mo, </w:t>
+      </w:r>
+      <w:r>
+        <w:rPr>
+          <w:rStyle w:val="DecValTok"/>
+        </w:rPr>
+        <w:t xml:space="preserve">2</w:t>
+      </w:r>
+      <w:r>
+        <w:rPr>
+          <w:rStyle w:val="NormalTok"/>
+        </w:rPr>
+        <w:t xml:space="preserve">)</w:t>
+      </w:r>
+      <w:r>
+        <w:br/>
+      </w:r>
+      <w:r>
+        <w:rPr>
+          <w:rStyle w:val="NormalTok"/>
+        </w:rPr>
+        <w:t xml:space="preserve">v_mo </w:t>
+      </w:r>
+      <w:r>
+        <w:rPr>
+          <w:rStyle w:val="OtherTok"/>
+        </w:rPr>
+        <w:t xml:space="preserve">&lt;-</w:t>
+      </w:r>
+      <w:r>
+        <w:rPr>
+          <w:rStyle w:val="NormalTok"/>
+        </w:rPr>
+        <w:t xml:space="preserve"> </w:t>
+      </w:r>
+      <w:r>
+        <w:rPr>
+          <w:rStyle w:val="FunctionTok"/>
+        </w:rPr>
+        <w:t xml:space="preserve">c</w:t>
+      </w:r>
+      <w:r>
+        <w:rPr>
+          <w:rStyle w:val="NormalTok"/>
+        </w:rPr>
+        <w:t xml:space="preserve">(</w:t>
+      </w:r>
+      <w:r>
+        <w:rPr>
+          <w:rStyle w:val="DecValTok"/>
+        </w:rPr>
+        <w:t xml:space="preserve">0</w:t>
+      </w:r>
+      <w:r>
+        <w:rPr>
+          <w:rStyle w:val="NormalTok"/>
+        </w:rPr>
+        <w:t xml:space="preserve">, </w:t>
+      </w:r>
+      <w:r>
+        <w:rPr>
+          <w:rStyle w:val="DecValTok"/>
+        </w:rPr>
+        <w:t xml:space="preserve">0</w:t>
+      </w:r>
+      <w:r>
+        <w:rPr>
+          <w:rStyle w:val="NormalTok"/>
+        </w:rPr>
+        <w:t xml:space="preserve">)</w:t>
+      </w:r>
+      <w:r>
+        <w:br/>
+      </w:r>
+      <w:r>
+        <w:rPr>
+          <w:rStyle w:val="NormalTok"/>
+        </w:rPr>
+        <w:t xml:space="preserve">path_mo </w:t>
+      </w:r>
+      <w:r>
+        <w:rPr>
+          <w:rStyle w:val="OtherTok"/>
+        </w:rPr>
+        <w:t xml:space="preserve">&lt;-</w:t>
+      </w:r>
+      <w:r>
+        <w:rPr>
+          <w:rStyle w:val="NormalTok"/>
+        </w:rPr>
+        <w:t xml:space="preserve"> </w:t>
+      </w:r>
+      <w:r>
+        <w:rPr>
+          <w:rStyle w:val="FunctionTok"/>
+        </w:rPr>
+        <w:t xml:space="preserve">matrix</w:t>
+      </w:r>
+      <w:r>
+        <w:rPr>
+          <w:rStyle w:val="NormalTok"/>
+        </w:rPr>
+        <w:t xml:space="preserve">(</w:t>
+      </w:r>
+      <w:r>
+        <w:rPr>
+          <w:rStyle w:val="ConstantTok"/>
+        </w:rPr>
+        <w:t xml:space="preserve">NA_real_</w:t>
+      </w:r>
+      <w:r>
+        <w:rPr>
+          <w:rStyle w:val="NormalTok"/>
+        </w:rPr>
+        <w:t xml:space="preserve">, </w:t>
+      </w:r>
+      <w:r>
+        <w:rPr>
+          <w:rStyle w:val="AttributeTok"/>
+        </w:rPr>
+        <w:t xml:space="preserve">nrow =</w:t>
+      </w:r>
+      <w:r>
+        <w:rPr>
+          <w:rStyle w:val="NormalTok"/>
+        </w:rPr>
+        <w:t xml:space="preserve"> n_mo, </w:t>
+      </w:r>
+      <w:r>
+        <w:rPr>
+          <w:rStyle w:val="AttributeTok"/>
+        </w:rPr>
+        <w:t xml:space="preserve">ncol =</w:t>
+      </w:r>
+      <w:r>
+        <w:rPr>
+          <w:rStyle w:val="NormalTok"/>
+        </w:rPr>
+        <w:t xml:space="preserve"> </w:t>
+      </w:r>
+      <w:r>
+        <w:rPr>
+          <w:rStyle w:val="DecValTok"/>
+        </w:rPr>
+        <w:t xml:space="preserve">2</w:t>
+      </w:r>
+      <w:r>
+        <w:rPr>
+          <w:rStyle w:val="NormalTok"/>
+        </w:rPr>
+        <w:t xml:space="preserve">)</w:t>
+      </w:r>
+      <w:r>
+        <w:br/>
+      </w:r>
+      <w:r>
+        <w:rPr>
+          <w:rStyle w:val="ControlFlowTok"/>
+        </w:rPr>
+        <w:t xml:space="preserve">for</w:t>
+      </w:r>
+      <w:r>
+        <w:rPr>
+          <w:rStyle w:val="NormalTok"/>
+        </w:rPr>
+        <w:t xml:space="preserve"> (k_mo </w:t>
+      </w:r>
+      <w:r>
+        <w:rPr>
+          <w:rStyle w:val="ControlFlowTok"/>
+        </w:rPr>
+        <w:t xml:space="preserve">in</w:t>
+      </w:r>
+      <w:r>
+        <w:rPr>
+          <w:rStyle w:val="NormalTok"/>
+        </w:rPr>
+        <w:t xml:space="preserve"> </w:t>
+      </w:r>
+      <w:r>
+        <w:rPr>
+          <w:rStyle w:val="FunctionTok"/>
+        </w:rPr>
+        <w:t xml:space="preserve">seq_len</w:t>
+      </w:r>
+      <w:r>
+        <w:rPr>
+          <w:rStyle w:val="NormalTok"/>
+        </w:rPr>
+        <w:t xml:space="preserve">(n_mo)) {</w:t>
+      </w:r>
+      <w:r>
+        <w:br/>
+      </w:r>
+      <w:r>
+        <w:rPr>
+          <w:rStyle w:val="NormalTok"/>
+        </w:rPr>
+        <w:t xml:space="preserve">  v_mo </w:t>
+      </w:r>
+      <w:r>
+        <w:rPr>
+          <w:rStyle w:val="OtherTok"/>
+        </w:rPr>
+        <w:t xml:space="preserve">&lt;-</w:t>
+      </w:r>
+      <w:r>
+        <w:rPr>
+          <w:rStyle w:val="NormalTok"/>
+        </w:rPr>
+        <w:t xml:space="preserve"> beta_mo </w:t>
+      </w:r>
+      <w:r>
+        <w:rPr>
+          <w:rStyle w:val="SpecialCharTok"/>
+        </w:rPr>
+        <w:t xml:space="preserve">*</w:t>
+      </w:r>
+      <w:r>
+        <w:rPr>
+          <w:rStyle w:val="NormalTok"/>
+        </w:rPr>
+        <w:t xml:space="preserve"> v_mo </w:t>
+      </w:r>
+      <w:r>
+        <w:rPr>
+          <w:rStyle w:val="SpecialCharTok"/>
+        </w:rPr>
+        <w:t xml:space="preserve">+</w:t>
+      </w:r>
+      <w:r>
+        <w:rPr>
+          <w:rStyle w:val="NormalTok"/>
+        </w:rPr>
+        <w:t xml:space="preserve"> x_mo</w:t>
+      </w:r>
+      <w:r>
+        <w:br/>
+      </w:r>
+      <w:r>
+        <w:rPr>
+          <w:rStyle w:val="NormalTok"/>
+        </w:rPr>
+        <w:t xml:space="preserve">  x_mo </w:t>
+      </w:r>
+      <w:r>
+        <w:rPr>
+          <w:rStyle w:val="OtherTok"/>
+        </w:rPr>
+        <w:t xml:space="preserve">&lt;-</w:t>
+      </w:r>
+      <w:r>
+        <w:rPr>
+          <w:rStyle w:val="NormalTok"/>
+        </w:rPr>
+        <w:t xml:space="preserve"> x_mo </w:t>
+      </w:r>
+      <w:r>
+        <w:rPr>
+          <w:rStyle w:val="SpecialCharTok"/>
+        </w:rPr>
+        <w:t xml:space="preserve">-</w:t>
+      </w:r>
+      <w:r>
+        <w:rPr>
+          <w:rStyle w:val="NormalTok"/>
+        </w:rPr>
+        <w:t xml:space="preserve"> s_mo </w:t>
+      </w:r>
+      <w:r>
+        <w:rPr>
+          <w:rStyle w:val="SpecialCharTok"/>
+        </w:rPr>
+        <w:t xml:space="preserve">*</w:t>
+      </w:r>
+      <w:r>
+        <w:rPr>
+          <w:rStyle w:val="NormalTok"/>
+        </w:rPr>
+        <w:t xml:space="preserve"> v_mo</w:t>
+      </w:r>
+      <w:r>
+        <w:br/>
+      </w:r>
+      <w:r>
+        <w:rPr>
+          <w:rStyle w:val="NormalTok"/>
+        </w:rPr>
+        <w:t xml:space="preserve">  path_mo[k_mo, ] </w:t>
+      </w:r>
+      <w:r>
+        <w:rPr>
+          <w:rStyle w:val="OtherTok"/>
+        </w:rPr>
+        <w:t xml:space="preserve">&lt;-</w:t>
+      </w:r>
+      <w:r>
+        <w:rPr>
+          <w:rStyle w:val="NormalTok"/>
+        </w:rPr>
+        <w:t xml:space="preserve"> x_mo</w:t>
+      </w:r>
+      <w:r>
+        <w:br/>
+      </w:r>
+      <w:r>
+        <w:rPr>
+          <w:rStyle w:val="NormalTok"/>
+        </w:rPr>
+        <w:t xml:space="preserve">}</w:t>
+      </w:r>
+      <w:r>
+        <w:br/>
+      </w:r>
+      <w:r>
+        <w:rPr>
+          <w:rStyle w:val="NormalTok"/>
+        </w:rPr>
+        <w:t xml:space="preserve">last_mo </w:t>
+      </w:r>
+      <w:r>
+        <w:rPr>
+          <w:rStyle w:val="OtherTok"/>
+        </w:rPr>
+        <w:t xml:space="preserve">&lt;-</w:t>
+      </w:r>
+      <w:r>
+        <w:rPr>
+          <w:rStyle w:val="NormalTok"/>
+        </w:rPr>
+        <w:t xml:space="preserve"> path_mo[n_mo, ]</w:t>
+      </w:r>
+      <w:r>
+        <w:br/>
+      </w:r>
+      <w:r>
+        <w:rPr>
+          <w:rStyle w:val="NormalTok"/>
+        </w:rPr>
+        <w:t xml:space="preserve">lowest_mo </w:t>
+      </w:r>
+      <w:r>
+        <w:rPr>
+          <w:rStyle w:val="OtherTok"/>
+        </w:rPr>
+        <w:t xml:space="preserve">&lt;-</w:t>
+      </w:r>
+      <w:r>
+        <w:rPr>
+          <w:rStyle w:val="NormalTok"/>
+        </w:rPr>
+        <w:t xml:space="preserve"> </w:t>
+      </w:r>
+      <w:r>
+        <w:rPr>
+          <w:rStyle w:val="FunctionTok"/>
+        </w:rPr>
+        <w:t xml:space="preserve">apply</w:t>
+      </w:r>
+      <w:r>
+        <w:rPr>
+          <w:rStyle w:val="NormalTok"/>
+        </w:rPr>
+        <w:t xml:space="preserve">(path_mo, </w:t>
+      </w:r>
+      <w:r>
+        <w:rPr>
+          <w:rStyle w:val="DecValTok"/>
+        </w:rPr>
+        <w:t xml:space="preserve">2</w:t>
+      </w:r>
+      <w:r>
+        <w:rPr>
+          <w:rStyle w:val="NormalTok"/>
+        </w:rPr>
+        <w:t xml:space="preserve">, min)</w:t>
+      </w:r>
+      <w:r>
+        <w:br/>
+      </w:r>
+      <w:r>
+        <w:rPr>
+          <w:rStyle w:val="CommentTok"/>
+        </w:rPr>
+        <w:t xml:space="preserve"># nolint start: undesirable_function_linter.</w:t>
+      </w:r>
+      <w:r>
+        <w:br/>
+      </w:r>
+      <w:r>
+        <w:rPr>
+          <w:rStyle w:val="NormalTok"/>
+        </w:rPr>
+        <w:t xml:space="preserve">summary_mo </w:t>
+      </w:r>
+      <w:r>
+        <w:rPr>
+          <w:rStyle w:val="OtherTok"/>
+        </w:rPr>
+        <w:t xml:space="preserve">&lt;-</w:t>
+      </w:r>
+      <w:r>
+        <w:rPr>
+          <w:rStyle w:val="NormalTok"/>
+        </w:rPr>
+        <w:t xml:space="preserve"> </w:t>
+      </w:r>
+      <w:r>
+        <w:rPr>
+          <w:rStyle w:val="FunctionTok"/>
+        </w:rPr>
+        <w:t xml:space="preserve">rbind</w:t>
+      </w:r>
+      <w:r>
+        <w:rPr>
+          <w:rStyle w:val="NormalTok"/>
+        </w:rPr>
+        <w:t xml:space="preserve">(</w:t>
+      </w:r>
+      <w:r>
+        <w:rPr>
+          <w:rStyle w:val="AttributeTok"/>
+        </w:rPr>
+        <w:t xml:space="preserve">last =</w:t>
+      </w:r>
+      <w:r>
+        <w:rPr>
+          <w:rStyle w:val="NormalTok"/>
+        </w:rPr>
+        <w:t xml:space="preserve"> last_mo, </w:t>
+      </w:r>
+      <w:r>
+        <w:rPr>
+          <w:rStyle w:val="AttributeTok"/>
+        </w:rPr>
+        <w:t xml:space="preserve">lowest =</w:t>
+      </w:r>
+      <w:r>
+        <w:rPr>
+          <w:rStyle w:val="NormalTok"/>
+        </w:rPr>
+        <w:t xml:space="preserve"> lowest_mo)</w:t>
+      </w:r>
+      <w:r>
+        <w:br/>
+      </w:r>
+      <w:r>
+        <w:rPr>
+          <w:rStyle w:val="CommentTok"/>
+        </w:rPr>
+        <w:t xml:space="preserve"># nolint end</w:t>
+      </w:r>
+      <w:r>
+        <w:br/>
+      </w:r>
+      <w:r>
+        <w:rPr>
+          <w:rStyle w:val="FunctionTok"/>
+        </w:rPr>
+        <w:t xml:space="preserve">round</w:t>
+      </w:r>
+      <w:r>
+        <w:rPr>
+          <w:rStyle w:val="NormalTok"/>
+        </w:rPr>
+        <w:t xml:space="preserve">(summary_mo, </w:t>
+      </w:r>
+      <w:r>
+        <w:rPr>
+          <w:rStyle w:val="DecValTok"/>
+        </w:rPr>
+        <w:t xml:space="preserve">4</w:t>
+      </w:r>
+      <w:r>
+        <w:rPr>
+          <w:rStyle w:val="NormalTok"/>
+        </w:rPr>
+        <w:t xml:space="preserve">)</w:t>
+      </w:r>
+      <w:r>
+        <w:br/>
+      </w:r>
+      <w:r>
+        <w:rPr>
+          <w:rStyle w:val="CommentTok"/>
+        </w:rPr>
+        <w:t xml:space="preserve">#&gt;          [,1]    [,2]</w:t>
+      </w:r>
+      <w:r>
+        <w:br/>
+      </w:r>
+      <w:r>
+        <w:rPr>
+          <w:rStyle w:val="CommentTok"/>
+        </w:rPr>
+        <w:t xml:space="preserve">#&gt; last   0.1216  0.3447</w:t>
+      </w:r>
+      <w:r>
+        <w:br/>
+      </w:r>
+      <w:r>
+        <w:rPr>
+          <w:rStyle w:val="CommentTok"/>
+        </w:rPr>
+        <w:t xml:space="preserve">#&gt; lowest 0.1216 -0.6037</w:t>
+      </w:r>
+    </w:p>
+    <w:p>
+      <w:pPr>
+        <w:pStyle w:val="Heading3"/>
+      </w:pPr>
+      <w:r>
+        <w:t xml:space="preserve">Python</w:t>
+      </w:r>
+    </w:p>
+    <w:p>
+      <w:pPr>
+        <w:pStyle w:val="SourceCode"/>
+      </w:pPr>
+      <w:r>
+        <w:rPr>
+          <w:rStyle w:val="NormalTok"/>
+        </w:rPr>
+        <w:t xml:space="preserve">s_mo, n_mo </w:t>
+      </w:r>
+      <w:r>
+        <w:rPr>
+          <w:rStyle w:val="OperatorTok"/>
+        </w:rPr>
+        <w:t xml:space="preserve">=</w:t>
+      </w:r>
+      <w:r>
+        <w:rPr>
+          <w:rStyle w:val="NormalTok"/>
+        </w:rPr>
+        <w:t xml:space="preserve"> </w:t>
+      </w:r>
+      <w:r>
+        <w:rPr>
+          <w:rStyle w:val="FloatTok"/>
+        </w:rPr>
+        <w:t xml:space="preserve">0.1</w:t>
+      </w:r>
+      <w:r>
+        <w:rPr>
+          <w:rStyle w:val="NormalTok"/>
+        </w:rPr>
+        <w:t xml:space="preserve">, </w:t>
+      </w:r>
+      <w:r>
+        <w:rPr>
+          <w:rStyle w:val="DecValTok"/>
+        </w:rPr>
+        <w:t xml:space="preserve">20</w:t>
+      </w:r>
+      <w:r>
+        <w:br/>
+      </w:r>
+      <w:r>
+        <w:rPr>
+          <w:rStyle w:val="ControlFlowTok"/>
+        </w:rPr>
+        <w:t xml:space="preserve">for</w:t>
+      </w:r>
+      <w:r>
+        <w:rPr>
+          <w:rStyle w:val="NormalTok"/>
+        </w:rPr>
+        <w:t xml:space="preserve"> beta_mo </w:t>
+      </w:r>
+      <w:r>
+        <w:rPr>
+          <w:rStyle w:val="KeywordTok"/>
+        </w:rPr>
+        <w:t xml:space="preserve">in</w:t>
+      </w:r>
+      <w:r>
+        <w:rPr>
+          <w:rStyle w:val="NormalTok"/>
+        </w:rPr>
+        <w:t xml:space="preserve"> (</w:t>
+      </w:r>
+      <w:r>
+        <w:rPr>
+          <w:rStyle w:val="FloatTok"/>
+        </w:rPr>
+        <w:t xml:space="preserve">0.0</w:t>
+      </w:r>
+      <w:r>
+        <w:rPr>
+          <w:rStyle w:val="NormalTok"/>
+        </w:rPr>
+        <w:t xml:space="preserve">, </w:t>
+      </w:r>
+      <w:r>
+        <w:rPr>
+          <w:rStyle w:val="FloatTok"/>
+        </w:rPr>
+        <w:t xml:space="preserve">0.9</w:t>
+      </w:r>
+      <w:r>
+        <w:rPr>
+          <w:rStyle w:val="NormalTok"/>
+        </w:rPr>
+        <w:t xml:space="preserve">):</w:t>
+      </w:r>
+      <w:r>
+        <w:br/>
+      </w:r>
+      <w:r>
+        <w:rPr>
+          <w:rStyle w:val="NormalTok"/>
+        </w:rPr>
+        <w:t xml:space="preserve">    x_mo, v_mo, path_mo </w:t>
+      </w:r>
+      <w:r>
+        <w:rPr>
+          <w:rStyle w:val="OperatorTok"/>
+        </w:rPr>
+        <w:t xml:space="preserve">=</w:t>
+      </w:r>
+      <w:r>
+        <w:rPr>
+          <w:rStyle w:val="NormalTok"/>
+        </w:rPr>
+        <w:t xml:space="preserve"> </w:t>
+      </w:r>
+      <w:r>
+        <w:rPr>
+          <w:rStyle w:val="FloatTok"/>
+        </w:rPr>
+        <w:t xml:space="preserve">1.0</w:t>
+      </w:r>
+      <w:r>
+        <w:rPr>
+          <w:rStyle w:val="NormalTok"/>
+        </w:rPr>
+        <w:t xml:space="preserve">, </w:t>
+      </w:r>
+      <w:r>
+        <w:rPr>
+          <w:rStyle w:val="FloatTok"/>
+        </w:rPr>
+        <w:t xml:space="preserve">0.0</w:t>
+      </w:r>
+      <w:r>
+        <w:rPr>
+          <w:rStyle w:val="NormalTok"/>
+        </w:rPr>
+        <w:t xml:space="preserve">, []</w:t>
+      </w:r>
+      <w:r>
+        <w:br/>
+      </w:r>
+      <w:r>
+        <w:rPr>
+          <w:rStyle w:val="NormalTok"/>
+        </w:rPr>
+        <w:t xml:space="preserve">    </w:t>
+      </w:r>
+      <w:r>
+        <w:rPr>
+          <w:rStyle w:val="ControlFlowTok"/>
+        </w:rPr>
+        <w:t xml:space="preserve">for</w:t>
+      </w:r>
+      <w:r>
+        <w:rPr>
+          <w:rStyle w:val="NormalTok"/>
+        </w:rPr>
+        <w:t xml:space="preserve"> _ </w:t>
+      </w:r>
+      <w:r>
+        <w:rPr>
+          <w:rStyle w:val="KeywordTok"/>
+        </w:rPr>
+        <w:t xml:space="preserve">in</w:t>
+      </w:r>
+      <w:r>
+        <w:rPr>
+          <w:rStyle w:val="NormalTok"/>
+        </w:rPr>
+        <w:t xml:space="preserve"> </w:t>
+      </w:r>
+      <w:r>
+        <w:rPr>
+          <w:rStyle w:val="BuiltInTok"/>
+        </w:rPr>
+        <w:t xml:space="preserve">range</w:t>
+      </w:r>
+      <w:r>
+        <w:rPr>
+          <w:rStyle w:val="NormalTok"/>
+        </w:rPr>
+        <w:t xml:space="preserve">(n_mo):</w:t>
+      </w:r>
+      <w:r>
+        <w:br/>
+      </w:r>
+      <w:r>
+        <w:rPr>
+          <w:rStyle w:val="NormalTok"/>
+        </w:rPr>
+        <w:t xml:space="preserve">        v_mo </w:t>
+      </w:r>
+      <w:r>
+        <w:rPr>
+          <w:rStyle w:val="OperatorTok"/>
+        </w:rPr>
+        <w:t xml:space="preserve">=</w:t>
+      </w:r>
+      <w:r>
+        <w:rPr>
+          <w:rStyle w:val="NormalTok"/>
+        </w:rPr>
+        <w:t xml:space="preserve"> beta_mo </w:t>
+      </w:r>
+      <w:r>
+        <w:rPr>
+          <w:rStyle w:val="OperatorTok"/>
+        </w:rPr>
+        <w:t xml:space="preserve">*</w:t>
+      </w:r>
+      <w:r>
+        <w:rPr>
+          <w:rStyle w:val="NormalTok"/>
+        </w:rPr>
+        <w:t xml:space="preserve"> v_mo </w:t>
+      </w:r>
+      <w:r>
+        <w:rPr>
+          <w:rStyle w:val="OperatorTok"/>
+        </w:rPr>
+        <w:t xml:space="preserve">+</w:t>
+      </w:r>
+      <w:r>
+        <w:rPr>
+          <w:rStyle w:val="NormalTok"/>
+        </w:rPr>
+        <w:t xml:space="preserve"> x_mo</w:t>
+      </w:r>
+      <w:r>
+        <w:br/>
+      </w:r>
+      <w:r>
+        <w:rPr>
+          <w:rStyle w:val="NormalTok"/>
+        </w:rPr>
+        <w:t xml:space="preserve">        x_mo </w:t>
+      </w:r>
+      <w:r>
+        <w:rPr>
+          <w:rStyle w:val="OperatorTok"/>
+        </w:rPr>
+        <w:t xml:space="preserve">=</w:t>
+      </w:r>
+      <w:r>
+        <w:rPr>
+          <w:rStyle w:val="NormalTok"/>
+        </w:rPr>
+        <w:t xml:space="preserve"> x_mo </w:t>
+      </w:r>
+      <w:r>
+        <w:rPr>
+          <w:rStyle w:val="OperatorTok"/>
+        </w:rPr>
+        <w:t xml:space="preserve">-</w:t>
+      </w:r>
+      <w:r>
+        <w:rPr>
+          <w:rStyle w:val="NormalTok"/>
+        </w:rPr>
+        <w:t xml:space="preserve"> s_mo </w:t>
+      </w:r>
+      <w:r>
+        <w:rPr>
+          <w:rStyle w:val="OperatorTok"/>
+        </w:rPr>
+        <w:t xml:space="preserve">*</w:t>
+      </w:r>
+      <w:r>
+        <w:rPr>
+          <w:rStyle w:val="NormalTok"/>
+        </w:rPr>
+        <w:t xml:space="preserve"> v_mo</w:t>
+      </w:r>
+      <w:r>
+        <w:br/>
+      </w:r>
+      <w:r>
+        <w:rPr>
+          <w:rStyle w:val="NormalTok"/>
+        </w:rPr>
+        <w:t xml:space="preserve">        path_mo.append(x_mo)</w:t>
+      </w:r>
+      <w:r>
+        <w:br/>
+      </w:r>
+      <w:r>
+        <w:rPr>
+          <w:rStyle w:val="NormalTok"/>
+        </w:rPr>
+        <w:t xml:space="preserve">    </w:t>
+      </w:r>
+      <w:r>
+        <w:rPr>
+          <w:rStyle w:val="BuiltInTok"/>
+        </w:rPr>
+        <w:t xml:space="preserve">print</w:t>
+      </w:r>
+      <w:r>
+        <w:rPr>
+          <w:rStyle w:val="NormalTok"/>
+        </w:rPr>
+        <w:t xml:space="preserve">(beta_mo, </w:t>
+      </w:r>
+      <w:r>
+        <w:rPr>
+          <w:rStyle w:val="BuiltInTok"/>
+        </w:rPr>
+        <w:t xml:space="preserve">round</w:t>
+      </w:r>
+      <w:r>
+        <w:rPr>
+          <w:rStyle w:val="NormalTok"/>
+        </w:rPr>
+        <w:t xml:space="preserve">(path_mo[</w:t>
+      </w:r>
+      <w:r>
+        <w:rPr>
+          <w:rStyle w:val="OperatorTok"/>
+        </w:rPr>
+        <w:t xml:space="preserve">-</w:t>
+      </w:r>
+      <w:r>
+        <w:rPr>
+          <w:rStyle w:val="DecValTok"/>
+        </w:rPr>
+        <w:t xml:space="preserve">1</w:t>
+      </w:r>
+      <w:r>
+        <w:rPr>
+          <w:rStyle w:val="NormalTok"/>
+        </w:rPr>
+        <w:t xml:space="preserve">], </w:t>
+      </w:r>
+      <w:r>
+        <w:rPr>
+          <w:rStyle w:val="DecValTok"/>
+        </w:rPr>
+        <w:t xml:space="preserve">4</w:t>
+      </w:r>
+      <w:r>
+        <w:rPr>
+          <w:rStyle w:val="NormalTok"/>
+        </w:rPr>
+        <w:t xml:space="preserve">), </w:t>
+      </w:r>
+      <w:r>
+        <w:rPr>
+          <w:rStyle w:val="BuiltInTok"/>
+        </w:rPr>
+        <w:t xml:space="preserve">round</w:t>
+      </w:r>
+      <w:r>
+        <w:rPr>
+          <w:rStyle w:val="NormalTok"/>
+        </w:rPr>
+        <w:t xml:space="preserve">(</w:t>
+      </w:r>
+      <w:r>
+        <w:rPr>
+          <w:rStyle w:val="BuiltInTok"/>
+        </w:rPr>
+        <w:t xml:space="preserve">min</w:t>
+      </w:r>
+      <w:r>
+        <w:rPr>
+          <w:rStyle w:val="NormalTok"/>
+        </w:rPr>
+        <w:t xml:space="preserve">(path_mo), </w:t>
+      </w:r>
+      <w:r>
+        <w:rPr>
+          <w:rStyle w:val="DecValTok"/>
+        </w:rPr>
+        <w:t xml:space="preserve">4</w:t>
+      </w:r>
+      <w:r>
+        <w:rPr>
+          <w:rStyle w:val="NormalTok"/>
+        </w:rPr>
+        <w:t xml:space="preserve">))</w:t>
+      </w:r>
+      <w:r>
+        <w:rPr>
+          <w:rStyle w:val="OperatorTok"/>
+        </w:rPr>
+        <w:t xml:space="preserve">;</w:t>
+      </w:r>
+      <w:r>
+        <w:br/>
+      </w:r>
+      <w:r>
+        <w:rPr>
+          <w:rStyle w:val="CommentTok"/>
+        </w:rPr>
+        <w:t xml:space="preserve">#&gt; 0.0 0.1216 0.1216</w:t>
+      </w:r>
+      <w:r>
+        <w:br/>
+      </w:r>
+      <w:r>
+        <w:rPr>
+          <w:rStyle w:val="CommentTok"/>
+        </w:rPr>
+        <w:t xml:space="preserve">#&gt; 0.9 0.3447 -0.6037</w:t>
+      </w:r>
+    </w:p>
+    <w:p>
+      <w:pPr>
+        <w:pStyle w:val="FirstParagraph"/>
+      </w:pPr>
+      <w:r>
+        <w:t xml:space="preserve">After</w:t>
+      </w:r>
+      <w:r>
+        <w:t xml:space="preserve"> </w:t>
+      </w:r>
+      <m:oMath>
+        <m:r>
+          <m:t>20</m:t>
+        </m:r>
+      </m:oMath>
+      <w:r>
+        <w:t xml:space="preserve"> </w:t>
+      </w:r>
+      <w:r>
+        <w:t xml:space="preserve">updates, plain descent has reached 0.122 and</w:t>
+      </w:r>
+      <w:r>
+        <w:t xml:space="preserve"> </w:t>
+      </w:r>
+      <w:hyperlink w:anchor="def-momentum">
+        <w:r>
+          <w:rPr>
+            <w:rStyle w:val="Hyperlink"/>
+          </w:rPr>
+          <w:t xml:space="preserve">momentum</w:t>
+        </w:r>
+      </w:hyperlink>
+      <w:r>
+        <w:t xml:space="preserve"> </w:t>
+      </w:r>
+      <w:r>
+        <w:t xml:space="preserve">0.345.</w:t>
+      </w:r>
+      <w:r>
+        <w:t xml:space="preserve"> </w:t>
+      </w:r>
+      <w:r>
+        <w:t xml:space="preserve">Momentum overshoots the</w:t>
+      </w:r>
+      <w:r>
+        <w:t xml:space="preserve"> </w:t>
+      </w:r>
+      <w:hyperlink r:id="rId97">
+        <w:r>
+          <w:rPr>
+            <w:rStyle w:val="Hyperlink"/>
+          </w:rPr>
+          <w:t xml:space="preserve">minimizer</w:t>
+        </w:r>
+      </w:hyperlink>
+      <w:r>
+        <w:t xml:space="preserve"> </w:t>
+      </w:r>
+      <m:oMath>
+        <m:r>
+          <m:t>0</m:t>
+        </m:r>
+      </m:oMath>
+      <w:r>
+        <w:t xml:space="preserve">, down to -0.604 at update 9, and then swings back.</w:t>
+      </w:r>
+      <w:r>
+        <w:t xml:space="preserve"> </w:t>
+      </w:r>
+      <w:r>
+        <w:t xml:space="preserve">In this run, with a small</w:t>
+      </w:r>
+      <w:r>
+        <w:t xml:space="preserve"> </w:t>
+      </w:r>
+      <w:hyperlink w:anchor="def-gradient-descent">
+        <w:r>
+          <w:rPr>
+            <w:rStyle w:val="Hyperlink"/>
+          </w:rPr>
+          <w:t xml:space="preserve">step length</w:t>
+        </w:r>
+      </w:hyperlink>
+      <w:r>
+        <w:t xml:space="preserve">, the swing leaves momentum behind plain descent after</w:t>
+      </w:r>
+      <w:r>
+        <w:t xml:space="preserve"> </w:t>
+      </w:r>
+      <m:oMath>
+        <m:r>
+          <m:t>20</m:t>
+        </m:r>
+      </m:oMath>
+      <w:r>
+        <w:t xml:space="preserve"> </w:t>
+      </w:r>
+      <w:r>
+        <w:t xml:space="preserve">updates.</w:t>
+      </w:r>
+    </w:p>
+    <w:bookmarkEnd w:id="135"/>
+    <w:bookmarkStart w:id="146" w:name="refs"/>
+    <w:bookmarkStart w:id="137" w:name="ref-wikipedia_gradient_descent"/>
     <w:p>
       <w:pPr>
         <w:pStyle w:val="Bibliography"/>
@@ -37431,7 +40478,7 @@
       <w:r>
         <w:t xml:space="preserve"> </w:t>
       </w:r>
-      <w:hyperlink r:id="rId132">
+      <w:hyperlink r:id="rId136">
         <w:r>
           <w:rPr>
             <w:rStyle w:val="Hyperlink"/>
@@ -37440,8 +40487,8 @@
         </w:r>
       </w:hyperlink>
     </w:p>
-    <w:bookmarkEnd w:id="133"/>
-    <w:bookmarkStart w:id="135" w:name="ref-wikipedia_line_search"/>
+    <w:bookmarkEnd w:id="137"/>
+    <w:bookmarkStart w:id="139" w:name="ref-wikipedia_line_search"/>
     <w:p>
       <w:pPr>
         <w:pStyle w:val="Bibliography"/>
@@ -37488,7 +40535,7 @@
       <w:r>
         <w:t xml:space="preserve"> </w:t>
       </w:r>
-      <w:hyperlink r:id="rId134">
+      <w:hyperlink r:id="rId138">
         <w:r>
           <w:rPr>
             <w:rStyle w:val="Hyperlink"/>
@@ -37497,8 +40544,8 @@
         </w:r>
       </w:hyperlink>
     </w:p>
-    <w:bookmarkEnd w:id="135"/>
-    <w:bookmarkStart w:id="137" w:name="ref-wikipedia_rosenbrock_function"/>
+    <w:bookmarkEnd w:id="139"/>
+    <w:bookmarkStart w:id="141" w:name="ref-wikipedia_rosenbrock_function"/>
     <w:p>
       <w:pPr>
         <w:pStyle w:val="Bibliography"/>
@@ -37545,7 +40592,7 @@
       <w:r>
         <w:t xml:space="preserve"> </w:t>
       </w:r>
-      <w:hyperlink r:id="rId136">
+      <w:hyperlink r:id="rId140">
         <w:r>
           <w:rPr>
             <w:rStyle w:val="Hyperlink"/>
@@ -37554,8 +40601,8 @@
         </w:r>
       </w:hyperlink>
     </w:p>
-    <w:bookmarkEnd w:id="137"/>
-    <w:bookmarkStart w:id="139" w:name="ref-wikipedia_attractor"/>
+    <w:bookmarkEnd w:id="141"/>
+    <w:bookmarkStart w:id="143" w:name="ref-wikipedia_attractor"/>
     <w:p>
       <w:pPr>
         <w:pStyle w:val="Bibliography"/>
@@ -37602,7 +40649,7 @@
       <w:r>
         <w:t xml:space="preserve"> </w:t>
       </w:r>
-      <w:hyperlink r:id="rId138">
+      <w:hyperlink r:id="rId142">
         <w:r>
           <w:rPr>
             <w:rStyle w:val="Hyperlink"/>
@@ -37611,8 +40658,8 @@
         </w:r>
       </w:hyperlink>
     </w:p>
-    <w:bookmarkEnd w:id="139"/>
-    <w:bookmarkStart w:id="141" w:name="ref-wikipedia_backtracking_line_search"/>
+    <w:bookmarkEnd w:id="143"/>
+    <w:bookmarkStart w:id="145" w:name="ref-wikipedia_backtracking_line_search"/>
     <w:p>
       <w:pPr>
         <w:pStyle w:val="Bibliography"/>
@@ -37659,7 +40706,7 @@
       <w:r>
         <w:t xml:space="preserve"> </w:t>
       </w:r>
-      <w:hyperlink r:id="rId140">
+      <w:hyperlink r:id="rId144">
         <w:r>
           <w:rPr>
             <w:rStyle w:val="Hyperlink"/>
@@ -37668,9 +40715,9 @@
         </w:r>
       </w:hyperlink>
     </w:p>
-    <w:bookmarkEnd w:id="141"/>
-    <w:bookmarkEnd w:id="142"/>
-    <w:bookmarkEnd w:id="143"/>
+    <w:bookmarkEnd w:id="145"/>
+    <w:bookmarkEnd w:id="146"/>
+    <w:bookmarkEnd w:id="147"/>
     <w:sectPr>
       <w:footnotePr>
         <w:numRestart w:val="eachSect"/>

--- a/optimization-gradient-descent.docx
+++ b/optimization-gradient-descent.docx
@@ -15,10 +15,10 @@
         <w:pStyle w:val="Date"/>
       </w:pPr>
       <w:r>
-        <w:t xml:space="preserve">Last modified: 2026-10-31 00:08:50 (PDT)</w:t>
+        <w:t xml:space="preserve">Last modified: 2026-10-31 06:43:52 (PDT)</w:t>
       </w:r>
     </w:p>
-    <w:bookmarkStart w:id="147" w:name="sec-gradient-descent"/>
+    <w:bookmarkStart w:id="156" w:name="sec-gradient-descent"/>
     <w:p>
       <w:pPr>
         <w:pStyle w:val="Heading2"/>
@@ -20930,7 +20930,7 @@
               <w:rPr>
                 <w:rStyle w:val="CommentTok"/>
               </w:rPr>
-              <w:t xml:space="preserve">#&gt; [&lt;matplotlib.lines.Line2D object at 0x7f0244da4190&gt;]</w:t>
+              <w:t xml:space="preserve">#&gt; [&lt;matplotlib.lines.Line2D object at 0x7fcab91b4190&gt;]</w:t>
             </w:r>
             <w:r>
               <w:br/>
@@ -21494,7 +21494,7 @@
               <w:rPr>
                 <w:rStyle w:val="CommentTok"/>
               </w:rPr>
-              <w:t xml:space="preserve">#&gt; [&lt;matplotlib.lines.Line2D object at 0x7f0244da42d0&gt;]</w:t>
+              <w:t xml:space="preserve">#&gt; [&lt;matplotlib.lines.Line2D object at 0x7fcab91b42d0&gt;]</w:t>
             </w:r>
             <w:r>
               <w:br/>
@@ -21503,7 +21503,7 @@
               <w:rPr>
                 <w:rStyle w:val="CommentTok"/>
               </w:rPr>
-              <w:t xml:space="preserve">#&gt; [&lt;matplotlib.lines.Line2D object at 0x7f0244da4410&gt;]</w:t>
+              <w:t xml:space="preserve">#&gt; [&lt;matplotlib.lines.Line2D object at 0x7fcab91b4410&gt;]</w:t>
             </w:r>
             <w:r>
               <w:br/>
@@ -21512,7 +21512,7 @@
               <w:rPr>
                 <w:rStyle w:val="CommentTok"/>
               </w:rPr>
-              <w:t xml:space="preserve">#&gt; [&lt;matplotlib.lines.Line2D object at 0x7f0244da4550&gt;]</w:t>
+              <w:t xml:space="preserve">#&gt; [&lt;matplotlib.lines.Line2D object at 0x7fcab91b4550&gt;]</w:t>
             </w:r>
             <w:r>
               <w:br/>
@@ -21521,7 +21521,7 @@
               <w:rPr>
                 <w:rStyle w:val="CommentTok"/>
               </w:rPr>
-              <w:t xml:space="preserve">#&gt; [&lt;matplotlib.lines.Line2D object at 0x7f0244da4690&gt;]</w:t>
+              <w:t xml:space="preserve">#&gt; [&lt;matplotlib.lines.Line2D object at 0x7fcab91b4690&gt;]</w:t>
             </w:r>
             <w:r>
               <w:br/>
@@ -21530,7 +21530,7 @@
               <w:rPr>
                 <w:rStyle w:val="CommentTok"/>
               </w:rPr>
-              <w:t xml:space="preserve">#&gt; [&lt;matplotlib.lines.Line2D object at 0x7f0244da47d0&gt;]</w:t>
+              <w:t xml:space="preserve">#&gt; [&lt;matplotlib.lines.Line2D object at 0x7fcab91b47d0&gt;]</w:t>
             </w:r>
             <w:r>
               <w:br/>
@@ -21539,7 +21539,7 @@
               <w:rPr>
                 <w:rStyle w:val="CommentTok"/>
               </w:rPr>
-              <w:t xml:space="preserve">#&gt; [&lt;matplotlib.lines.Line2D object at 0x7f0244da4910&gt;]</w:t>
+              <w:t xml:space="preserve">#&gt; [&lt;matplotlib.lines.Line2D object at 0x7fcab91b4910&gt;]</w:t>
             </w:r>
             <w:r>
               <w:br/>
@@ -21653,7 +21653,7 @@
               <w:rPr>
                 <w:rStyle w:val="CommentTok"/>
               </w:rPr>
-              <w:t xml:space="preserve">#&gt; &lt;matplotlib.legend.Legend object at 0x7f0244da4a50&gt;</w:t>
+              <w:t xml:space="preserve">#&gt; &lt;matplotlib.legend.Legend object at 0x7fcab91b4a50&gt;</w:t>
             </w:r>
             <w:r>
               <w:br/>
@@ -27316,7 +27316,7 @@
               <w:rPr>
                 <w:rStyle w:val="CommentTok"/>
               </w:rPr>
-              <w:t xml:space="preserve">#&gt; [&lt;matplotlib.lines.Line2D object at 0x7f0244c351d0&gt;]</w:t>
+              <w:t xml:space="preserve">#&gt; [&lt;matplotlib.lines.Line2D object at 0x7fcab90451d0&gt;]</w:t>
             </w:r>
             <w:r>
               <w:br/>
@@ -27463,7 +27463,7 @@
               <w:rPr>
                 <w:rStyle w:val="CommentTok"/>
               </w:rPr>
-              <w:t xml:space="preserve">#&gt; [&lt;matplotlib.lines.Line2D object at 0x7f0244c35310&gt;]</w:t>
+              <w:t xml:space="preserve">#&gt; [&lt;matplotlib.lines.Line2D object at 0x7fcab9045310&gt;]</w:t>
             </w:r>
             <w:r>
               <w:br/>
@@ -35110,7 +35110,7 @@
               <w:rPr>
                 <w:rStyle w:val="CommentTok"/>
               </w:rPr>
-              <w:t xml:space="preserve">#&gt; [&lt;matplotlib.lines.Line2D object at 0x7f0244a307d0&gt;]</w:t>
+              <w:t xml:space="preserve">#&gt; [&lt;matplotlib.lines.Line2D object at 0x7fcab8e407d0&gt;]</w:t>
             </w:r>
             <w:r>
               <w:br/>
@@ -35176,7 +35176,7 @@
               <w:rPr>
                 <w:rStyle w:val="CommentTok"/>
               </w:rPr>
-              <w:t xml:space="preserve">#&gt; &lt;matplotlib.lines.Line2D object at 0x7f0244a30910&gt;</w:t>
+              <w:t xml:space="preserve">#&gt; &lt;matplotlib.lines.Line2D object at 0x7fcab8e40910&gt;</w:t>
             </w:r>
             <w:r>
               <w:br/>
@@ -35242,7 +35242,7 @@
               <w:rPr>
                 <w:rStyle w:val="CommentTok"/>
               </w:rPr>
-              <w:t xml:space="preserve">#&gt; &lt;matplotlib.lines.Line2D object at 0x7f0244a30a50&gt;</w:t>
+              <w:t xml:space="preserve">#&gt; &lt;matplotlib.lines.Line2D object at 0x7fcab8e40a50&gt;</w:t>
             </w:r>
             <w:r>
               <w:br/>
@@ -40430,8 +40430,4826 @@
       </w:r>
     </w:p>
     <w:bookmarkEnd w:id="135"/>
-    <w:bookmarkStart w:id="146" w:name="refs"/>
-    <w:bookmarkStart w:id="137" w:name="ref-wikipedia_gradient_descent"/>
+    <w:bookmarkStart w:id="136" w:name="def-adaptive-method"/>
+    <w:p>
+      <w:pPr>
+        <w:pStyle w:val="BodyText"/>
+      </w:pPr>
+      <w:r>
+        <w:rPr>
+          <w:b/>
+          <w:bCs/>
+        </w:rPr>
+        <w:t xml:space="preserve">Definition 15 (Adaptive method)</w:t>
+      </w:r>
+      <w:r>
+        <w:t xml:space="preserve"> </w:t>
+      </w:r>
+      <w:r>
+        <w:t xml:space="preserve">Let</w:t>
+      </w:r>
+      <w:r>
+        <w:t xml:space="preserve"> </w:t>
+      </w:r>
+      <m:oMath>
+        <m:r>
+          <m:t>f</m:t>
+        </m:r>
+        <m:r>
+          <m:rPr>
+            <m:sty m:val="p"/>
+          </m:rPr>
+          <m:t>:</m:t>
+        </m:r>
+        <m:sSup>
+          <m:e>
+            <m:r>
+              <m:rPr>
+                <m:scr m:val="double-struck"/>
+                <m:sty m:val="p"/>
+              </m:rPr>
+              <m:t>R</m:t>
+            </m:r>
+          </m:e>
+          <m:sup>
+            <m:r>
+              <m:t>p</m:t>
+            </m:r>
+          </m:sup>
+        </m:sSup>
+        <m:r>
+          <m:rPr>
+            <m:sty m:val="p"/>
+          </m:rPr>
+          <m:t>→</m:t>
+        </m:r>
+        <m:r>
+          <m:rPr>
+            <m:scr m:val="double-struck"/>
+            <m:sty m:val="p"/>
+          </m:rPr>
+          <m:t>R</m:t>
+        </m:r>
+      </m:oMath>
+      <w:r>
+        <w:t xml:space="preserve"> </w:t>
+      </w:r>
+      <w:r>
+        <w:t xml:space="preserve">have first</w:t>
+      </w:r>
+      <w:r>
+        <w:t xml:space="preserve"> </w:t>
+      </w:r>
+      <w:hyperlink r:id="rId13">
+        <w:r>
+          <w:rPr>
+            <w:rStyle w:val="Hyperlink"/>
+          </w:rPr>
+          <w:t xml:space="preserve">partial derivatives</w:t>
+        </w:r>
+      </w:hyperlink>
+      <w:r>
+        <w:t xml:space="preserve">,</w:t>
+      </w:r>
+      <w:r>
+        <w:t xml:space="preserve"> </w:t>
+      </w:r>
+      <w:r>
+        <w:t xml:space="preserve">let</w:t>
+      </w:r>
+      <w:r>
+        <w:t xml:space="preserve"> </w:t>
+      </w:r>
+      <w:r>
+        <w:t xml:space="preserve">$\mathord{\smash[b]{\underset{\raise.3ex\hbox{$\scriptstyle\sim$}}{x}}\vphantom{x}}^{(0)}$</w:t>
+      </w:r>
+      <w:r>
+        <w:t xml:space="preserve"> </w:t>
+      </w:r>
+      <w:r>
+        <w:t xml:space="preserve">be a starting point,</w:t>
+      </w:r>
+      <w:r>
+        <w:t xml:space="preserve"> </w:t>
+      </w:r>
+      <w:r>
+        <w:t xml:space="preserve">let</w:t>
+      </w:r>
+      <w:r>
+        <w:t xml:space="preserve"> </w:t>
+      </w:r>
+      <m:oMath>
+        <m:r>
+          <m:t>s</m:t>
+        </m:r>
+        <m:r>
+          <m:rPr>
+            <m:sty m:val="p"/>
+          </m:rPr>
+          <m:t>&gt;</m:t>
+        </m:r>
+        <m:r>
+          <m:t>0</m:t>
+        </m:r>
+      </m:oMath>
+      <w:r>
+        <w:t xml:space="preserve"> </w:t>
+      </w:r>
+      <w:r>
+        <w:t xml:space="preserve">be a</w:t>
+      </w:r>
+      <w:r>
+        <w:t xml:space="preserve"> </w:t>
+      </w:r>
+      <w:hyperlink w:anchor="def-gradient-descent">
+        <w:r>
+          <w:rPr>
+            <w:rStyle w:val="Hyperlink"/>
+          </w:rPr>
+          <w:t xml:space="preserve">step length</w:t>
+        </w:r>
+      </w:hyperlink>
+      <w:r>
+        <w:t xml:space="preserve">,</w:t>
+      </w:r>
+      <w:r>
+        <w:t xml:space="preserve"> </w:t>
+      </w:r>
+      <w:r>
+        <w:t xml:space="preserve">let</w:t>
+      </w:r>
+      <w:r>
+        <w:t xml:space="preserve"> </w:t>
+      </w:r>
+      <m:oMath>
+        <m:r>
+          <m:t>ρ</m:t>
+        </m:r>
+        <m:r>
+          <m:rPr>
+            <m:sty m:val="p"/>
+          </m:rPr>
+          <m:t>∈</m:t>
+        </m:r>
+        <m:r>
+          <m:rPr>
+            <m:sty m:val="p"/>
+          </m:rPr>
+          <m:t>[</m:t>
+        </m:r>
+        <m:r>
+          <m:t>0</m:t>
+        </m:r>
+        <m:r>
+          <m:rPr>
+            <m:sty m:val="p"/>
+          </m:rPr>
+          <m:t>,</m:t>
+        </m:r>
+        <m:r>
+          <m:t>1</m:t>
+        </m:r>
+        <m:r>
+          <m:rPr>
+            <m:sty m:val="p"/>
+          </m:rPr>
+          <m:t>)</m:t>
+        </m:r>
+      </m:oMath>
+      <w:r>
+        <w:t xml:space="preserve"> </w:t>
+      </w:r>
+      <w:r>
+        <w:t xml:space="preserve">be a decay factor,</w:t>
+      </w:r>
+      <w:r>
+        <w:t xml:space="preserve"> </w:t>
+      </w:r>
+      <w:r>
+        <w:t xml:space="preserve">and let</w:t>
+      </w:r>
+      <w:r>
+        <w:t xml:space="preserve"> </w:t>
+      </w:r>
+      <m:oMath>
+        <m:r>
+          <m:t>ϵ</m:t>
+        </m:r>
+        <m:r>
+          <m:rPr>
+            <m:sty m:val="p"/>
+          </m:rPr>
+          <m:t>&gt;</m:t>
+        </m:r>
+        <m:r>
+          <m:t>0</m:t>
+        </m:r>
+      </m:oMath>
+      <w:r>
+        <w:t xml:space="preserve">.</w:t>
+      </w:r>
+      <w:r>
+        <w:t xml:space="preserve"> </w:t>
+      </w:r>
+      <w:r>
+        <w:t xml:space="preserve">Write</w:t>
+      </w:r>
+      <w:r>
+        <w:t xml:space="preserve"> </w:t>
+      </w:r>
+      <m:oMath>
+        <m:sSubSup>
+          <m:e>
+            <m:r>
+              <m:t>g</m:t>
+            </m:r>
+          </m:e>
+          <m:sub>
+            <m:r>
+              <m:t>j</m:t>
+            </m:r>
+          </m:sub>
+          <m:sup>
+            <m:r>
+              <m:rPr>
+                <m:sty m:val="p"/>
+              </m:rPr>
+              <m:t>(</m:t>
+            </m:r>
+            <m:r>
+              <m:t>t</m:t>
+            </m:r>
+            <m:r>
+              <m:rPr>
+                <m:sty m:val="p"/>
+              </m:rPr>
+              <m:t>)</m:t>
+            </m:r>
+          </m:sup>
+        </m:sSubSup>
+      </m:oMath>
+      <w:r>
+        <w:t xml:space="preserve"> </w:t>
+      </w:r>
+      <w:r>
+        <w:t xml:space="preserve">for coordinate</w:t>
+      </w:r>
+      <w:r>
+        <w:t xml:space="preserve"> </w:t>
+      </w:r>
+      <m:oMath>
+        <m:r>
+          <m:t>j</m:t>
+        </m:r>
+      </m:oMath>
+      <w:r>
+        <w:t xml:space="preserve"> </w:t>
+      </w:r>
+      <w:r>
+        <w:t xml:space="preserve">of</w:t>
+      </w:r>
+      <w:r>
+        <w:t xml:space="preserve"> </w:t>
+      </w:r>
+      <w:r>
+        <w:t xml:space="preserve">$\frac{\partial}{\partial \mathord{\smash[b]{\underset{\raise.3ex\hbox{$\scriptstyle\sim$}}{x}}\vphantom{x}}} f(\mathord{\smash[b]{\underset{\raise.3ex\hbox{$\scriptstyle\sim$}}{x}}\vphantom{x}}^{(t-1)})$</w:t>
+      </w:r>
+      <w:r>
+        <w:t xml:space="preserve">.</w:t>
+      </w:r>
+      <w:r>
+        <w:t xml:space="preserve"> </w:t>
+      </w:r>
+      <w:r>
+        <w:t xml:space="preserve">An</w:t>
+      </w:r>
+      <w:r>
+        <w:t xml:space="preserve"> </w:t>
+      </w:r>
+      <w:r>
+        <w:rPr>
+          <w:b/>
+          <w:bCs/>
+        </w:rPr>
+        <w:t xml:space="preserve">adaptive method</w:t>
+      </w:r>
+      <w:r>
+        <w:t xml:space="preserve"> </w:t>
+      </w:r>
+      <w:r>
+        <w:t xml:space="preserve">is defined, for</w:t>
+      </w:r>
+      <w:r>
+        <w:t xml:space="preserve"> </w:t>
+      </w:r>
+      <m:oMath>
+        <m:r>
+          <m:t>t</m:t>
+        </m:r>
+        <m:r>
+          <m:rPr>
+            <m:sty m:val="p"/>
+          </m:rPr>
+          <m:t>=</m:t>
+        </m:r>
+        <m:r>
+          <m:t>1</m:t>
+        </m:r>
+        <m:r>
+          <m:rPr>
+            <m:sty m:val="p"/>
+          </m:rPr>
+          <m:t>,</m:t>
+        </m:r>
+        <m:r>
+          <m:t>2</m:t>
+        </m:r>
+        <m:r>
+          <m:rPr>
+            <m:sty m:val="p"/>
+          </m:rPr>
+          <m:t>,</m:t>
+        </m:r>
+        <m:r>
+          <m:rPr>
+            <m:sty m:val="p"/>
+          </m:rPr>
+          <m:t>…</m:t>
+        </m:r>
+      </m:oMath>
+      <w:r>
+        <w:t xml:space="preserve"> </w:t>
+      </w:r>
+      <w:r>
+        <w:t xml:space="preserve">and each coordinate</w:t>
+      </w:r>
+      <w:r>
+        <w:t xml:space="preserve"> </w:t>
+      </w:r>
+      <m:oMath>
+        <m:r>
+          <m:t>j</m:t>
+        </m:r>
+        <m:r>
+          <m:rPr>
+            <m:sty m:val="p"/>
+          </m:rPr>
+          <m:t>=</m:t>
+        </m:r>
+        <m:r>
+          <m:t>1</m:t>
+        </m:r>
+        <m:r>
+          <m:rPr>
+            <m:sty m:val="p"/>
+          </m:rPr>
+          <m:t>,</m:t>
+        </m:r>
+        <m:r>
+          <m:rPr>
+            <m:sty m:val="p"/>
+          </m:rPr>
+          <m:t>…</m:t>
+        </m:r>
+        <m:r>
+          <m:rPr>
+            <m:sty m:val="p"/>
+          </m:rPr>
+          <m:t>,</m:t>
+        </m:r>
+        <m:r>
+          <m:t>p</m:t>
+        </m:r>
+      </m:oMath>
+      <w:r>
+        <w:t xml:space="preserve">,</w:t>
+      </w:r>
+    </w:p>
+    <w:p>
+      <w:pPr>
+        <w:pStyle w:val="BodyText"/>
+      </w:pPr>
+      <m:oMathPara>
+        <m:oMathParaPr>
+          <m:jc m:val="center"/>
+        </m:oMathParaPr>
+        <m:oMath>
+          <m:eqArr>
+            <m:e>
+              <m:sSubSup>
+                <m:e>
+                  <m:r>
+                    <m:t>u</m:t>
+                  </m:r>
+                </m:e>
+                <m:sub>
+                  <m:r>
+                    <m:t>j</m:t>
+                  </m:r>
+                </m:sub>
+                <m:sup>
+                  <m:r>
+                    <m:rPr>
+                      <m:sty m:val="p"/>
+                    </m:rPr>
+                    <m:t>(</m:t>
+                  </m:r>
+                  <m:r>
+                    <m:t>t</m:t>
+                  </m:r>
+                  <m:r>
+                    <m:rPr>
+                      <m:sty m:val="p"/>
+                    </m:rPr>
+                    <m:t>)</m:t>
+                  </m:r>
+                </m:sup>
+              </m:sSubSup>
+              <m:r>
+                <m:t>&amp;</m:t>
+              </m:r>
+              <m:limUpp>
+                <m:e>
+                  <m:r>
+                    <m:rPr>
+                      <m:sty m:val="p"/>
+                    </m:rPr>
+                    <m:t>=</m:t>
+                  </m:r>
+                </m:e>
+                <m:lim>
+                  <m:r>
+                    <m:rPr>
+                      <m:nor/>
+                      <m:sty m:val="p"/>
+                    </m:rPr>
+                    <m:t>def</m:t>
+                  </m:r>
+                </m:lim>
+              </m:limUpp>
+              <m:r>
+                <m:t>ρ</m:t>
+              </m:r>
+              <m:r>
+                <m:t> </m:t>
+              </m:r>
+              <m:sSubSup>
+                <m:e>
+                  <m:r>
+                    <m:t>u</m:t>
+                  </m:r>
+                </m:e>
+                <m:sub>
+                  <m:r>
+                    <m:t>j</m:t>
+                  </m:r>
+                </m:sub>
+                <m:sup>
+                  <m:r>
+                    <m:rPr>
+                      <m:sty m:val="p"/>
+                    </m:rPr>
+                    <m:t>(</m:t>
+                  </m:r>
+                  <m:r>
+                    <m:t>t</m:t>
+                  </m:r>
+                  <m:r>
+                    <m:rPr>
+                      <m:sty m:val="p"/>
+                    </m:rPr>
+                    <m:t>−</m:t>
+                  </m:r>
+                  <m:r>
+                    <m:t>1</m:t>
+                  </m:r>
+                  <m:r>
+                    <m:rPr>
+                      <m:sty m:val="p"/>
+                    </m:rPr>
+                    <m:t>)</m:t>
+                  </m:r>
+                </m:sup>
+              </m:sSubSup>
+              <m:r>
+                <m:rPr>
+                  <m:sty m:val="p"/>
+                </m:rPr>
+                <m:t>+</m:t>
+              </m:r>
+              <m:r>
+                <m:rPr>
+                  <m:sty m:val="p"/>
+                </m:rPr>
+                <m:t>(</m:t>
+              </m:r>
+              <m:r>
+                <m:t>1</m:t>
+              </m:r>
+              <m:r>
+                <m:rPr>
+                  <m:sty m:val="p"/>
+                </m:rPr>
+                <m:t>−</m:t>
+              </m:r>
+              <m:r>
+                <m:t>ρ</m:t>
+              </m:r>
+              <m:r>
+                <m:rPr>
+                  <m:sty m:val="p"/>
+                </m:rPr>
+                <m:t>)</m:t>
+              </m:r>
+              <m:r>
+                <m:t> </m:t>
+              </m:r>
+              <m:r>
+                <m:t>​</m:t>
+              </m:r>
+              <m:d>
+                <m:dPr>
+                  <m:begChr m:val="("/>
+                  <m:sepChr m:val=""/>
+                  <m:endChr m:val=")"/>
+                  <m:grow/>
+                </m:dPr>
+                <m:e>
+                  <m:sSubSup>
+                    <m:e>
+                      <m:r>
+                        <m:t>g</m:t>
+                      </m:r>
+                    </m:e>
+                    <m:sub>
+                      <m:r>
+                        <m:t>j</m:t>
+                      </m:r>
+                    </m:sub>
+                    <m:sup>
+                      <m:r>
+                        <m:rPr>
+                          <m:sty m:val="p"/>
+                        </m:rPr>
+                        <m:t>(</m:t>
+                      </m:r>
+                      <m:r>
+                        <m:t>t</m:t>
+                      </m:r>
+                      <m:r>
+                        <m:rPr>
+                          <m:sty m:val="p"/>
+                        </m:rPr>
+                        <m:t>)</m:t>
+                      </m:r>
+                    </m:sup>
+                  </m:sSubSup>
+                </m:e>
+              </m:d>
+              <m:sSup>
+                <m:e>
+                  <m:r>
+                    <m:t>​</m:t>
+                  </m:r>
+                </m:e>
+                <m:sup>
+                  <m:r>
+                    <m:t>2</m:t>
+                  </m:r>
+                </m:sup>
+              </m:sSup>
+            </m:e>
+            <m:e>
+              <m:sSubSup>
+                <m:e>
+                  <m:r>
+                    <m:t>x</m:t>
+                  </m:r>
+                </m:e>
+                <m:sub>
+                  <m:r>
+                    <m:t>j</m:t>
+                  </m:r>
+                </m:sub>
+                <m:sup>
+                  <m:r>
+                    <m:rPr>
+                      <m:sty m:val="p"/>
+                    </m:rPr>
+                    <m:t>(</m:t>
+                  </m:r>
+                  <m:r>
+                    <m:t>t</m:t>
+                  </m:r>
+                  <m:r>
+                    <m:rPr>
+                      <m:sty m:val="p"/>
+                    </m:rPr>
+                    <m:t>)</m:t>
+                  </m:r>
+                </m:sup>
+              </m:sSubSup>
+              <m:r>
+                <m:t>&amp;</m:t>
+              </m:r>
+              <m:limUpp>
+                <m:e>
+                  <m:r>
+                    <m:rPr>
+                      <m:sty m:val="p"/>
+                    </m:rPr>
+                    <m:t>=</m:t>
+                  </m:r>
+                </m:e>
+                <m:lim>
+                  <m:r>
+                    <m:rPr>
+                      <m:nor/>
+                      <m:sty m:val="p"/>
+                    </m:rPr>
+                    <m:t>def</m:t>
+                  </m:r>
+                </m:lim>
+              </m:limUpp>
+              <m:sSubSup>
+                <m:e>
+                  <m:r>
+                    <m:t>x</m:t>
+                  </m:r>
+                </m:e>
+                <m:sub>
+                  <m:r>
+                    <m:t>j</m:t>
+                  </m:r>
+                </m:sub>
+                <m:sup>
+                  <m:r>
+                    <m:rPr>
+                      <m:sty m:val="p"/>
+                    </m:rPr>
+                    <m:t>(</m:t>
+                  </m:r>
+                  <m:r>
+                    <m:t>t</m:t>
+                  </m:r>
+                  <m:r>
+                    <m:rPr>
+                      <m:sty m:val="p"/>
+                    </m:rPr>
+                    <m:t>−</m:t>
+                  </m:r>
+                  <m:r>
+                    <m:t>1</m:t>
+                  </m:r>
+                  <m:r>
+                    <m:rPr>
+                      <m:sty m:val="p"/>
+                    </m:rPr>
+                    <m:t>)</m:t>
+                  </m:r>
+                </m:sup>
+              </m:sSubSup>
+              <m:r>
+                <m:rPr>
+                  <m:sty m:val="p"/>
+                </m:rPr>
+                <m:t>−</m:t>
+              </m:r>
+              <m:r>
+                <m:t>s</m:t>
+              </m:r>
+              <m:r>
+                <m:t> </m:t>
+              </m:r>
+              <m:f>
+                <m:fPr>
+                  <m:type m:val="bar"/>
+                </m:fPr>
+                <m:num>
+                  <m:sSubSup>
+                    <m:e>
+                      <m:r>
+                        <m:t>g</m:t>
+                      </m:r>
+                    </m:e>
+                    <m:sub>
+                      <m:r>
+                        <m:t>j</m:t>
+                      </m:r>
+                    </m:sub>
+                    <m:sup>
+                      <m:r>
+                        <m:rPr>
+                          <m:sty m:val="p"/>
+                        </m:rPr>
+                        <m:t>(</m:t>
+                      </m:r>
+                      <m:r>
+                        <m:t>t</m:t>
+                      </m:r>
+                      <m:r>
+                        <m:rPr>
+                          <m:sty m:val="p"/>
+                        </m:rPr>
+                        <m:t>)</m:t>
+                      </m:r>
+                    </m:sup>
+                  </m:sSubSup>
+                </m:num>
+                <m:den>
+                  <m:rad>
+                    <m:radPr>
+                      <m:degHide m:val="on"/>
+                    </m:radPr>
+                    <m:deg/>
+                    <m:e>
+                      <m:sSubSup>
+                        <m:e>
+                          <m:r>
+                            <m:t>u</m:t>
+                          </m:r>
+                        </m:e>
+                        <m:sub>
+                          <m:r>
+                            <m:t>j</m:t>
+                          </m:r>
+                        </m:sub>
+                        <m:sup>
+                          <m:r>
+                            <m:rPr>
+                              <m:sty m:val="p"/>
+                            </m:rPr>
+                            <m:t>(</m:t>
+                          </m:r>
+                          <m:r>
+                            <m:t>t</m:t>
+                          </m:r>
+                          <m:r>
+                            <m:rPr>
+                              <m:sty m:val="p"/>
+                            </m:rPr>
+                            <m:t>)</m:t>
+                          </m:r>
+                        </m:sup>
+                      </m:sSubSup>
+                    </m:e>
+                  </m:rad>
+                  <m:r>
+                    <m:rPr>
+                      <m:sty m:val="p"/>
+                    </m:rPr>
+                    <m:t>+</m:t>
+                  </m:r>
+                  <m:r>
+                    <m:t>ϵ</m:t>
+                  </m:r>
+                </m:den>
+              </m:f>
+              <m:r>
+                <m:rPr>
+                  <m:sty m:val="p"/>
+                </m:rPr>
+                <m:t>,</m:t>
+              </m:r>
+            </m:e>
+          </m:eqArr>
+        </m:oMath>
+      </m:oMathPara>
+    </w:p>
+    <w:p>
+      <w:pPr>
+        <w:pStyle w:val="FirstParagraph"/>
+      </w:pPr>
+      <w:r>
+        <w:t xml:space="preserve">with</w:t>
+      </w:r>
+      <w:r>
+        <w:t xml:space="preserve"> </w:t>
+      </w:r>
+      <m:oMath>
+        <m:sSubSup>
+          <m:e>
+            <m:r>
+              <m:t>u</m:t>
+            </m:r>
+          </m:e>
+          <m:sub>
+            <m:r>
+              <m:t>j</m:t>
+            </m:r>
+          </m:sub>
+          <m:sup>
+            <m:r>
+              <m:rPr>
+                <m:sty m:val="p"/>
+              </m:rPr>
+              <m:t>(</m:t>
+            </m:r>
+            <m:r>
+              <m:t>0</m:t>
+            </m:r>
+            <m:r>
+              <m:rPr>
+                <m:sty m:val="p"/>
+              </m:rPr>
+              <m:t>)</m:t>
+            </m:r>
+          </m:sup>
+        </m:sSubSup>
+        <m:limUpp>
+          <m:e>
+            <m:r>
+              <m:rPr>
+                <m:sty m:val="p"/>
+              </m:rPr>
+              <m:t>=</m:t>
+            </m:r>
+          </m:e>
+          <m:lim>
+            <m:r>
+              <m:rPr>
+                <m:nor/>
+                <m:sty m:val="p"/>
+              </m:rPr>
+              <m:t>def</m:t>
+            </m:r>
+          </m:lim>
+        </m:limUpp>
+        <m:r>
+          <m:t>0</m:t>
+        </m:r>
+      </m:oMath>
+      <w:r>
+        <w:t xml:space="preserve">.</w:t>
+      </w:r>
+    </w:p>
+    <w:bookmarkEnd w:id="136"/>
+    <w:bookmarkStart w:id="137" w:name="exm-adaptive-method"/>
+    <w:p>
+      <w:pPr>
+        <w:pStyle w:val="BodyText"/>
+      </w:pPr>
+      <w:r>
+        <w:rPr>
+          <w:b/>
+          <w:bCs/>
+        </w:rPr>
+        <w:t xml:space="preserve">Example 19 (Two coordinates on very different scales)</w:t>
+      </w:r>
+      <w:r>
+        <w:t xml:space="preserve"> </w:t>
+      </w:r>
+      <w:r>
+        <w:t xml:space="preserve">Suppose the two coordinates of the gradient start at</w:t>
+      </w:r>
+      <w:r>
+        <w:t xml:space="preserve"> </w:t>
+      </w:r>
+      <m:oMath>
+        <m:sSubSup>
+          <m:e>
+            <m:r>
+              <m:t>g</m:t>
+            </m:r>
+          </m:e>
+          <m:sub>
+            <m:r>
+              <m:t>1</m:t>
+            </m:r>
+          </m:sub>
+          <m:sup>
+            <m:r>
+              <m:rPr>
+                <m:sty m:val="p"/>
+              </m:rPr>
+              <m:t>(</m:t>
+            </m:r>
+            <m:r>
+              <m:t>1</m:t>
+            </m:r>
+            <m:r>
+              <m:rPr>
+                <m:sty m:val="p"/>
+              </m:rPr>
+              <m:t>)</m:t>
+            </m:r>
+          </m:sup>
+        </m:sSubSup>
+        <m:r>
+          <m:rPr>
+            <m:sty m:val="p"/>
+          </m:rPr>
+          <m:t>=</m:t>
+        </m:r>
+        <m:r>
+          <m:t>100</m:t>
+        </m:r>
+      </m:oMath>
+      <w:r>
+        <w:t xml:space="preserve"> </w:t>
+      </w:r>
+      <w:r>
+        <w:t xml:space="preserve">and</w:t>
+      </w:r>
+      <w:r>
+        <w:t xml:space="preserve"> </w:t>
+      </w:r>
+      <m:oMath>
+        <m:sSubSup>
+          <m:e>
+            <m:r>
+              <m:t>g</m:t>
+            </m:r>
+          </m:e>
+          <m:sub>
+            <m:r>
+              <m:t>2</m:t>
+            </m:r>
+          </m:sub>
+          <m:sup>
+            <m:r>
+              <m:rPr>
+                <m:sty m:val="p"/>
+              </m:rPr>
+              <m:t>(</m:t>
+            </m:r>
+            <m:r>
+              <m:t>1</m:t>
+            </m:r>
+            <m:r>
+              <m:rPr>
+                <m:sty m:val="p"/>
+              </m:rPr>
+              <m:t>)</m:t>
+            </m:r>
+          </m:sup>
+        </m:sSubSup>
+        <m:r>
+          <m:rPr>
+            <m:sty m:val="p"/>
+          </m:rPr>
+          <m:t>=</m:t>
+        </m:r>
+        <m:r>
+          <m:t>0.01</m:t>
+        </m:r>
+      </m:oMath>
+      <w:r>
+        <w:t xml:space="preserve">,</w:t>
+      </w:r>
+      <w:r>
+        <w:t xml:space="preserve"> </w:t>
+      </w:r>
+      <w:r>
+        <w:t xml:space="preserve"> </w:t>
+      </w:r>
+      <w:r>
+        <w:t xml:space="preserve">and both shrink by a factor of</w:t>
+      </w:r>
+      <w:r>
+        <w:t xml:space="preserve"> </w:t>
+      </w:r>
+      <m:oMath>
+        <m:r>
+          <m:t>0.5</m:t>
+        </m:r>
+      </m:oMath>
+      <w:r>
+        <w:t xml:space="preserve"> </w:t>
+      </w:r>
+      <w:r>
+        <w:t xml:space="preserve">at each update.</w:t>
+      </w:r>
+      <w:r>
+        <w:t xml:space="preserve"> </w:t>
+      </w:r>
+      <w:r>
+        <w:t xml:space="preserve">Take</w:t>
+      </w:r>
+      <w:r>
+        <w:t xml:space="preserve"> </w:t>
+      </w:r>
+      <m:oMath>
+        <m:r>
+          <m:t>ρ</m:t>
+        </m:r>
+        <m:r>
+          <m:rPr>
+            <m:sty m:val="p"/>
+          </m:rPr>
+          <m:t>=</m:t>
+        </m:r>
+        <m:r>
+          <m:t>0.9</m:t>
+        </m:r>
+      </m:oMath>
+      <w:r>
+        <w:t xml:space="preserve">, and look at the first</w:t>
+      </w:r>
+      <w:r>
+        <w:t xml:space="preserve"> </w:t>
+      </w:r>
+      <m:oMath>
+        <m:r>
+          <m:t>5</m:t>
+        </m:r>
+      </m:oMath>
+      <w:r>
+        <w:t xml:space="preserve"> </w:t>
+      </w:r>
+      <w:r>
+        <w:t xml:space="preserve">updates.</w:t>
+      </w:r>
+      <w:r>
+        <w:t xml:space="preserve"> </w:t>
+      </w:r>
+      <w:r>
+        <w:t xml:space="preserve">Dividing by the root of the running average gives the factor</w:t>
+      </w:r>
+      <w:r>
+        <w:t xml:space="preserve"> </w:t>
+      </w:r>
+      <m:oMath>
+        <m:sSubSup>
+          <m:e>
+            <m:r>
+              <m:t>g</m:t>
+            </m:r>
+          </m:e>
+          <m:sub>
+            <m:r>
+              <m:t>j</m:t>
+            </m:r>
+          </m:sub>
+          <m:sup>
+            <m:r>
+              <m:rPr>
+                <m:sty m:val="p"/>
+              </m:rPr>
+              <m:t>(</m:t>
+            </m:r>
+            <m:r>
+              <m:t>t</m:t>
+            </m:r>
+            <m:r>
+              <m:rPr>
+                <m:sty m:val="p"/>
+              </m:rPr>
+              <m:t>)</m:t>
+            </m:r>
+          </m:sup>
+        </m:sSubSup>
+        <m:r>
+          <m:rPr>
+            <m:sty m:val="p"/>
+          </m:rPr>
+          <m:t>/</m:t>
+        </m:r>
+        <m:rad>
+          <m:radPr>
+            <m:degHide m:val="on"/>
+          </m:radPr>
+          <m:deg/>
+          <m:e>
+            <m:sSubSup>
+              <m:e>
+                <m:r>
+                  <m:t>u</m:t>
+                </m:r>
+              </m:e>
+              <m:sub>
+                <m:r>
+                  <m:t>j</m:t>
+                </m:r>
+              </m:sub>
+              <m:sup>
+                <m:r>
+                  <m:rPr>
+                    <m:sty m:val="p"/>
+                  </m:rPr>
+                  <m:t>(</m:t>
+                </m:r>
+                <m:r>
+                  <m:t>t</m:t>
+                </m:r>
+                <m:r>
+                  <m:rPr>
+                    <m:sty m:val="p"/>
+                  </m:rPr>
+                  <m:t>)</m:t>
+                </m:r>
+              </m:sup>
+            </m:sSubSup>
+          </m:e>
+        </m:rad>
+      </m:oMath>
+      <w:r>
+        <w:t xml:space="preserve"> </w:t>
+      </w:r>
+      <w:r>
+        <w:t xml:space="preserve">that multiplies</w:t>
+      </w:r>
+      <w:r>
+        <w:t xml:space="preserve"> </w:t>
+      </w:r>
+      <m:oMath>
+        <m:r>
+          <m:t>s</m:t>
+        </m:r>
+      </m:oMath>
+      <w:r>
+        <w:t xml:space="preserve"> </w:t>
+      </w:r>
+      <w:r>
+        <w:t xml:space="preserve">in the update of each coordinate:</w:t>
+      </w:r>
+      <w:r>
+        <w:t xml:space="preserve"> </w:t>
+      </w:r>
+    </w:p>
+    <w:p>
+      <w:pPr>
+        <w:pStyle w:val="Heading3"/>
+      </w:pPr>
+      <w:r>
+        <w:t xml:space="preserve">R</w:t>
+      </w:r>
+    </w:p>
+    <w:p>
+      <w:pPr>
+        <w:pStyle w:val="SourceCode"/>
+      </w:pPr>
+      <w:r>
+        <w:rPr>
+          <w:rStyle w:val="NormalTok"/>
+        </w:rPr>
+        <w:t xml:space="preserve">s_am </w:t>
+      </w:r>
+      <w:r>
+        <w:rPr>
+          <w:rStyle w:val="OtherTok"/>
+        </w:rPr>
+        <w:t xml:space="preserve">&lt;-</w:t>
+      </w:r>
+      <w:r>
+        <w:rPr>
+          <w:rStyle w:val="NormalTok"/>
+        </w:rPr>
+        <w:t xml:space="preserve"> </w:t>
+      </w:r>
+      <w:r>
+        <w:rPr>
+          <w:rStyle w:val="FunctionTok"/>
+        </w:rPr>
+        <w:t xml:space="preserve">c</w:t>
+      </w:r>
+      <w:r>
+        <w:rPr>
+          <w:rStyle w:val="NormalTok"/>
+        </w:rPr>
+        <w:t xml:space="preserve">(</w:t>
+      </w:r>
+      <w:r>
+        <w:rPr>
+          <w:rStyle w:val="DecValTok"/>
+        </w:rPr>
+        <w:t xml:space="preserve">100</w:t>
+      </w:r>
+      <w:r>
+        <w:rPr>
+          <w:rStyle w:val="NormalTok"/>
+        </w:rPr>
+        <w:t xml:space="preserve">, </w:t>
+      </w:r>
+      <w:r>
+        <w:rPr>
+          <w:rStyle w:val="FloatTok"/>
+        </w:rPr>
+        <w:t xml:space="preserve">0.01</w:t>
+      </w:r>
+      <w:r>
+        <w:rPr>
+          <w:rStyle w:val="NormalTok"/>
+        </w:rPr>
+        <w:t xml:space="preserve">)</w:t>
+      </w:r>
+      <w:r>
+        <w:br/>
+      </w:r>
+      <w:r>
+        <w:rPr>
+          <w:rStyle w:val="NormalTok"/>
+        </w:rPr>
+        <w:t xml:space="preserve">rho_am </w:t>
+      </w:r>
+      <w:r>
+        <w:rPr>
+          <w:rStyle w:val="OtherTok"/>
+        </w:rPr>
+        <w:t xml:space="preserve">&lt;-</w:t>
+      </w:r>
+      <w:r>
+        <w:rPr>
+          <w:rStyle w:val="NormalTok"/>
+        </w:rPr>
+        <w:t xml:space="preserve"> </w:t>
+      </w:r>
+      <w:r>
+        <w:rPr>
+          <w:rStyle w:val="FloatTok"/>
+        </w:rPr>
+        <w:t xml:space="preserve">0.9</w:t>
+      </w:r>
+      <w:r>
+        <w:br/>
+      </w:r>
+      <w:r>
+        <w:rPr>
+          <w:rStyle w:val="NormalTok"/>
+        </w:rPr>
+        <w:t xml:space="preserve">q_am </w:t>
+      </w:r>
+      <w:r>
+        <w:rPr>
+          <w:rStyle w:val="OtherTok"/>
+        </w:rPr>
+        <w:t xml:space="preserve">&lt;-</w:t>
+      </w:r>
+      <w:r>
+        <w:rPr>
+          <w:rStyle w:val="NormalTok"/>
+        </w:rPr>
+        <w:t xml:space="preserve"> </w:t>
+      </w:r>
+      <w:r>
+        <w:rPr>
+          <w:rStyle w:val="FloatTok"/>
+        </w:rPr>
+        <w:t xml:space="preserve">0.5</w:t>
+      </w:r>
+      <w:r>
+        <w:br/>
+      </w:r>
+      <w:r>
+        <w:rPr>
+          <w:rStyle w:val="NormalTok"/>
+        </w:rPr>
+        <w:t xml:space="preserve">n_am </w:t>
+      </w:r>
+      <w:r>
+        <w:rPr>
+          <w:rStyle w:val="OtherTok"/>
+        </w:rPr>
+        <w:t xml:space="preserve">&lt;-</w:t>
+      </w:r>
+      <w:r>
+        <w:rPr>
+          <w:rStyle w:val="NormalTok"/>
+        </w:rPr>
+        <w:t xml:space="preserve"> </w:t>
+      </w:r>
+      <w:r>
+        <w:rPr>
+          <w:rStyle w:val="DecValTok"/>
+        </w:rPr>
+        <w:t xml:space="preserve">5</w:t>
+      </w:r>
+      <w:r>
+        <w:br/>
+      </w:r>
+      <w:r>
+        <w:rPr>
+          <w:rStyle w:val="NormalTok"/>
+        </w:rPr>
+        <w:t xml:space="preserve">k_am </w:t>
+      </w:r>
+      <w:r>
+        <w:rPr>
+          <w:rStyle w:val="OtherTok"/>
+        </w:rPr>
+        <w:t xml:space="preserve">&lt;-</w:t>
+      </w:r>
+      <w:r>
+        <w:rPr>
+          <w:rStyle w:val="NormalTok"/>
+        </w:rPr>
+        <w:t xml:space="preserve"> </w:t>
+      </w:r>
+      <w:r>
+        <w:rPr>
+          <w:rStyle w:val="FunctionTok"/>
+        </w:rPr>
+        <w:t xml:space="preserve">seq_len</w:t>
+      </w:r>
+      <w:r>
+        <w:rPr>
+          <w:rStyle w:val="NormalTok"/>
+        </w:rPr>
+        <w:t xml:space="preserve">(n_am) </w:t>
+      </w:r>
+      <w:r>
+        <w:rPr>
+          <w:rStyle w:val="SpecialCharTok"/>
+        </w:rPr>
+        <w:t xml:space="preserve">-</w:t>
+      </w:r>
+      <w:r>
+        <w:rPr>
+          <w:rStyle w:val="NormalTok"/>
+        </w:rPr>
+        <w:t xml:space="preserve"> </w:t>
+      </w:r>
+      <w:r>
+        <w:rPr>
+          <w:rStyle w:val="DecValTok"/>
+        </w:rPr>
+        <w:t xml:space="preserve">1</w:t>
+      </w:r>
+      <w:r>
+        <w:br/>
+      </w:r>
+      <w:r>
+        <w:rPr>
+          <w:rStyle w:val="NormalTok"/>
+        </w:rPr>
+        <w:t xml:space="preserve">g_am </w:t>
+      </w:r>
+      <w:r>
+        <w:rPr>
+          <w:rStyle w:val="OtherTok"/>
+        </w:rPr>
+        <w:t xml:space="preserve">&lt;-</w:t>
+      </w:r>
+      <w:r>
+        <w:rPr>
+          <w:rStyle w:val="NormalTok"/>
+        </w:rPr>
+        <w:t xml:space="preserve"> </w:t>
+      </w:r>
+      <w:r>
+        <w:rPr>
+          <w:rStyle w:val="FunctionTok"/>
+        </w:rPr>
+        <w:t xml:space="preserve">outer</w:t>
+      </w:r>
+      <w:r>
+        <w:rPr>
+          <w:rStyle w:val="NormalTok"/>
+        </w:rPr>
+        <w:t xml:space="preserve">(q_am</w:t>
+      </w:r>
+      <w:r>
+        <w:rPr>
+          <w:rStyle w:val="SpecialCharTok"/>
+        </w:rPr>
+        <w:t xml:space="preserve">^</w:t>
+      </w:r>
+      <w:r>
+        <w:rPr>
+          <w:rStyle w:val="NormalTok"/>
+        </w:rPr>
+        <w:t xml:space="preserve">k_am, s_am)</w:t>
+      </w:r>
+      <w:r>
+        <w:br/>
+      </w:r>
+      <w:r>
+        <w:rPr>
+          <w:rStyle w:val="NormalTok"/>
+        </w:rPr>
+        <w:t xml:space="preserve">u_am </w:t>
+      </w:r>
+      <w:r>
+        <w:rPr>
+          <w:rStyle w:val="OtherTok"/>
+        </w:rPr>
+        <w:t xml:space="preserve">&lt;-</w:t>
+      </w:r>
+      <w:r>
+        <w:rPr>
+          <w:rStyle w:val="NormalTok"/>
+        </w:rPr>
+        <w:t xml:space="preserve"> </w:t>
+      </w:r>
+      <w:r>
+        <w:rPr>
+          <w:rStyle w:val="FunctionTok"/>
+        </w:rPr>
+        <w:t xml:space="preserve">matrix</w:t>
+      </w:r>
+      <w:r>
+        <w:rPr>
+          <w:rStyle w:val="NormalTok"/>
+        </w:rPr>
+        <w:t xml:space="preserve">(</w:t>
+      </w:r>
+      <w:r>
+        <w:rPr>
+          <w:rStyle w:val="DecValTok"/>
+        </w:rPr>
+        <w:t xml:space="preserve">0</w:t>
+      </w:r>
+      <w:r>
+        <w:rPr>
+          <w:rStyle w:val="NormalTok"/>
+        </w:rPr>
+        <w:t xml:space="preserve">, n_am, </w:t>
+      </w:r>
+      <w:r>
+        <w:rPr>
+          <w:rStyle w:val="DecValTok"/>
+        </w:rPr>
+        <w:t xml:space="preserve">2</w:t>
+      </w:r>
+      <w:r>
+        <w:rPr>
+          <w:rStyle w:val="NormalTok"/>
+        </w:rPr>
+        <w:t xml:space="preserve">)</w:t>
+      </w:r>
+      <w:r>
+        <w:br/>
+      </w:r>
+      <w:r>
+        <w:rPr>
+          <w:rStyle w:val="NormalTok"/>
+        </w:rPr>
+        <w:t xml:space="preserve">u_prev_am </w:t>
+      </w:r>
+      <w:r>
+        <w:rPr>
+          <w:rStyle w:val="OtherTok"/>
+        </w:rPr>
+        <w:t xml:space="preserve">&lt;-</w:t>
+      </w:r>
+      <w:r>
+        <w:rPr>
+          <w:rStyle w:val="NormalTok"/>
+        </w:rPr>
+        <w:t xml:space="preserve"> </w:t>
+      </w:r>
+      <w:r>
+        <w:rPr>
+          <w:rStyle w:val="FunctionTok"/>
+        </w:rPr>
+        <w:t xml:space="preserve">c</w:t>
+      </w:r>
+      <w:r>
+        <w:rPr>
+          <w:rStyle w:val="NormalTok"/>
+        </w:rPr>
+        <w:t xml:space="preserve">(</w:t>
+      </w:r>
+      <w:r>
+        <w:rPr>
+          <w:rStyle w:val="DecValTok"/>
+        </w:rPr>
+        <w:t xml:space="preserve">0</w:t>
+      </w:r>
+      <w:r>
+        <w:rPr>
+          <w:rStyle w:val="NormalTok"/>
+        </w:rPr>
+        <w:t xml:space="preserve">, </w:t>
+      </w:r>
+      <w:r>
+        <w:rPr>
+          <w:rStyle w:val="DecValTok"/>
+        </w:rPr>
+        <w:t xml:space="preserve">0</w:t>
+      </w:r>
+      <w:r>
+        <w:rPr>
+          <w:rStyle w:val="NormalTok"/>
+        </w:rPr>
+        <w:t xml:space="preserve">)</w:t>
+      </w:r>
+      <w:r>
+        <w:br/>
+      </w:r>
+      <w:r>
+        <w:rPr>
+          <w:rStyle w:val="ControlFlowTok"/>
+        </w:rPr>
+        <w:t xml:space="preserve">for</w:t>
+      </w:r>
+      <w:r>
+        <w:rPr>
+          <w:rStyle w:val="NormalTok"/>
+        </w:rPr>
+        <w:t xml:space="preserve"> (t_am </w:t>
+      </w:r>
+      <w:r>
+        <w:rPr>
+          <w:rStyle w:val="ControlFlowTok"/>
+        </w:rPr>
+        <w:t xml:space="preserve">in</w:t>
+      </w:r>
+      <w:r>
+        <w:rPr>
+          <w:rStyle w:val="NormalTok"/>
+        </w:rPr>
+        <w:t xml:space="preserve"> </w:t>
+      </w:r>
+      <w:r>
+        <w:rPr>
+          <w:rStyle w:val="FunctionTok"/>
+        </w:rPr>
+        <w:t xml:space="preserve">seq_len</w:t>
+      </w:r>
+      <w:r>
+        <w:rPr>
+          <w:rStyle w:val="NormalTok"/>
+        </w:rPr>
+        <w:t xml:space="preserve">(n_am)) {</w:t>
+      </w:r>
+      <w:r>
+        <w:br/>
+      </w:r>
+      <w:r>
+        <w:rPr>
+          <w:rStyle w:val="NormalTok"/>
+        </w:rPr>
+        <w:t xml:space="preserve">  u_prev_am </w:t>
+      </w:r>
+      <w:r>
+        <w:rPr>
+          <w:rStyle w:val="OtherTok"/>
+        </w:rPr>
+        <w:t xml:space="preserve">&lt;-</w:t>
+      </w:r>
+      <w:r>
+        <w:rPr>
+          <w:rStyle w:val="NormalTok"/>
+        </w:rPr>
+        <w:t xml:space="preserve"> rho_am </w:t>
+      </w:r>
+      <w:r>
+        <w:rPr>
+          <w:rStyle w:val="SpecialCharTok"/>
+        </w:rPr>
+        <w:t xml:space="preserve">*</w:t>
+      </w:r>
+      <w:r>
+        <w:rPr>
+          <w:rStyle w:val="NormalTok"/>
+        </w:rPr>
+        <w:t xml:space="preserve"> u_prev_am </w:t>
+      </w:r>
+      <w:r>
+        <w:rPr>
+          <w:rStyle w:val="SpecialCharTok"/>
+        </w:rPr>
+        <w:t xml:space="preserve">+</w:t>
+      </w:r>
+      <w:r>
+        <w:rPr>
+          <w:rStyle w:val="NormalTok"/>
+        </w:rPr>
+        <w:t xml:space="preserve"> (</w:t>
+      </w:r>
+      <w:r>
+        <w:rPr>
+          <w:rStyle w:val="DecValTok"/>
+        </w:rPr>
+        <w:t xml:space="preserve">1</w:t>
+      </w:r>
+      <w:r>
+        <w:rPr>
+          <w:rStyle w:val="NormalTok"/>
+        </w:rPr>
+        <w:t xml:space="preserve"> </w:t>
+      </w:r>
+      <w:r>
+        <w:rPr>
+          <w:rStyle w:val="SpecialCharTok"/>
+        </w:rPr>
+        <w:t xml:space="preserve">-</w:t>
+      </w:r>
+      <w:r>
+        <w:rPr>
+          <w:rStyle w:val="NormalTok"/>
+        </w:rPr>
+        <w:t xml:space="preserve"> rho_am) </w:t>
+      </w:r>
+      <w:r>
+        <w:rPr>
+          <w:rStyle w:val="SpecialCharTok"/>
+        </w:rPr>
+        <w:t xml:space="preserve">*</w:t>
+      </w:r>
+      <w:r>
+        <w:rPr>
+          <w:rStyle w:val="NormalTok"/>
+        </w:rPr>
+        <w:t xml:space="preserve"> g_am[t_am, ]</w:t>
+      </w:r>
+      <w:r>
+        <w:rPr>
+          <w:rStyle w:val="SpecialCharTok"/>
+        </w:rPr>
+        <w:t xml:space="preserve">^</w:t>
+      </w:r>
+      <w:r>
+        <w:rPr>
+          <w:rStyle w:val="DecValTok"/>
+        </w:rPr>
+        <w:t xml:space="preserve">2</w:t>
+      </w:r>
+      <w:r>
+        <w:br/>
+      </w:r>
+      <w:r>
+        <w:rPr>
+          <w:rStyle w:val="NormalTok"/>
+        </w:rPr>
+        <w:t xml:space="preserve">  u_am[t_am, ] </w:t>
+      </w:r>
+      <w:r>
+        <w:rPr>
+          <w:rStyle w:val="OtherTok"/>
+        </w:rPr>
+        <w:t xml:space="preserve">&lt;-</w:t>
+      </w:r>
+      <w:r>
+        <w:rPr>
+          <w:rStyle w:val="NormalTok"/>
+        </w:rPr>
+        <w:t xml:space="preserve"> u_prev_am</w:t>
+      </w:r>
+      <w:r>
+        <w:br/>
+      </w:r>
+      <w:r>
+        <w:rPr>
+          <w:rStyle w:val="NormalTok"/>
+        </w:rPr>
+        <w:t xml:space="preserve">}</w:t>
+      </w:r>
+      <w:r>
+        <w:br/>
+      </w:r>
+      <w:r>
+        <w:rPr>
+          <w:rStyle w:val="NormalTok"/>
+        </w:rPr>
+        <w:t xml:space="preserve">factor_am </w:t>
+      </w:r>
+      <w:r>
+        <w:rPr>
+          <w:rStyle w:val="OtherTok"/>
+        </w:rPr>
+        <w:t xml:space="preserve">&lt;-</w:t>
+      </w:r>
+      <w:r>
+        <w:rPr>
+          <w:rStyle w:val="NormalTok"/>
+        </w:rPr>
+        <w:t xml:space="preserve"> g_am </w:t>
+      </w:r>
+      <w:r>
+        <w:rPr>
+          <w:rStyle w:val="SpecialCharTok"/>
+        </w:rPr>
+        <w:t xml:space="preserve">/</w:t>
+      </w:r>
+      <w:r>
+        <w:rPr>
+          <w:rStyle w:val="NormalTok"/>
+        </w:rPr>
+        <w:t xml:space="preserve"> </w:t>
+      </w:r>
+      <w:r>
+        <w:rPr>
+          <w:rStyle w:val="FunctionTok"/>
+        </w:rPr>
+        <w:t xml:space="preserve">sqrt</w:t>
+      </w:r>
+      <w:r>
+        <w:rPr>
+          <w:rStyle w:val="NormalTok"/>
+        </w:rPr>
+        <w:t xml:space="preserve">(u_am)</w:t>
+      </w:r>
+      <w:r>
+        <w:br/>
+      </w:r>
+      <w:r>
+        <w:rPr>
+          <w:rStyle w:val="FunctionTok"/>
+        </w:rPr>
+        <w:t xml:space="preserve">round</w:t>
+      </w:r>
+      <w:r>
+        <w:rPr>
+          <w:rStyle w:val="NormalTok"/>
+        </w:rPr>
+        <w:t xml:space="preserve">(factor_am, </w:t>
+      </w:r>
+      <w:r>
+        <w:rPr>
+          <w:rStyle w:val="DecValTok"/>
+        </w:rPr>
+        <w:t xml:space="preserve">3</w:t>
+      </w:r>
+      <w:r>
+        <w:rPr>
+          <w:rStyle w:val="NormalTok"/>
+        </w:rPr>
+        <w:t xml:space="preserve">)</w:t>
+      </w:r>
+      <w:r>
+        <w:br/>
+      </w:r>
+      <w:r>
+        <w:rPr>
+          <w:rStyle w:val="CommentTok"/>
+        </w:rPr>
+        <w:t xml:space="preserve">#&gt;       [,1]  [,2]</w:t>
+      </w:r>
+      <w:r>
+        <w:br/>
+      </w:r>
+      <w:r>
+        <w:rPr>
+          <w:rStyle w:val="CommentTok"/>
+        </w:rPr>
+        <w:t xml:space="preserve">#&gt; [1,] 3.162 3.162</w:t>
+      </w:r>
+      <w:r>
+        <w:br/>
+      </w:r>
+      <w:r>
+        <w:rPr>
+          <w:rStyle w:val="CommentTok"/>
+        </w:rPr>
+        <w:t xml:space="preserve">#&gt; [2,] 1.474 1.474</w:t>
+      </w:r>
+      <w:r>
+        <w:br/>
+      </w:r>
+      <w:r>
+        <w:rPr>
+          <w:rStyle w:val="CommentTok"/>
+        </w:rPr>
+        <w:t xml:space="preserve">#&gt; [3,] 0.755 0.755</w:t>
+      </w:r>
+      <w:r>
+        <w:br/>
+      </w:r>
+      <w:r>
+        <w:rPr>
+          <w:rStyle w:val="CommentTok"/>
+        </w:rPr>
+        <w:t xml:space="preserve">#&gt; [4,] 0.395 0.395</w:t>
+      </w:r>
+      <w:r>
+        <w:br/>
+      </w:r>
+      <w:r>
+        <w:rPr>
+          <w:rStyle w:val="CommentTok"/>
+        </w:rPr>
+        <w:t xml:space="preserve">#&gt; [5,] 0.208 0.208</w:t>
+      </w:r>
+    </w:p>
+    <w:p>
+      <w:pPr>
+        <w:pStyle w:val="Heading3"/>
+      </w:pPr>
+      <w:r>
+        <w:t xml:space="preserve">Python</w:t>
+      </w:r>
+    </w:p>
+    <w:p>
+      <w:pPr>
+        <w:pStyle w:val="SourceCode"/>
+      </w:pPr>
+      <w:r>
+        <w:rPr>
+          <w:rStyle w:val="ImportTok"/>
+        </w:rPr>
+        <w:t xml:space="preserve">import</w:t>
+      </w:r>
+      <w:r>
+        <w:rPr>
+          <w:rStyle w:val="NormalTok"/>
+        </w:rPr>
+        <w:t xml:space="preserve"> numpy </w:t>
+      </w:r>
+      <w:r>
+        <w:rPr>
+          <w:rStyle w:val="ImportTok"/>
+        </w:rPr>
+        <w:t xml:space="preserve">as</w:t>
+      </w:r>
+      <w:r>
+        <w:rPr>
+          <w:rStyle w:val="NormalTok"/>
+        </w:rPr>
+        <w:t xml:space="preserve"> np</w:t>
+      </w:r>
+      <w:r>
+        <w:br/>
+      </w:r>
+      <w:r>
+        <w:br/>
+      </w:r>
+      <w:r>
+        <w:rPr>
+          <w:rStyle w:val="NormalTok"/>
+        </w:rPr>
+        <w:t xml:space="preserve">s_am, rho_am, q_am, n_am </w:t>
+      </w:r>
+      <w:r>
+        <w:rPr>
+          <w:rStyle w:val="OperatorTok"/>
+        </w:rPr>
+        <w:t xml:space="preserve">=</w:t>
+      </w:r>
+      <w:r>
+        <w:rPr>
+          <w:rStyle w:val="NormalTok"/>
+        </w:rPr>
+        <w:t xml:space="preserve"> [</w:t>
+      </w:r>
+      <w:r>
+        <w:rPr>
+          <w:rStyle w:val="DecValTok"/>
+        </w:rPr>
+        <w:t xml:space="preserve">100</w:t>
+      </w:r>
+      <w:r>
+        <w:rPr>
+          <w:rStyle w:val="NormalTok"/>
+        </w:rPr>
+        <w:t xml:space="preserve">, </w:t>
+      </w:r>
+      <w:r>
+        <w:rPr>
+          <w:rStyle w:val="FloatTok"/>
+        </w:rPr>
+        <w:t xml:space="preserve">0.01</w:t>
+      </w:r>
+      <w:r>
+        <w:rPr>
+          <w:rStyle w:val="NormalTok"/>
+        </w:rPr>
+        <w:t xml:space="preserve">], </w:t>
+      </w:r>
+      <w:r>
+        <w:rPr>
+          <w:rStyle w:val="FloatTok"/>
+        </w:rPr>
+        <w:t xml:space="preserve">0.9</w:t>
+      </w:r>
+      <w:r>
+        <w:rPr>
+          <w:rStyle w:val="NormalTok"/>
+        </w:rPr>
+        <w:t xml:space="preserve">, </w:t>
+      </w:r>
+      <w:r>
+        <w:rPr>
+          <w:rStyle w:val="FloatTok"/>
+        </w:rPr>
+        <w:t xml:space="preserve">0.5</w:t>
+      </w:r>
+      <w:r>
+        <w:rPr>
+          <w:rStyle w:val="NormalTok"/>
+        </w:rPr>
+        <w:t xml:space="preserve">, </w:t>
+      </w:r>
+      <w:r>
+        <w:rPr>
+          <w:rStyle w:val="DecValTok"/>
+        </w:rPr>
+        <w:t xml:space="preserve">5</w:t>
+      </w:r>
+      <w:r>
+        <w:br/>
+      </w:r>
+      <w:r>
+        <w:rPr>
+          <w:rStyle w:val="NormalTok"/>
+        </w:rPr>
+        <w:t xml:space="preserve">g_am </w:t>
+      </w:r>
+      <w:r>
+        <w:rPr>
+          <w:rStyle w:val="OperatorTok"/>
+        </w:rPr>
+        <w:t xml:space="preserve">=</w:t>
+      </w:r>
+      <w:r>
+        <w:rPr>
+          <w:rStyle w:val="NormalTok"/>
+        </w:rPr>
+        <w:t xml:space="preserve"> np.outer(q_am </w:t>
+      </w:r>
+      <w:r>
+        <w:rPr>
+          <w:rStyle w:val="OperatorTok"/>
+        </w:rPr>
+        <w:t xml:space="preserve">**</w:t>
+      </w:r>
+      <w:r>
+        <w:rPr>
+          <w:rStyle w:val="NormalTok"/>
+        </w:rPr>
+        <w:t xml:space="preserve"> np.arange(n_am), s_am)</w:t>
+      </w:r>
+      <w:r>
+        <w:br/>
+      </w:r>
+      <w:r>
+        <w:rPr>
+          <w:rStyle w:val="NormalTok"/>
+        </w:rPr>
+        <w:t xml:space="preserve">u_am </w:t>
+      </w:r>
+      <w:r>
+        <w:rPr>
+          <w:rStyle w:val="OperatorTok"/>
+        </w:rPr>
+        <w:t xml:space="preserve">=</w:t>
+      </w:r>
+      <w:r>
+        <w:rPr>
+          <w:rStyle w:val="NormalTok"/>
+        </w:rPr>
+        <w:t xml:space="preserve"> np.zeros(</w:t>
+      </w:r>
+      <w:r>
+        <w:rPr>
+          <w:rStyle w:val="DecValTok"/>
+        </w:rPr>
+        <w:t xml:space="preserve">2</w:t>
+      </w:r>
+      <w:r>
+        <w:rPr>
+          <w:rStyle w:val="NormalTok"/>
+        </w:rPr>
+        <w:t xml:space="preserve">)</w:t>
+      </w:r>
+      <w:r>
+        <w:br/>
+      </w:r>
+      <w:r>
+        <w:rPr>
+          <w:rStyle w:val="NormalTok"/>
+        </w:rPr>
+        <w:t xml:space="preserve">factor_am </w:t>
+      </w:r>
+      <w:r>
+        <w:rPr>
+          <w:rStyle w:val="OperatorTok"/>
+        </w:rPr>
+        <w:t xml:space="preserve">=</w:t>
+      </w:r>
+      <w:r>
+        <w:rPr>
+          <w:rStyle w:val="NormalTok"/>
+        </w:rPr>
+        <w:t xml:space="preserve"> []</w:t>
+      </w:r>
+      <w:r>
+        <w:br/>
+      </w:r>
+      <w:r>
+        <w:rPr>
+          <w:rStyle w:val="ControlFlowTok"/>
+        </w:rPr>
+        <w:t xml:space="preserve">for</w:t>
+      </w:r>
+      <w:r>
+        <w:rPr>
+          <w:rStyle w:val="NormalTok"/>
+        </w:rPr>
+        <w:t xml:space="preserve"> t_am </w:t>
+      </w:r>
+      <w:r>
+        <w:rPr>
+          <w:rStyle w:val="KeywordTok"/>
+        </w:rPr>
+        <w:t xml:space="preserve">in</w:t>
+      </w:r>
+      <w:r>
+        <w:rPr>
+          <w:rStyle w:val="NormalTok"/>
+        </w:rPr>
+        <w:t xml:space="preserve"> </w:t>
+      </w:r>
+      <w:r>
+        <w:rPr>
+          <w:rStyle w:val="BuiltInTok"/>
+        </w:rPr>
+        <w:t xml:space="preserve">range</w:t>
+      </w:r>
+      <w:r>
+        <w:rPr>
+          <w:rStyle w:val="NormalTok"/>
+        </w:rPr>
+        <w:t xml:space="preserve">(n_am):</w:t>
+      </w:r>
+      <w:r>
+        <w:br/>
+      </w:r>
+      <w:r>
+        <w:rPr>
+          <w:rStyle w:val="NormalTok"/>
+        </w:rPr>
+        <w:t xml:space="preserve">    u_am </w:t>
+      </w:r>
+      <w:r>
+        <w:rPr>
+          <w:rStyle w:val="OperatorTok"/>
+        </w:rPr>
+        <w:t xml:space="preserve">=</w:t>
+      </w:r>
+      <w:r>
+        <w:rPr>
+          <w:rStyle w:val="NormalTok"/>
+        </w:rPr>
+        <w:t xml:space="preserve"> rho_am </w:t>
+      </w:r>
+      <w:r>
+        <w:rPr>
+          <w:rStyle w:val="OperatorTok"/>
+        </w:rPr>
+        <w:t xml:space="preserve">*</w:t>
+      </w:r>
+      <w:r>
+        <w:rPr>
+          <w:rStyle w:val="NormalTok"/>
+        </w:rPr>
+        <w:t xml:space="preserve"> u_am </w:t>
+      </w:r>
+      <w:r>
+        <w:rPr>
+          <w:rStyle w:val="OperatorTok"/>
+        </w:rPr>
+        <w:t xml:space="preserve">+</w:t>
+      </w:r>
+      <w:r>
+        <w:rPr>
+          <w:rStyle w:val="NormalTok"/>
+        </w:rPr>
+        <w:t xml:space="preserve"> (</w:t>
+      </w:r>
+      <w:r>
+        <w:rPr>
+          <w:rStyle w:val="DecValTok"/>
+        </w:rPr>
+        <w:t xml:space="preserve">1</w:t>
+      </w:r>
+      <w:r>
+        <w:rPr>
+          <w:rStyle w:val="NormalTok"/>
+        </w:rPr>
+        <w:t xml:space="preserve"> </w:t>
+      </w:r>
+      <w:r>
+        <w:rPr>
+          <w:rStyle w:val="OperatorTok"/>
+        </w:rPr>
+        <w:t xml:space="preserve">-</w:t>
+      </w:r>
+      <w:r>
+        <w:rPr>
+          <w:rStyle w:val="NormalTok"/>
+        </w:rPr>
+        <w:t xml:space="preserve"> rho_am) </w:t>
+      </w:r>
+      <w:r>
+        <w:rPr>
+          <w:rStyle w:val="OperatorTok"/>
+        </w:rPr>
+        <w:t xml:space="preserve">*</w:t>
+      </w:r>
+      <w:r>
+        <w:rPr>
+          <w:rStyle w:val="NormalTok"/>
+        </w:rPr>
+        <w:t xml:space="preserve"> g_am[t_am] </w:t>
+      </w:r>
+      <w:r>
+        <w:rPr>
+          <w:rStyle w:val="OperatorTok"/>
+        </w:rPr>
+        <w:t xml:space="preserve">**</w:t>
+      </w:r>
+      <w:r>
+        <w:rPr>
+          <w:rStyle w:val="NormalTok"/>
+        </w:rPr>
+        <w:t xml:space="preserve"> </w:t>
+      </w:r>
+      <w:r>
+        <w:rPr>
+          <w:rStyle w:val="DecValTok"/>
+        </w:rPr>
+        <w:t xml:space="preserve">2</w:t>
+      </w:r>
+      <w:r>
+        <w:br/>
+      </w:r>
+      <w:r>
+        <w:rPr>
+          <w:rStyle w:val="NormalTok"/>
+        </w:rPr>
+        <w:t xml:space="preserve">    factor_am.append(g_am[t_am] </w:t>
+      </w:r>
+      <w:r>
+        <w:rPr>
+          <w:rStyle w:val="OperatorTok"/>
+        </w:rPr>
+        <w:t xml:space="preserve">/</w:t>
+      </w:r>
+      <w:r>
+        <w:rPr>
+          <w:rStyle w:val="NormalTok"/>
+        </w:rPr>
+        <w:t xml:space="preserve"> np.sqrt(u_am))</w:t>
+      </w:r>
+      <w:r>
+        <w:br/>
+      </w:r>
+      <w:r>
+        <w:rPr>
+          <w:rStyle w:val="BuiltInTok"/>
+        </w:rPr>
+        <w:t xml:space="preserve">print</w:t>
+      </w:r>
+      <w:r>
+        <w:rPr>
+          <w:rStyle w:val="NormalTok"/>
+        </w:rPr>
+        <w:t xml:space="preserve">(np.</w:t>
+      </w:r>
+      <w:r>
+        <w:rPr>
+          <w:rStyle w:val="BuiltInTok"/>
+        </w:rPr>
+        <w:t xml:space="preserve">round</w:t>
+      </w:r>
+      <w:r>
+        <w:rPr>
+          <w:rStyle w:val="NormalTok"/>
+        </w:rPr>
+        <w:t xml:space="preserve">(factor_am, </w:t>
+      </w:r>
+      <w:r>
+        <w:rPr>
+          <w:rStyle w:val="DecValTok"/>
+        </w:rPr>
+        <w:t xml:space="preserve">3</w:t>
+      </w:r>
+      <w:r>
+        <w:rPr>
+          <w:rStyle w:val="NormalTok"/>
+        </w:rPr>
+        <w:t xml:space="preserve">))</w:t>
+      </w:r>
+      <w:r>
+        <w:rPr>
+          <w:rStyle w:val="OperatorTok"/>
+        </w:rPr>
+        <w:t xml:space="preserve">;</w:t>
+      </w:r>
+      <w:r>
+        <w:br/>
+      </w:r>
+      <w:r>
+        <w:rPr>
+          <w:rStyle w:val="CommentTok"/>
+        </w:rPr>
+        <w:t xml:space="preserve">#&gt; [[3.162 3.162]</w:t>
+      </w:r>
+      <w:r>
+        <w:br/>
+      </w:r>
+      <w:r>
+        <w:rPr>
+          <w:rStyle w:val="CommentTok"/>
+        </w:rPr>
+        <w:t xml:space="preserve">#&gt;  [1.474 1.474]</w:t>
+      </w:r>
+      <w:r>
+        <w:br/>
+      </w:r>
+      <w:r>
+        <w:rPr>
+          <w:rStyle w:val="CommentTok"/>
+        </w:rPr>
+        <w:t xml:space="preserve">#&gt;  [0.755 0.755]</w:t>
+      </w:r>
+      <w:r>
+        <w:br/>
+      </w:r>
+      <w:r>
+        <w:rPr>
+          <w:rStyle w:val="CommentTok"/>
+        </w:rPr>
+        <w:t xml:space="preserve">#&gt;  [0.395 0.395]</w:t>
+      </w:r>
+      <w:r>
+        <w:br/>
+      </w:r>
+      <w:r>
+        <w:rPr>
+          <w:rStyle w:val="CommentTok"/>
+        </w:rPr>
+        <w:t xml:space="preserve">#&gt;  [0.208 0.208]]</w:t>
+      </w:r>
+    </w:p>
+    <w:p>
+      <w:pPr>
+        <w:pStyle w:val="FirstParagraph"/>
+      </w:pPr>
+      <w:r>
+        <w:t xml:space="preserve">Plain</w:t>
+      </w:r>
+      <w:r>
+        <w:t xml:space="preserve"> </w:t>
+      </w:r>
+      <w:hyperlink w:anchor="def-gradient-descent">
+        <w:r>
+          <w:rPr>
+            <w:rStyle w:val="Hyperlink"/>
+          </w:rPr>
+          <w:t xml:space="preserve">gradient descent</w:t>
+        </w:r>
+      </w:hyperlink>
+      <w:r>
+        <w:t xml:space="preserve"> </w:t>
+      </w:r>
+      <w:r>
+        <w:t xml:space="preserve">would move the first coordinate</w:t>
+      </w:r>
+      <w:r>
+        <w:t xml:space="preserve"> </w:t>
+      </w:r>
+      <m:oMath>
+        <m:sSup>
+          <m:e>
+            <m:r>
+              <m:t>10</m:t>
+            </m:r>
+          </m:e>
+          <m:sup>
+            <m:r>
+              <m:t>4</m:t>
+            </m:r>
+          </m:sup>
+        </m:sSup>
+      </m:oMath>
+      <w:r>
+        <w:t xml:space="preserve"> </w:t>
+      </w:r>
+      <w:r>
+        <w:t xml:space="preserve">times as far as the second.</w:t>
+      </w:r>
+      <w:r>
+        <w:t xml:space="preserve"> </w:t>
+      </w:r>
+      <w:r>
+        <w:t xml:space="preserve">The factors are the same for both coordinates, so the scale of a coordinate no longer matters.</w:t>
+      </w:r>
+      <w:r>
+        <w:t xml:space="preserve"> </w:t>
+      </w:r>
+      <w:r>
+        <w:t xml:space="preserve"> </w:t>
+      </w:r>
+      <w:r>
+        <w:t xml:space="preserve">They also shrink from 3.16 to 0.21,</w:t>
+      </w:r>
+      <w:r>
+        <w:t xml:space="preserve"> </w:t>
+      </w:r>
+      <w:r>
+        <w:t xml:space="preserve">because the running average still holds the earlier, larger values.</w:t>
+      </w:r>
+      <w:r>
+        <w:t xml:space="preserve"> </w:t>
+      </w:r>
+      <w:r>
+        <w:t xml:space="preserve"> </w:t>
+      </w:r>
+      <w:r>
+        <w:t xml:space="preserve">Dividing by the current gradient alone would give a factor of</w:t>
+      </w:r>
+      <w:r>
+        <w:t xml:space="preserve"> </w:t>
+      </w:r>
+      <m:oMath>
+        <m:r>
+          <m:t>1</m:t>
+        </m:r>
+      </m:oMath>
+      <w:r>
+        <w:t xml:space="preserve"> </w:t>
+      </w:r>
+      <w:r>
+        <w:t xml:space="preserve">at every update.</w:t>
+      </w:r>
+      <w:r>
+        <w:t xml:space="preserve"> </w:t>
+      </w:r>
+    </w:p>
+    <w:bookmarkEnd w:id="137"/>
+    <w:bookmarkStart w:id="138" w:name="rem-adaptive-method-history"/>
+    <w:p>
+      <w:pPr>
+        <w:pStyle w:val="BodyText"/>
+      </w:pPr>
+      <w:r>
+        <w:rPr>
+          <w:i/>
+          <w:iCs/>
+        </w:rPr>
+        <w:t xml:space="preserve">Remark 3</w:t>
+      </w:r>
+      <w:r>
+        <w:t xml:space="preserve"> (Early adaptive methods). </w:t>
+      </w:r>
+      <w:r>
+        <w:t xml:space="preserve">RMSProp is an early example of an</w:t>
+      </w:r>
+      <w:r>
+        <w:t xml:space="preserve"> </w:t>
+      </w:r>
+      <w:hyperlink w:anchor="def-adaptive-method">
+        <w:r>
+          <w:rPr>
+            <w:rStyle w:val="Hyperlink"/>
+          </w:rPr>
+          <w:t xml:space="preserve">adaptive method</w:t>
+        </w:r>
+      </w:hyperlink>
+      <w:r>
+        <w:t xml:space="preserve"> </w:t>
+      </w:r>
+      <w:r>
+        <w:t xml:space="preserve">[6]</w:t>
+      </w:r>
+      <w:r>
+        <w:t xml:space="preserve">.</w:t>
+      </w:r>
+      <w:r>
+        <w:t xml:space="preserve"> </w:t>
+      </w:r>
+      <w:r>
+        <w:t xml:space="preserve">AdaGrad, an earlier method, replaces the exponentially weighted average by a plain sum of squared gradients,</w:t>
+      </w:r>
+      <w:r>
+        <w:t xml:space="preserve"> </w:t>
+      </w:r>
+      <w:r>
+        <w:t xml:space="preserve"> </w:t>
+      </w:r>
+      <m:oMath>
+        <m:sSubSup>
+          <m:e>
+            <m:r>
+              <m:t>u</m:t>
+            </m:r>
+          </m:e>
+          <m:sub>
+            <m:r>
+              <m:t>j</m:t>
+            </m:r>
+          </m:sub>
+          <m:sup>
+            <m:r>
+              <m:rPr>
+                <m:sty m:val="p"/>
+              </m:rPr>
+              <m:t>(</m:t>
+            </m:r>
+            <m:r>
+              <m:t>t</m:t>
+            </m:r>
+            <m:r>
+              <m:rPr>
+                <m:sty m:val="p"/>
+              </m:rPr>
+              <m:t>)</m:t>
+            </m:r>
+          </m:sup>
+        </m:sSubSup>
+        <m:r>
+          <m:rPr>
+            <m:sty m:val="p"/>
+          </m:rPr>
+          <m:t>=</m:t>
+        </m:r>
+        <m:sSubSup>
+          <m:e>
+            <m:r>
+              <m:t>u</m:t>
+            </m:r>
+          </m:e>
+          <m:sub>
+            <m:r>
+              <m:t>j</m:t>
+            </m:r>
+          </m:sub>
+          <m:sup>
+            <m:r>
+              <m:rPr>
+                <m:sty m:val="p"/>
+              </m:rPr>
+              <m:t>(</m:t>
+            </m:r>
+            <m:r>
+              <m:t>t</m:t>
+            </m:r>
+            <m:r>
+              <m:rPr>
+                <m:sty m:val="p"/>
+              </m:rPr>
+              <m:t>−</m:t>
+            </m:r>
+            <m:r>
+              <m:t>1</m:t>
+            </m:r>
+            <m:r>
+              <m:rPr>
+                <m:sty m:val="p"/>
+              </m:rPr>
+              <m:t>)</m:t>
+            </m:r>
+          </m:sup>
+        </m:sSubSup>
+        <m:r>
+          <m:rPr>
+            <m:sty m:val="p"/>
+          </m:rPr>
+          <m:t>+</m:t>
+        </m:r>
+        <m:r>
+          <m:t>​</m:t>
+        </m:r>
+        <m:d>
+          <m:dPr>
+            <m:begChr m:val="("/>
+            <m:sepChr m:val=""/>
+            <m:endChr m:val=")"/>
+            <m:grow/>
+          </m:dPr>
+          <m:e>
+            <m:sSubSup>
+              <m:e>
+                <m:r>
+                  <m:t>g</m:t>
+                </m:r>
+              </m:e>
+              <m:sub>
+                <m:r>
+                  <m:t>j</m:t>
+                </m:r>
+              </m:sub>
+              <m:sup>
+                <m:r>
+                  <m:rPr>
+                    <m:sty m:val="p"/>
+                  </m:rPr>
+                  <m:t>(</m:t>
+                </m:r>
+                <m:r>
+                  <m:t>t</m:t>
+                </m:r>
+                <m:r>
+                  <m:rPr>
+                    <m:sty m:val="p"/>
+                  </m:rPr>
+                  <m:t>)</m:t>
+                </m:r>
+              </m:sup>
+            </m:sSubSup>
+          </m:e>
+        </m:d>
+        <m:sSup>
+          <m:e>
+            <m:r>
+              <m:t>​</m:t>
+            </m:r>
+          </m:e>
+          <m:sup>
+            <m:r>
+              <m:t>2</m:t>
+            </m:r>
+          </m:sup>
+        </m:sSup>
+      </m:oMath>
+      <w:r>
+        <w:t xml:space="preserve">.</w:t>
+      </w:r>
+      <w:r>
+        <w:t xml:space="preserve"> </w:t>
+      </w:r>
+    </w:p>
+    <w:bookmarkEnd w:id="138"/>
+    <w:bookmarkStart w:id="139" w:name="def-adam"/>
+    <w:p>
+      <w:pPr>
+        <w:pStyle w:val="BodyText"/>
+      </w:pPr>
+      <w:r>
+        <w:rPr>
+          <w:b/>
+          <w:bCs/>
+        </w:rPr>
+        <w:t xml:space="preserve">Definition 16 (Adam)</w:t>
+      </w:r>
+      <w:r>
+        <w:t xml:space="preserve"> </w:t>
+      </w:r>
+      <w:r>
+        <w:t xml:space="preserve">Let</w:t>
+      </w:r>
+      <w:r>
+        <w:t xml:space="preserve"> </w:t>
+      </w:r>
+      <m:oMath>
+        <m:r>
+          <m:t>f</m:t>
+        </m:r>
+      </m:oMath>
+      <w:r>
+        <w:t xml:space="preserve">,</w:t>
+      </w:r>
+      <w:r>
+        <w:t xml:space="preserve"> </w:t>
+      </w:r>
+      <w:r>
+        <w:t xml:space="preserve">$\mathord{\smash[b]{\underset{\raise.3ex\hbox{$\scriptstyle\sim$}}{x}}\vphantom{x}}^{(0)}$</w:t>
+      </w:r>
+      <w:r>
+        <w:t xml:space="preserve">,</w:t>
+      </w:r>
+      <w:r>
+        <w:t xml:space="preserve"> </w:t>
+      </w:r>
+      <m:oMath>
+        <m:r>
+          <m:t>s</m:t>
+        </m:r>
+      </m:oMath>
+      <w:r>
+        <w:t xml:space="preserve"> </w:t>
+      </w:r>
+      <w:r>
+        <w:t xml:space="preserve">and</w:t>
+      </w:r>
+      <w:r>
+        <w:t xml:space="preserve"> </w:t>
+      </w:r>
+      <m:oMath>
+        <m:r>
+          <m:t>ϵ</m:t>
+        </m:r>
+      </m:oMath>
+      <w:r>
+        <w:t xml:space="preserve"> </w:t>
+      </w:r>
+      <w:r>
+        <w:t xml:space="preserve">be as in an</w:t>
+      </w:r>
+      <w:r>
+        <w:t xml:space="preserve"> </w:t>
+      </w:r>
+      <w:hyperlink w:anchor="def-adaptive-method">
+        <w:r>
+          <w:rPr>
+            <w:rStyle w:val="Hyperlink"/>
+          </w:rPr>
+          <w:t xml:space="preserve">adaptive method</w:t>
+        </w:r>
+      </w:hyperlink>
+      <w:r>
+        <w:t xml:space="preserve">,</w:t>
+      </w:r>
+      <w:r>
+        <w:t xml:space="preserve"> </w:t>
+      </w:r>
+      <w:r>
+        <w:t xml:space="preserve">and let</w:t>
+      </w:r>
+      <w:r>
+        <w:t xml:space="preserve"> </w:t>
+      </w:r>
+      <m:oMath>
+        <m:sSub>
+          <m:e>
+            <m:r>
+              <m:t>β</m:t>
+            </m:r>
+          </m:e>
+          <m:sub>
+            <m:r>
+              <m:t>1</m:t>
+            </m:r>
+          </m:sub>
+        </m:sSub>
+        <m:r>
+          <m:rPr>
+            <m:sty m:val="p"/>
+          </m:rPr>
+          <m:t>,</m:t>
+        </m:r>
+        <m:sSub>
+          <m:e>
+            <m:r>
+              <m:t>β</m:t>
+            </m:r>
+          </m:e>
+          <m:sub>
+            <m:r>
+              <m:t>2</m:t>
+            </m:r>
+          </m:sub>
+        </m:sSub>
+        <m:r>
+          <m:rPr>
+            <m:sty m:val="p"/>
+          </m:rPr>
+          <m:t>∈</m:t>
+        </m:r>
+        <m:r>
+          <m:rPr>
+            <m:sty m:val="p"/>
+          </m:rPr>
+          <m:t>[</m:t>
+        </m:r>
+        <m:r>
+          <m:t>0</m:t>
+        </m:r>
+        <m:r>
+          <m:rPr>
+            <m:sty m:val="p"/>
+          </m:rPr>
+          <m:t>,</m:t>
+        </m:r>
+        <m:r>
+          <m:t>1</m:t>
+        </m:r>
+        <m:r>
+          <m:rPr>
+            <m:sty m:val="p"/>
+          </m:rPr>
+          <m:t>)</m:t>
+        </m:r>
+      </m:oMath>
+      <w:r>
+        <w:t xml:space="preserve">,</w:t>
+      </w:r>
+      <w:r>
+        <w:t xml:space="preserve"> </w:t>
+      </w:r>
+      <w:r>
+        <w:t xml:space="preserve">where</w:t>
+      </w:r>
+      <w:r>
+        <w:t xml:space="preserve"> </w:t>
+      </w:r>
+      <m:oMath>
+        <m:sSub>
+          <m:e>
+            <m:r>
+              <m:t>β</m:t>
+            </m:r>
+          </m:e>
+          <m:sub>
+            <m:r>
+              <m:t>2</m:t>
+            </m:r>
+          </m:sub>
+        </m:sSub>
+      </m:oMath>
+      <w:r>
+        <w:t xml:space="preserve"> </w:t>
+      </w:r>
+      <w:r>
+        <w:t xml:space="preserve">plays the role of the decay factor</w:t>
+      </w:r>
+      <w:r>
+        <w:t xml:space="preserve"> </w:t>
+      </w:r>
+      <m:oMath>
+        <m:r>
+          <m:t>ρ</m:t>
+        </m:r>
+      </m:oMath>
+      <w:r>
+        <w:t xml:space="preserve">.</w:t>
+      </w:r>
+      <w:r>
+        <w:t xml:space="preserve"> </w:t>
+      </w:r>
+      <w:r>
+        <w:t xml:space="preserve">Write</w:t>
+      </w:r>
+      <w:r>
+        <w:t xml:space="preserve"> </w:t>
+      </w:r>
+      <w:r>
+        <w:t xml:space="preserve">$\mathord{\smash[b]{\underset{\raise.3ex\hbox{$\scriptstyle\sim$}}{g}}\vphantom{g}}^{(t)}$</w:t>
+      </w:r>
+      <w:r>
+        <w:t xml:space="preserve"> </w:t>
+      </w:r>
+      <w:r>
+        <w:t xml:space="preserve">for</w:t>
+      </w:r>
+      <w:r>
+        <w:t xml:space="preserve"> </w:t>
+      </w:r>
+      <w:r>
+        <w:t xml:space="preserve">$\frac{\partial}{\partial \mathord{\smash[b]{\underset{\raise.3ex\hbox{$\scriptstyle\sim$}}{x}}\vphantom{x}}} f(\mathord{\smash[b]{\underset{\raise.3ex\hbox{$\scriptstyle\sim$}}{x}}\vphantom{x}}^{(t-1)})$</w:t>
+      </w:r>
+      <w:r>
+        <w:t xml:space="preserve">.</w:t>
+      </w:r>
+      <w:r>
+        <w:t xml:space="preserve"> </w:t>
+      </w:r>
+      <w:r>
+        <w:t xml:space="preserve">The</w:t>
+      </w:r>
+      <w:r>
+        <w:t xml:space="preserve"> </w:t>
+      </w:r>
+      <w:r>
+        <w:rPr>
+          <w:b/>
+          <w:bCs/>
+        </w:rPr>
+        <w:t xml:space="preserve">Adam</w:t>
+      </w:r>
+      <w:r>
+        <w:t xml:space="preserve"> </w:t>
+      </w:r>
+      <w:r>
+        <w:t xml:space="preserve">method</w:t>
+      </w:r>
+      <w:r>
+        <w:t xml:space="preserve"> </w:t>
+      </w:r>
+      <w:r>
+        <w:t xml:space="preserve">[7]</w:t>
+      </w:r>
+      <w:r>
+        <w:t xml:space="preserve"> </w:t>
+      </w:r>
+      <w:r>
+        <w:t xml:space="preserve">is defined, for</w:t>
+      </w:r>
+      <w:r>
+        <w:t xml:space="preserve"> </w:t>
+      </w:r>
+      <m:oMath>
+        <m:r>
+          <m:t>t</m:t>
+        </m:r>
+        <m:r>
+          <m:rPr>
+            <m:sty m:val="p"/>
+          </m:rPr>
+          <m:t>=</m:t>
+        </m:r>
+        <m:r>
+          <m:t>1</m:t>
+        </m:r>
+        <m:r>
+          <m:rPr>
+            <m:sty m:val="p"/>
+          </m:rPr>
+          <m:t>,</m:t>
+        </m:r>
+        <m:r>
+          <m:t>2</m:t>
+        </m:r>
+        <m:r>
+          <m:rPr>
+            <m:sty m:val="p"/>
+          </m:rPr>
+          <m:t>,</m:t>
+        </m:r>
+        <m:r>
+          <m:rPr>
+            <m:sty m:val="p"/>
+          </m:rPr>
+          <m:t>…</m:t>
+        </m:r>
+      </m:oMath>
+      <w:r>
+        <w:t xml:space="preserve">,</w:t>
+      </w:r>
+    </w:p>
+    <w:p>
+      <w:pPr>
+        <w:pStyle w:val="BodyText"/>
+      </w:pPr>
+      <w:r>
+        <w:t xml:space="preserve">$$
+    \begin{aligned}
+    \mathord{\smash[b]{\underset{\raise.3ex\hbox{$\scriptstyle\sim$}}{\mu}}\vphantom{\mu}}^{(t)} &amp;\stackrel{\text{def}}{=}\beta_1\,\mathord{\smash[b]{\underset{\raise.3ex\hbox{$\scriptstyle\sim$}}{\mu}}\vphantom{\mu}}^{(t-1)} + (1 - \beta_1)\,\mathord{\smash[b]{\underset{\raise.3ex\hbox{$\scriptstyle\sim$}}{g}}\vphantom{g}}^{(t)} \\
+    u_j^{(t)} &amp;\stackrel{\text{def}}{=}\beta_2\,u_j^{(t-1)} + (1 - \beta_2)\,\mathopen{}\left(g_j^{(t)}\right)\mathclose{}^2 \\
+    \hat{\mathord{\smash[b]{\underset{\raise.3ex\hbox{$\scriptstyle\sim$}}{\mu}}\vphantom{\mu}}}^{(t)} &amp;\stackrel{\text{def}}{=}\frac{\mathord{\smash[b]{\underset{\raise.3ex\hbox{$\scriptstyle\sim$}}{\mu}}\vphantom{\mu}}^{(t)}}{1 - \beta_1^t} \\
+    \hat{u}_j^{(t)} &amp;\stackrel{\text{def}}{=}\frac{u_j^{(t)}}{1 - \beta_2^t} \\
+    x_j^{(t)} &amp;\stackrel{\text{def}}{=}x_j^{(t-1)} - s\,\frac{\hat{m}_j^{(t)}}{\sqrt{\hat{u}_j^{(t)}} + \epsilon},
+    \end{aligned}
+    $$</w:t>
+      </w:r>
+    </w:p>
+    <w:p>
+      <w:pPr>
+        <w:pStyle w:val="FirstParagraph"/>
+      </w:pPr>
+      <w:r>
+        <w:t xml:space="preserve">for each coordinate</w:t>
+      </w:r>
+      <w:r>
+        <w:t xml:space="preserve"> </w:t>
+      </w:r>
+      <m:oMath>
+        <m:r>
+          <m:t>j</m:t>
+        </m:r>
+        <m:r>
+          <m:rPr>
+            <m:sty m:val="p"/>
+          </m:rPr>
+          <m:t>=</m:t>
+        </m:r>
+        <m:r>
+          <m:t>1</m:t>
+        </m:r>
+        <m:r>
+          <m:rPr>
+            <m:sty m:val="p"/>
+          </m:rPr>
+          <m:t>,</m:t>
+        </m:r>
+        <m:r>
+          <m:rPr>
+            <m:sty m:val="p"/>
+          </m:rPr>
+          <m:t>…</m:t>
+        </m:r>
+        <m:r>
+          <m:rPr>
+            <m:sty m:val="p"/>
+          </m:rPr>
+          <m:t>,</m:t>
+        </m:r>
+        <m:r>
+          <m:t>p</m:t>
+        </m:r>
+      </m:oMath>
+      <w:r>
+        <w:t xml:space="preserve">, with</w:t>
+      </w:r>
+      <w:r>
+        <w:t xml:space="preserve"> </w:t>
+      </w:r>
+      <w:r>
+        <w:t xml:space="preserve">$\mathord{\smash[b]{\underset{\raise.3ex\hbox{$\scriptstyle\sim$}}{\mu}}\vphantom{\mu}}^{(0)} \stackrel{\text{def}}{=}\mathord{\smash[b]{\underset{\raise.3ex\hbox{$\scriptstyle\sim$}}{0}}\vphantom{0}}$</w:t>
+      </w:r>
+      <w:r>
+        <w:t xml:space="preserve"> </w:t>
+      </w:r>
+      <w:r>
+        <w:t xml:space="preserve">and</w:t>
+      </w:r>
+      <w:r>
+        <w:t xml:space="preserve"> </w:t>
+      </w:r>
+      <m:oMath>
+        <m:sSubSup>
+          <m:e>
+            <m:r>
+              <m:t>u</m:t>
+            </m:r>
+          </m:e>
+          <m:sub>
+            <m:r>
+              <m:t>j</m:t>
+            </m:r>
+          </m:sub>
+          <m:sup>
+            <m:r>
+              <m:rPr>
+                <m:sty m:val="p"/>
+              </m:rPr>
+              <m:t>(</m:t>
+            </m:r>
+            <m:r>
+              <m:t>0</m:t>
+            </m:r>
+            <m:r>
+              <m:rPr>
+                <m:sty m:val="p"/>
+              </m:rPr>
+              <m:t>)</m:t>
+            </m:r>
+          </m:sup>
+        </m:sSubSup>
+        <m:limUpp>
+          <m:e>
+            <m:r>
+              <m:rPr>
+                <m:sty m:val="p"/>
+              </m:rPr>
+              <m:t>=</m:t>
+            </m:r>
+          </m:e>
+          <m:lim>
+            <m:r>
+              <m:rPr>
+                <m:nor/>
+                <m:sty m:val="p"/>
+              </m:rPr>
+              <m:t>def</m:t>
+            </m:r>
+          </m:lim>
+        </m:limUpp>
+        <m:r>
+          <m:t>0</m:t>
+        </m:r>
+      </m:oMath>
+      <w:r>
+        <w:t xml:space="preserve">.</w:t>
+      </w:r>
+    </w:p>
+    <w:bookmarkEnd w:id="139"/>
+    <w:bookmarkStart w:id="140" w:name="exm-adam"/>
+    <w:p>
+      <w:pPr>
+        <w:pStyle w:val="BodyText"/>
+      </w:pPr>
+      <w:r>
+        <w:rPr>
+          <w:b/>
+          <w:bCs/>
+        </w:rPr>
+        <w:t xml:space="preserve">Example 20 (The first Adam step ignores the size of the gradient)</w:t>
+      </w:r>
+      <w:r>
+        <w:t xml:space="preserve"> </w:t>
+      </w:r>
+      <w:r>
+        <w:t xml:space="preserve">Let</w:t>
+      </w:r>
+      <w:r>
+        <w:t xml:space="preserve"> </w:t>
+      </w:r>
+      <m:oMath>
+        <m:r>
+          <m:t>f</m:t>
+        </m:r>
+        <m:r>
+          <m:rPr>
+            <m:sty m:val="p"/>
+          </m:rPr>
+          <m:t>(</m:t>
+        </m:r>
+        <m:r>
+          <m:t>x</m:t>
+        </m:r>
+        <m:r>
+          <m:rPr>
+            <m:sty m:val="p"/>
+          </m:rPr>
+          <m:t>)</m:t>
+        </m:r>
+        <m:r>
+          <m:rPr>
+            <m:sty m:val="p"/>
+          </m:rPr>
+          <m:t>=</m:t>
+        </m:r>
+        <m:f>
+          <m:fPr>
+            <m:type m:val="lin"/>
+          </m:fPr>
+          <m:num>
+            <m:r>
+              <m:t>1</m:t>
+            </m:r>
+          </m:num>
+          <m:den>
+            <m:r>
+              <m:t>2</m:t>
+            </m:r>
+          </m:den>
+        </m:f>
+        <m:sSup>
+          <m:e>
+            <m:r>
+              <m:t>x</m:t>
+            </m:r>
+          </m:e>
+          <m:sup>
+            <m:r>
+              <m:t>2</m:t>
+            </m:r>
+          </m:sup>
+        </m:sSup>
+      </m:oMath>
+      <w:r>
+        <w:t xml:space="preserve">, so</w:t>
+      </w:r>
+      <w:r>
+        <w:t xml:space="preserve"> </w:t>
+      </w:r>
+      <m:oMath>
+        <m:f>
+          <m:fPr>
+            <m:type m:val="bar"/>
+          </m:fPr>
+          <m:num>
+            <m:r>
+              <m:rPr>
+                <m:sty m:val="p"/>
+              </m:rPr>
+              <m:t>∂</m:t>
+            </m:r>
+          </m:num>
+          <m:den>
+            <m:r>
+              <m:rPr>
+                <m:sty m:val="p"/>
+              </m:rPr>
+              <m:t>∂</m:t>
+            </m:r>
+            <m:r>
+              <m:t>x</m:t>
+            </m:r>
+          </m:den>
+        </m:f>
+        <m:r>
+          <m:t>f</m:t>
+        </m:r>
+        <m:r>
+          <m:rPr>
+            <m:sty m:val="p"/>
+          </m:rPr>
+          <m:t>(</m:t>
+        </m:r>
+        <m:r>
+          <m:t>x</m:t>
+        </m:r>
+        <m:r>
+          <m:rPr>
+            <m:sty m:val="p"/>
+          </m:rPr>
+          <m:t>)</m:t>
+        </m:r>
+        <m:r>
+          <m:rPr>
+            <m:sty m:val="p"/>
+          </m:rPr>
+          <m:t>=</m:t>
+        </m:r>
+        <m:r>
+          <m:t>x</m:t>
+        </m:r>
+      </m:oMath>
+      <w:r>
+        <w:t xml:space="preserve">, and take</w:t>
+      </w:r>
+      <w:r>
+        <w:t xml:space="preserve"> </w:t>
+      </w:r>
+      <m:oMath>
+        <m:r>
+          <m:t>s</m:t>
+        </m:r>
+        <m:r>
+          <m:rPr>
+            <m:sty m:val="p"/>
+          </m:rPr>
+          <m:t>=</m:t>
+        </m:r>
+        <m:r>
+          <m:t>0.1</m:t>
+        </m:r>
+      </m:oMath>
+      <w:r>
+        <w:t xml:space="preserve">,</w:t>
+      </w:r>
+      <w:r>
+        <w:t xml:space="preserve"> </w:t>
+      </w:r>
+      <m:oMath>
+        <m:sSub>
+          <m:e>
+            <m:r>
+              <m:t>β</m:t>
+            </m:r>
+          </m:e>
+          <m:sub>
+            <m:r>
+              <m:t>1</m:t>
+            </m:r>
+          </m:sub>
+        </m:sSub>
+        <m:r>
+          <m:rPr>
+            <m:sty m:val="p"/>
+          </m:rPr>
+          <m:t>=</m:t>
+        </m:r>
+        <m:r>
+          <m:t>0.9</m:t>
+        </m:r>
+      </m:oMath>
+      <w:r>
+        <w:t xml:space="preserve">,</w:t>
+      </w:r>
+      <w:r>
+        <w:t xml:space="preserve"> </w:t>
+      </w:r>
+      <m:oMath>
+        <m:sSub>
+          <m:e>
+            <m:r>
+              <m:t>β</m:t>
+            </m:r>
+          </m:e>
+          <m:sub>
+            <m:r>
+              <m:t>2</m:t>
+            </m:r>
+          </m:sub>
+        </m:sSub>
+        <m:r>
+          <m:rPr>
+            <m:sty m:val="p"/>
+          </m:rPr>
+          <m:t>=</m:t>
+        </m:r>
+        <m:r>
+          <m:t>0.999</m:t>
+        </m:r>
+      </m:oMath>
+      <w:r>
+        <w:t xml:space="preserve"> </w:t>
+      </w:r>
+      <w:r>
+        <w:t xml:space="preserve">and</w:t>
+      </w:r>
+      <w:r>
+        <w:t xml:space="preserve"> </w:t>
+      </w:r>
+      <m:oMath>
+        <m:r>
+          <m:t>ϵ</m:t>
+        </m:r>
+        <m:r>
+          <m:rPr>
+            <m:sty m:val="p"/>
+          </m:rPr>
+          <m:t>=</m:t>
+        </m:r>
+        <m:sSup>
+          <m:e>
+            <m:r>
+              <m:t>10</m:t>
+            </m:r>
+          </m:e>
+          <m:sup>
+            <m:r>
+              <m:rPr>
+                <m:sty m:val="p"/>
+              </m:rPr>
+              <m:t>−</m:t>
+            </m:r>
+            <m:r>
+              <m:t>8</m:t>
+            </m:r>
+          </m:sup>
+        </m:sSup>
+      </m:oMath>
+      <w:r>
+        <w:t xml:space="preserve">.</w:t>
+      </w:r>
+      <w:r>
+        <w:t xml:space="preserve"> </w:t>
+      </w:r>
+      <w:r>
+        <w:t xml:space="preserve">At</w:t>
+      </w:r>
+      <w:r>
+        <w:t xml:space="preserve"> </w:t>
+      </w:r>
+      <m:oMath>
+        <m:r>
+          <m:t>t</m:t>
+        </m:r>
+        <m:r>
+          <m:rPr>
+            <m:sty m:val="p"/>
+          </m:rPr>
+          <m:t>=</m:t>
+        </m:r>
+        <m:r>
+          <m:t>1</m:t>
+        </m:r>
+      </m:oMath>
+      <w:r>
+        <w:t xml:space="preserve"> </w:t>
+      </w:r>
+      <w:r>
+        <w:t xml:space="preserve">the corrections for the zero start of</w:t>
+      </w:r>
+      <w:r>
+        <w:t xml:space="preserve"> </w:t>
+      </w:r>
+      <w:r>
+        <w:t xml:space="preserve">$\mathord{\smash[b]{\underset{\raise.3ex\hbox{$\scriptstyle\sim$}}{\mu}}\vphantom{\mu}}$</w:t>
+      </w:r>
+      <w:r>
+        <w:t xml:space="preserve"> </w:t>
+      </w:r>
+      <w:r>
+        <w:t xml:space="preserve">and</w:t>
+      </w:r>
+      <w:r>
+        <w:t xml:space="preserve"> </w:t>
+      </w:r>
+      <m:oMath>
+        <m:sSub>
+          <m:e>
+            <m:r>
+              <m:t>u</m:t>
+            </m:r>
+          </m:e>
+          <m:sub>
+            <m:r>
+              <m:t>j</m:t>
+            </m:r>
+          </m:sub>
+        </m:sSub>
+      </m:oMath>
+      <w:r>
+        <w:t xml:space="preserve"> </w:t>
+      </w:r>
+      <w:r>
+        <w:t xml:space="preserve">cancel the factors</w:t>
+      </w:r>
+      <w:r>
+        <w:t xml:space="preserve"> </w:t>
+      </w:r>
+      <m:oMath>
+        <m:r>
+          <m:t>1</m:t>
+        </m:r>
+        <m:r>
+          <m:rPr>
+            <m:sty m:val="p"/>
+          </m:rPr>
+          <m:t>−</m:t>
+        </m:r>
+        <m:sSub>
+          <m:e>
+            <m:r>
+              <m:t>β</m:t>
+            </m:r>
+          </m:e>
+          <m:sub>
+            <m:r>
+              <m:t>1</m:t>
+            </m:r>
+          </m:sub>
+        </m:sSub>
+      </m:oMath>
+      <w:r>
+        <w:t xml:space="preserve"> </w:t>
+      </w:r>
+      <w:r>
+        <w:t xml:space="preserve">and</w:t>
+      </w:r>
+      <w:r>
+        <w:t xml:space="preserve"> </w:t>
+      </w:r>
+      <m:oMath>
+        <m:r>
+          <m:t>1</m:t>
+        </m:r>
+        <m:r>
+          <m:rPr>
+            <m:sty m:val="p"/>
+          </m:rPr>
+          <m:t>−</m:t>
+        </m:r>
+        <m:sSub>
+          <m:e>
+            <m:r>
+              <m:t>β</m:t>
+            </m:r>
+          </m:e>
+          <m:sub>
+            <m:r>
+              <m:t>2</m:t>
+            </m:r>
+          </m:sub>
+        </m:sSub>
+      </m:oMath>
+      <w:r>
+        <w:t xml:space="preserve">,</w:t>
+      </w:r>
+      <w:r>
+        <w:t xml:space="preserve"> </w:t>
+      </w:r>
+      <w:r>
+        <w:t xml:space="preserve">so</w:t>
+      </w:r>
+      <w:r>
+        <w:t xml:space="preserve"> </w:t>
+      </w:r>
+      <m:oMath>
+        <m:sSup>
+          <m:e>
+            <m:acc>
+              <m:accPr>
+                <m:chr m:val="̂"/>
+              </m:accPr>
+              <m:e>
+                <m:r>
+                  <m:t>m</m:t>
+                </m:r>
+              </m:e>
+            </m:acc>
+          </m:e>
+          <m:sup>
+            <m:r>
+              <m:rPr>
+                <m:sty m:val="p"/>
+              </m:rPr>
+              <m:t>(</m:t>
+            </m:r>
+            <m:r>
+              <m:t>1</m:t>
+            </m:r>
+            <m:r>
+              <m:rPr>
+                <m:sty m:val="p"/>
+              </m:rPr>
+              <m:t>)</m:t>
+            </m:r>
+          </m:sup>
+        </m:sSup>
+        <m:r>
+          <m:rPr>
+            <m:sty m:val="p"/>
+          </m:rPr>
+          <m:t>=</m:t>
+        </m:r>
+        <m:sSup>
+          <m:e>
+            <m:r>
+              <m:t>g</m:t>
+            </m:r>
+          </m:e>
+          <m:sup>
+            <m:r>
+              <m:rPr>
+                <m:sty m:val="p"/>
+              </m:rPr>
+              <m:t>(</m:t>
+            </m:r>
+            <m:r>
+              <m:t>1</m:t>
+            </m:r>
+            <m:r>
+              <m:rPr>
+                <m:sty m:val="p"/>
+              </m:rPr>
+              <m:t>)</m:t>
+            </m:r>
+          </m:sup>
+        </m:sSup>
+      </m:oMath>
+      <w:r>
+        <w:t xml:space="preserve"> </w:t>
+      </w:r>
+      <w:r>
+        <w:t xml:space="preserve">and</w:t>
+      </w:r>
+      <w:r>
+        <w:t xml:space="preserve"> </w:t>
+      </w:r>
+      <m:oMath>
+        <m:sSup>
+          <m:e>
+            <m:acc>
+              <m:accPr>
+                <m:chr m:val="̂"/>
+              </m:accPr>
+              <m:e>
+                <m:r>
+                  <m:t>u</m:t>
+                </m:r>
+              </m:e>
+            </m:acc>
+          </m:e>
+          <m:sup>
+            <m:r>
+              <m:rPr>
+                <m:sty m:val="p"/>
+              </m:rPr>
+              <m:t>(</m:t>
+            </m:r>
+            <m:r>
+              <m:t>1</m:t>
+            </m:r>
+            <m:r>
+              <m:rPr>
+                <m:sty m:val="p"/>
+              </m:rPr>
+              <m:t>)</m:t>
+            </m:r>
+          </m:sup>
+        </m:sSup>
+        <m:r>
+          <m:rPr>
+            <m:sty m:val="p"/>
+          </m:rPr>
+          <m:t>=</m:t>
+        </m:r>
+        <m:r>
+          <m:t>​</m:t>
+        </m:r>
+        <m:d>
+          <m:dPr>
+            <m:begChr m:val="("/>
+            <m:sepChr m:val=""/>
+            <m:endChr m:val=")"/>
+            <m:grow/>
+          </m:dPr>
+          <m:e>
+            <m:sSup>
+              <m:e>
+                <m:r>
+                  <m:t>g</m:t>
+                </m:r>
+              </m:e>
+              <m:sup>
+                <m:r>
+                  <m:rPr>
+                    <m:sty m:val="p"/>
+                  </m:rPr>
+                  <m:t>(</m:t>
+                </m:r>
+                <m:r>
+                  <m:t>1</m:t>
+                </m:r>
+                <m:r>
+                  <m:rPr>
+                    <m:sty m:val="p"/>
+                  </m:rPr>
+                  <m:t>)</m:t>
+                </m:r>
+              </m:sup>
+            </m:sSup>
+          </m:e>
+        </m:d>
+        <m:sSup>
+          <m:e>
+            <m:r>
+              <m:t>​</m:t>
+            </m:r>
+          </m:e>
+          <m:sup>
+            <m:r>
+              <m:t>2</m:t>
+            </m:r>
+          </m:sup>
+        </m:sSup>
+      </m:oMath>
+      <w:r>
+        <w:t xml:space="preserve">.</w:t>
+      </w:r>
+      <w:r>
+        <w:t xml:space="preserve"> </w:t>
+      </w:r>
+      <w:r>
+        <w:t xml:space="preserve">The first step is then</w:t>
+      </w:r>
+      <w:r>
+        <w:t xml:space="preserve"> </w:t>
+      </w:r>
+      <m:oMath>
+        <m:r>
+          <m:t>s</m:t>
+        </m:r>
+        <m:r>
+          <m:t> </m:t>
+        </m:r>
+        <m:sSup>
+          <m:e>
+            <m:r>
+              <m:t>g</m:t>
+            </m:r>
+          </m:e>
+          <m:sup>
+            <m:r>
+              <m:rPr>
+                <m:sty m:val="p"/>
+              </m:rPr>
+              <m:t>(</m:t>
+            </m:r>
+            <m:r>
+              <m:t>1</m:t>
+            </m:r>
+            <m:r>
+              <m:rPr>
+                <m:sty m:val="p"/>
+              </m:rPr>
+              <m:t>)</m:t>
+            </m:r>
+          </m:sup>
+        </m:sSup>
+        <m:r>
+          <m:rPr>
+            <m:sty m:val="p"/>
+          </m:rPr>
+          <m:t>/</m:t>
+        </m:r>
+        <m:r>
+          <m:rPr>
+            <m:sty m:val="p"/>
+          </m:rPr>
+          <m:t>(</m:t>
+        </m:r>
+        <m:r>
+          <m:rPr>
+            <m:sty m:val="p"/>
+          </m:rPr>
+          <m:t>|</m:t>
+        </m:r>
+        <m:sSup>
+          <m:e>
+            <m:r>
+              <m:t>g</m:t>
+            </m:r>
+          </m:e>
+          <m:sup>
+            <m:r>
+              <m:rPr>
+                <m:sty m:val="p"/>
+              </m:rPr>
+              <m:t>(</m:t>
+            </m:r>
+            <m:r>
+              <m:t>1</m:t>
+            </m:r>
+            <m:r>
+              <m:rPr>
+                <m:sty m:val="p"/>
+              </m:rPr>
+              <m:t>)</m:t>
+            </m:r>
+          </m:sup>
+        </m:sSup>
+        <m:r>
+          <m:rPr>
+            <m:sty m:val="p"/>
+          </m:rPr>
+          <m:t>|</m:t>
+        </m:r>
+        <m:r>
+          <m:rPr>
+            <m:sty m:val="p"/>
+          </m:rPr>
+          <m:t>+</m:t>
+        </m:r>
+        <m:r>
+          <m:t>ϵ</m:t>
+        </m:r>
+        <m:r>
+          <m:rPr>
+            <m:sty m:val="p"/>
+          </m:rPr>
+          <m:t>)</m:t>
+        </m:r>
+      </m:oMath>
+      <w:r>
+        <w:t xml:space="preserve">,</w:t>
+      </w:r>
+      <w:r>
+        <w:t xml:space="preserve"> </w:t>
+      </w:r>
+      <w:r>
+        <w:t xml:space="preserve">which is about</w:t>
+      </w:r>
+      <w:r>
+        <w:t xml:space="preserve"> </w:t>
+      </w:r>
+      <m:oMath>
+        <m:r>
+          <m:t>s</m:t>
+        </m:r>
+      </m:oMath>
+      <w:r>
+        <w:t xml:space="preserve"> </w:t>
+      </w:r>
+      <w:r>
+        <w:t xml:space="preserve">in size.</w:t>
+      </w:r>
+      <w:r>
+        <w:t xml:space="preserve"> </w:t>
+      </w:r>
+      <w:r>
+        <w:t xml:space="preserve">Start at</w:t>
+      </w:r>
+      <w:r>
+        <w:t xml:space="preserve"> </w:t>
+      </w:r>
+      <m:oMath>
+        <m:sSup>
+          <m:e>
+            <m:r>
+              <m:t>x</m:t>
+            </m:r>
+          </m:e>
+          <m:sup>
+            <m:r>
+              <m:rPr>
+                <m:sty m:val="p"/>
+              </m:rPr>
+              <m:t>(</m:t>
+            </m:r>
+            <m:r>
+              <m:t>0</m:t>
+            </m:r>
+            <m:r>
+              <m:rPr>
+                <m:sty m:val="p"/>
+              </m:rPr>
+              <m:t>)</m:t>
+            </m:r>
+          </m:sup>
+        </m:sSup>
+        <m:r>
+          <m:rPr>
+            <m:sty m:val="p"/>
+          </m:rPr>
+          <m:t>=</m:t>
+        </m:r>
+        <m:r>
+          <m:t>2</m:t>
+        </m:r>
+      </m:oMath>
+      <w:r>
+        <w:t xml:space="preserve"> </w:t>
+      </w:r>
+      <w:r>
+        <w:t xml:space="preserve">and at</w:t>
+      </w:r>
+      <w:r>
+        <w:t xml:space="preserve"> </w:t>
+      </w:r>
+      <m:oMath>
+        <m:sSup>
+          <m:e>
+            <m:r>
+              <m:t>x</m:t>
+            </m:r>
+          </m:e>
+          <m:sup>
+            <m:r>
+              <m:rPr>
+                <m:sty m:val="p"/>
+              </m:rPr>
+              <m:t>(</m:t>
+            </m:r>
+            <m:r>
+              <m:t>0</m:t>
+            </m:r>
+            <m:r>
+              <m:rPr>
+                <m:sty m:val="p"/>
+              </m:rPr>
+              <m:t>)</m:t>
+            </m:r>
+          </m:sup>
+        </m:sSup>
+        <m:r>
+          <m:rPr>
+            <m:sty m:val="p"/>
+          </m:rPr>
+          <m:t>=</m:t>
+        </m:r>
+        <m:r>
+          <m:t>2000</m:t>
+        </m:r>
+      </m:oMath>
+      <w:r>
+        <w:t xml:space="preserve">:</w:t>
+      </w:r>
+    </w:p>
+    <w:p>
+      <w:pPr>
+        <w:pStyle w:val="Heading3"/>
+      </w:pPr>
+      <w:r>
+        <w:t xml:space="preserve">R</w:t>
+      </w:r>
+    </w:p>
+    <w:p>
+      <w:pPr>
+        <w:pStyle w:val="SourceCode"/>
+      </w:pPr>
+      <w:r>
+        <w:rPr>
+          <w:rStyle w:val="NormalTok"/>
+        </w:rPr>
+        <w:t xml:space="preserve">s_ad </w:t>
+      </w:r>
+      <w:r>
+        <w:rPr>
+          <w:rStyle w:val="OtherTok"/>
+        </w:rPr>
+        <w:t xml:space="preserve">&lt;-</w:t>
+      </w:r>
+      <w:r>
+        <w:rPr>
+          <w:rStyle w:val="NormalTok"/>
+        </w:rPr>
+        <w:t xml:space="preserve"> </w:t>
+      </w:r>
+      <w:r>
+        <w:rPr>
+          <w:rStyle w:val="FloatTok"/>
+        </w:rPr>
+        <w:t xml:space="preserve">0.1</w:t>
+      </w:r>
+      <w:r>
+        <w:br/>
+      </w:r>
+      <w:r>
+        <w:rPr>
+          <w:rStyle w:val="NormalTok"/>
+        </w:rPr>
+        <w:t xml:space="preserve">beta1_ad </w:t>
+      </w:r>
+      <w:r>
+        <w:rPr>
+          <w:rStyle w:val="OtherTok"/>
+        </w:rPr>
+        <w:t xml:space="preserve">&lt;-</w:t>
+      </w:r>
+      <w:r>
+        <w:rPr>
+          <w:rStyle w:val="NormalTok"/>
+        </w:rPr>
+        <w:t xml:space="preserve"> </w:t>
+      </w:r>
+      <w:r>
+        <w:rPr>
+          <w:rStyle w:val="FloatTok"/>
+        </w:rPr>
+        <w:t xml:space="preserve">0.9</w:t>
+      </w:r>
+      <w:r>
+        <w:br/>
+      </w:r>
+      <w:r>
+        <w:rPr>
+          <w:rStyle w:val="NormalTok"/>
+        </w:rPr>
+        <w:t xml:space="preserve">beta2_ad </w:t>
+      </w:r>
+      <w:r>
+        <w:rPr>
+          <w:rStyle w:val="OtherTok"/>
+        </w:rPr>
+        <w:t xml:space="preserve">&lt;-</w:t>
+      </w:r>
+      <w:r>
+        <w:rPr>
+          <w:rStyle w:val="NormalTok"/>
+        </w:rPr>
+        <w:t xml:space="preserve"> </w:t>
+      </w:r>
+      <w:r>
+        <w:rPr>
+          <w:rStyle w:val="FloatTok"/>
+        </w:rPr>
+        <w:t xml:space="preserve">0.999</w:t>
+      </w:r>
+      <w:r>
+        <w:br/>
+      </w:r>
+      <w:r>
+        <w:rPr>
+          <w:rStyle w:val="NormalTok"/>
+        </w:rPr>
+        <w:t xml:space="preserve">eps_ad </w:t>
+      </w:r>
+      <w:r>
+        <w:rPr>
+          <w:rStyle w:val="OtherTok"/>
+        </w:rPr>
+        <w:t xml:space="preserve">&lt;-</w:t>
+      </w:r>
+      <w:r>
+        <w:rPr>
+          <w:rStyle w:val="NormalTok"/>
+        </w:rPr>
+        <w:t xml:space="preserve"> </w:t>
+      </w:r>
+      <w:r>
+        <w:rPr>
+          <w:rStyle w:val="FloatTok"/>
+        </w:rPr>
+        <w:t xml:space="preserve">1e-8</w:t>
+      </w:r>
+      <w:r>
+        <w:br/>
+      </w:r>
+      <w:r>
+        <w:rPr>
+          <w:rStyle w:val="NormalTok"/>
+        </w:rPr>
+        <w:t xml:space="preserve">x0_ad </w:t>
+      </w:r>
+      <w:r>
+        <w:rPr>
+          <w:rStyle w:val="OtherTok"/>
+        </w:rPr>
+        <w:t xml:space="preserve">&lt;-</w:t>
+      </w:r>
+      <w:r>
+        <w:rPr>
+          <w:rStyle w:val="NormalTok"/>
+        </w:rPr>
+        <w:t xml:space="preserve"> </w:t>
+      </w:r>
+      <w:r>
+        <w:rPr>
+          <w:rStyle w:val="FunctionTok"/>
+        </w:rPr>
+        <w:t xml:space="preserve">c</w:t>
+      </w:r>
+      <w:r>
+        <w:rPr>
+          <w:rStyle w:val="NormalTok"/>
+        </w:rPr>
+        <w:t xml:space="preserve">(</w:t>
+      </w:r>
+      <w:r>
+        <w:rPr>
+          <w:rStyle w:val="DecValTok"/>
+        </w:rPr>
+        <w:t xml:space="preserve">2</w:t>
+      </w:r>
+      <w:r>
+        <w:rPr>
+          <w:rStyle w:val="NormalTok"/>
+        </w:rPr>
+        <w:t xml:space="preserve">, </w:t>
+      </w:r>
+      <w:r>
+        <w:rPr>
+          <w:rStyle w:val="DecValTok"/>
+        </w:rPr>
+        <w:t xml:space="preserve">2000</w:t>
+      </w:r>
+      <w:r>
+        <w:rPr>
+          <w:rStyle w:val="NormalTok"/>
+        </w:rPr>
+        <w:t xml:space="preserve">)</w:t>
+      </w:r>
+      <w:r>
+        <w:br/>
+      </w:r>
+      <w:r>
+        <w:rPr>
+          <w:rStyle w:val="NormalTok"/>
+        </w:rPr>
+        <w:t xml:space="preserve">g_ad </w:t>
+      </w:r>
+      <w:r>
+        <w:rPr>
+          <w:rStyle w:val="OtherTok"/>
+        </w:rPr>
+        <w:t xml:space="preserve">&lt;-</w:t>
+      </w:r>
+      <w:r>
+        <w:rPr>
+          <w:rStyle w:val="NormalTok"/>
+        </w:rPr>
+        <w:t xml:space="preserve"> x0_ad</w:t>
+      </w:r>
+      <w:r>
+        <w:br/>
+      </w:r>
+      <w:r>
+        <w:rPr>
+          <w:rStyle w:val="NormalTok"/>
+        </w:rPr>
+        <w:t xml:space="preserve">m_ad </w:t>
+      </w:r>
+      <w:r>
+        <w:rPr>
+          <w:rStyle w:val="OtherTok"/>
+        </w:rPr>
+        <w:t xml:space="preserve">&lt;-</w:t>
+      </w:r>
+      <w:r>
+        <w:rPr>
+          <w:rStyle w:val="NormalTok"/>
+        </w:rPr>
+        <w:t xml:space="preserve"> (</w:t>
+      </w:r>
+      <w:r>
+        <w:rPr>
+          <w:rStyle w:val="DecValTok"/>
+        </w:rPr>
+        <w:t xml:space="preserve">1</w:t>
+      </w:r>
+      <w:r>
+        <w:rPr>
+          <w:rStyle w:val="NormalTok"/>
+        </w:rPr>
+        <w:t xml:space="preserve"> </w:t>
+      </w:r>
+      <w:r>
+        <w:rPr>
+          <w:rStyle w:val="SpecialCharTok"/>
+        </w:rPr>
+        <w:t xml:space="preserve">-</w:t>
+      </w:r>
+      <w:r>
+        <w:rPr>
+          <w:rStyle w:val="NormalTok"/>
+        </w:rPr>
+        <w:t xml:space="preserve"> beta1_ad) </w:t>
+      </w:r>
+      <w:r>
+        <w:rPr>
+          <w:rStyle w:val="SpecialCharTok"/>
+        </w:rPr>
+        <w:t xml:space="preserve">*</w:t>
+      </w:r>
+      <w:r>
+        <w:rPr>
+          <w:rStyle w:val="NormalTok"/>
+        </w:rPr>
+        <w:t xml:space="preserve"> g_ad</w:t>
+      </w:r>
+      <w:r>
+        <w:br/>
+      </w:r>
+      <w:r>
+        <w:rPr>
+          <w:rStyle w:val="NormalTok"/>
+        </w:rPr>
+        <w:t xml:space="preserve">u_ad </w:t>
+      </w:r>
+      <w:r>
+        <w:rPr>
+          <w:rStyle w:val="OtherTok"/>
+        </w:rPr>
+        <w:t xml:space="preserve">&lt;-</w:t>
+      </w:r>
+      <w:r>
+        <w:rPr>
+          <w:rStyle w:val="NormalTok"/>
+        </w:rPr>
+        <w:t xml:space="preserve"> (</w:t>
+      </w:r>
+      <w:r>
+        <w:rPr>
+          <w:rStyle w:val="DecValTok"/>
+        </w:rPr>
+        <w:t xml:space="preserve">1</w:t>
+      </w:r>
+      <w:r>
+        <w:rPr>
+          <w:rStyle w:val="NormalTok"/>
+        </w:rPr>
+        <w:t xml:space="preserve"> </w:t>
+      </w:r>
+      <w:r>
+        <w:rPr>
+          <w:rStyle w:val="SpecialCharTok"/>
+        </w:rPr>
+        <w:t xml:space="preserve">-</w:t>
+      </w:r>
+      <w:r>
+        <w:rPr>
+          <w:rStyle w:val="NormalTok"/>
+        </w:rPr>
+        <w:t xml:space="preserve"> beta2_ad) </w:t>
+      </w:r>
+      <w:r>
+        <w:rPr>
+          <w:rStyle w:val="SpecialCharTok"/>
+        </w:rPr>
+        <w:t xml:space="preserve">*</w:t>
+      </w:r>
+      <w:r>
+        <w:rPr>
+          <w:rStyle w:val="NormalTok"/>
+        </w:rPr>
+        <w:t xml:space="preserve"> g_ad</w:t>
+      </w:r>
+      <w:r>
+        <w:rPr>
+          <w:rStyle w:val="SpecialCharTok"/>
+        </w:rPr>
+        <w:t xml:space="preserve">^</w:t>
+      </w:r>
+      <w:r>
+        <w:rPr>
+          <w:rStyle w:val="DecValTok"/>
+        </w:rPr>
+        <w:t xml:space="preserve">2</w:t>
+      </w:r>
+      <w:r>
+        <w:br/>
+      </w:r>
+      <w:r>
+        <w:rPr>
+          <w:rStyle w:val="NormalTok"/>
+        </w:rPr>
+        <w:t xml:space="preserve">m_hat_ad </w:t>
+      </w:r>
+      <w:r>
+        <w:rPr>
+          <w:rStyle w:val="OtherTok"/>
+        </w:rPr>
+        <w:t xml:space="preserve">&lt;-</w:t>
+      </w:r>
+      <w:r>
+        <w:rPr>
+          <w:rStyle w:val="NormalTok"/>
+        </w:rPr>
+        <w:t xml:space="preserve"> m_ad </w:t>
+      </w:r>
+      <w:r>
+        <w:rPr>
+          <w:rStyle w:val="SpecialCharTok"/>
+        </w:rPr>
+        <w:t xml:space="preserve">/</w:t>
+      </w:r>
+      <w:r>
+        <w:rPr>
+          <w:rStyle w:val="NormalTok"/>
+        </w:rPr>
+        <w:t xml:space="preserve"> (</w:t>
+      </w:r>
+      <w:r>
+        <w:rPr>
+          <w:rStyle w:val="DecValTok"/>
+        </w:rPr>
+        <w:t xml:space="preserve">1</w:t>
+      </w:r>
+      <w:r>
+        <w:rPr>
+          <w:rStyle w:val="NormalTok"/>
+        </w:rPr>
+        <w:t xml:space="preserve"> </w:t>
+      </w:r>
+      <w:r>
+        <w:rPr>
+          <w:rStyle w:val="SpecialCharTok"/>
+        </w:rPr>
+        <w:t xml:space="preserve">-</w:t>
+      </w:r>
+      <w:r>
+        <w:rPr>
+          <w:rStyle w:val="NormalTok"/>
+        </w:rPr>
+        <w:t xml:space="preserve"> beta1_ad)</w:t>
+      </w:r>
+      <w:r>
+        <w:br/>
+      </w:r>
+      <w:r>
+        <w:rPr>
+          <w:rStyle w:val="NormalTok"/>
+        </w:rPr>
+        <w:t xml:space="preserve">u_hat_ad </w:t>
+      </w:r>
+      <w:r>
+        <w:rPr>
+          <w:rStyle w:val="OtherTok"/>
+        </w:rPr>
+        <w:t xml:space="preserve">&lt;-</w:t>
+      </w:r>
+      <w:r>
+        <w:rPr>
+          <w:rStyle w:val="NormalTok"/>
+        </w:rPr>
+        <w:t xml:space="preserve"> u_ad </w:t>
+      </w:r>
+      <w:r>
+        <w:rPr>
+          <w:rStyle w:val="SpecialCharTok"/>
+        </w:rPr>
+        <w:t xml:space="preserve">/</w:t>
+      </w:r>
+      <w:r>
+        <w:rPr>
+          <w:rStyle w:val="NormalTok"/>
+        </w:rPr>
+        <w:t xml:space="preserve"> (</w:t>
+      </w:r>
+      <w:r>
+        <w:rPr>
+          <w:rStyle w:val="DecValTok"/>
+        </w:rPr>
+        <w:t xml:space="preserve">1</w:t>
+      </w:r>
+      <w:r>
+        <w:rPr>
+          <w:rStyle w:val="NormalTok"/>
+        </w:rPr>
+        <w:t xml:space="preserve"> </w:t>
+      </w:r>
+      <w:r>
+        <w:rPr>
+          <w:rStyle w:val="SpecialCharTok"/>
+        </w:rPr>
+        <w:t xml:space="preserve">-</w:t>
+      </w:r>
+      <w:r>
+        <w:rPr>
+          <w:rStyle w:val="NormalTok"/>
+        </w:rPr>
+        <w:t xml:space="preserve"> beta2_ad)</w:t>
+      </w:r>
+      <w:r>
+        <w:br/>
+      </w:r>
+      <w:r>
+        <w:rPr>
+          <w:rStyle w:val="NormalTok"/>
+        </w:rPr>
+        <w:t xml:space="preserve">step_ad </w:t>
+      </w:r>
+      <w:r>
+        <w:rPr>
+          <w:rStyle w:val="OtherTok"/>
+        </w:rPr>
+        <w:t xml:space="preserve">&lt;-</w:t>
+      </w:r>
+      <w:r>
+        <w:rPr>
+          <w:rStyle w:val="NormalTok"/>
+        </w:rPr>
+        <w:t xml:space="preserve"> s_ad </w:t>
+      </w:r>
+      <w:r>
+        <w:rPr>
+          <w:rStyle w:val="SpecialCharTok"/>
+        </w:rPr>
+        <w:t xml:space="preserve">*</w:t>
+      </w:r>
+      <w:r>
+        <w:rPr>
+          <w:rStyle w:val="NormalTok"/>
+        </w:rPr>
+        <w:t xml:space="preserve"> m_hat_ad </w:t>
+      </w:r>
+      <w:r>
+        <w:rPr>
+          <w:rStyle w:val="SpecialCharTok"/>
+        </w:rPr>
+        <w:t xml:space="preserve">/</w:t>
+      </w:r>
+      <w:r>
+        <w:rPr>
+          <w:rStyle w:val="NormalTok"/>
+        </w:rPr>
+        <w:t xml:space="preserve"> (</w:t>
+      </w:r>
+      <w:r>
+        <w:rPr>
+          <w:rStyle w:val="FunctionTok"/>
+        </w:rPr>
+        <w:t xml:space="preserve">sqrt</w:t>
+      </w:r>
+      <w:r>
+        <w:rPr>
+          <w:rStyle w:val="NormalTok"/>
+        </w:rPr>
+        <w:t xml:space="preserve">(u_hat_ad) </w:t>
+      </w:r>
+      <w:r>
+        <w:rPr>
+          <w:rStyle w:val="SpecialCharTok"/>
+        </w:rPr>
+        <w:t xml:space="preserve">+</w:t>
+      </w:r>
+      <w:r>
+        <w:rPr>
+          <w:rStyle w:val="NormalTok"/>
+        </w:rPr>
+        <w:t xml:space="preserve"> eps_ad)</w:t>
+      </w:r>
+      <w:r>
+        <w:br/>
+      </w:r>
+      <w:r>
+        <w:rPr>
+          <w:rStyle w:val="FunctionTok"/>
+        </w:rPr>
+        <w:t xml:space="preserve">round</w:t>
+      </w:r>
+      <w:r>
+        <w:rPr>
+          <w:rStyle w:val="NormalTok"/>
+        </w:rPr>
+        <w:t xml:space="preserve">(step_ad, </w:t>
+      </w:r>
+      <w:r>
+        <w:rPr>
+          <w:rStyle w:val="DecValTok"/>
+        </w:rPr>
+        <w:t xml:space="preserve">4</w:t>
+      </w:r>
+      <w:r>
+        <w:rPr>
+          <w:rStyle w:val="NormalTok"/>
+        </w:rPr>
+        <w:t xml:space="preserve">)</w:t>
+      </w:r>
+      <w:r>
+        <w:br/>
+      </w:r>
+      <w:r>
+        <w:rPr>
+          <w:rStyle w:val="CommentTok"/>
+        </w:rPr>
+        <w:t xml:space="preserve">#&gt; [1] 0.1 0.1</w:t>
+      </w:r>
+    </w:p>
+    <w:p>
+      <w:pPr>
+        <w:pStyle w:val="Heading3"/>
+      </w:pPr>
+      <w:r>
+        <w:t xml:space="preserve">Python</w:t>
+      </w:r>
+    </w:p>
+    <w:p>
+      <w:pPr>
+        <w:pStyle w:val="SourceCode"/>
+      </w:pPr>
+      <w:r>
+        <w:rPr>
+          <w:rStyle w:val="ImportTok"/>
+        </w:rPr>
+        <w:t xml:space="preserve">import</w:t>
+      </w:r>
+      <w:r>
+        <w:rPr>
+          <w:rStyle w:val="NormalTok"/>
+        </w:rPr>
+        <w:t xml:space="preserve"> numpy </w:t>
+      </w:r>
+      <w:r>
+        <w:rPr>
+          <w:rStyle w:val="ImportTok"/>
+        </w:rPr>
+        <w:t xml:space="preserve">as</w:t>
+      </w:r>
+      <w:r>
+        <w:rPr>
+          <w:rStyle w:val="NormalTok"/>
+        </w:rPr>
+        <w:t xml:space="preserve"> np</w:t>
+      </w:r>
+      <w:r>
+        <w:br/>
+      </w:r>
+      <w:r>
+        <w:br/>
+      </w:r>
+      <w:r>
+        <w:rPr>
+          <w:rStyle w:val="NormalTok"/>
+        </w:rPr>
+        <w:t xml:space="preserve">s_ad, beta1_ad, beta2_ad, eps_ad </w:t>
+      </w:r>
+      <w:r>
+        <w:rPr>
+          <w:rStyle w:val="OperatorTok"/>
+        </w:rPr>
+        <w:t xml:space="preserve">=</w:t>
+      </w:r>
+      <w:r>
+        <w:rPr>
+          <w:rStyle w:val="NormalTok"/>
+        </w:rPr>
+        <w:t xml:space="preserve"> </w:t>
+      </w:r>
+      <w:r>
+        <w:rPr>
+          <w:rStyle w:val="FloatTok"/>
+        </w:rPr>
+        <w:t xml:space="preserve">0.1</w:t>
+      </w:r>
+      <w:r>
+        <w:rPr>
+          <w:rStyle w:val="NormalTok"/>
+        </w:rPr>
+        <w:t xml:space="preserve">, </w:t>
+      </w:r>
+      <w:r>
+        <w:rPr>
+          <w:rStyle w:val="FloatTok"/>
+        </w:rPr>
+        <w:t xml:space="preserve">0.9</w:t>
+      </w:r>
+      <w:r>
+        <w:rPr>
+          <w:rStyle w:val="NormalTok"/>
+        </w:rPr>
+        <w:t xml:space="preserve">, </w:t>
+      </w:r>
+      <w:r>
+        <w:rPr>
+          <w:rStyle w:val="FloatTok"/>
+        </w:rPr>
+        <w:t xml:space="preserve">0.999</w:t>
+      </w:r>
+      <w:r>
+        <w:rPr>
+          <w:rStyle w:val="NormalTok"/>
+        </w:rPr>
+        <w:t xml:space="preserve">, </w:t>
+      </w:r>
+      <w:r>
+        <w:rPr>
+          <w:rStyle w:val="FloatTok"/>
+        </w:rPr>
+        <w:t xml:space="preserve">1e-8</w:t>
+      </w:r>
+      <w:r>
+        <w:br/>
+      </w:r>
+      <w:r>
+        <w:rPr>
+          <w:rStyle w:val="NormalTok"/>
+        </w:rPr>
+        <w:t xml:space="preserve">g_ad </w:t>
+      </w:r>
+      <w:r>
+        <w:rPr>
+          <w:rStyle w:val="OperatorTok"/>
+        </w:rPr>
+        <w:t xml:space="preserve">=</w:t>
+      </w:r>
+      <w:r>
+        <w:rPr>
+          <w:rStyle w:val="NormalTok"/>
+        </w:rPr>
+        <w:t xml:space="preserve"> np.array([</w:t>
+      </w:r>
+      <w:r>
+        <w:rPr>
+          <w:rStyle w:val="FloatTok"/>
+        </w:rPr>
+        <w:t xml:space="preserve">2.0</w:t>
+      </w:r>
+      <w:r>
+        <w:rPr>
+          <w:rStyle w:val="NormalTok"/>
+        </w:rPr>
+        <w:t xml:space="preserve">, </w:t>
+      </w:r>
+      <w:r>
+        <w:rPr>
+          <w:rStyle w:val="FloatTok"/>
+        </w:rPr>
+        <w:t xml:space="preserve">2000.0</w:t>
+      </w:r>
+      <w:r>
+        <w:rPr>
+          <w:rStyle w:val="NormalTok"/>
+        </w:rPr>
+        <w:t xml:space="preserve">])</w:t>
+      </w:r>
+      <w:r>
+        <w:br/>
+      </w:r>
+      <w:r>
+        <w:rPr>
+          <w:rStyle w:val="NormalTok"/>
+        </w:rPr>
+        <w:t xml:space="preserve">m_hat_ad </w:t>
+      </w:r>
+      <w:r>
+        <w:rPr>
+          <w:rStyle w:val="OperatorTok"/>
+        </w:rPr>
+        <w:t xml:space="preserve">=</w:t>
+      </w:r>
+      <w:r>
+        <w:rPr>
+          <w:rStyle w:val="NormalTok"/>
+        </w:rPr>
+        <w:t xml:space="preserve"> (</w:t>
+      </w:r>
+      <w:r>
+        <w:rPr>
+          <w:rStyle w:val="DecValTok"/>
+        </w:rPr>
+        <w:t xml:space="preserve">1</w:t>
+      </w:r>
+      <w:r>
+        <w:rPr>
+          <w:rStyle w:val="NormalTok"/>
+        </w:rPr>
+        <w:t xml:space="preserve"> </w:t>
+      </w:r>
+      <w:r>
+        <w:rPr>
+          <w:rStyle w:val="OperatorTok"/>
+        </w:rPr>
+        <w:t xml:space="preserve">-</w:t>
+      </w:r>
+      <w:r>
+        <w:rPr>
+          <w:rStyle w:val="NormalTok"/>
+        </w:rPr>
+        <w:t xml:space="preserve"> beta1_ad) </w:t>
+      </w:r>
+      <w:r>
+        <w:rPr>
+          <w:rStyle w:val="OperatorTok"/>
+        </w:rPr>
+        <w:t xml:space="preserve">*</w:t>
+      </w:r>
+      <w:r>
+        <w:rPr>
+          <w:rStyle w:val="NormalTok"/>
+        </w:rPr>
+        <w:t xml:space="preserve"> g_ad </w:t>
+      </w:r>
+      <w:r>
+        <w:rPr>
+          <w:rStyle w:val="OperatorTok"/>
+        </w:rPr>
+        <w:t xml:space="preserve">/</w:t>
+      </w:r>
+      <w:r>
+        <w:rPr>
+          <w:rStyle w:val="NormalTok"/>
+        </w:rPr>
+        <w:t xml:space="preserve"> (</w:t>
+      </w:r>
+      <w:r>
+        <w:rPr>
+          <w:rStyle w:val="DecValTok"/>
+        </w:rPr>
+        <w:t xml:space="preserve">1</w:t>
+      </w:r>
+      <w:r>
+        <w:rPr>
+          <w:rStyle w:val="NormalTok"/>
+        </w:rPr>
+        <w:t xml:space="preserve"> </w:t>
+      </w:r>
+      <w:r>
+        <w:rPr>
+          <w:rStyle w:val="OperatorTok"/>
+        </w:rPr>
+        <w:t xml:space="preserve">-</w:t>
+      </w:r>
+      <w:r>
+        <w:rPr>
+          <w:rStyle w:val="NormalTok"/>
+        </w:rPr>
+        <w:t xml:space="preserve"> beta1_ad)</w:t>
+      </w:r>
+      <w:r>
+        <w:br/>
+      </w:r>
+      <w:r>
+        <w:rPr>
+          <w:rStyle w:val="NormalTok"/>
+        </w:rPr>
+        <w:t xml:space="preserve">u_hat_ad </w:t>
+      </w:r>
+      <w:r>
+        <w:rPr>
+          <w:rStyle w:val="OperatorTok"/>
+        </w:rPr>
+        <w:t xml:space="preserve">=</w:t>
+      </w:r>
+      <w:r>
+        <w:rPr>
+          <w:rStyle w:val="NormalTok"/>
+        </w:rPr>
+        <w:t xml:space="preserve"> (</w:t>
+      </w:r>
+      <w:r>
+        <w:rPr>
+          <w:rStyle w:val="DecValTok"/>
+        </w:rPr>
+        <w:t xml:space="preserve">1</w:t>
+      </w:r>
+      <w:r>
+        <w:rPr>
+          <w:rStyle w:val="NormalTok"/>
+        </w:rPr>
+        <w:t xml:space="preserve"> </w:t>
+      </w:r>
+      <w:r>
+        <w:rPr>
+          <w:rStyle w:val="OperatorTok"/>
+        </w:rPr>
+        <w:t xml:space="preserve">-</w:t>
+      </w:r>
+      <w:r>
+        <w:rPr>
+          <w:rStyle w:val="NormalTok"/>
+        </w:rPr>
+        <w:t xml:space="preserve"> beta2_ad) </w:t>
+      </w:r>
+      <w:r>
+        <w:rPr>
+          <w:rStyle w:val="OperatorTok"/>
+        </w:rPr>
+        <w:t xml:space="preserve">*</w:t>
+      </w:r>
+      <w:r>
+        <w:rPr>
+          <w:rStyle w:val="NormalTok"/>
+        </w:rPr>
+        <w:t xml:space="preserve"> g_ad </w:t>
+      </w:r>
+      <w:r>
+        <w:rPr>
+          <w:rStyle w:val="OperatorTok"/>
+        </w:rPr>
+        <w:t xml:space="preserve">**</w:t>
+      </w:r>
+      <w:r>
+        <w:rPr>
+          <w:rStyle w:val="NormalTok"/>
+        </w:rPr>
+        <w:t xml:space="preserve"> </w:t>
+      </w:r>
+      <w:r>
+        <w:rPr>
+          <w:rStyle w:val="DecValTok"/>
+        </w:rPr>
+        <w:t xml:space="preserve">2</w:t>
+      </w:r>
+      <w:r>
+        <w:rPr>
+          <w:rStyle w:val="NormalTok"/>
+        </w:rPr>
+        <w:t xml:space="preserve"> </w:t>
+      </w:r>
+      <w:r>
+        <w:rPr>
+          <w:rStyle w:val="OperatorTok"/>
+        </w:rPr>
+        <w:t xml:space="preserve">/</w:t>
+      </w:r>
+      <w:r>
+        <w:rPr>
+          <w:rStyle w:val="NormalTok"/>
+        </w:rPr>
+        <w:t xml:space="preserve"> (</w:t>
+      </w:r>
+      <w:r>
+        <w:rPr>
+          <w:rStyle w:val="DecValTok"/>
+        </w:rPr>
+        <w:t xml:space="preserve">1</w:t>
+      </w:r>
+      <w:r>
+        <w:rPr>
+          <w:rStyle w:val="NormalTok"/>
+        </w:rPr>
+        <w:t xml:space="preserve"> </w:t>
+      </w:r>
+      <w:r>
+        <w:rPr>
+          <w:rStyle w:val="OperatorTok"/>
+        </w:rPr>
+        <w:t xml:space="preserve">-</w:t>
+      </w:r>
+      <w:r>
+        <w:rPr>
+          <w:rStyle w:val="NormalTok"/>
+        </w:rPr>
+        <w:t xml:space="preserve"> beta2_ad)</w:t>
+      </w:r>
+      <w:r>
+        <w:br/>
+      </w:r>
+      <w:r>
+        <w:rPr>
+          <w:rStyle w:val="BuiltInTok"/>
+        </w:rPr>
+        <w:t xml:space="preserve">print</w:t>
+      </w:r>
+      <w:r>
+        <w:rPr>
+          <w:rStyle w:val="NormalTok"/>
+        </w:rPr>
+        <w:t xml:space="preserve">(np.</w:t>
+      </w:r>
+      <w:r>
+        <w:rPr>
+          <w:rStyle w:val="BuiltInTok"/>
+        </w:rPr>
+        <w:t xml:space="preserve">round</w:t>
+      </w:r>
+      <w:r>
+        <w:rPr>
+          <w:rStyle w:val="NormalTok"/>
+        </w:rPr>
+        <w:t xml:space="preserve">(s_ad </w:t>
+      </w:r>
+      <w:r>
+        <w:rPr>
+          <w:rStyle w:val="OperatorTok"/>
+        </w:rPr>
+        <w:t xml:space="preserve">*</w:t>
+      </w:r>
+      <w:r>
+        <w:rPr>
+          <w:rStyle w:val="NormalTok"/>
+        </w:rPr>
+        <w:t xml:space="preserve"> m_hat_ad </w:t>
+      </w:r>
+      <w:r>
+        <w:rPr>
+          <w:rStyle w:val="OperatorTok"/>
+        </w:rPr>
+        <w:t xml:space="preserve">/</w:t>
+      </w:r>
+      <w:r>
+        <w:rPr>
+          <w:rStyle w:val="NormalTok"/>
+        </w:rPr>
+        <w:t xml:space="preserve"> (np.sqrt(u_hat_ad) </w:t>
+      </w:r>
+      <w:r>
+        <w:rPr>
+          <w:rStyle w:val="OperatorTok"/>
+        </w:rPr>
+        <w:t xml:space="preserve">+</w:t>
+      </w:r>
+      <w:r>
+        <w:rPr>
+          <w:rStyle w:val="NormalTok"/>
+        </w:rPr>
+        <w:t xml:space="preserve"> eps_ad), </w:t>
+      </w:r>
+      <w:r>
+        <w:rPr>
+          <w:rStyle w:val="DecValTok"/>
+        </w:rPr>
+        <w:t xml:space="preserve">4</w:t>
+      </w:r>
+      <w:r>
+        <w:rPr>
+          <w:rStyle w:val="NormalTok"/>
+        </w:rPr>
+        <w:t xml:space="preserve">))</w:t>
+      </w:r>
+      <w:r>
+        <w:rPr>
+          <w:rStyle w:val="OperatorTok"/>
+        </w:rPr>
+        <w:t xml:space="preserve">;</w:t>
+      </w:r>
+      <w:r>
+        <w:br/>
+      </w:r>
+      <w:r>
+        <w:rPr>
+          <w:rStyle w:val="CommentTok"/>
+        </w:rPr>
+        <w:t xml:space="preserve">#&gt; [0.1 0.1]</w:t>
+      </w:r>
+    </w:p>
+    <w:p>
+      <w:pPr>
+        <w:pStyle w:val="FirstParagraph"/>
+      </w:pPr>
+      <w:r>
+        <w:t xml:space="preserve">Both first steps have size 0.1,</w:t>
+      </w:r>
+      <w:r>
+        <w:t xml:space="preserve"> </w:t>
+      </w:r>
+      <w:r>
+        <w:t xml:space="preserve">though the gradients differ by a factor of 1000.</w:t>
+      </w:r>
+      <w:r>
+        <w:t xml:space="preserve"> </w:t>
+      </w:r>
+      <w:r>
+        <w:t xml:space="preserve"> </w:t>
+      </w:r>
+      <w:r>
+        <w:t xml:space="preserve">Plain</w:t>
+      </w:r>
+      <w:r>
+        <w:t xml:space="preserve"> </w:t>
+      </w:r>
+      <w:hyperlink w:anchor="def-gradient-descent">
+        <w:r>
+          <w:rPr>
+            <w:rStyle w:val="Hyperlink"/>
+          </w:rPr>
+          <w:t xml:space="preserve">gradient descent</w:t>
+        </w:r>
+      </w:hyperlink>
+      <w:r>
+        <w:t xml:space="preserve"> </w:t>
+      </w:r>
+      <w:r>
+        <w:t xml:space="preserve">would move</w:t>
+      </w:r>
+      <w:r>
+        <w:t xml:space="preserve"> </w:t>
+      </w:r>
+      <m:oMath>
+        <m:r>
+          <m:t>s</m:t>
+        </m:r>
+        <m:r>
+          <m:t> </m:t>
+        </m:r>
+        <m:sSup>
+          <m:e>
+            <m:r>
+              <m:t>g</m:t>
+            </m:r>
+          </m:e>
+          <m:sup>
+            <m:r>
+              <m:rPr>
+                <m:sty m:val="p"/>
+              </m:rPr>
+              <m:t>(</m:t>
+            </m:r>
+            <m:r>
+              <m:t>1</m:t>
+            </m:r>
+            <m:r>
+              <m:rPr>
+                <m:sty m:val="p"/>
+              </m:rPr>
+              <m:t>)</m:t>
+            </m:r>
+          </m:sup>
+        </m:sSup>
+      </m:oMath>
+      <w:r>
+        <w:t xml:space="preserve">, which is</w:t>
+      </w:r>
+      <w:r>
+        <w:t xml:space="preserve"> </w:t>
+      </w:r>
+      <m:oMath>
+        <m:r>
+          <m:t>0.2</m:t>
+        </m:r>
+      </m:oMath>
+      <w:r>
+        <w:t xml:space="preserve"> </w:t>
+      </w:r>
+      <w:r>
+        <w:t xml:space="preserve">and</w:t>
+      </w:r>
+      <w:r>
+        <w:t xml:space="preserve"> </w:t>
+      </w:r>
+      <m:oMath>
+        <m:r>
+          <m:t>200</m:t>
+        </m:r>
+      </m:oMath>
+      <w:r>
+        <w:t xml:space="preserve">.</w:t>
+      </w:r>
+    </w:p>
+    <w:bookmarkEnd w:id="140"/>
+    <w:bookmarkStart w:id="155" w:name="refs"/>
+    <w:bookmarkStart w:id="142" w:name="ref-wikipedia_gradient_descent"/>
     <w:p>
       <w:pPr>
         <w:pStyle w:val="Bibliography"/>
@@ -40478,7 +45296,7 @@
       <w:r>
         <w:t xml:space="preserve"> </w:t>
       </w:r>
-      <w:hyperlink r:id="rId136">
+      <w:hyperlink r:id="rId141">
         <w:r>
           <w:rPr>
             <w:rStyle w:val="Hyperlink"/>
@@ -40487,8 +45305,8 @@
         </w:r>
       </w:hyperlink>
     </w:p>
-    <w:bookmarkEnd w:id="137"/>
-    <w:bookmarkStart w:id="139" w:name="ref-wikipedia_line_search"/>
+    <w:bookmarkEnd w:id="142"/>
+    <w:bookmarkStart w:id="144" w:name="ref-wikipedia_line_search"/>
     <w:p>
       <w:pPr>
         <w:pStyle w:val="Bibliography"/>
@@ -40535,7 +45353,7 @@
       <w:r>
         <w:t xml:space="preserve"> </w:t>
       </w:r>
-      <w:hyperlink r:id="rId138">
+      <w:hyperlink r:id="rId143">
         <w:r>
           <w:rPr>
             <w:rStyle w:val="Hyperlink"/>
@@ -40544,8 +45362,8 @@
         </w:r>
       </w:hyperlink>
     </w:p>
-    <w:bookmarkEnd w:id="139"/>
-    <w:bookmarkStart w:id="141" w:name="ref-wikipedia_rosenbrock_function"/>
+    <w:bookmarkEnd w:id="144"/>
+    <w:bookmarkStart w:id="146" w:name="ref-wikipedia_rosenbrock_function"/>
     <w:p>
       <w:pPr>
         <w:pStyle w:val="Bibliography"/>
@@ -40592,7 +45410,7 @@
       <w:r>
         <w:t xml:space="preserve"> </w:t>
       </w:r>
-      <w:hyperlink r:id="rId140">
+      <w:hyperlink r:id="rId145">
         <w:r>
           <w:rPr>
             <w:rStyle w:val="Hyperlink"/>
@@ -40601,8 +45419,8 @@
         </w:r>
       </w:hyperlink>
     </w:p>
-    <w:bookmarkEnd w:id="141"/>
-    <w:bookmarkStart w:id="143" w:name="ref-wikipedia_attractor"/>
+    <w:bookmarkEnd w:id="146"/>
+    <w:bookmarkStart w:id="148" w:name="ref-wikipedia_attractor"/>
     <w:p>
       <w:pPr>
         <w:pStyle w:val="Bibliography"/>
@@ -40649,7 +45467,7 @@
       <w:r>
         <w:t xml:space="preserve"> </w:t>
       </w:r>
-      <w:hyperlink r:id="rId142">
+      <w:hyperlink r:id="rId147">
         <w:r>
           <w:rPr>
             <w:rStyle w:val="Hyperlink"/>
@@ -40658,8 +45476,8 @@
         </w:r>
       </w:hyperlink>
     </w:p>
-    <w:bookmarkEnd w:id="143"/>
-    <w:bookmarkStart w:id="145" w:name="ref-wikipedia_backtracking_line_search"/>
+    <w:bookmarkEnd w:id="148"/>
+    <w:bookmarkStart w:id="150" w:name="ref-wikipedia_backtracking_line_search"/>
     <w:p>
       <w:pPr>
         <w:pStyle w:val="Bibliography"/>
@@ -40706,7 +45524,7 @@
       <w:r>
         <w:t xml:space="preserve"> </w:t>
       </w:r>
-      <w:hyperlink r:id="rId144">
+      <w:hyperlink r:id="rId149">
         <w:r>
           <w:rPr>
             <w:rStyle w:val="Hyperlink"/>
@@ -40715,9 +45533,124 @@
         </w:r>
       </w:hyperlink>
     </w:p>
-    <w:bookmarkEnd w:id="145"/>
-    <w:bookmarkEnd w:id="146"/>
-    <w:bookmarkEnd w:id="147"/>
+    <w:bookmarkEnd w:id="150"/>
+    <w:bookmarkStart w:id="152" w:name="X8e55780a981ac9929a415a5fde645a6bef5e91a"/>
+    <w:p>
+      <w:pPr>
+        <w:pStyle w:val="Bibliography"/>
+      </w:pPr>
+      <w:r>
+        <w:t xml:space="preserve">[6]</w:t>
+      </w:r>
+      <w:r>
+        <w:t xml:space="preserve"> </w:t>
+      </w:r>
+      <w:r>
+        <w:t xml:space="preserve">	</w:t>
+      </w:r>
+      <w:r>
+        <w:t xml:space="preserve">Wikipedia contributors,</w:t>
+      </w:r>
+      <w:r>
+        <w:t xml:space="preserve"> </w:t>
+      </w:r>
+      <w:r>
+        <w:t xml:space="preserve">“Stochastic gradient descent —</w:t>
+      </w:r>
+      <w:r>
+        <w:t xml:space="preserve"> </w:t>
+      </w:r>
+      <w:r>
+        <w:t xml:space="preserve">Wikipedia</w:t>
+      </w:r>
+      <w:r>
+        <w:t xml:space="preserve">,</w:t>
+      </w:r>
+      <w:r>
+        <w:t xml:space="preserve"> </w:t>
+      </w:r>
+      <w:r>
+        <w:t xml:space="preserve">the free encyclopedia.”</w:t>
+      </w:r>
+      <w:r>
+        <w:t xml:space="preserve"> </w:t>
+      </w:r>
+      <w:r>
+        <w:t xml:space="preserve">2026. Available:</w:t>
+      </w:r>
+      <w:r>
+        <w:t xml:space="preserve"> </w:t>
+      </w:r>
+      <w:hyperlink r:id="rId151">
+        <w:r>
+          <w:rPr>
+            <w:rStyle w:val="Hyperlink"/>
+          </w:rPr>
+          <w:t xml:space="preserve">https://en.wikipedia.org/wiki/Stochastic_gradient_descent</w:t>
+        </w:r>
+      </w:hyperlink>
+    </w:p>
+    <w:bookmarkEnd w:id="152"/>
+    <w:bookmarkStart w:id="154" w:name="ref-kingma2015adam"/>
+    <w:p>
+      <w:pPr>
+        <w:pStyle w:val="Bibliography"/>
+      </w:pPr>
+      <w:r>
+        <w:t xml:space="preserve">[7]</w:t>
+      </w:r>
+      <w:r>
+        <w:t xml:space="preserve"> </w:t>
+      </w:r>
+      <w:r>
+        <w:t xml:space="preserve">	</w:t>
+      </w:r>
+      <w:r>
+        <w:t xml:space="preserve">D. P. Kingma and J. Ba,</w:t>
+      </w:r>
+      <w:r>
+        <w:t xml:space="preserve"> </w:t>
+      </w:r>
+      <w:r>
+        <w:t xml:space="preserve">“Adam: A method for stochastic optimization,”</w:t>
+      </w:r>
+      <w:r>
+        <w:t xml:space="preserve"> </w:t>
+      </w:r>
+      <w:r>
+        <w:t xml:space="preserve">in</w:t>
+      </w:r>
+      <w:r>
+        <w:t xml:space="preserve"> </w:t>
+      </w:r>
+      <w:r>
+        <w:rPr>
+          <w:i/>
+          <w:iCs/>
+        </w:rPr>
+        <w:t xml:space="preserve">3rd international conference on learning representations</w:t>
+      </w:r>
+      <w:r>
+        <w:t xml:space="preserve">, 2015. doi:</w:t>
+      </w:r>
+      <w:r>
+        <w:t xml:space="preserve"> </w:t>
+      </w:r>
+      <w:hyperlink r:id="rId153">
+        <w:r>
+          <w:rPr>
+            <w:rStyle w:val="Hyperlink"/>
+          </w:rPr>
+          <w:t xml:space="preserve">10.48550/arXiv.1412.6980</w:t>
+        </w:r>
+      </w:hyperlink>
+      <w:r>
+        <w:t xml:space="preserve">.</w:t>
+      </w:r>
+    </w:p>
+    <w:bookmarkEnd w:id="154"/>
+    <w:bookmarkEnd w:id="155"/>
+    <w:bookmarkEnd w:id="156"/>
     <w:sectPr>
       <w:footnotePr>
         <w:numRestart w:val="eachSect"/>
